--- a/src/Layers/W1/BaseApp/Inventory/Reports/InventoryOrderDetailsBody.docx
+++ b/src/Layers/W1/BaseApp/Inventory/Reports/InventoryOrderDetailsBody.docx
@@ -7,12 +7,12 @@
         <w:tblStyle w:val="TableGridLight"/>
         <w:tblW w:w="0" w:type="auto"/>
         <w:tblBorders>
-          <w:top w:val="none" w:sz="0" w:space="0" w:color="auto"/>
-          <w:left w:val="none" w:sz="0" w:space="0" w:color="auto"/>
-          <w:bottom w:val="none" w:sz="0" w:space="0" w:color="auto"/>
-          <w:right w:val="none" w:sz="0" w:space="0" w:color="auto"/>
-          <w:insideH w:val="none" w:sz="0" w:space="0" w:color="auto"/>
-          <w:insideV w:val="none" w:sz="0" w:space="0" w:color="auto"/>
+          <w:top w:val="none" w:color="auto" w:sz="0" w:space="0"/>
+          <w:left w:val="none" w:color="auto" w:sz="0" w:space="0"/>
+          <w:bottom w:val="none" w:color="auto" w:sz="0" w:space="0"/>
+          <w:right w:val="none" w:color="auto" w:sz="0" w:space="0"/>
+          <w:insideH w:val="none" w:color="auto" w:sz="0" w:space="0"/>
+          <w:insideV w:val="none" w:color="auto" w:sz="0" w:space="0"/>
         </w:tblBorders>
         <w:tblCellMar>
           <w:left w:w="0" w:type="dxa"/>
@@ -35,7 +35,7 @@
             <w:placeholder>
               <w:docPart w:val="DefaultPlaceholder_-1854013440"/>
             </w:placeholder>
-            <w:dataBinding w:prefixMappings="&lt;xmlns:ns0='urn:microsoft-dynamics-nav/reports/Inventory_Order_Details/708/' " w:xpath="/ns0:NavWordReportXmlPart[1]/ns0:Item[1]/ns0:ItemTableCaptItemFilter[1]" w:storeItemID="{BD0AD12E-8658-489D-9919-DB6A9B0BB85F}"/>
+            <w:dataBinding w:prefixMappings="xmlns:ns0='urn:microsoft-dynamics-nav/reports/Inventory_Order_Details/708/'" w:xpath="/ns0:NavWordReportXmlPart[1]/ns0:Item[1]/ns0:ItemTableCaptItemFilter[1]" w:storeItemID="{BD0AD12E-8658-489D-9919-DB6A9B0BB85F}"/>
             <w15:color w:val="808080"/>
             <w:text/>
           </w:sdtPr>
@@ -70,7 +70,7 @@
             <w:placeholder>
               <w:docPart w:val="DefaultPlaceholder_-1854013440"/>
             </w:placeholder>
-            <w:dataBinding w:prefixMappings="&lt;xmlns:ns0='urn:microsoft-dynamics-nav/reports/Inventory_Order_Details/708/' " w:xpath="/ns0:NavWordReportXmlPart[1]/ns0:Item[1]/ns0:StrSbStNoSalOdrLnSalLnFlt[1]" w:storeItemID="{BD0AD12E-8658-489D-9919-DB6A9B0BB85F}"/>
+            <w:dataBinding w:prefixMappings="xmlns:ns0='urn:microsoft-dynamics-nav/reports/Inventory_Order_Details/708/'" w:xpath="/ns0:NavWordReportXmlPart[1]/ns0:Item[1]/ns0:StrSbStNoSalOdrLnSalLnFlt[1]" w:storeItemID="{BD0AD12E-8658-489D-9919-DB6A9B0BB85F}"/>
             <w15:color w:val="808080"/>
             <w:text/>
           </w:sdtPr>
@@ -126,7 +126,7 @@
             <w:placeholder>
               <w:docPart w:val="2FE1E7DBE28A4E8D9A02605FFECD4D78"/>
             </w:placeholder>
-            <w:dataBinding w:prefixMappings="&lt;xmlns:ns0='urn:microsoft-dynamics-nav/reports/Inventory_Order_Details/708/' " w:xpath="/ns0:NavWordReportXmlPart[1]/ns0:Labels[1]/ns0:SalesLineDocumentNoCaption[1]" w:storeItemID="{00000000-0000-0000-0000-000000000000}"/>
+            <w:dataBinding w:prefixMappings="xmlns:ns0='urn:microsoft-dynamics-nav/reports/Inventory_Order_Details/708/'" w:xpath="/ns0:NavWordReportXmlPart[1]/ns0:Labels[1]/ns0:SalesLineDocumentNoCaption[1]" w:storeItemID="{BD0AD12E-8658-489D-9919-DB6A9B0BB85F}"/>
             <w15:color w:val="808080"/>
             <w:text/>
           </w:sdtPr>
@@ -157,7 +157,7 @@
             <w:placeholder>
               <w:docPart w:val="EE5BEDE9772E4D3D9243CABB91DA4ACF"/>
             </w:placeholder>
-            <w:dataBinding w:prefixMappings="&lt;xmlns:ns0='urn:microsoft-dynamics-nav/reports/Inventory_Order_Details/708/' " w:xpath="/ns0:NavWordReportXmlPart[1]/ns0:Labels[1]/ns0:SalesHeaderBilltoNameCaption[1]" w:storeItemID="{00000000-0000-0000-0000-000000000000}"/>
+            <w:dataBinding w:prefixMappings="xmlns:ns0='urn:microsoft-dynamics-nav/reports/Inventory_Order_Details/708/'" w:xpath="/ns0:NavWordReportXmlPart[1]/ns0:Labels[1]/ns0:SalesHeaderBilltoNameCaption[1]" w:storeItemID="{BD0AD12E-8658-489D-9919-DB6A9B0BB85F}"/>
             <w15:color w:val="808080"/>
             <w:text/>
           </w:sdtPr>
@@ -188,7 +188,7 @@
             <w:placeholder>
               <w:docPart w:val="8F76A981C07A438EBC817642841EAE02"/>
             </w:placeholder>
-            <w:dataBinding w:prefixMappings="&lt;xmlns:ns0='urn:microsoft-dynamics-nav/reports/Inventory_Order_Details/708/' " w:xpath="/ns0:NavWordReportXmlPart[1]/ns0:Labels[1]/ns0:ShipmentDateLabel[1]" w:storeItemID="{00000000-0000-0000-0000-000000000000}"/>
+            <w:dataBinding w:prefixMappings="xmlns:ns0='urn:microsoft-dynamics-nav/reports/Inventory_Order_Details/708/'" w:xpath="/ns0:NavWordReportXmlPart[1]/ns0:Labels[1]/ns0:ShipmentDateLabel[1]" w:storeItemID="{BD0AD12E-8658-489D-9919-DB6A9B0BB85F}"/>
             <w15:color w:val="808080"/>
             <w:text/>
           </w:sdtPr>
@@ -220,7 +220,7 @@
             <w:placeholder>
               <w:docPart w:val="869C3AFCEC044BAC9E417B743AF74953"/>
             </w:placeholder>
-            <w:dataBinding w:prefixMappings="&lt;xmlns:ns0='urn:microsoft-dynamics-nav/reports/Inventory_Order_Details/708/' " w:xpath="/ns0:NavWordReportXmlPart[1]/ns0:Labels[1]/ns0:Quantity_SalesLineCaption[1]" w:storeItemID="{00000000-0000-0000-0000-000000000000}"/>
+            <w:dataBinding w:prefixMappings="xmlns:ns0='urn:microsoft-dynamics-nav/reports/Inventory_Order_Details/708/'" w:xpath="/ns0:NavWordReportXmlPart[1]/ns0:Labels[1]/ns0:Quantity_SalesLineCaption[1]" w:storeItemID="{BD0AD12E-8658-489D-9919-DB6A9B0BB85F}"/>
             <w15:color w:val="808080"/>
             <w:text/>
           </w:sdtPr>
@@ -252,7 +252,7 @@
             <w:placeholder>
               <w:docPart w:val="815CCABD3D6542188ACD3611B2E571CA"/>
             </w:placeholder>
-            <w:dataBinding w:prefixMappings="&lt;xmlns:ns0='urn:microsoft-dynamics-nav/reports/Inventory_Order_Details/708/' " w:xpath="/ns0:NavWordReportXmlPart[1]/ns0:Labels[1]/ns0:OutstandingQty_SalesLineCaption[1]" w:storeItemID="{00000000-0000-0000-0000-000000000000}"/>
+            <w:dataBinding w:prefixMappings="xmlns:ns0='urn:microsoft-dynamics-nav/reports/Inventory_Order_Details/708/'" w:xpath="/ns0:NavWordReportXmlPart[1]/ns0:Labels[1]/ns0:OutstandingQty_SalesLineCaption[1]" w:storeItemID="{BD0AD12E-8658-489D-9919-DB6A9B0BB85F}"/>
             <w15:color w:val="808080"/>
             <w:text/>
           </w:sdtPr>
@@ -284,7 +284,7 @@
             <w:placeholder>
               <w:docPart w:val="0EF0F2CCBEB84094ABE44820C04EF326"/>
             </w:placeholder>
-            <w:dataBinding w:prefixMappings="&lt;xmlns:ns0='urn:microsoft-dynamics-nav/reports/Inventory_Order_Details/708/' " w:xpath="/ns0:NavWordReportXmlPart[1]/ns0:Labels[1]/ns0:BackOrderQtyLabel[1]" w:storeItemID="{00000000-0000-0000-0000-000000000000}"/>
+            <w:dataBinding w:prefixMappings="xmlns:ns0='urn:microsoft-dynamics-nav/reports/Inventory_Order_Details/708/'" w:xpath="/ns0:NavWordReportXmlPart[1]/ns0:Labels[1]/ns0:BackOrderQtyLabel[1]" w:storeItemID="{BD0AD12E-8658-489D-9919-DB6A9B0BB85F}"/>
             <w15:color w:val="808080"/>
             <w:text/>
           </w:sdtPr>
@@ -316,7 +316,7 @@
             <w:placeholder>
               <w:docPart w:val="EF09299251A34A5FA525051C163015A3"/>
             </w:placeholder>
-            <w:dataBinding w:prefixMappings="&lt;xmlns:ns0='urn:microsoft-dynamics-nav/reports/Inventory_Order_Details/708/' " w:xpath="/ns0:NavWordReportXmlPart[1]/ns0:Labels[1]/ns0:SalesLineUnitPriceCaption[1]" w:storeItemID="{00000000-0000-0000-0000-000000000000}"/>
+            <w:dataBinding w:prefixMappings="xmlns:ns0='urn:microsoft-dynamics-nav/reports/Inventory_Order_Details/708/'" w:xpath="/ns0:NavWordReportXmlPart[1]/ns0:Labels[1]/ns0:SalesLineUnitPriceCaption[1]" w:storeItemID="{BD0AD12E-8658-489D-9919-DB6A9B0BB85F}"/>
             <w15:color w:val="808080"/>
             <w:text/>
           </w:sdtPr>
@@ -348,7 +348,7 @@
             <w:placeholder>
               <w:docPart w:val="C04621805D834167913DFDE84E972868"/>
             </w:placeholder>
-            <w:dataBinding w:prefixMappings="&lt;xmlns:ns0='urn:microsoft-dynamics-nav/reports/Inventory_Order_Details/708/' " w:xpath="/ns0:NavWordReportXmlPart[1]/ns0:Labels[1]/ns0:SalesLineLineDiscountCaption[1]" w:storeItemID="{00000000-0000-0000-0000-000000000000}"/>
+            <w:dataBinding w:prefixMappings="xmlns:ns0='urn:microsoft-dynamics-nav/reports/Inventory_Order_Details/708/'" w:xpath="/ns0:NavWordReportXmlPart[1]/ns0:Labels[1]/ns0:SalesLineLineDiscountCaption[1]" w:storeItemID="{BD0AD12E-8658-489D-9919-DB6A9B0BB85F}"/>
             <w15:color w:val="808080"/>
             <w:text/>
           </w:sdtPr>
@@ -380,7 +380,7 @@
             <w:placeholder>
               <w:docPart w:val="AA401204244F4B1799F50625725643AF"/>
             </w:placeholder>
-            <w:dataBinding w:prefixMappings="&lt;xmlns:ns0='urn:microsoft-dynamics-nav/reports/Inventory_Order_Details/708/' " w:xpath="/ns0:NavWordReportXmlPart[1]/ns0:Labels[1]/ns0:InvDiscountAmt_SalesLineCaption[1]" w:storeItemID="{00000000-0000-0000-0000-000000000000}"/>
+            <w:dataBinding w:prefixMappings="xmlns:ns0='urn:microsoft-dynamics-nav/reports/Inventory_Order_Details/708/'" w:xpath="/ns0:NavWordReportXmlPart[1]/ns0:Labels[1]/ns0:InvDiscountAmt_SalesLineCaption[1]" w:storeItemID="{BD0AD12E-8658-489D-9919-DB6A9B0BB85F}"/>
             <w15:color w:val="808080"/>
             <w:text/>
           </w:sdtPr>
@@ -412,7 +412,7 @@
             <w:placeholder>
               <w:docPart w:val="48A3ACF6A5B749C9A394ED05DCCAA08E"/>
             </w:placeholder>
-            <w:dataBinding w:prefixMappings="&lt;xmlns:ns0='urn:microsoft-dynamics-nav/reports/Inventory_Order_Details/708/' " w:xpath="/ns0:NavWordReportXmlPart[1]/ns0:Labels[1]/ns0:OutstandingAmt1_SalesLineCaption[1]" w:storeItemID="{00000000-0000-0000-0000-000000000000}"/>
+            <w:dataBinding w:prefixMappings="xmlns:ns0='urn:microsoft-dynamics-nav/reports/Inventory_Order_Details/708/'" w:xpath="/ns0:NavWordReportXmlPart[1]/ns0:Labels[1]/ns0:OutstandingAmt1_SalesLineCaption[1]" w:storeItemID="{BD0AD12E-8658-489D-9919-DB6A9B0BB85F}"/>
             <w15:color w:val="808080"/>
             <w:text/>
           </w:sdtPr>
@@ -447,15 +447,13 @@
           <w:placeholder>
             <w:docPart w:val="864D086858DC404DB41CF521AA61B788"/>
           </w:placeholder>
-          <w15:dataBinding w:prefixMappings="&lt;xmlns:ns0='urn:microsoft-dynamics-nav/reports/Inventory_Order_Details/708/' " w:xpath="/ns0:NavWordReportXmlPart[1]/ns0:Item" w:storeItemID="{00000000-0000-0000-0000-000000000000}"/>
+          <w15:dataBinding w:prefixMappings="xmlns:ns0='urn:microsoft-dynamics-nav/reports/Inventory_Order_Details/708/' " w:xpath="/ns0:NavWordReportXmlPart[1]/ns0:Item" w:storeItemID="{BD0AD12E-8658-489D-9919-DB6A9B0BB85F}"/>
           <w15:color w:val="808080"/>
           <w15:repeatingSection/>
         </w:sdtPr>
         <w:sdtEndPr>
           <w:rPr>
             <w:rFonts w:cstheme="minorBidi"/>
-            <w:b/>
-            <w:bCs/>
           </w:rPr>
         </w:sdtEndPr>
         <w:sdtContent>
@@ -472,8 +470,6 @@
             <w:sdtEndPr>
               <w:rPr>
                 <w:rFonts w:cstheme="minorBidi"/>
-                <w:b/>
-                <w:bCs/>
               </w:rPr>
             </w:sdtEndPr>
             <w:sdtContent>
@@ -506,7 +502,7 @@
                         <w:placeholder>
                           <w:docPart w:val="90FFBB3246F3494D959B67CF2DD2EC46"/>
                         </w:placeholder>
-                        <w:dataBinding w:prefixMappings="&lt;xmlns:ns0='urn:microsoft-dynamics-nav/reports/Inventory_Order_Details/708/' " w:xpath="/ns0:NavWordReportXmlPart[1]/ns0:Item[1]/ns0:No_Item[1]" w:storeItemID="{00000000-0000-0000-0000-000000000000}"/>
+                        <w:dataBinding w:prefixMappings="xmlns:ns0='urn:microsoft-dynamics-nav/reports/Inventory_Order_Details/708/'" w:xpath="/ns0:NavWordReportXmlPart[1]/ns0:Item[1]/ns0:No_Item[1]" w:storeItemID="{BD0AD12E-8658-489D-9919-DB6A9B0BB85F}"/>
                         <w15:color w:val="808080"/>
                         <w:text/>
                       </w:sdtPr>
@@ -538,7 +534,7 @@
                     <w:placeholder>
                       <w:docPart w:val="655EC4BE13CC4F8AA72A3D4BC4711517"/>
                     </w:placeholder>
-                    <w:dataBinding w:prefixMappings="&lt;xmlns:ns0='urn:microsoft-dynamics-nav/reports/Inventory_Order_Details/708/' " w:xpath="/ns0:NavWordReportXmlPart[1]/ns0:Item[1]/ns0:Description_Item[1]" w:storeItemID="{00000000-0000-0000-0000-000000000000}"/>
+                    <w:dataBinding w:prefixMappings="xmlns:ns0='urn:microsoft-dynamics-nav/reports/Inventory_Order_Details/708/'" w:xpath="/ns0:NavWordReportXmlPart[1]/ns0:Item[1]/ns0:Description_Item[1]" w:storeItemID="{BD0AD12E-8658-489D-9919-DB6A9B0BB85F}"/>
                     <w15:color w:val="808080"/>
                     <w:text/>
                   </w:sdtPr>
@@ -550,8 +546,6 @@
                       </w:tcPr>
                       <w:p>
                         <w:pPr>
-                          <w:keepNext/>
-                          <w:spacing w:before="360" w:after="80"/>
                           <w:rPr>
                             <w:rFonts w:cstheme="minorHAnsi"/>
                           </w:rPr>
@@ -612,7 +606,7 @@
                         <w:placeholder>
                           <w:docPart w:val="A431D8AEF44E403C95551614823D64F9"/>
                         </w:placeholder>
-                        <w15:dataBinding w:prefixMappings="&lt;xmlns:ns0='urn:microsoft-dynamics-nav/reports/Inventory_Order_Details/708/' " w:xpath="/ns0:NavWordReportXmlPart[1]/ns0:Item[1]/ns0:Sales_Line" w:storeItemID="{00000000-0000-0000-0000-000000000000}"/>
+                        <w15:dataBinding w:prefixMappings="xmlns:ns0='urn:microsoft-dynamics-nav/reports/Inventory_Order_Details/708/' " w:xpath="/ns0:NavWordReportXmlPart[1]/ns0:Item[1]/ns0:Sales_Line" w:storeItemID="{BD0AD12E-8658-489D-9919-DB6A9B0BB85F}"/>
                         <w15:color w:val="808080"/>
                         <w15:repeatingSection/>
                       </w:sdtPr>
@@ -650,7 +644,7 @@
                                       <w:placeholder>
                                         <w:docPart w:val="26424A0B3206406BBAE8CEF6ED609EB8"/>
                                       </w:placeholder>
-                                      <w:dataBinding w:prefixMappings="&lt;xmlns:ns0='urn:microsoft-dynamics-nav/reports/Inventory_Order_Details/708/' " w:xpath="/ns0:NavWordReportXmlPart[1]/ns0:Item[1]/ns0:Sales_Line[1]/ns0:SalesLineDocumentNo[1]" w:storeItemID="{00000000-0000-0000-0000-000000000000}"/>
+                                      <w:dataBinding w:prefixMappings="xmlns:ns0='urn:microsoft-dynamics-nav/reports/Inventory_Order_Details/708/'" w:xpath="/ns0:NavWordReportXmlPart[1]/ns0:Item[1]/ns0:Sales_Line[1]/ns0:SalesLineDocumentNo[1]" w:storeItemID="{BD0AD12E-8658-489D-9919-DB6A9B0BB85F}"/>
                                       <w15:color w:val="808080"/>
                                       <w:text/>
                                     </w:sdtPr>
@@ -675,7 +669,7 @@
                                   <w:placeholder>
                                     <w:docPart w:val="87C40E88C3ED4F7396B9CE734D8B8244"/>
                                   </w:placeholder>
-                                  <w:dataBinding w:prefixMappings="&lt;xmlns:ns0='urn:microsoft-dynamics-nav/reports/Inventory_Order_Details/708/' " w:xpath="/ns0:NavWordReportXmlPart[1]/ns0:Item[1]/ns0:Sales_Line[1]/ns0:SalesHeaderBilltoName[1]" w:storeItemID="{00000000-0000-0000-0000-000000000000}"/>
+                                  <w:dataBinding w:prefixMappings="xmlns:ns0='urn:microsoft-dynamics-nav/reports/Inventory_Order_Details/708/'" w:xpath="/ns0:NavWordReportXmlPart[1]/ns0:Item[1]/ns0:Sales_Line[1]/ns0:SalesHeaderBilltoName[1]" w:storeItemID="{BD0AD12E-8658-489D-9919-DB6A9B0BB85F}"/>
                                   <w15:color w:val="808080"/>
                                   <w:text/>
                                 </w:sdtPr>
@@ -685,10 +679,6 @@
                                       <w:tcW w:w="827" w:type="pct"/>
                                     </w:tcPr>
                                     <w:p>
-                                      <w:pPr>
-                                        <w:keepNext/>
-                                        <w:spacing w:before="20" w:after="20"/>
-                                      </w:pPr>
                                       <w:proofErr w:type="spellStart"/>
                                       <w:r>
                                         <w:t>SalesHeaderBilltoName</w:t>
@@ -706,7 +696,7 @@
                                   <w:placeholder>
                                     <w:docPart w:val="74B1B063A19F4C399073BA15241636CE"/>
                                   </w:placeholder>
-                                  <w:dataBinding w:prefixMappings="&lt;xmlns:ns0='urn:microsoft-dynamics-nav/reports/Inventory_Order_Details/708/' " w:xpath="/ns0:NavWordReportXmlPart[1]/ns0:Item[1]/ns0:Sales_Line[1]/ns0:ShipmentDate_SalesLine[1]" w:storeItemID="{00000000-0000-0000-0000-000000000000}"/>
+                                  <w:dataBinding w:prefixMappings="xmlns:ns0='urn:microsoft-dynamics-nav/reports/Inventory_Order_Details/708/'" w:xpath="/ns0:NavWordReportXmlPart[1]/ns0:Item[1]/ns0:Sales_Line[1]/ns0:ShipmentDate_SalesLine[1]" w:storeItemID="{BD0AD12E-8658-489D-9919-DB6A9B0BB85F}"/>
                                   <w15:color w:val="808080"/>
                                   <w:text/>
                                 </w:sdtPr>
@@ -717,8 +707,6 @@
                                     </w:tcPr>
                                     <w:p>
                                       <w:pPr>
-                                        <w:keepNext/>
-                                        <w:spacing w:before="20" w:after="20"/>
                                         <w:jc w:val="right"/>
                                       </w:pPr>
                                       <w:proofErr w:type="spellStart"/>
@@ -738,7 +726,7 @@
                                   <w:placeholder>
                                     <w:docPart w:val="898A78423E094227B360A760879108E2"/>
                                   </w:placeholder>
-                                  <w:dataBinding w:prefixMappings="&lt;xmlns:ns0='urn:microsoft-dynamics-nav/reports/Inventory_Order_Details/708/' " w:xpath="/ns0:NavWordReportXmlPart[1]/ns0:Item[1]/ns0:Sales_Line[1]/ns0:Quantity_SalesLine[1]" w:storeItemID="{00000000-0000-0000-0000-000000000000}"/>
+                                  <w:dataBinding w:prefixMappings="xmlns:ns0='urn:microsoft-dynamics-nav/reports/Inventory_Order_Details/708/'" w:xpath="/ns0:NavWordReportXmlPart[1]/ns0:Item[1]/ns0:Sales_Line[1]/ns0:Quantity_SalesLine[1]" w:storeItemID="{BD0AD12E-8658-489D-9919-DB6A9B0BB85F}"/>
                                   <w15:color w:val="808080"/>
                                   <w:text/>
                                 </w:sdtPr>
@@ -750,11 +738,6 @@
                                     <w:p>
                                       <w:pPr>
                                         <w:pStyle w:val="BCNumber"/>
-                                        <w:keepNext/>
-                                        <w:tabs>
-                                          <w:tab w:val="left" w:pos="1169"/>
-                                        </w:tabs>
-                                        <w:spacing w:before="20" w:after="20"/>
                                         <w:jc w:val="right"/>
                                       </w:pPr>
                                       <w:proofErr w:type="spellStart"/>
@@ -774,7 +757,7 @@
                                   <w:placeholder>
                                     <w:docPart w:val="53D2AACE8C79412488A6EB195DAD9C04"/>
                                   </w:placeholder>
-                                  <w:dataBinding w:prefixMappings="&lt;xmlns:ns0='urn:microsoft-dynamics-nav/reports/Inventory_Order_Details/708/' " w:xpath="/ns0:NavWordReportXmlPart[1]/ns0:Item[1]/ns0:Sales_Line[1]/ns0:OutstandingQty_SalesLine[1]" w:storeItemID="{00000000-0000-0000-0000-000000000000}"/>
+                                  <w:dataBinding w:prefixMappings="xmlns:ns0='urn:microsoft-dynamics-nav/reports/Inventory_Order_Details/708/'" w:xpath="/ns0:NavWordReportXmlPart[1]/ns0:Item[1]/ns0:Sales_Line[1]/ns0:OutstandingQty_SalesLine[1]" w:storeItemID="{BD0AD12E-8658-489D-9919-DB6A9B0BB85F}"/>
                                   <w15:color w:val="808080"/>
                                   <w:text/>
                                 </w:sdtPr>
@@ -786,8 +769,6 @@
                                     <w:p>
                                       <w:pPr>
                                         <w:pStyle w:val="BCNumber"/>
-                                        <w:keepNext/>
-                                        <w:spacing w:before="20" w:after="20"/>
                                         <w:jc w:val="right"/>
                                       </w:pPr>
                                       <w:proofErr w:type="spellStart"/>
@@ -807,7 +788,7 @@
                                   <w:placeholder>
                                     <w:docPart w:val="79CF8EBF19A84204992A55A6691B7203"/>
                                   </w:placeholder>
-                                  <w:dataBinding w:prefixMappings="&lt;xmlns:ns0='urn:microsoft-dynamics-nav/reports/Inventory_Order_Details/708/' " w:xpath="/ns0:NavWordReportXmlPart[1]/ns0:Item[1]/ns0:Sales_Line[1]/ns0:BackOrderQty[1]" w:storeItemID="{00000000-0000-0000-0000-000000000000}"/>
+                                  <w:dataBinding w:prefixMappings="xmlns:ns0='urn:microsoft-dynamics-nav/reports/Inventory_Order_Details/708/'" w:xpath="/ns0:NavWordReportXmlPart[1]/ns0:Item[1]/ns0:Sales_Line[1]/ns0:BackOrderQty[1]" w:storeItemID="{BD0AD12E-8658-489D-9919-DB6A9B0BB85F}"/>
                                   <w15:color w:val="808080"/>
                                   <w:text/>
                                 </w:sdtPr>
@@ -819,8 +800,6 @@
                                     <w:p>
                                       <w:pPr>
                                         <w:pStyle w:val="BCNumber"/>
-                                        <w:keepNext/>
-                                        <w:spacing w:before="20" w:after="20"/>
                                         <w:jc w:val="right"/>
                                       </w:pPr>
                                       <w:proofErr w:type="spellStart"/>
@@ -840,7 +819,7 @@
                                   <w:placeholder>
                                     <w:docPart w:val="94DF3C38AE5343D39AF723ADB59007A9"/>
                                   </w:placeholder>
-                                  <w:dataBinding w:prefixMappings="&lt;xmlns:ns0='urn:microsoft-dynamics-nav/reports/Inventory_Order_Details/708/' " w:xpath="/ns0:NavWordReportXmlPart[1]/ns0:Item[1]/ns0:Sales_Line[1]/ns0:SalesLineUnitPrice[1]" w:storeItemID="{00000000-0000-0000-0000-000000000000}"/>
+                                  <w:dataBinding w:prefixMappings="xmlns:ns0='urn:microsoft-dynamics-nav/reports/Inventory_Order_Details/708/'" w:xpath="/ns0:NavWordReportXmlPart[1]/ns0:Item[1]/ns0:Sales_Line[1]/ns0:SalesLineUnitPrice[1]" w:storeItemID="{BD0AD12E-8658-489D-9919-DB6A9B0BB85F}"/>
                                   <w15:color w:val="808080"/>
                                   <w:text/>
                                 </w:sdtPr>
@@ -852,8 +831,6 @@
                                     <w:p>
                                       <w:pPr>
                                         <w:pStyle w:val="BCNumber"/>
-                                        <w:keepNext/>
-                                        <w:spacing w:before="20" w:after="20"/>
                                         <w:jc w:val="right"/>
                                       </w:pPr>
                                       <w:proofErr w:type="spellStart"/>
@@ -873,7 +850,7 @@
                                   <w:placeholder>
                                     <w:docPart w:val="83347B08555348CF8EA87ECA73A2CCA7"/>
                                   </w:placeholder>
-                                  <w:dataBinding w:prefixMappings="&lt;xmlns:ns0='urn:microsoft-dynamics-nav/reports/Inventory_Order_Details/708/' " w:xpath="/ns0:NavWordReportXmlPart[1]/ns0:Item[1]/ns0:Sales_Line[1]/ns0:SalesLineLineDiscount[1]" w:storeItemID="{00000000-0000-0000-0000-000000000000}"/>
+                                  <w:dataBinding w:prefixMappings="xmlns:ns0='urn:microsoft-dynamics-nav/reports/Inventory_Order_Details/708/'" w:xpath="/ns0:NavWordReportXmlPart[1]/ns0:Item[1]/ns0:Sales_Line[1]/ns0:SalesLineLineDiscount[1]" w:storeItemID="{BD0AD12E-8658-489D-9919-DB6A9B0BB85F}"/>
                                   <w15:color w:val="808080"/>
                                   <w:text/>
                                 </w:sdtPr>
@@ -885,8 +862,6 @@
                                     <w:p>
                                       <w:pPr>
                                         <w:pStyle w:val="BCNumber"/>
-                                        <w:keepNext/>
-                                        <w:spacing w:before="20" w:after="20"/>
                                         <w:jc w:val="right"/>
                                       </w:pPr>
                                       <w:proofErr w:type="spellStart"/>
@@ -906,7 +881,7 @@
                                   <w:placeholder>
                                     <w:docPart w:val="BFDE1786E5AF429480DA160151C3CC27"/>
                                   </w:placeholder>
-                                  <w:dataBinding w:prefixMappings="&lt;xmlns:ns0='urn:microsoft-dynamics-nav/reports/Inventory_Order_Details/708/' " w:xpath="/ns0:NavWordReportXmlPart[1]/ns0:Item[1]/ns0:Sales_Line[1]/ns0:InvDiscountAmt_SalesLine[1]" w:storeItemID="{00000000-0000-0000-0000-000000000000}"/>
+                                  <w:dataBinding w:prefixMappings="xmlns:ns0='urn:microsoft-dynamics-nav/reports/Inventory_Order_Details/708/'" w:xpath="/ns0:NavWordReportXmlPart[1]/ns0:Item[1]/ns0:Sales_Line[1]/ns0:InvDiscountAmt_SalesLine[1]" w:storeItemID="{BD0AD12E-8658-489D-9919-DB6A9B0BB85F}"/>
                                   <w15:color w:val="808080"/>
                                   <w:text/>
                                 </w:sdtPr>
@@ -918,9 +893,6 @@
                                     <w:p>
                                       <w:pPr>
                                         <w:pStyle w:val="BCNumber"/>
-                                        <w:keepNext/>
-                                        <w:spacing w:before="20" w:after="20"/>
-                                        <w:ind w:hanging="337"/>
                                         <w:jc w:val="right"/>
                                       </w:pPr>
                                       <w:proofErr w:type="spellStart"/>
@@ -951,7 +923,7 @@
                                       <w:placeholder>
                                         <w:docPart w:val="9F7FA6372E734447B8223E3A7BEC74F2"/>
                                       </w:placeholder>
-                                      <w:dataBinding w:prefixMappings="&lt;xmlns:ns0='urn:microsoft-dynamics-nav/reports/Inventory_Order_Details/708/' " w:xpath="/ns0:NavWordReportXmlPart[1]/ns0:Item[1]/ns0:Sales_Line[1]/ns0:OutstandingAmt1_SalesLine[1]" w:storeItemID="{00000000-0000-0000-0000-000000000000}"/>
+                                      <w:dataBinding w:prefixMappings="xmlns:ns0='urn:microsoft-dynamics-nav/reports/Inventory_Order_Details/708/'" w:xpath="/ns0:NavWordReportXmlPart[1]/ns0:Item[1]/ns0:Sales_Line[1]/ns0:OutstandingAmt1_SalesLine[1]" w:storeItemID="{BD0AD12E-8658-489D-9919-DB6A9B0BB85F}"/>
                                       <w15:color w:val="808080"/>
                                       <w:text/>
                                     </w:sdtPr>
@@ -984,6 +956,7 @@
                 <w:tc>
                   <w:tcPr>
                     <w:tcW w:w="408" w:type="pct"/>
+                    <w:vAlign w:val="top"/>
                   </w:tcPr>
                   <w:p>
                     <w:pPr>
@@ -996,17 +969,13 @@
                 </w:tc>
                 <w:sdt>
                   <w:sdtPr>
-                    <w:rPr>
-                      <w:b/>
-                      <w:bCs/>
-                    </w:rPr>
                     <w:alias w:val="Description_Item"/>
                     <w:tag w:val="#BC:InsertDataItem,DataItems/Item/Description_Item"/>
                     <w:id w:val="1690488786"/>
                     <w:placeholder>
                       <w:docPart w:val="70133AD24F3641B783EBB2AFD6A5884A"/>
                     </w:placeholder>
-                    <w:dataBinding w:prefixMappings="&lt;xmlns:ns0='urn:microsoft-dynamics-nav/reports/Inventory_Order_Details/708/' " w:xpath="/ns0:NavWordReportXmlPart[1]/ns0:Item[1]/ns0:Description_Item[1]" w:storeItemID="{00000000-0000-0000-0000-000000000000}"/>
+                    <w:dataBinding w:prefixMappings="xmlns:ns0='urn:microsoft-dynamics-nav/reports/Inventory_Order_Details/708/'" w:xpath="/ns0:NavWordReportXmlPart[1]/ns0:Item[1]/ns0:Description_Item[1]" w:storeItemID="{BD0AD12E-8658-489D-9919-DB6A9B0BB85F}"/>
                     <w15:color w:val="808080"/>
                     <w:text/>
                   </w:sdtPr>
@@ -1015,21 +984,14 @@
                       <w:tcPr>
                         <w:tcW w:w="1694" w:type="pct"/>
                         <w:gridSpan w:val="3"/>
+                        <w:vAlign w:val="top"/>
                       </w:tcPr>
                       <w:p>
                         <w:pPr>
-                          <w:spacing w:before="120"/>
-                          <w:rPr>
-                            <w:b/>
-                            <w:bCs/>
-                          </w:rPr>
+                          <w:pStyle w:val="BCNumber"/>
                         </w:pPr>
                         <w:proofErr w:type="spellStart"/>
                         <w:r>
-                          <w:rPr>
-                            <w:b/>
-                            <w:bCs/>
-                          </w:rPr>
                           <w:t>Description_Item</w:t>
                         </w:r>
                         <w:proofErr w:type="spellEnd"/>
@@ -1049,7 +1011,7 @@
                     <w:placeholder>
                       <w:docPart w:val="B2EEF435B0784C11A0A53E9CB276C640"/>
                     </w:placeholder>
-                    <w:dataBinding w:prefixMappings="&lt;xmlns:ns0='urn:microsoft-dynamics-nav/reports/Inventory_Order_Details/708/' " w:xpath="/ns0:NavWordReportXmlPart[1]/ns0:Item[1]/ns0:SubTotals[1]/ns0:SubTotals_OutstandingQty[1]" w:storeItemID="{00000000-0000-0000-0000-000000000000}"/>
+                    <w:dataBinding w:prefixMappings="xmlns:ns0='urn:microsoft-dynamics-nav/reports/Inventory_Order_Details/708/'" w:xpath="/ns0:NavWordReportXmlPart[1]/ns0:Item[1]/ns0:SubTotals[1]/ns0:SubTotals_OutstandingQty[1]" w:storeItemID="{BD0AD12E-8658-489D-9919-DB6A9B0BB85F}"/>
                     <w15:color w:val="808080"/>
                     <w:text/>
                   </w:sdtPr>
@@ -1057,12 +1019,11 @@
                     <w:tc>
                       <w:tcPr>
                         <w:tcW w:w="442" w:type="pct"/>
+                        <w:vAlign w:val="top"/>
                       </w:tcPr>
                       <w:p>
                         <w:pPr>
                           <w:pStyle w:val="BCNumber"/>
-                          <w:spacing w:before="120"/>
-                          <w:ind w:right="-6" w:firstLine="8"/>
                           <w:jc w:val="right"/>
                           <w:rPr>
                             <w:b/>
@@ -1094,7 +1055,7 @@
                     <w:placeholder>
                       <w:docPart w:val="7170DF06094D469A8B22FD23A7AC75BA"/>
                     </w:placeholder>
-                    <w:dataBinding w:prefixMappings="&lt;xmlns:ns0='urn:microsoft-dynamics-nav/reports/Inventory_Order_Details/708/' " w:xpath="/ns0:NavWordReportXmlPart[1]/ns0:Item[1]/ns0:SubTotals[1]/ns0:SubTotals_BackOrderQty[1]" w:storeItemID="{00000000-0000-0000-0000-000000000000}"/>
+                    <w:dataBinding w:prefixMappings="xmlns:ns0='urn:microsoft-dynamics-nav/reports/Inventory_Order_Details/708/'" w:xpath="/ns0:NavWordReportXmlPart[1]/ns0:Item[1]/ns0:SubTotals[1]/ns0:SubTotals_BackOrderQty[1]" w:storeItemID="{BD0AD12E-8658-489D-9919-DB6A9B0BB85F}"/>
                     <w15:color w:val="808080"/>
                     <w:text/>
                   </w:sdtPr>
@@ -1102,12 +1063,11 @@
                     <w:tc>
                       <w:tcPr>
                         <w:tcW w:w="409" w:type="pct"/>
+                        <w:vAlign w:val="top"/>
                       </w:tcPr>
                       <w:p>
                         <w:pPr>
                           <w:pStyle w:val="BCNumber"/>
-                          <w:spacing w:before="120"/>
-                          <w:ind w:left="6" w:hanging="4"/>
                           <w:jc w:val="right"/>
                           <w:rPr>
                             <w:b/>
@@ -1130,6 +1090,7 @@
                 <w:tc>
                   <w:tcPr>
                     <w:tcW w:w="322" w:type="pct"/>
+                    <w:vAlign w:val="top"/>
                   </w:tcPr>
                   <w:p>
                     <w:pPr>
@@ -1145,6 +1106,7 @@
                 <w:tc>
                   <w:tcPr>
                     <w:tcW w:w="526" w:type="pct"/>
+                    <w:vAlign w:val="top"/>
                   </w:tcPr>
                   <w:p>
                     <w:pPr>
@@ -1160,6 +1122,7 @@
                 <w:tc>
                   <w:tcPr>
                     <w:tcW w:w="556" w:type="pct"/>
+                    <w:vAlign w:val="top"/>
                   </w:tcPr>
                   <w:p>
                     <w:pPr>
@@ -1175,20 +1138,17 @@
                 <w:tc>
                   <w:tcPr>
                     <w:tcW w:w="643" w:type="pct"/>
+                    <w:vAlign w:val="top"/>
                   </w:tcPr>
                   <w:sdt>
                     <w:sdtPr>
-                      <w:rPr>
-                        <w:b/>
-                        <w:bCs/>
-                      </w:rPr>
                       <w:alias w:val="SubTotals_OutstandingAmt"/>
                       <w:tag w:val="#BC:InsertDataItem,DataItems/Item/SubTotals/SubTotals_OutstandingAmt"/>
                       <w:id w:val="-1888332654"/>
                       <w:placeholder>
                         <w:docPart w:val="2FE1E7DBE28A4E8D9A02605FFECD4D78"/>
                       </w:placeholder>
-                      <w:dataBinding w:prefixMappings="&lt;xmlns:ns0='urn:microsoft-dynamics-nav/reports/Inventory_Order_Details/708/' " w:xpath="/ns0:NavWordReportXmlPart[1]/ns0:Item[1]/ns0:SubTotals[1]/ns0:SubTotals_OutstandingAmt[1]" w:storeItemID="{00000000-0000-0000-0000-000000000000}"/>
+                      <w:dataBinding w:prefixMappings="xmlns:ns0='urn:microsoft-dynamics-nav/reports/Inventory_Order_Details/708/'" w:xpath="/ns0:NavWordReportXmlPart[1]/ns0:Item[1]/ns0:SubTotals[1]/ns0:SubTotals_OutstandingAmt[1]" w:storeItemID="{BD0AD12E-8658-489D-9919-DB6A9B0BB85F}"/>
                       <w15:color w:val="808080"/>
                       <w:text/>
                     </w:sdtPr>
@@ -1196,19 +1156,10 @@
                       <w:p>
                         <w:pPr>
                           <w:pStyle w:val="BCNumber"/>
-                          <w:spacing w:before="120"/>
                           <w:jc w:val="right"/>
-                          <w:rPr>
-                            <w:b/>
-                            <w:bCs/>
-                          </w:rPr>
                         </w:pPr>
                         <w:proofErr w:type="spellStart"/>
                         <w:r>
-                          <w:rPr>
-                            <w:b/>
-                            <w:bCs/>
-                          </w:rPr>
                           <w:t>SubTotals_OutstandingAmt</w:t>
                         </w:r>
                         <w:proofErr w:type="spellEnd"/>
@@ -1235,123 +1186,99 @@
         <w:gridCol w:w="8189"/>
         <w:gridCol w:w="7200"/>
       </w:tblGrid>
-      <w:sdt>
-        <w:sdtPr>
-          <w:rPr>
-            <w:rFonts w:asciiTheme="minorHAnsi" w:hAnsiTheme="minorHAnsi" w:cstheme="minorBidi"/>
-            <w:b/>
-            <w:bCs/>
-          </w:rPr>
-          <w:alias w:val="Totals block"/>
-          <w:tag w:val="Block:Totals"/>
-          <w:id w:val="198738"/>
-        </w:sdtPr>
-        <w:sdtContent>
-          <w:tr>
-            <w:trPr>
-              <w:cnfStyle w:val="010000000000" w:firstRow="0" w:lastRow="1" w:firstColumn="0" w:lastColumn="0" w:oddVBand="0" w:evenVBand="0" w:oddHBand="0" w:evenHBand="0" w:firstRowFirstColumn="0" w:firstRowLastColumn="0" w:lastRowFirstColumn="0" w:lastRowLastColumn="0"/>
-              <w:trHeight w:val="490"/>
-            </w:trPr>
-            <w:tc>
-              <w:tcPr>
-                <w:tcW w:w="8190" w:type="dxa"/>
-              </w:tcPr>
-              <w:p>
-                <w:pPr>
-                  <w:ind w:left="-113"/>
+      <w:tr>
+        <w:trPr>
+          <w:cnfStyle w:val="010000000000" w:firstRow="0" w:lastRow="1" w:firstColumn="0" w:lastColumn="0" w:oddVBand="0" w:evenVBand="0" w:oddHBand="0" w:evenHBand="0" w:firstRowFirstColumn="0" w:firstRowLastColumn="0" w:lastRowFirstColumn="0" w:lastRowLastColumn="0"/>
+          <w:trHeight w:val="490"/>
+        </w:trPr>
+        <w:tc>
+          <w:tcPr>
+            <w:tcW w:w="8190" w:type="dxa"/>
+          </w:tcPr>
+          <w:p>
+            <w:pPr>
+              <w:rPr>
+                <w:b/>
+                <w:bCs/>
+              </w:rPr>
+            </w:pPr>
+            <w:sdt>
+              <w:sdtPr>
+                <w:rPr>
+                  <w:b/>
+                  <w:bCs/>
+                </w:rPr>
+                <w:alias w:val="TotalCaption"/>
+                <w:tag w:val="#BC:InsertDataItem,DataItems/Item/TotalCaption"/>
+                <w:id w:val="-16929572"/>
+                <w:placeholder>
+                  <w:docPart w:val="DefaultPlaceholder_-1854013440"/>
+                </w:placeholder>
+                <w:dataBinding w:prefixMappings="xmlns:ns0='urn:microsoft-dynamics-nav/reports/Inventory_Order_Details/708/'" w:xpath="/ns0:NavWordReportXmlPart[1]/ns0:Item[1]/ns0:TotalCaption[1]" w:storeItemID="{BD0AD12E-8658-489D-9919-DB6A9B0BB85F}"/>
+                <w15:color w:val="808080"/>
+                <w:text/>
+              </w:sdtPr>
+              <w:sdtContent>
+                <w:proofErr w:type="spellStart"/>
+                <w:r>
                   <w:rPr>
                     <w:b/>
                     <w:bCs/>
                   </w:rPr>
-                </w:pPr>
-                <w:sdt>
-                  <w:sdtPr>
-                    <w:rPr>
-                      <w:b/>
-                      <w:bCs/>
-                    </w:rPr>
-                    <w:id w:val="198736"/>
-                    <w:placeholder>
-                      <w:docPart w:val="3B22056B5D874603B1875828E5269D26"/>
-                    </w:placeholder>
-                    <w:showingPlcHdr/>
-                  </w:sdtPr>
-                  <w:sdtContent>
-                    <w:r>
-                      <w:rPr>
-                        <w:b/>
-                        <w:bCs/>
-                      </w:rPr>
-                      <w:t>Total</w:t>
-                    </w:r>
-                  </w:sdtContent>
-                </w:sdt>
-              </w:p>
-            </w:tc>
-            <w:tc>
-              <w:tcPr>
-                <w:tcW w:w="7200" w:type="dxa"/>
-              </w:tcPr>
-              <w:p>
-                <w:pPr>
-                  <w:ind w:right="-116"/>
-                  <w:jc w:val="right"/>
+                  <w:t>TotalCaption</w:t>
+                </w:r>
+                <w:proofErr w:type="spellEnd"/>
+              </w:sdtContent>
+            </w:sdt>
+          </w:p>
+        </w:tc>
+        <w:tc>
+          <w:tcPr>
+            <w:tcW w:w="7200" w:type="dxa"/>
+          </w:tcPr>
+          <w:p>
+            <w:pPr>
+              <w:ind w:right="-116"/>
+              <w:jc w:val="right"/>
+              <w:rPr>
+                <w:b/>
+                <w:bCs/>
+              </w:rPr>
+            </w:pPr>
+            <w:sdt>
+              <w:sdtPr>
+                <w:rPr>
+                  <w:b/>
+                  <w:bCs/>
+                </w:rPr>
+                <w:alias w:val="Totals_OutstandingAmt"/>
+                <w:tag w:val="#BC:InsertDataItem,DataItems/Totals/Totals_OutstandingAmt"/>
+                <w:id w:val="-1736851078"/>
+                <w:placeholder>
+                  <w:docPart w:val="DefaultPlaceholder_-1854013440"/>
+                </w:placeholder>
+                <w:dataBinding w:prefixMappings="xmlns:ns0='urn:microsoft-dynamics-nav/reports/Inventory_Order_Details/708/'" w:xpath="/ns0:NavWordReportXmlPart[1]/ns0:Totals[1]/ns0:Totals_OutstandingAmt[1]" w:storeItemID="{BD0AD12E-8658-489D-9919-DB6A9B0BB85F}"/>
+                <w15:color w:val="808080"/>
+                <w:text/>
+              </w:sdtPr>
+              <w:sdtContent>
+                <w:proofErr w:type="spellStart"/>
+                <w:r>
                   <w:rPr>
                     <w:b/>
                     <w:bCs/>
                   </w:rPr>
-                </w:pPr>
-                <w:sdt>
-                  <w:sdtPr>
-                    <w:rPr>
-                      <w:b/>
-                      <w:bCs/>
-                    </w:rPr>
-                    <w:alias w:val="Totals_OutstandingAmt"/>
-                    <w:tag w:val="#BC:InsertDataItem,DataItems/Totals/Totals_OutstandingAmt"/>
-                    <w:id w:val="-1736851078"/>
-                    <w:placeholder>
-                      <w:docPart w:val="DefaultPlaceholder_-1854013440"/>
-                    </w:placeholder>
-                    <w:dataBinding w:prefixMappings="&lt;xmlns:ns0='urn:microsoft-dynamics-nav/reports/Inventory_Order_Details/708/' " w:xpath="/ns0:NavWordReportXmlPart[1]/ns0:Totals[1]/ns0:Totals_OutstandingAmt[1]" w:storeItemID="{00000000-0000-0000-0000-000000000000}"/>
-                    <w15:color w:val="808080"/>
-                    <w:text/>
-                  </w:sdtPr>
-                  <w:sdtContent>
-                    <w:proofErr w:type="spellStart"/>
-                    <w:r>
-                      <w:rPr>
-                        <w:b/>
-                        <w:bCs/>
-                      </w:rPr>
-                      <w:t>Totals_OutstandingAmt</w:t>
-                    </w:r>
-                    <w:proofErr w:type="spellEnd"/>
-                  </w:sdtContent>
-                </w:sdt>
-              </w:p>
-            </w:tc>
-          </w:tr>
-        </w:sdtContent>
-      </w:sdt>
+                  <w:t>Totals_OutstandingAmt</w:t>
+                </w:r>
+                <w:proofErr w:type="spellEnd"/>
+              </w:sdtContent>
+            </w:sdt>
+          </w:p>
+        </w:tc>
+      </w:tr>
     </w:tbl>
     <w:p/>
-    <w:p/>
-    <w:p>
-      <w:pPr>
-        <w:rPr>
-          <w:sz w:val="22"/>
-          <w:szCs w:val="22"/>
-        </w:rPr>
-      </w:pPr>
-    </w:p>
     <w:sectPr>
-      <w:headerReference w:type="even" r:id="rId10"/>
-      <w:headerReference w:type="default" r:id="rId11"/>
-      <w:footerReference w:type="even" r:id="rId12"/>
-      <w:footerReference w:type="default" r:id="rId13"/>
-      <w:headerReference w:type="first" r:id="rId14"/>
-      <w:footerReference w:type="first" r:id="rId15"/>
       <w:pgSz w:w="16838" w:h="11906" w:orient="landscape"/>
       <w:pgMar w:top="576" w:right="706" w:bottom="576" w:left="706" w:header="708" w:footer="708" w:gutter="0"/>
       <w:cols w:space="708"/>
@@ -1386,36 +1313,6 @@
 </w:endnotes>
 </file>
 
-<file path=word/footer1.xml><?xml version="1.0" encoding="utf-8"?>
-<w:ftr xmlns:wpc="http://schemas.microsoft.com/office/word/2010/wordprocessingCanvas" xmlns:cx="http://schemas.microsoft.com/office/drawing/2014/chartex" xmlns:cx1="http://schemas.microsoft.com/office/drawing/2015/9/8/chartex" xmlns:cx2="http://schemas.microsoft.com/office/drawing/2015/10/21/chartex" xmlns:cx3="http://schemas.microsoft.com/office/drawing/2016/5/9/chartex" xmlns:cx4="http://schemas.microsoft.com/office/drawing/2016/5/10/chartex" xmlns:cx5="http://schemas.microsoft.com/office/drawing/2016/5/11/chartex" xmlns:cx6="http://schemas.microsoft.com/office/drawing/2016/5/12/chartex" xmlns:cx7="http://schemas.microsoft.com/office/drawing/2016/5/13/chartex" xmlns:cx8="http://schemas.microsoft.com/office/drawing/2016/5/14/chartex" xmlns:mc="http://schemas.openxmlformats.org/markup-compatibility/2006" xmlns:aink="http://schemas.microsoft.com/office/drawing/2016/ink" xmlns:am3d="http://schemas.microsoft.com/office/drawing/2017/model3d" xmlns:o="urn:schemas-microsoft-com:office:office" xmlns:oel="http://schemas.microsoft.com/office/2019/extlst" xmlns:r="http://schemas.openxmlformats.org/officeDocument/2006/relationships" xmlns:m="http://schemas.openxmlformats.org/officeDocument/2006/math" xmlns:v="urn:schemas-microsoft-com:vml" xmlns:wp14="http://schemas.microsoft.com/office/word/2010/wordprocessingDrawing" xmlns:wp="http://schemas.openxmlformats.org/drawingml/2006/wordprocessingDrawing" xmlns:w10="urn:schemas-microsoft-com:office:word" xmlns:w="http://schemas.openxmlformats.org/wordprocessingml/2006/main" xmlns:w14="http://schemas.microsoft.com/office/word/2010/wordml" xmlns:w15="http://schemas.microsoft.com/office/word/2012/wordml" xmlns:w16cex="http://schemas.microsoft.com/office/word/2018/wordml/cex" xmlns:w16cid="http://schemas.microsoft.com/office/word/2016/wordml/cid" xmlns:w16="http://schemas.microsoft.com/office/word/2018/wordml" xmlns:w16du="http://schemas.microsoft.com/office/word/2023/wordml/word16du" xmlns:w16sdtdh="http://schemas.microsoft.com/office/word/2020/wordml/sdtdatahash" xmlns:w16sdtfl="http://schemas.microsoft.com/office/word/2024/wordml/sdtformatlock" xmlns:w16se="http://schemas.microsoft.com/office/word/2015/wordml/symex" xmlns:wpg="http://schemas.microsoft.com/office/word/2010/wordprocessingGroup" xmlns:wpi="http://schemas.microsoft.com/office/word/2010/wordprocessingInk" xmlns:wne="http://schemas.microsoft.com/office/word/2006/wordml" xmlns:wps="http://schemas.microsoft.com/office/word/2010/wordprocessingShape" mc:Ignorable="w14 w15 w16se w16cid w16 w16cex w16sdtdh w16sdtfl w16du wp14">
-  <w:p>
-    <w:pPr>
-      <w:pStyle w:val="Footer"/>
-    </w:pPr>
-  </w:p>
-</w:ftr>
-</file>
-
-<file path=word/footer2.xml><?xml version="1.0" encoding="utf-8"?>
-<w:ftr xmlns:wpc="http://schemas.microsoft.com/office/word/2010/wordprocessingCanvas" xmlns:cx="http://schemas.microsoft.com/office/drawing/2014/chartex" xmlns:cx1="http://schemas.microsoft.com/office/drawing/2015/9/8/chartex" xmlns:cx2="http://schemas.microsoft.com/office/drawing/2015/10/21/chartex" xmlns:cx3="http://schemas.microsoft.com/office/drawing/2016/5/9/chartex" xmlns:cx4="http://schemas.microsoft.com/office/drawing/2016/5/10/chartex" xmlns:cx5="http://schemas.microsoft.com/office/drawing/2016/5/11/chartex" xmlns:cx6="http://schemas.microsoft.com/office/drawing/2016/5/12/chartex" xmlns:cx7="http://schemas.microsoft.com/office/drawing/2016/5/13/chartex" xmlns:cx8="http://schemas.microsoft.com/office/drawing/2016/5/14/chartex" xmlns:mc="http://schemas.openxmlformats.org/markup-compatibility/2006" xmlns:aink="http://schemas.microsoft.com/office/drawing/2016/ink" xmlns:am3d="http://schemas.microsoft.com/office/drawing/2017/model3d" xmlns:o="urn:schemas-microsoft-com:office:office" xmlns:oel="http://schemas.microsoft.com/office/2019/extlst" xmlns:r="http://schemas.openxmlformats.org/officeDocument/2006/relationships" xmlns:m="http://schemas.openxmlformats.org/officeDocument/2006/math" xmlns:v="urn:schemas-microsoft-com:vml" xmlns:wp14="http://schemas.microsoft.com/office/word/2010/wordprocessingDrawing" xmlns:wp="http://schemas.openxmlformats.org/drawingml/2006/wordprocessingDrawing" xmlns:w10="urn:schemas-microsoft-com:office:word" xmlns:w="http://schemas.openxmlformats.org/wordprocessingml/2006/main" xmlns:w14="http://schemas.microsoft.com/office/word/2010/wordml" xmlns:w15="http://schemas.microsoft.com/office/word/2012/wordml" xmlns:w16cex="http://schemas.microsoft.com/office/word/2018/wordml/cex" xmlns:w16cid="http://schemas.microsoft.com/office/word/2016/wordml/cid" xmlns:w16="http://schemas.microsoft.com/office/word/2018/wordml" xmlns:w16du="http://schemas.microsoft.com/office/word/2023/wordml/word16du" xmlns:w16sdtdh="http://schemas.microsoft.com/office/word/2020/wordml/sdtdatahash" xmlns:w16sdtfl="http://schemas.microsoft.com/office/word/2024/wordml/sdtformatlock" xmlns:w16se="http://schemas.microsoft.com/office/word/2015/wordml/symex" xmlns:wpg="http://schemas.microsoft.com/office/word/2010/wordprocessingGroup" xmlns:wpi="http://schemas.microsoft.com/office/word/2010/wordprocessingInk" xmlns:wne="http://schemas.microsoft.com/office/word/2006/wordml" xmlns:wps="http://schemas.microsoft.com/office/word/2010/wordprocessingShape" mc:Ignorable="w14 w15 w16se w16cid w16 w16cex w16sdtdh w16sdtfl w16du wp14">
-  <w:p>
-    <w:pPr>
-      <w:pStyle w:val="Footer"/>
-    </w:pPr>
-  </w:p>
-</w:ftr>
-</file>
-
-<file path=word/footer3.xml><?xml version="1.0" encoding="utf-8"?>
-<w:ftr xmlns:wpc="http://schemas.microsoft.com/office/word/2010/wordprocessingCanvas" xmlns:cx="http://schemas.microsoft.com/office/drawing/2014/chartex" xmlns:cx1="http://schemas.microsoft.com/office/drawing/2015/9/8/chartex" xmlns:cx2="http://schemas.microsoft.com/office/drawing/2015/10/21/chartex" xmlns:cx3="http://schemas.microsoft.com/office/drawing/2016/5/9/chartex" xmlns:cx4="http://schemas.microsoft.com/office/drawing/2016/5/10/chartex" xmlns:cx5="http://schemas.microsoft.com/office/drawing/2016/5/11/chartex" xmlns:cx6="http://schemas.microsoft.com/office/drawing/2016/5/12/chartex" xmlns:cx7="http://schemas.microsoft.com/office/drawing/2016/5/13/chartex" xmlns:cx8="http://schemas.microsoft.com/office/drawing/2016/5/14/chartex" xmlns:mc="http://schemas.openxmlformats.org/markup-compatibility/2006" xmlns:aink="http://schemas.microsoft.com/office/drawing/2016/ink" xmlns:am3d="http://schemas.microsoft.com/office/drawing/2017/model3d" xmlns:o="urn:schemas-microsoft-com:office:office" xmlns:oel="http://schemas.microsoft.com/office/2019/extlst" xmlns:r="http://schemas.openxmlformats.org/officeDocument/2006/relationships" xmlns:m="http://schemas.openxmlformats.org/officeDocument/2006/math" xmlns:v="urn:schemas-microsoft-com:vml" xmlns:wp14="http://schemas.microsoft.com/office/word/2010/wordprocessingDrawing" xmlns:wp="http://schemas.openxmlformats.org/drawingml/2006/wordprocessingDrawing" xmlns:w10="urn:schemas-microsoft-com:office:word" xmlns:w="http://schemas.openxmlformats.org/wordprocessingml/2006/main" xmlns:w14="http://schemas.microsoft.com/office/word/2010/wordml" xmlns:w15="http://schemas.microsoft.com/office/word/2012/wordml" xmlns:w16cex="http://schemas.microsoft.com/office/word/2018/wordml/cex" xmlns:w16cid="http://schemas.microsoft.com/office/word/2016/wordml/cid" xmlns:w16="http://schemas.microsoft.com/office/word/2018/wordml" xmlns:w16du="http://schemas.microsoft.com/office/word/2023/wordml/word16du" xmlns:w16sdtdh="http://schemas.microsoft.com/office/word/2020/wordml/sdtdatahash" xmlns:w16sdtfl="http://schemas.microsoft.com/office/word/2024/wordml/sdtformatlock" xmlns:w16se="http://schemas.microsoft.com/office/word/2015/wordml/symex" xmlns:wpg="http://schemas.microsoft.com/office/word/2010/wordprocessingGroup" xmlns:wpi="http://schemas.microsoft.com/office/word/2010/wordprocessingInk" xmlns:wne="http://schemas.microsoft.com/office/word/2006/wordml" xmlns:wps="http://schemas.microsoft.com/office/word/2010/wordprocessingShape" mc:Ignorable="w14 w15 w16se w16cid w16 w16cex w16sdtdh w16sdtfl w16du wp14">
-  <w:p>
-    <w:pPr>
-      <w:pStyle w:val="Footer"/>
-    </w:pPr>
-  </w:p>
-</w:ftr>
-</file>
-
 <file path=word/footnotes.xml><?xml version="1.0" encoding="utf-8"?>
 <w:footnotes xmlns:wpc="http://schemas.microsoft.com/office/word/2010/wordprocessingCanvas" xmlns:cx="http://schemas.microsoft.com/office/drawing/2014/chartex" xmlns:cx1="http://schemas.microsoft.com/office/drawing/2015/9/8/chartex" xmlns:cx2="http://schemas.microsoft.com/office/drawing/2015/10/21/chartex" xmlns:cx3="http://schemas.microsoft.com/office/drawing/2016/5/9/chartex" xmlns:cx4="http://schemas.microsoft.com/office/drawing/2016/5/10/chartex" xmlns:cx5="http://schemas.microsoft.com/office/drawing/2016/5/11/chartex" xmlns:cx6="http://schemas.microsoft.com/office/drawing/2016/5/12/chartex" xmlns:cx7="http://schemas.microsoft.com/office/drawing/2016/5/13/chartex" xmlns:cx8="http://schemas.microsoft.com/office/drawing/2016/5/14/chartex" xmlns:mc="http://schemas.openxmlformats.org/markup-compatibility/2006" xmlns:aink="http://schemas.microsoft.com/office/drawing/2016/ink" xmlns:am3d="http://schemas.microsoft.com/office/drawing/2017/model3d" xmlns:o="urn:schemas-microsoft-com:office:office" xmlns:oel="http://schemas.microsoft.com/office/2019/extlst" xmlns:r="http://schemas.openxmlformats.org/officeDocument/2006/relationships" xmlns:m="http://schemas.openxmlformats.org/officeDocument/2006/math" xmlns:v="urn:schemas-microsoft-com:vml" xmlns:wp14="http://schemas.microsoft.com/office/word/2010/wordprocessingDrawing" xmlns:wp="http://schemas.openxmlformats.org/drawingml/2006/wordprocessingDrawing" xmlns:w10="urn:schemas-microsoft-com:office:word" xmlns:w="http://schemas.openxmlformats.org/wordprocessingml/2006/main" xmlns:w14="http://schemas.microsoft.com/office/word/2010/wordml" xmlns:w15="http://schemas.microsoft.com/office/word/2012/wordml" xmlns:w16cex="http://schemas.microsoft.com/office/word/2018/wordml/cex" xmlns:w16cid="http://schemas.microsoft.com/office/word/2016/wordml/cid" xmlns:w16="http://schemas.microsoft.com/office/word/2018/wordml" xmlns:w16du="http://schemas.microsoft.com/office/word/2023/wordml/word16du" xmlns:w16sdtdh="http://schemas.microsoft.com/office/word/2020/wordml/sdtdatahash" xmlns:w16sdtfl="http://schemas.microsoft.com/office/word/2024/wordml/sdtformatlock" xmlns:w16se="http://schemas.microsoft.com/office/word/2015/wordml/symex" xmlns:wpg="http://schemas.microsoft.com/office/word/2010/wordprocessingGroup" xmlns:wpi="http://schemas.microsoft.com/office/word/2010/wordprocessingInk" xmlns:wne="http://schemas.microsoft.com/office/word/2006/wordml" xmlns:wps="http://schemas.microsoft.com/office/word/2010/wordprocessingShape" mc:Ignorable="w14 w15 w16se w16cid w16 w16cex w16sdtdh w16sdtfl w16du wp14">
   <w:footnote w:type="separator" w:id="-1">
@@ -1439,36 +1336,6 @@
     </w:p>
   </w:footnote>
 </w:footnotes>
-</file>
-
-<file path=word/header1.xml><?xml version="1.0" encoding="utf-8"?>
-<w:hdr xmlns:wpc="http://schemas.microsoft.com/office/word/2010/wordprocessingCanvas" xmlns:cx="http://schemas.microsoft.com/office/drawing/2014/chartex" xmlns:cx1="http://schemas.microsoft.com/office/drawing/2015/9/8/chartex" xmlns:cx2="http://schemas.microsoft.com/office/drawing/2015/10/21/chartex" xmlns:cx3="http://schemas.microsoft.com/office/drawing/2016/5/9/chartex" xmlns:cx4="http://schemas.microsoft.com/office/drawing/2016/5/10/chartex" xmlns:cx5="http://schemas.microsoft.com/office/drawing/2016/5/11/chartex" xmlns:cx6="http://schemas.microsoft.com/office/drawing/2016/5/12/chartex" xmlns:cx7="http://schemas.microsoft.com/office/drawing/2016/5/13/chartex" xmlns:cx8="http://schemas.microsoft.com/office/drawing/2016/5/14/chartex" xmlns:mc="http://schemas.openxmlformats.org/markup-compatibility/2006" xmlns:aink="http://schemas.microsoft.com/office/drawing/2016/ink" xmlns:am3d="http://schemas.microsoft.com/office/drawing/2017/model3d" xmlns:o="urn:schemas-microsoft-com:office:office" xmlns:oel="http://schemas.microsoft.com/office/2019/extlst" xmlns:r="http://schemas.openxmlformats.org/officeDocument/2006/relationships" xmlns:m="http://schemas.openxmlformats.org/officeDocument/2006/math" xmlns:v="urn:schemas-microsoft-com:vml" xmlns:wp14="http://schemas.microsoft.com/office/word/2010/wordprocessingDrawing" xmlns:wp="http://schemas.openxmlformats.org/drawingml/2006/wordprocessingDrawing" xmlns:w10="urn:schemas-microsoft-com:office:word" xmlns:w="http://schemas.openxmlformats.org/wordprocessingml/2006/main" xmlns:w14="http://schemas.microsoft.com/office/word/2010/wordml" xmlns:w15="http://schemas.microsoft.com/office/word/2012/wordml" xmlns:w16cex="http://schemas.microsoft.com/office/word/2018/wordml/cex" xmlns:w16cid="http://schemas.microsoft.com/office/word/2016/wordml/cid" xmlns:w16="http://schemas.microsoft.com/office/word/2018/wordml" xmlns:w16du="http://schemas.microsoft.com/office/word/2023/wordml/word16du" xmlns:w16sdtdh="http://schemas.microsoft.com/office/word/2020/wordml/sdtdatahash" xmlns:w16sdtfl="http://schemas.microsoft.com/office/word/2024/wordml/sdtformatlock" xmlns:w16se="http://schemas.microsoft.com/office/word/2015/wordml/symex" xmlns:wpg="http://schemas.microsoft.com/office/word/2010/wordprocessingGroup" xmlns:wpi="http://schemas.microsoft.com/office/word/2010/wordprocessingInk" xmlns:wne="http://schemas.microsoft.com/office/word/2006/wordml" xmlns:wps="http://schemas.microsoft.com/office/word/2010/wordprocessingShape" mc:Ignorable="w14 w15 w16se w16cid w16 w16cex w16sdtdh w16sdtfl w16du wp14">
-  <w:p>
-    <w:pPr>
-      <w:pStyle w:val="Header"/>
-    </w:pPr>
-  </w:p>
-</w:hdr>
-</file>
-
-<file path=word/header2.xml><?xml version="1.0" encoding="utf-8"?>
-<w:hdr xmlns:wpc="http://schemas.microsoft.com/office/word/2010/wordprocessingCanvas" xmlns:cx="http://schemas.microsoft.com/office/drawing/2014/chartex" xmlns:cx1="http://schemas.microsoft.com/office/drawing/2015/9/8/chartex" xmlns:cx2="http://schemas.microsoft.com/office/drawing/2015/10/21/chartex" xmlns:cx3="http://schemas.microsoft.com/office/drawing/2016/5/9/chartex" xmlns:cx4="http://schemas.microsoft.com/office/drawing/2016/5/10/chartex" xmlns:cx5="http://schemas.microsoft.com/office/drawing/2016/5/11/chartex" xmlns:cx6="http://schemas.microsoft.com/office/drawing/2016/5/12/chartex" xmlns:cx7="http://schemas.microsoft.com/office/drawing/2016/5/13/chartex" xmlns:cx8="http://schemas.microsoft.com/office/drawing/2016/5/14/chartex" xmlns:mc="http://schemas.openxmlformats.org/markup-compatibility/2006" xmlns:aink="http://schemas.microsoft.com/office/drawing/2016/ink" xmlns:am3d="http://schemas.microsoft.com/office/drawing/2017/model3d" xmlns:o="urn:schemas-microsoft-com:office:office" xmlns:oel="http://schemas.microsoft.com/office/2019/extlst" xmlns:r="http://schemas.openxmlformats.org/officeDocument/2006/relationships" xmlns:m="http://schemas.openxmlformats.org/officeDocument/2006/math" xmlns:v="urn:schemas-microsoft-com:vml" xmlns:wp14="http://schemas.microsoft.com/office/word/2010/wordprocessingDrawing" xmlns:wp="http://schemas.openxmlformats.org/drawingml/2006/wordprocessingDrawing" xmlns:w10="urn:schemas-microsoft-com:office:word" xmlns:w="http://schemas.openxmlformats.org/wordprocessingml/2006/main" xmlns:w14="http://schemas.microsoft.com/office/word/2010/wordml" xmlns:w15="http://schemas.microsoft.com/office/word/2012/wordml" xmlns:w16cex="http://schemas.microsoft.com/office/word/2018/wordml/cex" xmlns:w16cid="http://schemas.microsoft.com/office/word/2016/wordml/cid" xmlns:w16="http://schemas.microsoft.com/office/word/2018/wordml" xmlns:w16du="http://schemas.microsoft.com/office/word/2023/wordml/word16du" xmlns:w16sdtdh="http://schemas.microsoft.com/office/word/2020/wordml/sdtdatahash" xmlns:w16sdtfl="http://schemas.microsoft.com/office/word/2024/wordml/sdtformatlock" xmlns:w16se="http://schemas.microsoft.com/office/word/2015/wordml/symex" xmlns:wpg="http://schemas.microsoft.com/office/word/2010/wordprocessingGroup" xmlns:wpi="http://schemas.microsoft.com/office/word/2010/wordprocessingInk" xmlns:wne="http://schemas.microsoft.com/office/word/2006/wordml" xmlns:wps="http://schemas.microsoft.com/office/word/2010/wordprocessingShape" mc:Ignorable="w14 w15 w16se w16cid w16 w16cex w16sdtdh w16sdtfl w16du wp14">
-  <w:p>
-    <w:pPr>
-      <w:pStyle w:val="Header"/>
-    </w:pPr>
-  </w:p>
-</w:hdr>
-</file>
-
-<file path=word/header3.xml><?xml version="1.0" encoding="utf-8"?>
-<w:hdr xmlns:wpc="http://schemas.microsoft.com/office/word/2010/wordprocessingCanvas" xmlns:cx="http://schemas.microsoft.com/office/drawing/2014/chartex" xmlns:cx1="http://schemas.microsoft.com/office/drawing/2015/9/8/chartex" xmlns:cx2="http://schemas.microsoft.com/office/drawing/2015/10/21/chartex" xmlns:cx3="http://schemas.microsoft.com/office/drawing/2016/5/9/chartex" xmlns:cx4="http://schemas.microsoft.com/office/drawing/2016/5/10/chartex" xmlns:cx5="http://schemas.microsoft.com/office/drawing/2016/5/11/chartex" xmlns:cx6="http://schemas.microsoft.com/office/drawing/2016/5/12/chartex" xmlns:cx7="http://schemas.microsoft.com/office/drawing/2016/5/13/chartex" xmlns:cx8="http://schemas.microsoft.com/office/drawing/2016/5/14/chartex" xmlns:mc="http://schemas.openxmlformats.org/markup-compatibility/2006" xmlns:aink="http://schemas.microsoft.com/office/drawing/2016/ink" xmlns:am3d="http://schemas.microsoft.com/office/drawing/2017/model3d" xmlns:o="urn:schemas-microsoft-com:office:office" xmlns:oel="http://schemas.microsoft.com/office/2019/extlst" xmlns:r="http://schemas.openxmlformats.org/officeDocument/2006/relationships" xmlns:m="http://schemas.openxmlformats.org/officeDocument/2006/math" xmlns:v="urn:schemas-microsoft-com:vml" xmlns:wp14="http://schemas.microsoft.com/office/word/2010/wordprocessingDrawing" xmlns:wp="http://schemas.openxmlformats.org/drawingml/2006/wordprocessingDrawing" xmlns:w10="urn:schemas-microsoft-com:office:word" xmlns:w="http://schemas.openxmlformats.org/wordprocessingml/2006/main" xmlns:w14="http://schemas.microsoft.com/office/word/2010/wordml" xmlns:w15="http://schemas.microsoft.com/office/word/2012/wordml" xmlns:w16cex="http://schemas.microsoft.com/office/word/2018/wordml/cex" xmlns:w16cid="http://schemas.microsoft.com/office/word/2016/wordml/cid" xmlns:w16="http://schemas.microsoft.com/office/word/2018/wordml" xmlns:w16du="http://schemas.microsoft.com/office/word/2023/wordml/word16du" xmlns:w16sdtdh="http://schemas.microsoft.com/office/word/2020/wordml/sdtdatahash" xmlns:w16sdtfl="http://schemas.microsoft.com/office/word/2024/wordml/sdtformatlock" xmlns:w16se="http://schemas.microsoft.com/office/word/2015/wordml/symex" xmlns:wpg="http://schemas.microsoft.com/office/word/2010/wordprocessingGroup" xmlns:wpi="http://schemas.microsoft.com/office/word/2010/wordprocessingInk" xmlns:wne="http://schemas.microsoft.com/office/word/2006/wordml" xmlns:wps="http://schemas.microsoft.com/office/word/2010/wordprocessingShape" mc:Ignorable="w14 w15 w16se w16cid w16 w16cex w16sdtdh w16sdtfl w16du wp14">
-  <w:p>
-    <w:pPr>
-      <w:pStyle w:val="Header"/>
-    </w:pPr>
-  </w:p>
-</w:hdr>
 </file>
 
 <file path=word/numbering.xml><?xml version="1.0" encoding="utf-8"?>
@@ -29396,32 +29263,6 @@
               <w:rStyle w:val="PlaceholderText"/>
             </w:rPr>
             <w:t>Click or tap here to enter text.</w:t>
-          </w:r>
-        </w:p>
-      </w:docPartBody>
-    </w:docPart>
-    <w:docPart>
-      <w:docPartPr>
-        <w:name w:val="3B22056B5D874603B1875828E5269D26"/>
-        <w:category>
-          <w:name w:val="General"/>
-          <w:gallery w:val="placeholder"/>
-        </w:category>
-        <w:types>
-          <w:type w:val="bbPlcHdr"/>
-        </w:types>
-        <w:behaviors>
-          <w:behavior w:val="content"/>
-        </w:behaviors>
-        <w:guid w:val="{22DB21B6-B2CB-4E72-8387-8F8E4D6E553B}"/>
-      </w:docPartPr>
-      <w:docPartBody>
-        <w:p>
-          <w:pPr>
-            <w:pStyle w:val="3B22056B5D874603B1875828E5269D264"/>
-          </w:pPr>
-          <w:r>
-            <w:t>Total</w:t>
           </w:r>
         </w:p>
       </w:docPartBody>
@@ -30322,17 +30163,24 @@
     <w:rsid w:val="000C6108"/>
     <w:rsid w:val="001048B8"/>
     <w:rsid w:val="00114996"/>
+    <w:rsid w:val="00147EE7"/>
     <w:rsid w:val="001A2548"/>
+    <w:rsid w:val="001F504C"/>
     <w:rsid w:val="00231FB4"/>
     <w:rsid w:val="002778B4"/>
+    <w:rsid w:val="003A640E"/>
     <w:rsid w:val="003D710A"/>
+    <w:rsid w:val="00415CA4"/>
     <w:rsid w:val="004B5528"/>
+    <w:rsid w:val="004D3DE4"/>
     <w:rsid w:val="004E11C2"/>
     <w:rsid w:val="005169C9"/>
     <w:rsid w:val="005616D5"/>
     <w:rsid w:val="00581CAF"/>
     <w:rsid w:val="0061775E"/>
     <w:rsid w:val="00620087"/>
+    <w:rsid w:val="00644E4D"/>
+    <w:rsid w:val="00665B59"/>
     <w:rsid w:val="00687658"/>
     <w:rsid w:val="007A75D3"/>
     <w:rsid w:val="0087642A"/>
@@ -30352,6 +30200,7 @@
     <w:rsid w:val="00D64085"/>
     <w:rsid w:val="00D96F3B"/>
     <w:rsid w:val="00DF3F95"/>
+    <w:rsid w:val="00EA48E4"/>
     <w:rsid w:val="00F55F7F"/>
     <w:rsid w:val="00F93E5E"/>
     <w:rsid w:val="00FA1E12"/>
@@ -30818,16 +30667,6 @@
       <w:sz w:val="16"/>
     </w:rPr>
   </w:style>
-  <w:style w:type="paragraph" w:customStyle="1" w:styleId="3B22056B5D874603B1875828E5269D264">
-    <w:name w:val="3B22056B5D874603B1875828E5269D264"/>
-    <w:rsid w:val="00954971"/>
-    <w:rPr>
-      <w:rFonts w:eastAsiaTheme="minorHAnsi"/>
-      <w:color w:val="000000" w:themeColor="text1"/>
-      <w:sz w:val="16"/>
-      <w:szCs w:val="16"/>
-    </w:rPr>
-  </w:style>
   <w:style w:type="paragraph" w:customStyle="1" w:styleId="2FE1E7DBE28A4E8D9A02605FFECD4D78">
     <w:name w:val="2FE1E7DBE28A4E8D9A02605FFECD4D78"/>
     <w:rsid w:val="005169C9"/>
@@ -31169,7 +31008,7 @@
 
 <file path=word/webextensions/taskpanes.xml><?xml version="1.0" encoding="utf-8"?>
 <wetp:taskpanes xmlns:wetp="http://schemas.microsoft.com/office/webextensions/taskpanes/2010/11">
-  <wetp:taskpane dockstate="right" visibility="0" width="350" row="8">
+  <wetp:taskpane dockstate="right" visibility="0" width="525" row="3">
     <wetp:webextensionref xmlns:r="http://schemas.openxmlformats.org/officeDocument/2006/relationships" r:id="rId1"/>
   </wetp:taskpane>
   <wetp:taskpane dockstate="right" visibility="0" width="350" row="2">
@@ -31208,7 +31047,9 @@
 <b:Sources xmlns:b="http://schemas.openxmlformats.org/officeDocument/2006/bibliography" xmlns="http://schemas.openxmlformats.org/officeDocument/2006/bibliography" SelectedStyle="\APASixthEditionOfficeOnline.xsl" StyleName="APA" Version="6"/>
 </file>
 
-<file path=customXml/item2.xml>��< ? x m l   v e r s i o n = " 1 . 0 "   e n c o d i n g = " u t f - 1 6 " ? > < N a v W o r d R e p o r t X m l P a r t   x m l n s = " u r n : m i c r o s o f t - d y n a m i c s - b u s i n e s s c e n t r a l / i n t e r n a l / e x t e n d e d / r e p o r t s / I n v e n t o r y _ O r d e r _ D e t a i l s / 7 0 8 / " > +<file path=customXml/item2.xml>��< ? x m l   v e r s i o n = " 1 . 0 "   e n c o d i n g = " u t f - 1 6 " ? > + 
+ < N a v W o r d R e p o r t X m l P a r t   x m l n s = " u r n : m i c r o s o f t - d y n a m i c s - n a v / r e p o r t s / I n v e n t o r y _ O r d e r _ D e t a i l s / 7 0 8 / " >   
      < B C R e p o r t I n f o r m a t i o n >   
@@ -31356,164 +31197,162 @@
  
      < L a b e l s >   
-         < A b o u t T h e R e p o r t L a b e l   E l e m e n t T y p e = " P a r a m e t e r "   E l e m e n t I d = " 1 6 7 7 9 2 0 0 1 "   D a t a T y p e = " S t r i n g " > A b o u t T h e R e p o r t L a b e l < / A b o u t T h e R e p o r t L a b e l > - 
-         < A s s e m b l y B O M _ I t e m C a p t i o n   E l e m e n t T y p e = " P a r a m e t e r "   E l e m e n t I d = " 1 5 8 1 6 0 3 2 1 "   D a t a T y p e = " S t r i n g " > A s s e m b l y B O M _ I t e m C a p t i o n < / A s s e m b l y B O M _ I t e m C a p t i o n > - 
-         < B a c k O r d e r Q t y L a b e l   E l e m e n t T y p e = " P a r a m e t e r "   E l e m e n t I d = " 2 0 1 7 1 8 0 0 6 6 "   D a t a T y p e = " S t r i n g " > B a c k O r d e r Q t y L a b e l < / B a c k O r d e r Q t y L a b e l > - 
-         < C o m p a n y L a b e l   E l e m e n t T y p e = " P a r a m e t e r "   E l e m e n t I d = " 3 4 6 7 6 0 3 4 8 "   D a t a T y p e = " S t r i n g " > C o m p a n y L a b e l < / C o m p a n y L a b e l > - 
-         < D a t a R e t r i e v e d   E l e m e n t T y p e = " P a r a m e t e r "   E l e m e n t I d = " 2 9 1 9 1 1 8 0 7 "   D a t a T y p e = " S t r i n g " > D a t a R e t r i e v e d < / D a t a R e t r i e v e d > - 
-         < D e s c r i p t i o n _ I t e m C a p t i o n   E l e m e n t T y p e = " P a r a m e t e r "   E l e m e n t I d = " 1 5 2 9 8 3 2 4 7 3 "   D a t a T y p e = " S t r i n g " > D e s c r i p t i o n _ I t e m C a p t i o n < / D e s c r i p t i o n _ I t e m C a p t i o n > - 
-         < D o c u m e n t a t i o n L a b e l   E l e m e n t T y p e = " P a r a m e t e r "   E l e m e n t I d = " 1 7 3 8 9 2 4 8 1 5 "   D a t a T y p e = " S t r i n g " > D o c u m e n t a t i o n L a b e l < / D o c u m e n t a t i o n L a b e l > - 
-         < E n v i r o n m e n t L a b e l   E l e m e n t T y p e = " P a r a m e t e r "   E l e m e n t I d = " 8 1 8 8 1 6 5 9 0 "   D a t a T y p e = " S t r i n g " > E n v i r o n m e n t L a b e l < / E n v i r o n m e n t L a b e l > - 
-         < I n v D i s c o u n t A m t _ S a l e s L i n e C a p t i o n   E l e m e n t T y p e = " P a r a m e t e r "   E l e m e n t I d = " 1 0 8 4 5 3 8 1 6 0 "   D a t a T y p e = " S t r i n g " > I n v D i s c o u n t A m t _ S a l e s L i n e C a p t i o n < / I n v D i s c o u n t A m t _ S a l e s L i n e C a p t i o n > - 
-         < I n v e n t o r y O r d e r D e t a i l s   E l e m e n t T y p e = " P a r a m e t e r "   E l e m e n t I d = " 2 1 4 5 8 3 4 8 9 1 "   D a t a T y p e = " S t r i n g " > I n v e n t o r y O r d e r D e t a i l s < / I n v e n t o r y O r d e r D e t a i l s > - 
-         < I n v e n t o r y O r d e r D e t a i l s P r i n t   E l e m e n t T y p e = " P a r a m e t e r "   E l e m e n t I d = " 2 1 2 4 4 6 1 8 6 2 "   D a t a T y p e = " S t r i n g " > I n v e n t o r y O r d e r D e t a i l s P r i n t < / I n v e n t o r y O r d e r D e t a i l s P r i n t > - 
-         < I n v e n t o r y P o s t i n g G r o u p _ I t e m C a p t i o n   E l e m e n t T y p e = " P a r a m e t e r "   E l e m e n t I d = " 1 5 4 2 7 8 2 7 4 6 "   D a t a T y p e = " S t r i n g " > I n v e n t o r y P o s t i n g G r o u p _ I t e m C a p t i o n < / I n v e n t o r y P o s t i n g G r o u p _ I t e m C a p t i o n > - 
-         < I n v O r d e r D e t a i l s A n a l y s i s   E l e m e n t T y p e = " P a r a m e t e r "   E l e m e n t I d = " 1 9 9 5 3 4 0 1 7 8 "   D a t a T y p e = " S t r i n g " > I n v O r d e r D e t a i l s A n a l y s i s < / I n v O r d e r D e t a i l s A n a l y s i s > - 
-         < N o _ I t e m C a p t i o n   E l e m e n t T y p e = " P a r a m e t e r "   E l e m e n t I d = " 1 5 4 7 7 6 9 6 5 4 "   D a t a T y p e = " S t r i n g " > N o _ I t e m C a p t i o n < / N o _ I t e m C a p t i o n > - 
-         < O u t s t a n d i n g A m t _ S a l e s L i n e C a p t i o n   E l e m e n t T y p e = " P a r a m e t e r "   E l e m e n t I d = " 1 7 0 1 0 1 2 6 1 8 "   D a t a T y p e = " S t r i n g " > O u t s t a n d i n g A m t _ S a l e s L i n e C a p t i o n < / O u t s t a n d i n g A m t _ S a l e s L i n e C a p t i o n > - 
-         < O u t s t a n d i n g A m t 1 _ S a l e s L i n e C a p t i o n   E l e m e n t T y p e = " P a r a m e t e r "   E l e m e n t I d = " 1 0 2 1 4 7 4 5 3 5 "   D a t a T y p e = " S t r i n g " > O u t s t a n d i n g A m t 1 _ S a l e s L i n e C a p t i o n < / O u t s t a n d i n g A m t 1 _ S a l e s L i n e C a p t i o n > - 
-         < O u t s t a n d i n g Q t y _ S a l e s L i n e C a p t i o n   E l e m e n t T y p e = " P a r a m e t e r "   E l e m e n t I d = " 2 8 1 5 9 1 0 4 6 "   D a t a T y p e = " S t r i n g " > O u t s t a n d i n g Q t y _ S a l e s L i n e C a p t i o n < / O u t s t a n d i n g Q t y _ S a l e s L i n e C a p t i o n > - 
-         < P o s t i n g D a t e F i l t e r L a b e l   E l e m e n t T y p e = " P a r a m e t e r "   E l e m e n t I d = " 1 4 3 3 4 5 4 0 1 7 "   D a t a T y p e = " S t r i n g " > P o s t i n g D a t e F i l t e r L a b e l < / P o s t i n g D a t e F i l t e r L a b e l > - 
-         < Q u a n t i t y _ S a l e s L i n e C a p t i o n   E l e m e n t T y p e = " P a r a m e t e r "   E l e m e n t I d = " 1 8 3 2 0 3 6 8 9 5 "   D a t a T y p e = " S t r i n g " > Q u a n t i t y _ S a l e s L i n e C a p t i o n < / Q u a n t i t y _ S a l e s L i n e C a p t i o n > - 
-         < R e p o r t N a m e L a b e l   E l e m e n t T y p e = " P a r a m e t e r "   E l e m e n t I d = " 1 0 2 2 2 9 2 9 8 2 "   D a t a T y p e = " S t r i n g " > R e p o r t N a m e L a b e l < / R e p o r t N a m e L a b e l > - 
-         < R u n O n L a b e l   E l e m e n t T y p e = " P a r a m e t e r "   E l e m e n t I d = " 1 1 1 9 0 3 7 5 9 5 "   D a t a T y p e = " S t r i n g " > R u n O n L a b e l < / R u n O n L a b e l > - 
-         < S a l e s H e a d e r B i l l t o N a m e C a p t i o n   E l e m e n t T y p e = " P a r a m e t e r "   E l e m e n t I d = " 1 8 0 9 8 4 3 8 0 3 "   D a t a T y p e = " S t r i n g " > S a l e s H e a d e r B i l l t o N a m e C a p t i o n < / S a l e s H e a d e r B i l l t o N a m e C a p t i o n > - 
-         < S a l e s L i n e D o c u m e n t N o C a p t i o n   E l e m e n t T y p e = " P a r a m e t e r "   E l e m e n t I d = " 9 6 0 1 9 2 7 4 1 "   D a t a T y p e = " S t r i n g " > S a l e s L i n e D o c u m e n t N o C a p t i o n < / S a l e s L i n e D o c u m e n t N o C a p t i o n > - 
-         < S a l e s L i n e L i n e D i s c o u n t C a p t i o n   E l e m e n t T y p e = " P a r a m e t e r "   E l e m e n t I d = " 6 9 9 3 2 0 0 8 0 "   D a t a T y p e = " S t r i n g " > S a l e s L i n e L i n e D i s c o u n t C a p t i o n < / S a l e s L i n e L i n e D i s c o u n t C a p t i o n > - 
-         < S a l e s L i n e U n i t P r i c e C a p t i o n   E l e m e n t T y p e = " P a r a m e t e r "   E l e m e n t I d = " 6 6 0 6 7 3 6 2 4 "   D a t a T y p e = " S t r i n g " > S a l e s L i n e U n i t P r i c e C a p t i o n < / S a l e s L i n e U n i t P r i c e C a p t i o n > - 
-         < S h i p m e n t D a t e L a b e l   E l e m e n t T y p e = " P a r a m e t e r "   E l e m e n t I d = " 5 9 6 4 2 0 1 3 7 "   D a t a T y p e = " S t r i n g " > S h i p m e n t D a t e L a b e l < / S h i p m e n t D a t e L a b e l > - 
-         < U s e r L a b e l   E l e m e n t T y p e = " P a r a m e t e r "   E l e m e n t I d = " 8 4 8 8 1 6 7 9 4 "   D a t a T y p e = " S t r i n g " > U s e r L a b e l < / U s e r L a b e l > +         < A b o u t T h e R e p o r t L a b e l > A b o u t T h e R e p o r t L a b e l < / A b o u t T h e R e p o r t L a b e l > + 
+         < A s s e m b l y B O M _ I t e m C a p t i o n > A s s e m b l y B O M _ I t e m C a p t i o n < / A s s e m b l y B O M _ I t e m C a p t i o n > + 
+         < B a c k O r d e r Q t y L a b e l > B a c k O r d e r Q t y L a b e l < / B a c k O r d e r Q t y L a b e l > + 
+         < C o m p a n y L a b e l > C o m p a n y L a b e l < / C o m p a n y L a b e l > + 
+         < D a t a R e t r i e v e d > D a t a R e t r i e v e d < / D a t a R e t r i e v e d > + 
+         < D e s c r i p t i o n _ I t e m C a p t i o n > D e s c r i p t i o n _ I t e m C a p t i o n < / D e s c r i p t i o n _ I t e m C a p t i o n > + 
+         < D o c u m e n t a t i o n L a b e l > D o c u m e n t a t i o n L a b e l < / D o c u m e n t a t i o n L a b e l > + 
+         < E n v i r o n m e n t L a b e l > E n v i r o n m e n t L a b e l < / E n v i r o n m e n t L a b e l > + 
+         < I n v D i s c o u n t A m t _ S a l e s L i n e C a p t i o n > I n v D i s c o u n t A m t _ S a l e s L i n e C a p t i o n < / I n v D i s c o u n t A m t _ S a l e s L i n e C a p t i o n > + 
+         < I n v e n t o r y O r d e r D e t a i l s > I n v e n t o r y O r d e r D e t a i l s < / I n v e n t o r y O r d e r D e t a i l s > + 
+         < I n v e n t o r y O r d e r D e t a i l s P r i n t > I n v e n t o r y O r d e r D e t a i l s P r i n t < / I n v e n t o r y O r d e r D e t a i l s P r i n t > + 
+         < I n v e n t o r y P o s t i n g G r o u p _ I t e m C a p t i o n > I n v e n t o r y P o s t i n g G r o u p _ I t e m C a p t i o n < / I n v e n t o r y P o s t i n g G r o u p _ I t e m C a p t i o n > + 
+         < I n v O r d e r D e t a i l s A n a l y s i s > I n v O r d e r D e t a i l s A n a l y s i s < / I n v O r d e r D e t a i l s A n a l y s i s > + 
+         < N o _ I t e m C a p t i o n > N o _ I t e m C a p t i o n < / N o _ I t e m C a p t i o n > + 
+         < O u t s t a n d i n g A m t _ S a l e s L i n e C a p t i o n > O u t s t a n d i n g A m t _ S a l e s L i n e C a p t i o n < / O u t s t a n d i n g A m t _ S a l e s L i n e C a p t i o n > + 
+         < O u t s t a n d i n g A m t 1 _ S a l e s L i n e C a p t i o n > O u t s t a n d i n g A m t 1 _ S a l e s L i n e C a p t i o n < / O u t s t a n d i n g A m t 1 _ S a l e s L i n e C a p t i o n > + 
+         < O u t s t a n d i n g Q t y _ S a l e s L i n e C a p t i o n > O u t s t a n d i n g Q t y _ S a l e s L i n e C a p t i o n < / O u t s t a n d i n g Q t y _ S a l e s L i n e C a p t i o n > + 
+         < P o s t i n g D a t e F i l t e r L a b e l > P o s t i n g D a t e F i l t e r L a b e l < / P o s t i n g D a t e F i l t e r L a b e l > + 
+         < Q u a n t i t y _ S a l e s L i n e C a p t i o n > Q u a n t i t y _ S a l e s L i n e C a p t i o n < / Q u a n t i t y _ S a l e s L i n e C a p t i o n > + 
+         < R e p o r t N a m e L a b e l > R e p o r t N a m e L a b e l < / R e p o r t N a m e L a b e l > + 
+         < R u n O n L a b e l > R u n O n L a b e l < / R u n O n L a b e l > + 
+         < S a l e s H e a d e r B i l l t o N a m e C a p t i o n > S a l e s H e a d e r B i l l t o N a m e C a p t i o n < / S a l e s H e a d e r B i l l t o N a m e C a p t i o n > + 
+         < S a l e s L i n e D o c u m e n t N o C a p t i o n > S a l e s L i n e D o c u m e n t N o C a p t i o n < / S a l e s L i n e D o c u m e n t N o C a p t i o n > + 
+         < S a l e s L i n e L i n e D i s c o u n t C a p t i o n > S a l e s L i n e L i n e D i s c o u n t C a p t i o n < / S a l e s L i n e L i n e D i s c o u n t C a p t i o n > + 
+         < S a l e s L i n e U n i t P r i c e C a p t i o n > S a l e s L i n e U n i t P r i c e C a p t i o n < / S a l e s L i n e U n i t P r i c e C a p t i o n > + 
+         < S h i p m e n t D a t e L a b e l > S h i p m e n t D a t e L a b e l < / S h i p m e n t D a t e L a b e l > + 
+         < U s e r L a b e l > U s e r L a b e l < / U s e r L a b e l >   
      < / L a b e l s >   
-     < T o o l t i p s / > - 
-     < I t e m   E l e m e n t T y p e = " D a t a I t e m "   E l e m e n t I d = " 1 1 2 8 8 3 0 2 4 8 " > - 
-         < A s s e m b l y B O M _ I t e m   E l e m e n t T y p e = " C o l u m n "   E l e m e n t I d = " 1 5 8 1 6 0 3 2 1 "   D a t a T y p e = " B o o l e a n " > A s s e m b l y B O M _ I t e m < / A s s e m b l y B O M _ I t e m > - 
-         < B a c k O r d e r Q t y C a p t i o n   E l e m e n t T y p e = " C o l u m n "   E l e m e n t I d = " 7 6 5 1 5 4 2 3 0 "   D a t a T y p e = " T e x t C o n s t " > B a c k O r d e r Q t y C a p t i o n < / B a c k O r d e r Q t y C a p t i o n > - 
-         < B i n F i l t e r _ I t e m   E l e m e n t T y p e = " C o l u m n "   E l e m e n t I d = " 1 3 0 7 8 3 3 3 3 8 "   D a t a T y p e = " C o d e " > B i n F i l t e r _ I t e m < / B i n F i l t e r _ I t e m > - 
-         < C o m p a n y N a m e   E l e m e n t T y p e = " C o l u m n "   E l e m e n t I d = " 1 5 9 5 4 7 7 3 9 5 "   D a t a T y p e = " S t r i n g " > C o m p a n y N a m e < / C o m p a n y N a m e > - 
-         < C u r r R e p o r t P a g e N o C a p t i o n   E l e m e n t T y p e = " C o l u m n "   E l e m e n t I d = " 2 0 2 2 2 2 5 3 5 1 "   D a t a T y p e = " T e x t C o n s t " > C u r r R e p o r t P a g e N o C a p t i o n < / C u r r R e p o r t P a g e N o C a p t i o n > - 
-         < D e s c r i p t i o n _ I t e m   E l e m e n t T y p e = " C o l u m n "   E l e m e n t I d = " 1 5 2 9 8 3 2 4 7 3 "   D a t a T y p e = " T e x t " > D e s c r i p t i o n _ I t e m < / D e s c r i p t i o n _ I t e m > - 
-         < G l o b a l D i m 1 F i l t e r _ I t e m   E l e m e n t T y p e = " C o l u m n "   E l e m e n t I d = " 8 2 6 3 5 2 8 3 7 "   D a t a T y p e = " C o d e " > G l o b a l D i m 1 F i l t e r _ I t e m < / G l o b a l D i m 1 F i l t e r _ I t e m > - 
-         < G l o b a l D i m 2 F i l t e r _ I t e m   E l e m e n t T y p e = " C o l u m n "   E l e m e n t I d = " 1 4 9 2 3 7 1 7 5 0 "   D a t a T y p e = " C o d e " > G l o b a l D i m 2 F i l t e r _ I t e m < / G l o b a l D i m 2 F i l t e r _ I t e m > - 
-         < I n v e n t o r y P o s t i n g G r o u p _ I t e m   E l e m e n t T y p e = " C o l u m n "   E l e m e n t I d = " 1 5 4 2 7 8 2 7 4 6 "   D a t a T y p e = " C o d e " > I n v e n t o r y P o s t i n g G r o u p _ I t e m < / I n v e n t o r y P o s t i n g G r o u p _ I t e m > - 
-         < I n v n t r y O r d e r D e t a i l C a p t   E l e m e n t T y p e = " C o l u m n "   E l e m e n t I d = " 9 0 9 4 5 4 5 7 2 "   D a t a T y p e = " T e x t C o n s t " > I n v n t r y O r d e r D e t a i l C a p t < / I n v n t r y O r d e r D e t a i l C a p t > - 
-         < I t e m F i l t e r   E l e m e n t T y p e = " C o l u m n "   E l e m e n t I d = " 5 9 3 7 9 7 3 7 6 "   D a t a T y p e = " T e x t " > I t e m F i l t e r < / I t e m F i l t e r > - 
-         < I t e m T a b l e C a p t I t e m F i l t e r   E l e m e n t T y p e = " C o l u m n "   E l e m e n t I d = " 2 1 6 8 8 1 9 4 1 "   D a t a T y p e = " T e x t " > I t e m T a b l e C a p t I t e m F i l t e r < / I t e m T a b l e C a p t I t e m F i l t e r > - 
-         < L o c a t i o n F i l t e r _ I t e m   E l e m e n t T y p e = " C o l u m n "   E l e m e n t I d = " 5 8 9 4 7 3 7 5 8 "   D a t a T y p e = " C o d e " > L o c a t i o n F i l t e r _ I t e m < / L o c a t i o n F i l t e r _ I t e m > - 
-         < N o _ I t e m   E l e m e n t T y p e = " C o l u m n "   E l e m e n t I d = " 1 5 4 7 7 6 9 6 5 4 "   D a t a T y p e = " C o d e " > N o _ I t e m < / N o _ I t e m > - 
-         < O u t s t a n d i n g A m t _ S a l e s L i n e   E l e m e n t T y p e = " C o l u m n "   E l e m e n t I d = " 1 7 0 1 0 1 2 6 1 8 "   D a t a T y p e = " D e c i m a l " > O u t s t a n d i n g A m t _ S a l e s L i n e < / O u t s t a n d i n g A m t _ S a l e s L i n e > - 
-         < S a l e s H e a d e r B i l l t o N a m e C a p t   E l e m e n t T y p e = " C o l u m n "   E l e m e n t I d = " 2 8 3 4 2 2 9 9 "   D a t a T y p e = " T e x t C o n s t " > S a l e s H e a d e r B i l l t o N a m e C a p t < / S a l e s H e a d e r B i l l t o N a m e C a p t > - 
-         < S a l e s L i n e F i l t e r   E l e m e n t T y p e = " C o l u m n "   E l e m e n t I d = " 1 0 6 5 6 4 1 2 6 7 "   D a t a T y p e = " T e x t " > S a l e s L i n e F i l t e r < / S a l e s L i n e F i l t e r > - 
-         < S a l e s L i n e I n v D i s c A m t C a p t   E l e m e n t T y p e = " C o l u m n "   E l e m e n t I d = " 9 1 6 7 7 3 1 0 3 "   D a t a T y p e = " T e x t C o n s t " > S a l e s L i n e I n v D i s c A m t C a p t < / S a l e s L i n e I n v D i s c A m t C a p t > - 
-         < S a l e s L i n e L i n e D i s c C a p t i o n   E l e m e n t T y p e = " C o l u m n "   E l e m e n t I d = " 1 7 0 1 2 3 1 8 8 2 "   D a t a T y p e = " T e x t C o n s t " > S a l e s L i n e L i n e D i s c C a p t i o n < / S a l e s L i n e L i n e D i s c C a p t i o n > - 
-         < S a l e s L i n e O u t s t n g A m t C a p t   E l e m e n t T y p e = " C o l u m n "   E l e m e n t I d = " 1 3 1 5 7 1 8 6 9 3 "   D a t a T y p e = " T e x t C o n s t " > S a l e s L i n e O u t s t n g A m t C a p t < / S a l e s L i n e O u t s t n g A m t C a p t > - 
-         < S a l e s L i n e S h i p D a t e C a p t i o n   E l e m e n t T y p e = " C o l u m n "   E l e m e n t I d = " 1 1 1 6 8 3 5 7 4 9 "   D a t a T y p e = " T e x t C o n s t " > S a l e s L i n e S h i p D a t e C a p t i o n < / S a l e s L i n e S h i p D a t e C a p t i o n > - 
-         < S t r S b S t N o S a l O d r L n S a l L n F l t   E l e m e n t T y p e = " C o l u m n "   E l e m e n t I d = " 2 0 2 7 5 5 7 1 8 4 "   D a t a T y p e = " T e x t " > S t r S b S t N o S a l O d r L n S a l L n F l t < / S t r S b S t N o S a l O d r L n S a l L n F l t > - 
-         < T o t a l C a p t i o n   E l e m e n t T y p e = " C o l u m n "   E l e m e n t I d = " 7 0 7 1 0 2 6 9 5 "   D a t a T y p e = " T e x t C o n s t " > T o t a l C a p t i o n < / T o t a l C a p t i o n > - 
-         < V a r i a n t F i l t e r _ I t e m   E l e m e n t T y p e = " C o l u m n "   E l e m e n t I d = " 9 4 9 9 4 3 6 4 8 "   D a t a T y p e = " C o d e " > V a r i a n t F i l t e r _ I t e m < / V a r i a n t F i l t e r _ I t e m > - 
-         < S a l e s _ L i n e   E l e m e n t T y p e = " D a t a I t e m "   E l e m e n t I d = " 4 2 6 9 4 3 3 6 3 " > - 
-             < B a c k O r d e r Q t y   E l e m e n t T y p e = " C o l u m n "   E l e m e n t I d = " 7 1 9 7 4 8 8 0 4 "   D a t a T y p e = " D e c i m a l " > B a c k O r d e r Q t y < / B a c k O r d e r Q t y > - 
-             < I n v D i s c o u n t A m t _ S a l e s L i n e   E l e m e n t T y p e = " C o l u m n "   E l e m e n t I d = " 1 0 8 4 5 3 8 1 6 0 "   D a t a T y p e = " D e c i m a l " > I n v D i s c o u n t A m t _ S a l e s L i n e < / I n v D i s c o u n t A m t _ S a l e s L i n e > - 
-             < O u t s t a n d i n g A m t 1 _ S a l e s L i n e   E l e m e n t T y p e = " C o l u m n "   E l e m e n t I d = " 1 0 2 1 4 7 4 5 3 5 "   D a t a T y p e = " D e c i m a l " > O u t s t a n d i n g A m t 1 _ S a l e s L i n e < / O u t s t a n d i n g A m t 1 _ S a l e s L i n e > - 
-             < O u t s t a n d i n g Q t y _ S a l e s L i n e   E l e m e n t T y p e = " C o l u m n "   E l e m e n t I d = " 2 8 1 5 9 1 0 4 6 "   D a t a T y p e = " D e c i m a l " > O u t s t a n d i n g Q t y _ S a l e s L i n e < / O u t s t a n d i n g Q t y _ S a l e s L i n e > - 
-             < Q u a n t i t y _ S a l e s L i n e   E l e m e n t T y p e = " C o l u m n "   E l e m e n t I d = " 1 8 3 2 0 3 6 8 9 5 "   D a t a T y p e = " D e c i m a l " > Q u a n t i t y _ S a l e s L i n e < / Q u a n t i t y _ S a l e s L i n e > - 
-             < S a l e s H e a d e r B i l l t o N a m e   E l e m e n t T y p e = " C o l u m n "   E l e m e n t I d = " 1 8 0 9 8 4 3 8 0 3 "   D a t a T y p e = " T e x t " > S a l e s H e a d e r B i l l t o N a m e < / S a l e s H e a d e r B i l l t o N a m e > - 
-             < S a l e s L i n e D e s c r i p t i o n   E l e m e n t T y p e = " C o l u m n "   E l e m e n t I d = " 7 8 7 3 4 2 2 0 3 "   D a t a T y p e = " T e x t " > S a l e s L i n e D e s c r i p t i o n < / S a l e s L i n e D e s c r i p t i o n > - 
-             < S a l e s L i n e D o c u m e n t N o   E l e m e n t T y p e = " C o l u m n "   E l e m e n t I d = " 9 6 0 1 9 2 7 4 1 "   D a t a T y p e = " C o d e " > S a l e s L i n e D o c u m e n t N o < / S a l e s L i n e D o c u m e n t N o > - 
-             < S a l e s L i n e L i n e D i s c o u n t   E l e m e n t T y p e = " C o l u m n "   E l e m e n t I d = " 6 9 9 3 2 0 0 8 0 "   D a t a T y p e = " D e c i m a l " > S a l e s L i n e L i n e D i s c o u n t < / S a l e s L i n e L i n e D i s c o u n t > - 
-             < S a l e s L i n e U n i t P r i c e   E l e m e n t T y p e = " C o l u m n "   E l e m e n t I d = " 6 6 0 6 7 3 6 2 4 "   D a t a T y p e = " D e c i m a l " > S a l e s L i n e U n i t P r i c e < / S a l e s L i n e U n i t P r i c e > - 
-             < S h i p m e n t D a t e _ S a l e s L i n e   E l e m e n t T y p e = " C o l u m n "   E l e m e n t I d = " 5 6 0 1 5 8 5 1 2 "   D a t a T y p e = " S t r i n g " > S h i p m e n t D a t e _ S a l e s L i n e < / S h i p m e n t D a t e _ S a l e s L i n e > +     < I t e m > + 
+         < A s s e m b l y B O M _ I t e m > A s s e m b l y B O M _ I t e m < / A s s e m b l y B O M _ I t e m > + 
+         < B a c k O r d e r Q t y C a p t i o n > B a c k O r d e r Q t y C a p t i o n < / B a c k O r d e r Q t y C a p t i o n > + 
+         < B i n F i l t e r _ I t e m > B i n F i l t e r _ I t e m < / B i n F i l t e r _ I t e m > + 
+         < C o m p a n y N a m e > C o m p a n y N a m e < / C o m p a n y N a m e > + 
+         < C u r r R e p o r t P a g e N o C a p t i o n > C u r r R e p o r t P a g e N o C a p t i o n < / C u r r R e p o r t P a g e N o C a p t i o n > + 
+         < D e s c r i p t i o n _ I t e m > D e s c r i p t i o n _ I t e m < / D e s c r i p t i o n _ I t e m > + 
+         < G l o b a l D i m 1 F i l t e r _ I t e m > G l o b a l D i m 1 F i l t e r _ I t e m < / G l o b a l D i m 1 F i l t e r _ I t e m > + 
+         < G l o b a l D i m 2 F i l t e r _ I t e m > G l o b a l D i m 2 F i l t e r _ I t e m < / G l o b a l D i m 2 F i l t e r _ I t e m > + 
+         < I n v e n t o r y P o s t i n g G r o u p _ I t e m > I n v e n t o r y P o s t i n g G r o u p _ I t e m < / I n v e n t o r y P o s t i n g G r o u p _ I t e m > + 
+         < I n v n t r y O r d e r D e t a i l C a p t > I n v n t r y O r d e r D e t a i l C a p t < / I n v n t r y O r d e r D e t a i l C a p t > + 
+         < I t e m F i l t e r > I t e m F i l t e r < / I t e m F i l t e r > + 
+         < I t e m T a b l e C a p t I t e m F i l t e r > I t e m T a b l e C a p t I t e m F i l t e r < / I t e m T a b l e C a p t I t e m F i l t e r > + 
+         < L o c a t i o n F i l t e r _ I t e m > L o c a t i o n F i l t e r _ I t e m < / L o c a t i o n F i l t e r _ I t e m > + 
+         < N o _ I t e m > N o _ I t e m < / N o _ I t e m > + 
+         < O u t s t a n d i n g A m t _ S a l e s L i n e > O u t s t a n d i n g A m t _ S a l e s L i n e < / O u t s t a n d i n g A m t _ S a l e s L i n e > + 
+         < S a l e s H e a d e r B i l l t o N a m e C a p t > S a l e s H e a d e r B i l l t o N a m e C a p t < / S a l e s H e a d e r B i l l t o N a m e C a p t > + 
+         < S a l e s L i n e F i l t e r > S a l e s L i n e F i l t e r < / S a l e s L i n e F i l t e r > + 
+         < S a l e s L i n e I n v D i s c A m t C a p t > S a l e s L i n e I n v D i s c A m t C a p t < / S a l e s L i n e I n v D i s c A m t C a p t > + 
+         < S a l e s L i n e L i n e D i s c C a p t i o n > S a l e s L i n e L i n e D i s c C a p t i o n < / S a l e s L i n e L i n e D i s c C a p t i o n > + 
+         < S a l e s L i n e O u t s t n g A m t C a p t > S a l e s L i n e O u t s t n g A m t C a p t < / S a l e s L i n e O u t s t n g A m t C a p t > + 
+         < S a l e s L i n e S h i p D a t e C a p t i o n > S a l e s L i n e S h i p D a t e C a p t i o n < / S a l e s L i n e S h i p D a t e C a p t i o n > + 
+         < S t r S b S t N o S a l O d r L n S a l L n F l t > S t r S b S t N o S a l O d r L n S a l L n F l t < / S t r S b S t N o S a l O d r L n S a l L n F l t > + 
+         < T o t a l C a p t i o n > T o t a l C a p t i o n < / T o t a l C a p t i o n > + 
+         < V a r i a n t F i l t e r _ I t e m > V a r i a n t F i l t e r _ I t e m < / V a r i a n t F i l t e r _ I t e m > + 
+         < S a l e s _ L i n e > + 
+             < B a c k O r d e r Q t y > B a c k O r d e r Q t y < / B a c k O r d e r Q t y > + 
+             < I n v D i s c o u n t A m t _ S a l e s L i n e > I n v D i s c o u n t A m t _ S a l e s L i n e < / I n v D i s c o u n t A m t _ S a l e s L i n e > + 
+             < O u t s t a n d i n g A m t 1 _ S a l e s L i n e > O u t s t a n d i n g A m t 1 _ S a l e s L i n e < / O u t s t a n d i n g A m t 1 _ S a l e s L i n e > + 
+             < O u t s t a n d i n g Q t y _ S a l e s L i n e > O u t s t a n d i n g Q t y _ S a l e s L i n e < / O u t s t a n d i n g Q t y _ S a l e s L i n e > + 
+             < Q u a n t i t y _ S a l e s L i n e > Q u a n t i t y _ S a l e s L i n e < / Q u a n t i t y _ S a l e s L i n e > + 
+             < S a l e s H e a d e r B i l l t o N a m e > S a l e s H e a d e r B i l l t o N a m e < / S a l e s H e a d e r B i l l t o N a m e > + 
+             < S a l e s L i n e D e s c r i p t i o n > S a l e s L i n e D e s c r i p t i o n < / S a l e s L i n e D e s c r i p t i o n > + 
+             < S a l e s L i n e D o c u m e n t N o > S a l e s L i n e D o c u m e n t N o < / S a l e s L i n e D o c u m e n t N o > + 
+             < S a l e s L i n e L i n e D i s c o u n t > S a l e s L i n e L i n e D i s c o u n t < / S a l e s L i n e L i n e D i s c o u n t > + 
+             < S a l e s L i n e U n i t P r i c e > S a l e s L i n e U n i t P r i c e < / S a l e s L i n e U n i t P r i c e > + 
+             < S h i p m e n t D a t e _ S a l e s L i n e > S h i p m e n t D a t e _ S a l e s L i n e < / S h i p m e n t D a t e _ S a l e s L i n e >   
          < / S a l e s _ L i n e >   
-         < S u b T o t a l s   E l e m e n t T y p e = " D a t a I t e m "   E l e m e n t I d = " 3 1 2 0 6 2 4 2 4 " > - 
-             < S u b T o t a l s _ B a c k O r d e r Q t y   E l e m e n t T y p e = " C o l u m n "   E l e m e n t I d = " 2 5 9 4 1 0 7 5 0 "   D a t a T y p e = " D e c i m a l " > S u b T o t a l s _ B a c k O r d e r Q t y < / S u b T o t a l s _ B a c k O r d e r Q t y > - 
-             < S u b T o t a l s _ O u t s t a n d i n g A m t   E l e m e n t T y p e = " C o l u m n "   E l e m e n t I d = " 6 2 8 0 4 1 8 1 9 "   D a t a T y p e = " D e c i m a l " > S u b T o t a l s _ O u t s t a n d i n g A m t < / S u b T o t a l s _ O u t s t a n d i n g A m t > - 
-             < S u b T o t a l s _ O u t s t a n d i n g Q t y   E l e m e n t T y p e = " C o l u m n "   E l e m e n t I d = " 1 3 9 4 2 4 7 8 4 7 "   D a t a T y p e = " D e c i m a l " > S u b T o t a l s _ O u t s t a n d i n g Q t y < / S u b T o t a l s _ O u t s t a n d i n g Q t y > +         < S u b T o t a l s > + 
+             < S u b T o t a l s _ B a c k O r d e r Q t y > S u b T o t a l s _ B a c k O r d e r Q t y < / S u b T o t a l s _ B a c k O r d e r Q t y > + 
+             < S u b T o t a l s _ O u t s t a n d i n g A m t > S u b T o t a l s _ O u t s t a n d i n g A m t < / S u b T o t a l s _ O u t s t a n d i n g A m t > + 
+             < S u b T o t a l s _ O u t s t a n d i n g Q t y > S u b T o t a l s _ O u t s t a n d i n g Q t y < / S u b T o t a l s _ O u t s t a n d i n g Q t y >   
          < / S u b T o t a l s >   
      < / I t e m >   
-     < T o t a l s   E l e m e n t T y p e = " D a t a I t e m "   E l e m e n t I d = " 1 8 2 3 9 5 0 0 4 4 " > - 
-         < T o t a l s _ N u m b e r   E l e m e n t T y p e = " C o l u m n "   E l e m e n t I d = " 1 6 2 4 7 8 6 0 8 0 "   D a t a T y p e = " I n t e g e r " > T o t a l s _ N u m b e r < / T o t a l s _ N u m b e r > - 
-         < T o t a l s _ O u t s t a n d i n g A m t   E l e m e n t T y p e = " C o l u m n "   E l e m e n t I d = " 1 2 7 8 0 1 4 5 "   D a t a T y p e = " D e c i m a l " > T o t a l s _ O u t s t a n d i n g A m t < / T o t a l s _ O u t s t a n d i n g A m t > +     < T o t a l s > + 
+         < T o t a l s _ N u m b e r > T o t a l s _ N u m b e r < / T o t a l s _ N u m b e r > + 
+         < T o t a l s _ O u t s t a n d i n g A m t > T o t a l s _ O u t s t a n d i n g A m t < / T o t a l s _ O u t s t a n d i n g A m t >   
      < / T o t a l s >   
  < / N a v W o r d R e p o r t X m l P a r t > 
 </file>
 
-<file path=customXml/item3.xml>��< ? x m l   v e r s i o n = " 1 . 0 "   e n c o d i n g = " u t f - 1 6 " ? > < N a v W o r d R e p o r t X m l P a r t   x m l n s = " u r n : m i c r o s o f t - d y n a m i c s - n a v / r e p o r t s / I n v e n t o r y _ O r d e r _ D e t a i l s / 7 0 8 / " > +<file path=customXml/item3.xml>��< ? x m l   v e r s i o n = " 1 . 0 "   e n c o d i n g = " u t f - 1 6 " ? > < N a v W o r d R e p o r t X m l P a r t   x m l n s = " u r n : m i c r o s o f t - d y n a m i c s - b u s i n e s s c e n t r a l / i n t e r n a l / e x t e n d e d / r e p o r t s / I n v e n t o r y _ O r d e r _ D e t a i l s / 7 0 8 / " >   
      < B C R e p o r t I n f o r m a t i o n >   
@@ -31661,155 +31500,231 @@
  
      < L a b e l s >   
-         < A b o u t T h e R e p o r t L a b e l > A b o u t T h e R e p o r t L a b e l < / A b o u t T h e R e p o r t L a b e l > - 
-         < A s s e m b l y B O M _ I t e m C a p t i o n > A s s e m b l y B O M _ I t e m C a p t i o n < / A s s e m b l y B O M _ I t e m C a p t i o n > - 
-         < B a c k O r d e r Q t y L a b e l > B a c k O r d e r Q t y L a b e l < / B a c k O r d e r Q t y L a b e l > - 
-         < C o m p a n y L a b e l > C o m p a n y L a b e l < / C o m p a n y L a b e l > - 
-         < D a t a R e t r i e v e d > D a t a R e t r i e v e d < / D a t a R e t r i e v e d > - 
-         < D e s c r i p t i o n _ I t e m C a p t i o n > D e s c r i p t i o n _ I t e m C a p t i o n < / D e s c r i p t i o n _ I t e m C a p t i o n > - 
-         < D o c u m e n t a t i o n L a b e l > D o c u m e n t a t i o n L a b e l < / D o c u m e n t a t i o n L a b e l > - 
-         < E n v i r o n m e n t L a b e l > E n v i r o n m e n t L a b e l < / E n v i r o n m e n t L a b e l > - 
-         < I n v D i s c o u n t A m t _ S a l e s L i n e C a p t i o n > I n v D i s c o u n t A m t _ S a l e s L i n e C a p t i o n < / I n v D i s c o u n t A m t _ S a l e s L i n e C a p t i o n > - 
-         < I n v e n t o r y O r d e r D e t a i l s > I n v e n t o r y O r d e r D e t a i l s < / I n v e n t o r y O r d e r D e t a i l s > - 
-         < I n v e n t o r y O r d e r D e t a i l s P r i n t > I n v e n t o r y O r d e r D e t a i l s P r i n t < / I n v e n t o r y O r d e r D e t a i l s P r i n t > - 
-         < I n v e n t o r y P o s t i n g G r o u p _ I t e m C a p t i o n > I n v e n t o r y P o s t i n g G r o u p _ I t e m C a p t i o n < / I n v e n t o r y P o s t i n g G r o u p _ I t e m C a p t i o n > - 
-         < I n v O r d e r D e t a i l s A n a l y s i s > I n v O r d e r D e t a i l s A n a l y s i s < / I n v O r d e r D e t a i l s A n a l y s i s > - 
-         < N o _ I t e m C a p t i o n > N o _ I t e m C a p t i o n < / N o _ I t e m C a p t i o n > - 
-         < O u t s t a n d i n g A m t _ S a l e s L i n e C a p t i o n > O u t s t a n d i n g A m t _ S a l e s L i n e C a p t i o n < / O u t s t a n d i n g A m t _ S a l e s L i n e C a p t i o n > - 
-         < O u t s t a n d i n g A m t 1 _ S a l e s L i n e C a p t i o n > O u t s t a n d i n g A m t 1 _ S a l e s L i n e C a p t i o n < / O u t s t a n d i n g A m t 1 _ S a l e s L i n e C a p t i o n > - 
-         < O u t s t a n d i n g Q t y _ S a l e s L i n e C a p t i o n > O u t s t a n d i n g Q t y _ S a l e s L i n e C a p t i o n < / O u t s t a n d i n g Q t y _ S a l e s L i n e C a p t i o n > - 
-         < P o s t i n g D a t e F i l t e r L a b e l > P o s t i n g D a t e F i l t e r L a b e l < / P o s t i n g D a t e F i l t e r L a b e l > - 
-         < Q u a n t i t y _ S a l e s L i n e C a p t i o n > Q u a n t i t y _ S a l e s L i n e C a p t i o n < / Q u a n t i t y _ S a l e s L i n e C a p t i o n > - 
-         < R e p o r t N a m e L a b e l > R e p o r t N a m e L a b e l < / R e p o r t N a m e L a b e l > - 
-         < R u n O n L a b e l > R u n O n L a b e l < / R u n O n L a b e l > - 
-         < S a l e s H e a d e r B i l l t o N a m e C a p t i o n > S a l e s H e a d e r B i l l t o N a m e C a p t i o n < / S a l e s H e a d e r B i l l t o N a m e C a p t i o n > - 
-         < S a l e s L i n e D o c u m e n t N o C a p t i o n > S a l e s L i n e D o c u m e n t N o C a p t i o n < / S a l e s L i n e D o c u m e n t N o C a p t i o n > - 
-         < S a l e s L i n e L i n e D i s c o u n t C a p t i o n > S a l e s L i n e L i n e D i s c o u n t C a p t i o n < / S a l e s L i n e L i n e D i s c o u n t C a p t i o n > - 
-         < S a l e s L i n e U n i t P r i c e C a p t i o n > S a l e s L i n e U n i t P r i c e C a p t i o n < / S a l e s L i n e U n i t P r i c e C a p t i o n > - 
-         < S h i p m e n t D a t e L a b e l > S h i p m e n t D a t e L a b e l < / S h i p m e n t D a t e L a b e l > - 
-         < U s e r L a b e l > U s e r L a b e l < / U s e r L a b e l > +         < A b o u t T h e R e p o r t L a b e l   E l e m e n t T y p e = " P a r a m e t e r "   E l e m e n t I d = " 1 6 7 7 9 2 0 0 1 "   D a t a T y p e = " S t r i n g " > A b o u t T h e R e p o r t L a b e l < / A b o u t T h e R e p o r t L a b e l > + 
+         < A s s e m b l y B O M _ I t e m C a p t i o n   E l e m e n t T y p e = " P a r a m e t e r "   E l e m e n t I d = " 1 5 8 1 6 0 3 2 1 "   D a t a T y p e = " S t r i n g " > A s s e m b l y B O M _ I t e m C a p t i o n < / A s s e m b l y B O M _ I t e m C a p t i o n > + 
+         < B a c k O r d e r Q t y L a b e l   E l e m e n t T y p e = " P a r a m e t e r "   E l e m e n t I d = " 2 0 1 7 1 8 0 0 6 6 "   D a t a T y p e = " S t r i n g " > B a c k O r d e r Q t y L a b e l < / B a c k O r d e r Q t y L a b e l > + 
+         < C o m p a n y L a b e l   E l e m e n t T y p e = " P a r a m e t e r "   E l e m e n t I d = " 3 4 6 7 6 0 3 4 8 "   D a t a T y p e = " S t r i n g " > C o m p a n y L a b e l < / C o m p a n y L a b e l > + 
+         < D a t a R e t r i e v e d   E l e m e n t T y p e = " P a r a m e t e r "   E l e m e n t I d = " 2 9 1 9 1 1 8 0 7 "   D a t a T y p e = " S t r i n g " > D a t a R e t r i e v e d < / D a t a R e t r i e v e d > + 
+         < D e s c r i p t i o n _ I t e m C a p t i o n   E l e m e n t T y p e = " P a r a m e t e r "   E l e m e n t I d = " 1 5 2 9 8 3 2 4 7 3 "   D a t a T y p e = " S t r i n g " > D e s c r i p t i o n _ I t e m C a p t i o n < / D e s c r i p t i o n _ I t e m C a p t i o n > + 
+         < D o c u m e n t a t i o n L a b e l   E l e m e n t T y p e = " P a r a m e t e r "   E l e m e n t I d = " 1 7 3 8 9 2 4 8 1 5 "   D a t a T y p e = " S t r i n g " > D o c u m e n t a t i o n L a b e l < / D o c u m e n t a t i o n L a b e l > + 
+         < E n v i r o n m e n t L a b e l   E l e m e n t T y p e = " P a r a m e t e r "   E l e m e n t I d = " 8 1 8 8 1 6 5 9 0 "   D a t a T y p e = " S t r i n g " > E n v i r o n m e n t L a b e l < / E n v i r o n m e n t L a b e l > + 
+         < I n v D i s c o u n t A m t _ S a l e s L i n e C a p t i o n   E l e m e n t T y p e = " P a r a m e t e r "   E l e m e n t I d = " 1 0 8 4 5 3 8 1 6 0 "   D a t a T y p e = " S t r i n g " > I n v D i s c o u n t A m t _ S a l e s L i n e C a p t i o n < / I n v D i s c o u n t A m t _ S a l e s L i n e C a p t i o n > + 
+         < I n v e n t o r y O r d e r D e t a i l s   E l e m e n t T y p e = " P a r a m e t e r "   E l e m e n t I d = " 2 1 4 5 8 3 4 8 9 1 "   D a t a T y p e = " S t r i n g " > I n v e n t o r y O r d e r D e t a i l s < / I n v e n t o r y O r d e r D e t a i l s > + 
+         < I n v e n t o r y O r d e r D e t a i l s P r i n t   E l e m e n t T y p e = " P a r a m e t e r "   E l e m e n t I d = " 2 1 2 4 4 6 1 8 6 2 "   D a t a T y p e = " S t r i n g " > I n v e n t o r y O r d e r D e t a i l s P r i n t < / I n v e n t o r y O r d e r D e t a i l s P r i n t > + 
+         < I n v e n t o r y P o s t i n g G r o u p _ I t e m C a p t i o n   E l e m e n t T y p e = " P a r a m e t e r "   E l e m e n t I d = " 1 5 4 2 7 8 2 7 4 6 "   D a t a T y p e = " S t r i n g " > I n v e n t o r y P o s t i n g G r o u p _ I t e m C a p t i o n < / I n v e n t o r y P o s t i n g G r o u p _ I t e m C a p t i o n > + 
+         < I n v O r d e r D e t a i l s A n a l y s i s   E l e m e n t T y p e = " P a r a m e t e r "   E l e m e n t I d = " 1 9 9 5 3 4 0 1 7 8 "   D a t a T y p e = " S t r i n g " > I n v O r d e r D e t a i l s A n a l y s i s < / I n v O r d e r D e t a i l s A n a l y s i s > + 
+         < N o _ I t e m C a p t i o n   E l e m e n t T y p e = " P a r a m e t e r "   E l e m e n t I d = " 1 5 4 7 7 6 9 6 5 4 "   D a t a T y p e = " S t r i n g " > N o _ I t e m C a p t i o n < / N o _ I t e m C a p t i o n > + 
+         < O u t s t a n d i n g A m t _ S a l e s L i n e C a p t i o n   E l e m e n t T y p e = " P a r a m e t e r "   E l e m e n t I d = " 1 7 0 1 0 1 2 6 1 8 "   D a t a T y p e = " S t r i n g " > O u t s t a n d i n g A m t _ S a l e s L i n e C a p t i o n < / O u t s t a n d i n g A m t _ S a l e s L i n e C a p t i o n > + 
+         < O u t s t a n d i n g A m t 1 _ S a l e s L i n e C a p t i o n   E l e m e n t T y p e = " P a r a m e t e r "   E l e m e n t I d = " 1 0 2 1 4 7 4 5 3 5 "   D a t a T y p e = " S t r i n g " > O u t s t a n d i n g A m t 1 _ S a l e s L i n e C a p t i o n < / O u t s t a n d i n g A m t 1 _ S a l e s L i n e C a p t i o n > + 
+         < O u t s t a n d i n g Q t y _ S a l e s L i n e C a p t i o n   E l e m e n t T y p e = " P a r a m e t e r "   E l e m e n t I d = " 2 8 1 5 9 1 0 4 6 "   D a t a T y p e = " S t r i n g " > O u t s t a n d i n g Q t y _ S a l e s L i n e C a p t i o n < / O u t s t a n d i n g Q t y _ S a l e s L i n e C a p t i o n > + 
+         < P o s t i n g D a t e F i l t e r L a b e l   E l e m e n t T y p e = " P a r a m e t e r "   E l e m e n t I d = " 1 4 3 3 4 5 4 0 1 7 "   D a t a T y p e = " S t r i n g " > P o s t i n g D a t e F i l t e r L a b e l < / P o s t i n g D a t e F i l t e r L a b e l > + 
+         < Q u a n t i t y _ S a l e s L i n e C a p t i o n   E l e m e n t T y p e = " P a r a m e t e r "   E l e m e n t I d = " 1 8 3 2 0 3 6 8 9 5 "   D a t a T y p e = " S t r i n g " > Q u a n t i t y _ S a l e s L i n e C a p t i o n < / Q u a n t i t y _ S a l e s L i n e C a p t i o n > + 
+         < R e p o r t N a m e L a b e l   E l e m e n t T y p e = " P a r a m e t e r "   E l e m e n t I d = " 1 0 2 2 2 9 2 9 8 2 "   D a t a T y p e = " S t r i n g " > R e p o r t N a m e L a b e l < / R e p o r t N a m e L a b e l > + 
+         < R u n O n L a b e l   E l e m e n t T y p e = " P a r a m e t e r "   E l e m e n t I d = " 1 1 1 9 0 3 7 5 9 5 "   D a t a T y p e = " S t r i n g " > R u n O n L a b e l < / R u n O n L a b e l > + 
+         < S a l e s H e a d e r B i l l t o N a m e C a p t i o n   E l e m e n t T y p e = " P a r a m e t e r "   E l e m e n t I d = " 1 8 0 9 8 4 3 8 0 3 "   D a t a T y p e = " S t r i n g " > S a l e s H e a d e r B i l l t o N a m e C a p t i o n < / S a l e s H e a d e r B i l l t o N a m e C a p t i o n > + 
+         < S a l e s L i n e D o c u m e n t N o C a p t i o n   E l e m e n t T y p e = " P a r a m e t e r "   E l e m e n t I d = " 9 6 0 1 9 2 7 4 1 "   D a t a T y p e = " S t r i n g " > S a l e s L i n e D o c u m e n t N o C a p t i o n < / S a l e s L i n e D o c u m e n t N o C a p t i o n > + 
+         < S a l e s L i n e L i n e D i s c o u n t C a p t i o n   E l e m e n t T y p e = " P a r a m e t e r "   E l e m e n t I d = " 6 9 9 3 2 0 0 8 0 "   D a t a T y p e = " S t r i n g " > S a l e s L i n e L i n e D i s c o u n t C a p t i o n < / S a l e s L i n e L i n e D i s c o u n t C a p t i o n > + 
+         < S a l e s L i n e U n i t P r i c e C a p t i o n   E l e m e n t T y p e = " P a r a m e t e r "   E l e m e n t I d = " 6 6 0 6 7 3 6 2 4 "   D a t a T y p e = " S t r i n g " > S a l e s L i n e U n i t P r i c e C a p t i o n < / S a l e s L i n e U n i t P r i c e C a p t i o n > + 
+         < S h i p m e n t D a t e L a b e l   E l e m e n t T y p e = " P a r a m e t e r "   E l e m e n t I d = " 5 9 6 4 2 0 1 3 7 "   D a t a T y p e = " S t r i n g " > S h i p m e n t D a t e L a b e l < / S h i p m e n t D a t e L a b e l > + 
+         < U s e r L a b e l   E l e m e n t T y p e = " P a r a m e t e r "   E l e m e n t I d = " 8 4 8 8 1 6 7 9 4 "   D a t a T y p e = " S t r i n g " > U s e r L a b e l < / U s e r L a b e l >   
      < / L a b e l s >   
-     < I t e m > - 
-         < A s s e m b l y B O M _ I t e m > A s s e m b l y B O M _ I t e m < / A s s e m b l y B O M _ I t e m > - 
-         < B a c k O r d e r Q t y C a p t i o n > B a c k O r d e r Q t y C a p t i o n < / B a c k O r d e r Q t y C a p t i o n > - 
-         < B i n F i l t e r _ I t e m > B i n F i l t e r _ I t e m < / B i n F i l t e r _ I t e m > - 
-         < C o m p a n y N a m e > C o m p a n y N a m e < / C o m p a n y N a m e > - 
-         < C u r r R e p o r t P a g e N o C a p t i o n > C u r r R e p o r t P a g e N o C a p t i o n < / C u r r R e p o r t P a g e N o C a p t i o n > - 
-         < D e s c r i p t i o n _ I t e m > D e s c r i p t i o n _ I t e m < / D e s c r i p t i o n _ I t e m > - 
-         < G l o b a l D i m 1 F i l t e r _ I t e m > G l o b a l D i m 1 F i l t e r _ I t e m < / G l o b a l D i m 1 F i l t e r _ I t e m > - 
-         < G l o b a l D i m 2 F i l t e r _ I t e m > G l o b a l D i m 2 F i l t e r _ I t e m < / G l o b a l D i m 2 F i l t e r _ I t e m > - 
-         < I n v e n t o r y P o s t i n g G r o u p _ I t e m > I n v e n t o r y P o s t i n g G r o u p _ I t e m < / I n v e n t o r y P o s t i n g G r o u p _ I t e m > - 
-         < I n v n t r y O r d e r D e t a i l C a p t > I n v n t r y O r d e r D e t a i l C a p t < / I n v n t r y O r d e r D e t a i l C a p t > - 
-         < I t e m F i l t e r > I t e m F i l t e r < / I t e m F i l t e r > - 
-         < I t e m T a b l e C a p t I t e m F i l t e r > I t e m T a b l e C a p t I t e m F i l t e r < / I t e m T a b l e C a p t I t e m F i l t e r > - 
-         < L o c a t i o n F i l t e r _ I t e m > L o c a t i o n F i l t e r _ I t e m < / L o c a t i o n F i l t e r _ I t e m > - 
-         < N o _ I t e m > N o _ I t e m < / N o _ I t e m > - 
-         < O u t s t a n d i n g A m t _ S a l e s L i n e > O u t s t a n d i n g A m t _ S a l e s L i n e < / O u t s t a n d i n g A m t _ S a l e s L i n e > - 
-         < S a l e s H e a d e r B i l l t o N a m e C a p t > S a l e s H e a d e r B i l l t o N a m e C a p t < / S a l e s H e a d e r B i l l t o N a m e C a p t > - 
-         < S a l e s L i n e F i l t e r > S a l e s L i n e F i l t e r < / S a l e s L i n e F i l t e r > - 
-         < S a l e s L i n e I n v D i s c A m t C a p t > S a l e s L i n e I n v D i s c A m t C a p t < / S a l e s L i n e I n v D i s c A m t C a p t > - 
-         < S a l e s L i n e L i n e D i s c C a p t i o n > S a l e s L i n e L i n e D i s c C a p t i o n < / S a l e s L i n e L i n e D i s c C a p t i o n > - 
-         < S a l e s L i n e O u t s t n g A m t C a p t > S a l e s L i n e O u t s t n g A m t C a p t < / S a l e s L i n e O u t s t n g A m t C a p t > - 
-         < S a l e s L i n e S h i p D a t e C a p t i o n > S a l e s L i n e S h i p D a t e C a p t i o n < / S a l e s L i n e S h i p D a t e C a p t i o n > - 
-         < S t r S b S t N o S a l O d r L n S a l L n F l t > S t r S b S t N o S a l O d r L n S a l L n F l t < / S t r S b S t N o S a l O d r L n S a l L n F l t > - 
-         < T o t a l C a p t i o n > T o t a l C a p t i o n < / T o t a l C a p t i o n > - 
-         < V a r i a n t F i l t e r _ I t e m > V a r i a n t F i l t e r _ I t e m < / V a r i a n t F i l t e r _ I t e m > - 
-         < S a l e s _ L i n e > - 
-             < B a c k O r d e r Q t y > B a c k O r d e r Q t y < / B a c k O r d e r Q t y > - 
-             < I n v D i s c o u n t A m t _ S a l e s L i n e > I n v D i s c o u n t A m t _ S a l e s L i n e < / I n v D i s c o u n t A m t _ S a l e s L i n e > - 
-             < O u t s t a n d i n g A m t 1 _ S a l e s L i n e > O u t s t a n d i n g A m t 1 _ S a l e s L i n e < / O u t s t a n d i n g A m t 1 _ S a l e s L i n e > - 
-             < O u t s t a n d i n g Q t y _ S a l e s L i n e > O u t s t a n d i n g Q t y _ S a l e s L i n e < / O u t s t a n d i n g Q t y _ S a l e s L i n e > - 
-             < Q u a n t i t y _ S a l e s L i n e > Q u a n t i t y _ S a l e s L i n e < / Q u a n t i t y _ S a l e s L i n e > - 
-             < S a l e s H e a d e r B i l l t o N a m e > S a l e s H e a d e r B i l l t o N a m e < / S a l e s H e a d e r B i l l t o N a m e > - 
-             < S a l e s L i n e D e s c r i p t i o n > S a l e s L i n e D e s c r i p t i o n < / S a l e s L i n e D e s c r i p t i o n > - 
-             < S a l e s L i n e D o c u m e n t N o > S a l e s L i n e D o c u m e n t N o < / S a l e s L i n e D o c u m e n t N o > - 
-             < S a l e s L i n e L i n e D i s c o u n t > S a l e s L i n e L i n e D i s c o u n t < / S a l e s L i n e L i n e D i s c o u n t > - 
-             < S a l e s L i n e U n i t P r i c e > S a l e s L i n e U n i t P r i c e < / S a l e s L i n e U n i t P r i c e > - 
-             < S h i p m e n t D a t e _ S a l e s L i n e > S h i p m e n t D a t e _ S a l e s L i n e < / S h i p m e n t D a t e _ S a l e s L i n e > +     < T o o l t i p s > + 
+         < T o o l t i p   c o l u m n = " N o _ I t e m "   E l e m e n t I d = " 1 5 4 7 7 6 9 6 5 4 " > + 
+             < T o o l t i p T e x t   l a n g = " e n - U S " > S p e c i f i e s   t h e   n u m b e r   o f   t h e   i t e m . < / T o o l t i p T e x t > + 
+         < / T o o l t i p > + 
+         < T o o l t i p   c o l u m n = " D e s c r i p t i o n _ I t e m "   E l e m e n t I d = " 1 5 2 9 8 3 2 4 7 3 " > + 
+             < T o o l t i p T e x t   l a n g = " e n - U S " > S p e c i f i e s   a   d e s c r i p t i o n   o f   t h e   i t e m . < / T o o l t i p T e x t > + 
+         < / T o o l t i p > + 
+         < T o o l t i p   c o l u m n = " I n v e n t o r y P o s t i n g G r o u p _ I t e m "   E l e m e n t I d = " 1 5 4 2 7 8 2 7 4 6 " > + 
+             < T o o l t i p T e x t   l a n g = " e n - U S " > S p e c i f i e s   l i n k s   b e t w e e n   b u s i n e s s   t r a n s a c t i o n s   m a d e   f o r   t h e   i t e m   a n d   a n   i n v e n t o r y   a c c o u n t   i n   t h e   g e n e r a l   l e d g e r ,   t o   g r o u p   a m o u n t s   f o r   t h a t   i t e m   t y p e . < / T o o l t i p T e x t > + 
+         < / T o o l t i p > + 
+         < T o o l t i p   c o l u m n = " A s s e m b l y B O M _ I t e m "   E l e m e n t I d = " 1 5 8 1 6 0 3 2 1 " > + 
+             < T o o l t i p T e x t   l a n g = " e n - U S " > S p e c i f i e s   i f   t h e   i t e m   i s   a n   a s s e m b l y   B O M . < / T o o l t i p T e x t > + 
+         < / T o o l t i p > + 
+         < T o o l t i p   c o l u m n = " S a l e s L i n e D o c u m e n t N o "   E l e m e n t I d = " 9 6 0 1 9 2 7 4 1 " > + 
+             < T o o l t i p T e x t   l a n g = " e n - U S " > S p e c i f i e s   t h e   d o c u m e n t   n u m b e r . < / T o o l t i p T e x t > + 
+         < / T o o l t i p > + 
+         < T o o l t i p   c o l u m n = " S a l e s H e a d e r B i l l t o N a m e "   E l e m e n t I d = " 1 8 0 9 8 4 3 8 0 3 " > + 
+             < T o o l t i p T e x t   l a n g = " e n - U S " > S p e c i f i e s   t h e   n a m e   o f   t h e   c u s t o m e r   t h a t   y o u   s e n d   o r   s e n t   t h e   i n v o i c e   o r   c r e d i t   m e m o   t o . < / T o o l t i p T e x t > + 
+         < / T o o l t i p > + 
+         < T o o l t i p   c o l u m n = " Q u a n t i t y _ S a l e s L i n e "   E l e m e n t I d = " 1 8 3 2 0 3 6 8 9 5 " > + 
+             < T o o l t i p T e x t   l a n g = " e n - U S " > S p e c i f i e s   h o w   m a n y   u n i t s   a r e   b e i n g   s o l d . < / T o o l t i p T e x t > + 
+         < / T o o l t i p > + 
+         < T o o l t i p   c o l u m n = " O u t s t a n d i n g Q t y _ S a l e s L i n e "   E l e m e n t I d = " 2 8 1 5 9 1 0 4 6 " > + 
+             < T o o l t i p T e x t   l a n g = " e n - U S " > S p e c i f i e s   h o w   m a n y   u n i t s   o n   t h e   o r d e r   l i n e   h a v e   n o t   y e t   b e e n   s h i p p e d . < / T o o l t i p T e x t > + 
+         < / T o o l t i p > + 
+         < T o o l t i p   c o l u m n = " S a l e s L i n e U n i t P r i c e "   E l e m e n t I d = " 6 6 0 6 7 3 6 2 4 " > + 
+             < T o o l t i p T e x t   l a n g = " e n - U S " > S p e c i f i e s   t h e   p r i c e   f o r   o n e   u n i t   o n   t h e   s a l e s   l i n e . < / T o o l t i p T e x t > + 
+         < / T o o l t i p > + 
+         < T o o l t i p   c o l u m n = " S a l e s L i n e L i n e D i s c o u n t "   E l e m e n t I d = " 6 9 9 3 2 0 0 8 0 " > + 
+             < T o o l t i p T e x t   l a n g = " e n - U S " > S p e c i f i e s   t h e   d i s c o u n t   p e r c e n t a g e   t h a t   i s   g r a n t e d   f o r   t h e   i t e m   o n   t h e   l i n e . < / T o o l t i p T e x t > + 
+         < / T o o l t i p > + 
+         < T o o l t i p   c o l u m n = " I n v D i s c o u n t A m t _ S a l e s L i n e "   E l e m e n t I d = " 1 0 8 4 5 3 8 1 6 0 " > + 
+             < T o o l t i p T e x t   l a n g = " e n - U S " > S p e c i f i e s   t h e   i n v o i c e   d i s c o u n t   a m o u n t   f o r   t h e   l i n e . < / T o o l t i p T e x t > + 
+         < / T o o l t i p > + 
+         < T o o l t i p   c o l u m n = " S a l e s L i n e D e s c r i p t i o n "   E l e m e n t I d = " 7 8 7 3 4 2 2 0 3 " > + 
+             < T o o l t i p T e x t   l a n g = " e n - U S " > S p e c i f i e s   a   d e s c r i p t i o n   o f   t h e   e n t r y   o f   t h e   p r o d u c t   t o   b e   s o l d .   T o   a d d   a   n o n - t r a n s a c t i o n a l   t e x t   l i n e ,   f i l l   i n   t h e   D e s c r i p t i o n   f i e l d   o n l y . < / T o o l t i p T e x t > + 
+         < / T o o l t i p > + 
+     < / T o o l t i p s > + 
+     < I t e m   E l e m e n t T y p e = " D a t a I t e m "   E l e m e n t I d = " 1 1 2 8 8 3 0 2 4 8 " > + 
+         < A s s e m b l y B O M _ I t e m   E l e m e n t T y p e = " C o l u m n "   E l e m e n t I d = " 1 5 8 1 6 0 3 2 1 "   D a t a T y p e = " B o o l e a n " > A s s e m b l y B O M _ I t e m < / A s s e m b l y B O M _ I t e m > + 
+         < B a c k O r d e r Q t y C a p t i o n   E l e m e n t T y p e = " C o l u m n "   E l e m e n t I d = " 7 6 5 1 5 4 2 3 0 "   D a t a T y p e = " L a b e l "   O b s o l e t e S t a t e = " P e n d i n g " > B a c k O r d e r Q t y C a p t i o n < / B a c k O r d e r Q t y C a p t i o n > + 
+         < B i n F i l t e r _ I t e m   E l e m e n t T y p e = " C o l u m n "   E l e m e n t I d = " 1 3 0 7 8 3 3 3 3 8 "   D a t a T y p e = " C o d e "   O b s o l e t e S t a t e = " P e n d i n g " > B i n F i l t e r _ I t e m < / B i n F i l t e r _ I t e m > + 
+         < C o m p a n y N a m e   E l e m e n t T y p e = " C o l u m n "   E l e m e n t I d = " 1 5 9 5 4 7 7 3 9 5 "   D a t a T y p e = " S t r i n g "   O b s o l e t e S t a t e = " P e n d i n g " > C o m p a n y N a m e < / C o m p a n y N a m e > + 
+         < C u r r R e p o r t P a g e N o C a p t i o n   E l e m e n t T y p e = " C o l u m n "   E l e m e n t I d = " 2 0 2 2 2 2 5 3 5 1 "   D a t a T y p e = " L a b e l "   O b s o l e t e S t a t e = " P e n d i n g " > C u r r R e p o r t P a g e N o C a p t i o n < / C u r r R e p o r t P a g e N o C a p t i o n > + 
+         < D e s c r i p t i o n _ I t e m   E l e m e n t T y p e = " C o l u m n "   E l e m e n t I d = " 1 5 2 9 8 3 2 4 7 3 "   D a t a T y p e = " T e x t " > D e s c r i p t i o n _ I t e m < / D e s c r i p t i o n _ I t e m > + 
+         < G l o b a l D i m 1 F i l t e r _ I t e m   E l e m e n t T y p e = " C o l u m n "   E l e m e n t I d = " 8 2 6 3 5 2 8 3 7 "   D a t a T y p e = " C o d e "   O b s o l e t e S t a t e = " P e n d i n g " > G l o b a l D i m 1 F i l t e r _ I t e m < / G l o b a l D i m 1 F i l t e r _ I t e m > + 
+         < G l o b a l D i m 2 F i l t e r _ I t e m   E l e m e n t T y p e = " C o l u m n "   E l e m e n t I d = " 1 4 9 2 3 7 1 7 5 0 "   D a t a T y p e = " C o d e "   O b s o l e t e S t a t e = " P e n d i n g " > G l o b a l D i m 2 F i l t e r _ I t e m < / G l o b a l D i m 2 F i l t e r _ I t e m > + 
+         < I n v e n t o r y P o s t i n g G r o u p _ I t e m   E l e m e n t T y p e = " C o l u m n "   E l e m e n t I d = " 1 5 4 2 7 8 2 7 4 6 "   D a t a T y p e = " C o d e " > I n v e n t o r y P o s t i n g G r o u p _ I t e m < / I n v e n t o r y P o s t i n g G r o u p _ I t e m > + 
+         < I n v n t r y O r d e r D e t a i l C a p t   E l e m e n t T y p e = " C o l u m n "   E l e m e n t I d = " 9 0 9 4 5 4 5 7 2 "   D a t a T y p e = " L a b e l "   O b s o l e t e S t a t e = " P e n d i n g " > I n v n t r y O r d e r D e t a i l C a p t < / I n v n t r y O r d e r D e t a i l C a p t > + 
+         < I t e m F i l t e r   E l e m e n t T y p e = " C o l u m n "   E l e m e n t I d = " 5 9 3 7 9 7 3 7 6 "   D a t a T y p e = " T e x t " > I t e m F i l t e r < / I t e m F i l t e r > + 
+         < I t e m T a b l e C a p t I t e m F i l t e r   E l e m e n t T y p e = " C o l u m n "   E l e m e n t I d = " 2 1 6 8 8 1 9 4 1 "   D a t a T y p e = " T e x t " > I t e m T a b l e C a p t I t e m F i l t e r < / I t e m T a b l e C a p t I t e m F i l t e r > + 
+         < L o c a t i o n F i l t e r _ I t e m   E l e m e n t T y p e = " C o l u m n "   E l e m e n t I d = " 5 8 9 4 7 3 7 5 8 "   D a t a T y p e = " C o d e "   O b s o l e t e S t a t e = " P e n d i n g " > L o c a t i o n F i l t e r _ I t e m < / L o c a t i o n F i l t e r _ I t e m > + 
+         < N o _ I t e m   E l e m e n t T y p e = " C o l u m n "   E l e m e n t I d = " 1 5 4 7 7 6 9 6 5 4 "   D a t a T y p e = " C o d e " > N o _ I t e m < / N o _ I t e m > + 
+         < O u t s t a n d i n g A m t _ S a l e s L i n e   E l e m e n t T y p e = " C o l u m n "   E l e m e n t I d = " 1 7 0 1 0 1 2 6 1 8 "   D a t a T y p e = " D e c i m a l " > O u t s t a n d i n g A m t _ S a l e s L i n e < / O u t s t a n d i n g A m t _ S a l e s L i n e > + 
+         < S a l e s H e a d e r B i l l t o N a m e C a p t   E l e m e n t T y p e = " C o l u m n "   E l e m e n t I d = " 2 8 3 4 2 2 9 9 "   D a t a T y p e = " L a b e l "   O b s o l e t e S t a t e = " P e n d i n g " > S a l e s H e a d e r B i l l t o N a m e C a p t < / S a l e s H e a d e r B i l l t o N a m e C a p t > + 
+         < S a l e s L i n e F i l t e r   E l e m e n t T y p e = " C o l u m n "   E l e m e n t I d = " 1 0 6 5 6 4 1 2 6 7 "   D a t a T y p e = " T e x t " > S a l e s L i n e F i l t e r < / S a l e s L i n e F i l t e r > + 
+         < S a l e s L i n e I n v D i s c A m t C a p t   E l e m e n t T y p e = " C o l u m n "   E l e m e n t I d = " 9 1 6 7 7 3 1 0 3 "   D a t a T y p e = " L a b e l "   O b s o l e t e S t a t e = " P e n d i n g " > S a l e s L i n e I n v D i s c A m t C a p t < / S a l e s L i n e I n v D i s c A m t C a p t > + 
+         < S a l e s L i n e L i n e D i s c C a p t i o n   E l e m e n t T y p e = " C o l u m n "   E l e m e n t I d = " 1 7 0 1 2 3 1 8 8 2 "   D a t a T y p e = " L a b e l "   O b s o l e t e S t a t e = " P e n d i n g " > S a l e s L i n e L i n e D i s c C a p t i o n < / S a l e s L i n e L i n e D i s c C a p t i o n > + 
+         < S a l e s L i n e O u t s t n g A m t C a p t   E l e m e n t T y p e = " C o l u m n "   E l e m e n t I d = " 1 3 1 5 7 1 8 6 9 3 "   D a t a T y p e = " L a b e l "   O b s o l e t e S t a t e = " P e n d i n g " > S a l e s L i n e O u t s t n g A m t C a p t < / S a l e s L i n e O u t s t n g A m t C a p t > + 
+         < S a l e s L i n e S h i p D a t e C a p t i o n   E l e m e n t T y p e = " C o l u m n "   E l e m e n t I d = " 1 1 1 6 8 3 5 7 4 9 "   D a t a T y p e = " L a b e l "   O b s o l e t e S t a t e = " P e n d i n g " > S a l e s L i n e S h i p D a t e C a p t i o n < / S a l e s L i n e S h i p D a t e C a p t i o n > + 
+         < S t r S b S t N o S a l O d r L n S a l L n F l t   E l e m e n t T y p e = " C o l u m n "   E l e m e n t I d = " 2 0 2 7 5 5 7 1 8 4 "   D a t a T y p e = " T e x t " > S t r S b S t N o S a l O d r L n S a l L n F l t < / S t r S b S t N o S a l O d r L n S a l L n F l t > + 
+         < T o t a l C a p t i o n   E l e m e n t T y p e = " C o l u m n "   E l e m e n t I d = " 7 0 7 1 0 2 6 9 5 "   D a t a T y p e = " L a b e l "   O b s o l e t e S t a t e = " P e n d i n g " > T o t a l C a p t i o n < / T o t a l C a p t i o n > + 
+         < V a r i a n t F i l t e r _ I t e m   E l e m e n t T y p e = " C o l u m n "   E l e m e n t I d = " 9 4 9 9 4 3 6 4 8 "   D a t a T y p e = " C o d e "   O b s o l e t e S t a t e = " P e n d i n g " > V a r i a n t F i l t e r _ I t e m < / V a r i a n t F i l t e r _ I t e m > + 
+         < S a l e s _ L i n e   E l e m e n t T y p e = " D a t a I t e m "   E l e m e n t I d = " 1 8 9 4 4 4 2 7 6 4 " > + 
+             < B a c k O r d e r Q t y   E l e m e n t T y p e = " C o l u m n "   E l e m e n t I d = " 7 1 9 7 4 8 8 0 4 "   D a t a T y p e = " D e c i m a l " > B a c k O r d e r Q t y < / B a c k O r d e r Q t y > + 
+             < I n v D i s c o u n t A m t _ S a l e s L i n e   E l e m e n t T y p e = " C o l u m n "   E l e m e n t I d = " 1 0 8 4 5 3 8 1 6 0 "   D a t a T y p e = " D e c i m a l " > I n v D i s c o u n t A m t _ S a l e s L i n e < / I n v D i s c o u n t A m t _ S a l e s L i n e > + 
+             < O u t s t a n d i n g A m t 1 _ S a l e s L i n e   E l e m e n t T y p e = " C o l u m n "   E l e m e n t I d = " 1 0 2 1 4 7 4 5 3 5 "   D a t a T y p e = " D e c i m a l " > O u t s t a n d i n g A m t 1 _ S a l e s L i n e < / O u t s t a n d i n g A m t 1 _ S a l e s L i n e > + 
+             < O u t s t a n d i n g Q t y _ S a l e s L i n e   E l e m e n t T y p e = " C o l u m n "   E l e m e n t I d = " 2 8 1 5 9 1 0 4 6 "   D a t a T y p e = " D e c i m a l " > O u t s t a n d i n g Q t y _ S a l e s L i n e < / O u t s t a n d i n g Q t y _ S a l e s L i n e > + 
+             < Q u a n t i t y _ S a l e s L i n e   E l e m e n t T y p e = " C o l u m n "   E l e m e n t I d = " 1 8 3 2 0 3 6 8 9 5 "   D a t a T y p e = " D e c i m a l " > Q u a n t i t y _ S a l e s L i n e < / Q u a n t i t y _ S a l e s L i n e > + 
+             < S a l e s H e a d e r B i l l t o N a m e   E l e m e n t T y p e = " C o l u m n "   E l e m e n t I d = " 1 8 0 9 8 4 3 8 0 3 "   D a t a T y p e = " T e x t " > S a l e s H e a d e r B i l l t o N a m e < / S a l e s H e a d e r B i l l t o N a m e > + 
+             < S a l e s L i n e D e s c r i p t i o n   E l e m e n t T y p e = " C o l u m n "   E l e m e n t I d = " 7 8 7 3 4 2 2 0 3 "   D a t a T y p e = " T e x t " > S a l e s L i n e D e s c r i p t i o n < / S a l e s L i n e D e s c r i p t i o n > + 
+             < S a l e s L i n e D o c u m e n t N o   E l e m e n t T y p e = " C o l u m n "   E l e m e n t I d = " 9 6 0 1 9 2 7 4 1 "   D a t a T y p e = " C o d e " > S a l e s L i n e D o c u m e n t N o < / S a l e s L i n e D o c u m e n t N o > + 
+             < S a l e s L i n e L i n e D i s c o u n t   E l e m e n t T y p e = " C o l u m n "   E l e m e n t I d = " 6 9 9 3 2 0 0 8 0 "   D a t a T y p e = " D e c i m a l " > S a l e s L i n e L i n e D i s c o u n t < / S a l e s L i n e L i n e D i s c o u n t > + 
+             < S a l e s L i n e U n i t P r i c e   E l e m e n t T y p e = " C o l u m n "   E l e m e n t I d = " 6 6 0 6 7 3 6 2 4 "   D a t a T y p e = " D e c i m a l " > S a l e s L i n e U n i t P r i c e < / S a l e s L i n e U n i t P r i c e > + 
+             < S h i p m e n t D a t e _ S a l e s L i n e   E l e m e n t T y p e = " C o l u m n "   E l e m e n t I d = " 5 6 0 1 5 8 5 1 2 "   D a t a T y p e = " S t r i n g " > S h i p m e n t D a t e _ S a l e s L i n e < / S h i p m e n t D a t e _ S a l e s L i n e >   
          < / S a l e s _ L i n e >   
-         < S u b T o t a l s > - 
-             < S u b T o t a l s _ B a c k O r d e r Q t y > S u b T o t a l s _ B a c k O r d e r Q t y < / S u b T o t a l s _ B a c k O r d e r Q t y > - 
-             < S u b T o t a l s _ O u t s t a n d i n g A m t > S u b T o t a l s _ O u t s t a n d i n g A m t < / S u b T o t a l s _ O u t s t a n d i n g A m t > - 
-             < S u b T o t a l s _ O u t s t a n d i n g Q t y > S u b T o t a l s _ O u t s t a n d i n g Q t y < / S u b T o t a l s _ O u t s t a n d i n g Q t y > +         < S u b T o t a l s   E l e m e n t T y p e = " D a t a I t e m "   E l e m e n t I d = " 3 1 2 0 6 2 4 2 4 " > + 
+             < S u b T o t a l s _ B a c k O r d e r Q t y   E l e m e n t T y p e = " C o l u m n "   E l e m e n t I d = " 2 5 9 4 1 0 7 5 0 "   D a t a T y p e = " D e c i m a l " > S u b T o t a l s _ B a c k O r d e r Q t y < / S u b T o t a l s _ B a c k O r d e r Q t y > + 
+             < S u b T o t a l s _ O u t s t a n d i n g A m t   E l e m e n t T y p e = " C o l u m n "   E l e m e n t I d = " 6 2 8 0 4 1 8 1 9 "   D a t a T y p e = " D e c i m a l " > S u b T o t a l s _ O u t s t a n d i n g A m t < / S u b T o t a l s _ O u t s t a n d i n g A m t > + 
+             < S u b T o t a l s _ O u t s t a n d i n g Q t y   E l e m e n t T y p e = " C o l u m n "   E l e m e n t I d = " 1 3 9 4 2 4 7 8 4 7 "   D a t a T y p e = " D e c i m a l " > S u b T o t a l s _ O u t s t a n d i n g Q t y < / S u b T o t a l s _ O u t s t a n d i n g Q t y >   
          < / S u b T o t a l s >   
      < / I t e m >   
-     < T o t a l s > - 
-         < T o t a l s _ N u m b e r > T o t a l s _ N u m b e r < / T o t a l s _ N u m b e r > - 
-         < T o t a l s _ O u t s t a n d i n g A m t > T o t a l s _ O u t s t a n d i n g A m t < / T o t a l s _ O u t s t a n d i n g A m t > +     < T o t a l s   E l e m e n t T y p e = " D a t a I t e m "   E l e m e n t I d = " 1 8 2 3 9 5 0 0 4 4 " > + 
+         < T o t a l s _ N u m b e r   E l e m e n t T y p e = " C o l u m n "   E l e m e n t I d = " 1 6 2 4 7 8 6 0 8 0 "   D a t a T y p e = " I n t e g e r " > T o t a l s _ N u m b e r < / T o t a l s _ N u m b e r > + 
+         < T o t a l s _ O u t s t a n d i n g A m t   E l e m e n t T y p e = " C o l u m n "   E l e m e n t I d = " 1 2 7 8 0 1 4 5 "   D a t a T y p e = " D e c i m a l " > T o t a l s _ O u t s t a n d i n g A m t < / T o t a l s _ O u t s t a n d i n g A m t >   
      < / T o t a l s >   
@@ -31825,17 +31740,17 @@
 </file>
 
 <file path=customXml/itemProps2.xml><?xml version="1.0" encoding="utf-8"?>
-<ds:datastoreItem xmlns:ds="http://schemas.openxmlformats.org/officeDocument/2006/customXml" ds:itemID="{05ED5A9D-0F9B-4ECE-BAEE-B8ABFE6E142E}">
+<ds:datastoreItem xmlns:ds="http://schemas.openxmlformats.org/officeDocument/2006/customXml" ds:itemID="{BD0AD12E-8658-489D-9919-DB6A9B0BB85F}">
   <ds:schemaRefs>
-    <ds:schemaRef ds:uri="urn:microsoft-dynamics-businesscentral/internal/extended/reports/Inventory_Order_Details/708/"/>
+    <ds:schemaRef ds:uri="urn:microsoft-dynamics-nav/reports/Inventory_Order_Details/708/"/>
   </ds:schemaRefs>
 </ds:datastoreItem>
 </file>
 
 <file path=customXml/itemProps3.xml><?xml version="1.0" encoding="utf-8"?>
-<ds:datastoreItem xmlns:ds="http://schemas.openxmlformats.org/officeDocument/2006/customXml" ds:itemID="{BD0AD12E-8658-489D-9919-DB6A9B0BB85F}">
+<ds:datastoreItem xmlns:ds="http://schemas.openxmlformats.org/officeDocument/2006/customXml" ds:itemID="{05ED5A9D-0F9B-4ECE-BAEE-B8ABFE6E142E}">
   <ds:schemaRefs>
-    <ds:schemaRef ds:uri="urn:microsoft-dynamics-nav/reports/Inventory_Order_Details/708/"/>
+    <ds:schemaRef ds:uri="urn:microsoft-dynamics-businesscentral/internal/extended/reports/Inventory_Order_Details/708/"/>
   </ds:schemaRefs>
 </ds:datastoreItem>
 </file>

--- a/src/Layers/W1/BaseApp/Inventory/Reports/InventoryOrderDetailsBody.docx
+++ b/src/Layers/W1/BaseApp/Inventory/Reports/InventoryOrderDetailsBody.docx
@@ -7,12 +7,12 @@
         <w:tblStyle w:val="TableGridLight"/>
         <w:tblW w:w="0" w:type="auto"/>
         <w:tblBorders>
-          <w:top w:val="none" w:color="auto" w:sz="0" w:space="0"/>
-          <w:left w:val="none" w:color="auto" w:sz="0" w:space="0"/>
-          <w:bottom w:val="none" w:color="auto" w:sz="0" w:space="0"/>
-          <w:right w:val="none" w:color="auto" w:sz="0" w:space="0"/>
-          <w:insideH w:val="none" w:color="auto" w:sz="0" w:space="0"/>
-          <w:insideV w:val="none" w:color="auto" w:sz="0" w:space="0"/>
+          <w:top w:val="none" w:sz="0" w:space="0" w:color="auto"/>
+          <w:left w:val="none" w:sz="0" w:space="0" w:color="auto"/>
+          <w:bottom w:val="none" w:sz="0" w:space="0" w:color="auto"/>
+          <w:right w:val="none" w:sz="0" w:space="0" w:color="auto"/>
+          <w:insideH w:val="none" w:sz="0" w:space="0" w:color="auto"/>
+          <w:insideV w:val="none" w:sz="0" w:space="0" w:color="auto"/>
         </w:tblBorders>
         <w:tblCellMar>
           <w:left w:w="0" w:type="dxa"/>
@@ -99,7 +99,7 @@
         <w:tblStyle w:val="BCDataTable"/>
         <w:tblW w:w="4988" w:type="pct"/>
         <w:tblLayout w:type="fixed"/>
-        <w:tblLook w:val="0620" w:firstRow="1" w:lastRow="0" w:firstColumn="0" w:lastColumn="0" w:noHBand="1" w:noVBand="1"/>
+        <w:tblLook w:val="0660" w:firstRow="1" w:lastRow="1" w:firstColumn="0" w:lastColumn="0" w:noHBand="1" w:noVBand="1"/>
       </w:tblPr>
       <w:tblGrid>
         <w:gridCol w:w="1256"/>
@@ -454,6 +454,8 @@
         <w:sdtEndPr>
           <w:rPr>
             <w:rFonts w:cstheme="minorBidi"/>
+            <w:b/>
+            <w:bCs/>
           </w:rPr>
         </w:sdtEndPr>
         <w:sdtContent>
@@ -470,6 +472,8 @@
             <w:sdtEndPr>
               <w:rPr>
                 <w:rFonts w:cstheme="minorBidi"/>
+                <w:b/>
+                <w:bCs/>
               </w:rPr>
             </w:sdtEndPr>
             <w:sdtContent>
@@ -487,6 +491,8 @@
                       <w:spacing w:before="360" w:after="80"/>
                       <w:rPr>
                         <w:rFonts w:cstheme="minorHAnsi"/>
+                        <w:b/>
+                        <w:bCs/>
                       </w:rPr>
                     </w:pPr>
                     <w:sdt>
@@ -546,6 +552,7 @@
                       </w:tcPr>
                       <w:p>
                         <w:pPr>
+                          <w:spacing w:before="360" w:after="80"/>
                           <w:rPr>
                             <w:rFonts w:cstheme="minorHAnsi"/>
                           </w:rPr>
@@ -570,10 +577,6 @@
                   <w:tcPr>
                     <w:tcW w:w="5000" w:type="pct"/>
                     <w:gridSpan w:val="10"/>
-                    <w:tcMar>
-                      <w:left w:w="0" w:type="dxa"/>
-                      <w:right w:w="0" w:type="dxa"/>
-                    </w:tcMar>
                   </w:tcPr>
                   <w:tbl>
                     <w:tblPr>
@@ -583,16 +586,16 @@
                       <w:tblLook w:val="0400" w:firstRow="0" w:lastRow="0" w:firstColumn="0" w:lastColumn="0" w:noHBand="0" w:noVBand="1"/>
                     </w:tblPr>
                     <w:tblGrid>
-                      <w:gridCol w:w="1256"/>
-                      <w:gridCol w:w="2545"/>
-                      <w:gridCol w:w="1487"/>
-                      <w:gridCol w:w="1182"/>
-                      <w:gridCol w:w="1360"/>
-                      <w:gridCol w:w="1259"/>
-                      <w:gridCol w:w="991"/>
-                      <w:gridCol w:w="1619"/>
-                      <w:gridCol w:w="1711"/>
-                      <w:gridCol w:w="1979"/>
+                      <w:gridCol w:w="1238"/>
+                      <w:gridCol w:w="2507"/>
+                      <w:gridCol w:w="1464"/>
+                      <w:gridCol w:w="1164"/>
+                      <w:gridCol w:w="1340"/>
+                      <w:gridCol w:w="1240"/>
+                      <w:gridCol w:w="976"/>
+                      <w:gridCol w:w="1595"/>
+                      <w:gridCol w:w="1686"/>
+                      <w:gridCol w:w="1949"/>
                     </w:tblGrid>
                     <w:sdt>
                       <w:sdtPr>
@@ -951,6 +954,7 @@
               </w:tr>
               <w:tr>
                 <w:trPr>
+                  <w:cnfStyle w:val="010000000000" w:firstRow="0" w:lastRow="1" w:firstColumn="0" w:lastColumn="0" w:oddVBand="0" w:evenVBand="0" w:oddHBand="0" w:evenHBand="0" w:firstRowFirstColumn="0" w:firstRowLastColumn="0" w:lastRowFirstColumn="0" w:lastRowLastColumn="0"/>
                   <w:trHeight w:val="20"/>
                 </w:trPr>
                 <w:tc>
@@ -960,7 +964,6 @@
                   </w:tcPr>
                   <w:p>
                     <w:pPr>
-                      <w:spacing w:before="120"/>
                       <w:rPr>
                         <w:bCs/>
                       </w:rPr>
@@ -969,6 +972,10 @@
                 </w:tc>
                 <w:sdt>
                   <w:sdtPr>
+                    <w:rPr>
+                      <w:b/>
+                      <w:bCs/>
+                    </w:rPr>
                     <w:alias w:val="Description_Item"/>
                     <w:tag w:val="#BC:InsertDataItem,DataItems/Item/Description_Item"/>
                     <w:id w:val="1690488786"/>
@@ -989,9 +996,17 @@
                       <w:p>
                         <w:pPr>
                           <w:pStyle w:val="BCNumber"/>
+                          <w:rPr>
+                            <w:b/>
+                            <w:bCs/>
+                          </w:rPr>
                         </w:pPr>
                         <w:proofErr w:type="spellStart"/>
                         <w:r>
+                          <w:rPr>
+                            <w:b/>
+                            <w:bCs/>
+                          </w:rPr>
                           <w:t>Description_Item</w:t>
                         </w:r>
                         <w:proofErr w:type="spellEnd"/>
@@ -1094,7 +1109,6 @@
                   </w:tcPr>
                   <w:p>
                     <w:pPr>
-                      <w:spacing w:before="120"/>
                       <w:jc w:val="right"/>
                       <w:rPr>
                         <w:b/>
@@ -1110,7 +1124,6 @@
                   </w:tcPr>
                   <w:p>
                     <w:pPr>
-                      <w:spacing w:before="120"/>
                       <w:jc w:val="right"/>
                       <w:rPr>
                         <w:b/>
@@ -1126,7 +1139,6 @@
                   </w:tcPr>
                   <w:p>
                     <w:pPr>
-                      <w:spacing w:before="120"/>
                       <w:jc w:val="right"/>
                       <w:rPr>
                         <w:b/>
@@ -1142,6 +1154,10 @@
                   </w:tcPr>
                   <w:sdt>
                     <w:sdtPr>
+                      <w:rPr>
+                        <w:b/>
+                        <w:bCs/>
+                      </w:rPr>
                       <w:alias w:val="SubTotals_OutstandingAmt"/>
                       <w:tag w:val="#BC:InsertDataItem,DataItems/Item/SubTotals/SubTotals_OutstandingAmt"/>
                       <w:id w:val="-1888332654"/>
@@ -1156,10 +1172,17 @@
                       <w:p>
                         <w:pPr>
                           <w:pStyle w:val="BCNumber"/>
-                          <w:jc w:val="right"/>
+                          <w:rPr>
+                            <w:b/>
+                            <w:bCs/>
+                          </w:rPr>
                         </w:pPr>
                         <w:proofErr w:type="spellStart"/>
                         <w:r>
+                          <w:rPr>
+                            <w:b/>
+                            <w:bCs/>
+                          </w:rPr>
                           <w:t>SubTotals_OutstandingAmt</w:t>
                         </w:r>
                         <w:proofErr w:type="spellEnd"/>
@@ -30182,6 +30205,7 @@
     <w:rsid w:val="00644E4D"/>
     <w:rsid w:val="00665B59"/>
     <w:rsid w:val="00687658"/>
+    <w:rsid w:val="00763018"/>
     <w:rsid w:val="007A75D3"/>
     <w:rsid w:val="0087642A"/>
     <w:rsid w:val="008849CA"/>
@@ -30202,6 +30226,7 @@
     <w:rsid w:val="00DF3F95"/>
     <w:rsid w:val="00EA48E4"/>
     <w:rsid w:val="00F55F7F"/>
+    <w:rsid w:val="00F65A48"/>
     <w:rsid w:val="00F93E5E"/>
     <w:rsid w:val="00FA1E12"/>
     <w:rsid w:val="00FB7F8C"/>
@@ -31043,13 +31068,390 @@
 </we:webextension>
 </file>
 
-<file path=customXml/item1.xml><?xml version="1.0" encoding="utf-8"?>
+<file path=customXml/item1.xml>��< ? x m l   v e r s i o n = " 1 . 0 "   e n c o d i n g = " u t f - 1 6 " ? > < N a v W o r d R e p o r t X m l P a r t   x m l n s = " u r n : m i c r o s o f t - d y n a m i c s - b u s i n e s s c e n t r a l / i n t e r n a l / e x t e n d e d / r e p o r t s / I n v e n t o r y _ O r d e r _ D e t a i l s / 7 0 8 / " > + 
+     < B C R e p o r t I n f o r m a t i o n > + 
+         < R e p o r t M e t a d a t a > + 
+             < E x t e n s i o n I d > E x t e n s i o n   I D < / E x t e n s i o n I d > + 
+             < E x t e n s i o n N a m e > E x t e n s i o n   N a m e < / E x t e n s i o n N a m e > + 
+             < E x t e n s i o n P u b l i s h e r > E x t e n s i o n   P u b l i s h e r < / E x t e n s i o n P u b l i s h e r > + 
+             < E x t e n s i o n V e r s i o n > E x t e n s i o n   V e r s i o n < / E x t e n s i o n V e r s i o n > + 
+             < R e p o r t I d > R e p o r t   I D < / R e p o r t I d > + 
+             < R e p o r t N a m e > R e p o r t   N a m e < / R e p o r t N a m e > + 
+             < R e p o r t C a p t i o n > R e p o r t   C a p t i o n < / R e p o r t C a p t i o n > + 
+             < A b o u t T h i s R e p o r t T i t l e > A b o u t   T h i s   R e p o r t   T i t l e < / A b o u t T h i s R e p o r t T i t l e > + 
+             < A b o u t T h i s R e p o r t T e x t > A b o u t   T h i s   R e p o r t   T e x t < / A b o u t T h i s R e p o r t T e x t > + 
+             < R e p o r t H e l p L i n k > R e p o r t   H e l p   L i n k < / R e p o r t H e l p L i n k > + 
+         < / R e p o r t M e t a d a t a > + 
+         < R e p o r t R e q u e s t > + 
+             < T e n a n t E n t r a I d > T e n a n t   E n t r a   I d < / T e n a n t E n t r a I d > + 
+             < E n v i r o n m e n t N a m e > E n v i r o n m e n t   N a m e < / E n v i r o n m e n t N a m e > + 
+             < E n v i r o n m e n t T y p e > E n v i r o n m e n t   T y p e < / E n v i r o n m e n t T y p e > + 
+             < C o m p a n y N a m e > C o m p a n y   N a m e < / C o m p a n y N a m e > + 
+             < C o m p a n y D i s p l a y N a m e > C o m p a n y   D i s p l a y   N a m e < / C o m p a n y D i s p l a y N a m e > + 
+             < C o m p a n y I d > C o m p a n y   I D < / C o m p a n y I d > + 
+             < U s e r N a m e > U s e r   N a m e < / U s e r N a m e > + 
+             < D a t e A n d T i m e > D a t e   a n d   T i m e < / D a t e A n d T i m e > + 
+             < L a n g u a g e > L a n g u a g e < / L a n g u a g e > + 
+             < F o r m a t R e g i o n > F o r m a t   R e g i o n < / F o r m a t R e g i o n > + 
+             < D a t e T i m e V a l u e s > + 
+                 < Y e a r > Y e a r < / Y e a r > + 
+                 < M o n t h N u m b e r > M o n t h   N u m b e r < / M o n t h N u m b e r > + 
+                 < D a y N u m b e r > D a y   N u m b e r < / D a y N u m b e r > + 
+                 < H o u r > H o u r < / H o u r > + 
+                 < M i n u t e > M i n u t e < / M i n u t e > + 
+             < / D a t e T i m e V a l u e s > + 
+         < / R e p o r t R e q u e s t > + 
+         < C o m p a n y M e t a d a t a > + 
+             < C o m p a n y N a m e > C o m p a n y   N a m e < / C o m p a n y N a m e > + 
+             < C o m p a n y D i s p l a y N a m e > C o m p a n y   D i s p l a y   N a m e < / C o m p a n y D i s p l a y N a m e > + 
+             < C o m p a n y A d d r e s s L i n e s > + 
+                 < C o m p a n y A d d r e s s L i n e 1 > C o m p a n y   A d d r e s s   L i n e   1 < / C o m p a n y A d d r e s s L i n e 1 > + 
+                 < C o m p a n y A d d r e s s L i n e 2 > C o m p a n y   A d d r e s s   L i n e   2 < / C o m p a n y A d d r e s s L i n e 2 > + 
+                 < C o m p a n y A d d r e s s L i n e 3 > C o m p a n y   A d d r e s s   L i n e   3 < / C o m p a n y A d d r e s s L i n e 3 > + 
+                 < C o m p a n y A d d r e s s L i n e 4 > C o m p a n y   A d d r e s s   L i n e   4 < / C o m p a n y A d d r e s s L i n e 4 > + 
+                 < C o m p a n y A d d r e s s L i n e 5 > C o m p a n y   A d d r e s s   L i n e   5 < / C o m p a n y A d d r e s s L i n e 5 > + 
+                 < C o m p a n y A d d r e s s L i n e 6 > C o m p a n y   A d d r e s s   L i n e   6 < / C o m p a n y A d d r e s s L i n e 6 > + 
+                 < C o m p a n y A d d r e s s L i n e 7 > C o m p a n y   A d d r e s s   L i n e   7 < / C o m p a n y A d d r e s s L i n e 7 > + 
+                 < C o m p a n y A d d r e s s L i n e 8 > C o m p a n y   A d d r e s s   L i n e   8 < / C o m p a n y A d d r e s s L i n e 8 > + 
+             < / C o m p a n y A d d r e s s L i n e s > + 
+             < C o m p a n y P h o n e > C o m p a n y   P h o n e < / C o m p a n y P h o n e > + 
+             < C o m p a n y P h o n e C a p t i o n > C o m p a n y   P h o n e   C a p t i o n < / C o m p a n y P h o n e C a p t i o n > + 
+             < C o m p a n y F a x N o > C o m p a n y   F a x   N o . < / C o m p a n y F a x N o > + 
+             < C o m p a n y F a x N o C a p t i o n > C o m p a n y   F a x   N o .   C a p t i o n < / C o m p a n y F a x N o C a p t i o n > + 
+             < C o m p a n y E m a i l > C o m p a n y   E m a i l < / C o m p a n y E m a i l > + 
+             < C o m p a n y E m a i l C a p t i o n > C o m p a n y   E m a i l   C a p t i o n < / C o m p a n y E m a i l C a p t i o n > + 
+             < C o m p a n y H o m e P a g e > C o m p a n y   H o m e   P a g e < / C o m p a n y H o m e P a g e > + 
+             < C o m p a n y H o m e P a g e C a p t i o n > C o m p a n y   H o m e   P a g e   C a p t i o n < / C o m p a n y H o m e P a g e C a p t i o n > + 
+             < C o m p a n y L o g o > C o m p a n y   L o g o < / C o m p a n y L o g o > + 
+             < C o m p a n y V A T R e g i s t r a t i o n N o > C o m p a n y   V A T   R e g i s t r a t i o n   N o . < / C o m p a n y V A T R e g i s t r a t i o n N o > + 
+             < C o m p a n y V A T R e g i s t r a t i o n N o C a p t i o n > C o m p a n y   V A T   R e g i s t r a t i o n   N o .   C a p t i o n < / C o m p a n y V A T R e g i s t r a t i o n N o C a p t i o n > + 
+             < C o m p a n y R e g i s t r a t i o n N o > C o m p a n y   R e g i s t r a t i o n   N o . < / C o m p a n y R e g i s t r a t i o n N o > + 
+             < C o m p a n y R e g i s t r a t i o n N o C a p t i o n > C o m p a n y   R e g i s t r a t i o n   N o .   C a p t i o n < / C o m p a n y R e g i s t r a t i o n N o C a p t i o n > + 
+             < C o m p a n y B a n k N a m e > C o m p a n y   B a n k   N a m e < / C o m p a n y B a n k N a m e > + 
+             < C o m p a n y B a n k N a m e C a p t i o n > C o m p a n y   B a n k   N a m e   C a p t i o n < / C o m p a n y B a n k N a m e C a p t i o n > + 
+             < C o m p a n y B a n k A c c o u n t N o > C o m p a n y   B a n k   A c c o u n t   N o . < / C o m p a n y B a n k A c c o u n t N o > + 
+             < C o m p a n y B a n k A c c o u n t N o C a p t i o n > C o m p a n y   B a n k   A c c o u n t   N o .   C a p t i o n < / C o m p a n y B a n k A c c o u n t N o C a p t i o n > + 
+             < C o m p a n y B a n k B r a n c h N o > C o m p a n y   B a n k   B r a n c h   N o . < / C o m p a n y B a n k B r a n c h N o > + 
+             < C o m p a n y B a n k B r a n c h N o C a p t i o n > C o m p a n y   B a n k   B r a n c h   N o .   C a p t i o n < / C o m p a n y B a n k B r a n c h N o C a p t i o n > + 
+             < C o m p a n y I B A N > C o m p a n y   I B A N < / C o m p a n y I B A N > + 
+             < C o m p a n y I B A N C a p t i o n > C o m p a n y   I B A N   C a p t i o n < / C o m p a n y I B A N C a p t i o n > + 
+             < C o m p a n y B a n k S W I F T > C o m p a n y   B a n k   S W I F T < / C o m p a n y B a n k S W I F T > + 
+             < C o m p a n y B a n k S W I F T C a p t i o n > C o m p a n y   B a n k   S W I F T   C a p t i o n < / C o m p a n y B a n k S W I F T C a p t i o n > + 
+             < C o m p a n y G i r o N o > C o m p a n y   G i r o   N o . < / C o m p a n y G i r o N o > + 
+             < C o m p a n y G i r o N o C a p t i o n > C o m p a n y   G i r o   N o .   C a p t i o n < / C o m p a n y G i r o N o C a p t i o n > + 
+         < / C o m p a n y M e t a d a t a > + 
+     < / B C R e p o r t I n f o r m a t i o n > + 
+     < L a b e l s > + 
+         < A b o u t T h e R e p o r t L a b e l   E l e m e n t T y p e = " P a r a m e t e r "   E l e m e n t I d = " 1 6 7 7 9 2 0 0 1 "   D a t a T y p e = " S t r i n g " > A b o u t T h e R e p o r t L a b e l < / A b o u t T h e R e p o r t L a b e l > + 
+         < A s s e m b l y B O M _ I t e m C a p t i o n   E l e m e n t T y p e = " P a r a m e t e r "   E l e m e n t I d = " 1 5 8 1 6 0 3 2 1 "   D a t a T y p e = " S t r i n g " > A s s e m b l y B O M _ I t e m C a p t i o n < / A s s e m b l y B O M _ I t e m C a p t i o n > + 
+         < B a c k O r d e r Q t y L a b e l   E l e m e n t T y p e = " P a r a m e t e r "   E l e m e n t I d = " 2 0 1 7 1 8 0 0 6 6 "   D a t a T y p e = " S t r i n g " > B a c k O r d e r Q t y L a b e l < / B a c k O r d e r Q t y L a b e l > + 
+         < C o m p a n y L a b e l   E l e m e n t T y p e = " P a r a m e t e r "   E l e m e n t I d = " 3 4 6 7 6 0 3 4 8 "   D a t a T y p e = " S t r i n g " > C o m p a n y L a b e l < / C o m p a n y L a b e l > + 
+         < D a t a R e t r i e v e d   E l e m e n t T y p e = " P a r a m e t e r "   E l e m e n t I d = " 2 9 1 9 1 1 8 0 7 "   D a t a T y p e = " S t r i n g " > D a t a R e t r i e v e d < / D a t a R e t r i e v e d > + 
+         < D e s c r i p t i o n _ I t e m C a p t i o n   E l e m e n t T y p e = " P a r a m e t e r "   E l e m e n t I d = " 1 5 2 9 8 3 2 4 7 3 "   D a t a T y p e = " S t r i n g " > D e s c r i p t i o n _ I t e m C a p t i o n < / D e s c r i p t i o n _ I t e m C a p t i o n > + 
+         < D o c u m e n t a t i o n L a b e l   E l e m e n t T y p e = " P a r a m e t e r "   E l e m e n t I d = " 1 7 3 8 9 2 4 8 1 5 "   D a t a T y p e = " S t r i n g " > D o c u m e n t a t i o n L a b e l < / D o c u m e n t a t i o n L a b e l > + 
+         < E n v i r o n m e n t L a b e l   E l e m e n t T y p e = " P a r a m e t e r "   E l e m e n t I d = " 8 1 8 8 1 6 5 9 0 "   D a t a T y p e = " S t r i n g " > E n v i r o n m e n t L a b e l < / E n v i r o n m e n t L a b e l > + 
+         < I n v D i s c o u n t A m t _ S a l e s L i n e C a p t i o n   E l e m e n t T y p e = " P a r a m e t e r "   E l e m e n t I d = " 1 0 8 4 5 3 8 1 6 0 "   D a t a T y p e = " S t r i n g " > I n v D i s c o u n t A m t _ S a l e s L i n e C a p t i o n < / I n v D i s c o u n t A m t _ S a l e s L i n e C a p t i o n > + 
+         < I n v e n t o r y O r d e r D e t a i l s   E l e m e n t T y p e = " P a r a m e t e r "   E l e m e n t I d = " 2 1 4 5 8 3 4 8 9 1 "   D a t a T y p e = " S t r i n g " > I n v e n t o r y O r d e r D e t a i l s < / I n v e n t o r y O r d e r D e t a i l s > + 
+         < I n v e n t o r y O r d e r D e t a i l s P r i n t   E l e m e n t T y p e = " P a r a m e t e r "   E l e m e n t I d = " 2 1 2 4 4 6 1 8 6 2 "   D a t a T y p e = " S t r i n g " > I n v e n t o r y O r d e r D e t a i l s P r i n t < / I n v e n t o r y O r d e r D e t a i l s P r i n t > + 
+         < I n v e n t o r y P o s t i n g G r o u p _ I t e m C a p t i o n   E l e m e n t T y p e = " P a r a m e t e r "   E l e m e n t I d = " 1 5 4 2 7 8 2 7 4 6 "   D a t a T y p e = " S t r i n g " > I n v e n t o r y P o s t i n g G r o u p _ I t e m C a p t i o n < / I n v e n t o r y P o s t i n g G r o u p _ I t e m C a p t i o n > + 
+         < I n v O r d e r D e t a i l s A n a l y s i s   E l e m e n t T y p e = " P a r a m e t e r "   E l e m e n t I d = " 1 9 9 5 3 4 0 1 7 8 "   D a t a T y p e = " S t r i n g " > I n v O r d e r D e t a i l s A n a l y s i s < / I n v O r d e r D e t a i l s A n a l y s i s > + 
+         < N o _ I t e m C a p t i o n   E l e m e n t T y p e = " P a r a m e t e r "   E l e m e n t I d = " 1 5 4 7 7 6 9 6 5 4 "   D a t a T y p e = " S t r i n g " > N o _ I t e m C a p t i o n < / N o _ I t e m C a p t i o n > + 
+         < O u t s t a n d i n g A m t _ S a l e s L i n e C a p t i o n   E l e m e n t T y p e = " P a r a m e t e r "   E l e m e n t I d = " 1 7 0 1 0 1 2 6 1 8 "   D a t a T y p e = " S t r i n g " > O u t s t a n d i n g A m t _ S a l e s L i n e C a p t i o n < / O u t s t a n d i n g A m t _ S a l e s L i n e C a p t i o n > + 
+         < O u t s t a n d i n g A m t 1 _ S a l e s L i n e C a p t i o n   E l e m e n t T y p e = " P a r a m e t e r "   E l e m e n t I d = " 1 0 2 1 4 7 4 5 3 5 "   D a t a T y p e = " S t r i n g " > O u t s t a n d i n g A m t 1 _ S a l e s L i n e C a p t i o n < / O u t s t a n d i n g A m t 1 _ S a l e s L i n e C a p t i o n > + 
+         < O u t s t a n d i n g Q t y _ S a l e s L i n e C a p t i o n   E l e m e n t T y p e = " P a r a m e t e r "   E l e m e n t I d = " 2 8 1 5 9 1 0 4 6 "   D a t a T y p e = " S t r i n g " > O u t s t a n d i n g Q t y _ S a l e s L i n e C a p t i o n < / O u t s t a n d i n g Q t y _ S a l e s L i n e C a p t i o n > + 
+         < P o s t i n g D a t e F i l t e r L a b e l   E l e m e n t T y p e = " P a r a m e t e r "   E l e m e n t I d = " 1 4 3 3 4 5 4 0 1 7 "   D a t a T y p e = " S t r i n g " > P o s t i n g D a t e F i l t e r L a b e l < / P o s t i n g D a t e F i l t e r L a b e l > + 
+         < Q u a n t i t y _ S a l e s L i n e C a p t i o n   E l e m e n t T y p e = " P a r a m e t e r "   E l e m e n t I d = " 1 8 3 2 0 3 6 8 9 5 "   D a t a T y p e = " S t r i n g " > Q u a n t i t y _ S a l e s L i n e C a p t i o n < / Q u a n t i t y _ S a l e s L i n e C a p t i o n > + 
+         < R e p o r t N a m e L a b e l   E l e m e n t T y p e = " P a r a m e t e r "   E l e m e n t I d = " 1 0 2 2 2 9 2 9 8 2 "   D a t a T y p e = " S t r i n g " > R e p o r t N a m e L a b e l < / R e p o r t N a m e L a b e l > + 
+         < R u n O n L a b e l   E l e m e n t T y p e = " P a r a m e t e r "   E l e m e n t I d = " 1 1 1 9 0 3 7 5 9 5 "   D a t a T y p e = " S t r i n g " > R u n O n L a b e l < / R u n O n L a b e l > + 
+         < S a l e s H e a d e r B i l l t o N a m e C a p t i o n   E l e m e n t T y p e = " P a r a m e t e r "   E l e m e n t I d = " 1 8 0 9 8 4 3 8 0 3 "   D a t a T y p e = " S t r i n g " > S a l e s H e a d e r B i l l t o N a m e C a p t i o n < / S a l e s H e a d e r B i l l t o N a m e C a p t i o n > + 
+         < S a l e s L i n e D o c u m e n t N o C a p t i o n   E l e m e n t T y p e = " P a r a m e t e r "   E l e m e n t I d = " 9 6 0 1 9 2 7 4 1 "   D a t a T y p e = " S t r i n g " > S a l e s L i n e D o c u m e n t N o C a p t i o n < / S a l e s L i n e D o c u m e n t N o C a p t i o n > + 
+         < S a l e s L i n e L i n e D i s c o u n t C a p t i o n   E l e m e n t T y p e = " P a r a m e t e r "   E l e m e n t I d = " 6 9 9 3 2 0 0 8 0 "   D a t a T y p e = " S t r i n g " > S a l e s L i n e L i n e D i s c o u n t C a p t i o n < / S a l e s L i n e L i n e D i s c o u n t C a p t i o n > + 
+         < S a l e s L i n e U n i t P r i c e C a p t i o n   E l e m e n t T y p e = " P a r a m e t e r "   E l e m e n t I d = " 6 6 0 6 7 3 6 2 4 "   D a t a T y p e = " S t r i n g " > S a l e s L i n e U n i t P r i c e C a p t i o n < / S a l e s L i n e U n i t P r i c e C a p t i o n > + 
+         < S h i p m e n t D a t e L a b e l   E l e m e n t T y p e = " P a r a m e t e r "   E l e m e n t I d = " 5 9 6 4 2 0 1 3 7 "   D a t a T y p e = " S t r i n g " > S h i p m e n t D a t e L a b e l < / S h i p m e n t D a t e L a b e l > + 
+         < U s e r L a b e l   E l e m e n t T y p e = " P a r a m e t e r "   E l e m e n t I d = " 8 4 8 8 1 6 7 9 4 "   D a t a T y p e = " S t r i n g " > U s e r L a b e l < / U s e r L a b e l > + 
+     < / L a b e l s > + 
+     < T o o l t i p s > + 
+         < T o o l t i p   c o l u m n = " N o _ I t e m "   E l e m e n t I d = " 1 5 4 7 7 6 9 6 5 4 " > + 
+             < T o o l t i p T e x t   l a n g = " e n - U S " > S p e c i f i e s   t h e   n u m b e r   o f   t h e   i t e m . < / T o o l t i p T e x t > + 
+         < / T o o l t i p > + 
+         < T o o l t i p   c o l u m n = " D e s c r i p t i o n _ I t e m "   E l e m e n t I d = " 1 5 2 9 8 3 2 4 7 3 " > + 
+             < T o o l t i p T e x t   l a n g = " e n - U S " > S p e c i f i e s   a   d e s c r i p t i o n   o f   t h e   i t e m . < / T o o l t i p T e x t > + 
+         < / T o o l t i p > + 
+         < T o o l t i p   c o l u m n = " I n v e n t o r y P o s t i n g G r o u p _ I t e m "   E l e m e n t I d = " 1 5 4 2 7 8 2 7 4 6 " > + 
+             < T o o l t i p T e x t   l a n g = " e n - U S " > S p e c i f i e s   l i n k s   b e t w e e n   b u s i n e s s   t r a n s a c t i o n s   m a d e   f o r   t h e   i t e m   a n d   a n   i n v e n t o r y   a c c o u n t   i n   t h e   g e n e r a l   l e d g e r ,   t o   g r o u p   a m o u n t s   f o r   t h a t   i t e m   t y p e . < / T o o l t i p T e x t > + 
+         < / T o o l t i p > + 
+         < T o o l t i p   c o l u m n = " A s s e m b l y B O M _ I t e m "   E l e m e n t I d = " 1 5 8 1 6 0 3 2 1 " > + 
+             < T o o l t i p T e x t   l a n g = " e n - U S " > S p e c i f i e s   i f   t h e   i t e m   i s   a n   a s s e m b l y   B O M . < / T o o l t i p T e x t > + 
+         < / T o o l t i p > + 
+         < T o o l t i p   c o l u m n = " S a l e s L i n e D o c u m e n t N o "   E l e m e n t I d = " 9 6 0 1 9 2 7 4 1 " > + 
+             < T o o l t i p T e x t   l a n g = " e n - U S " > S p e c i f i e s   t h e   d o c u m e n t   n u m b e r . < / T o o l t i p T e x t > + 
+         < / T o o l t i p > + 
+         < T o o l t i p   c o l u m n = " S a l e s H e a d e r B i l l t o N a m e "   E l e m e n t I d = " 1 8 0 9 8 4 3 8 0 3 " > + 
+             < T o o l t i p T e x t   l a n g = " e n - U S " > S p e c i f i e s   t h e   n a m e   o f   t h e   c u s t o m e r   t h a t   y o u   s e n d   o r   s e n t   t h e   i n v o i c e   o r   c r e d i t   m e m o   t o . < / T o o l t i p T e x t > + 
+         < / T o o l t i p > + 
+         < T o o l t i p   c o l u m n = " Q u a n t i t y _ S a l e s L i n e "   E l e m e n t I d = " 1 8 3 2 0 3 6 8 9 5 " > + 
+             < T o o l t i p T e x t   l a n g = " e n - U S " > S p e c i f i e s   h o w   m a n y   u n i t s   a r e   b e i n g   s o l d . < / T o o l t i p T e x t > + 
+         < / T o o l t i p > + 
+         < T o o l t i p   c o l u m n = " O u t s t a n d i n g Q t y _ S a l e s L i n e "   E l e m e n t I d = " 2 8 1 5 9 1 0 4 6 " > + 
+             < T o o l t i p T e x t   l a n g = " e n - U S " > S p e c i f i e s   h o w   m a n y   u n i t s   o n   t h e   o r d e r   l i n e   h a v e   n o t   y e t   b e e n   s h i p p e d . < / T o o l t i p T e x t > + 
+         < / T o o l t i p > + 
+         < T o o l t i p   c o l u m n = " S a l e s L i n e U n i t P r i c e "   E l e m e n t I d = " 6 6 0 6 7 3 6 2 4 " > + 
+             < T o o l t i p T e x t   l a n g = " e n - U S " > S p e c i f i e s   t h e   p r i c e   f o r   o n e   u n i t   o n   t h e   s a l e s   l i n e . < / T o o l t i p T e x t > + 
+         < / T o o l t i p > + 
+         < T o o l t i p   c o l u m n = " S a l e s L i n e L i n e D i s c o u n t "   E l e m e n t I d = " 6 9 9 3 2 0 0 8 0 " > + 
+             < T o o l t i p T e x t   l a n g = " e n - U S " > S p e c i f i e s   t h e   d i s c o u n t   p e r c e n t a g e   t h a t   i s   g r a n t e d   f o r   t h e   i t e m   o n   t h e   l i n e . < / T o o l t i p T e x t > + 
+         < / T o o l t i p > + 
+         < T o o l t i p   c o l u m n = " I n v D i s c o u n t A m t _ S a l e s L i n e "   E l e m e n t I d = " 1 0 8 4 5 3 8 1 6 0 " > + 
+             < T o o l t i p T e x t   l a n g = " e n - U S " > S p e c i f i e s   t h e   i n v o i c e   d i s c o u n t   a m o u n t   f o r   t h e   l i n e . < / T o o l t i p T e x t > + 
+         < / T o o l t i p > + 
+         < T o o l t i p   c o l u m n = " S a l e s L i n e D e s c r i p t i o n "   E l e m e n t I d = " 7 8 7 3 4 2 2 0 3 " > + 
+             < T o o l t i p T e x t   l a n g = " e n - U S " > S p e c i f i e s   a   d e s c r i p t i o n   o f   t h e   e n t r y   o f   t h e   p r o d u c t   t o   b e   s o l d .   T o   a d d   a   n o n - t r a n s a c t i o n a l   t e x t   l i n e ,   f i l l   i n   t h e   D e s c r i p t i o n   f i e l d   o n l y . < / T o o l t i p T e x t > + 
+         < / T o o l t i p > + 
+     < / T o o l t i p s > + 
+     < I t e m   E l e m e n t T y p e = " D a t a I t e m "   E l e m e n t I d = " 1 1 2 8 8 3 0 2 4 8 " > + 
+         < A s s e m b l y B O M _ I t e m   E l e m e n t T y p e = " C o l u m n "   E l e m e n t I d = " 1 5 8 1 6 0 3 2 1 "   D a t a T y p e = " B o o l e a n " > A s s e m b l y B O M _ I t e m < / A s s e m b l y B O M _ I t e m > + 
+         < B a c k O r d e r Q t y C a p t i o n   E l e m e n t T y p e = " C o l u m n "   E l e m e n t I d = " 7 6 5 1 5 4 2 3 0 "   D a t a T y p e = " L a b e l "   O b s o l e t e S t a t e = " P e n d i n g " > B a c k O r d e r Q t y C a p t i o n < / B a c k O r d e r Q t y C a p t i o n > + 
+         < B i n F i l t e r _ I t e m   E l e m e n t T y p e = " C o l u m n "   E l e m e n t I d = " 1 3 0 7 8 3 3 3 3 8 "   D a t a T y p e = " C o d e "   O b s o l e t e S t a t e = " P e n d i n g " > B i n F i l t e r _ I t e m < / B i n F i l t e r _ I t e m > + 
+         < C o m p a n y N a m e   E l e m e n t T y p e = " C o l u m n "   E l e m e n t I d = " 1 5 9 5 4 7 7 3 9 5 "   D a t a T y p e = " S t r i n g "   O b s o l e t e S t a t e = " P e n d i n g " > C o m p a n y N a m e < / C o m p a n y N a m e > + 
+         < C u r r R e p o r t P a g e N o C a p t i o n   E l e m e n t T y p e = " C o l u m n "   E l e m e n t I d = " 2 0 2 2 2 2 5 3 5 1 "   D a t a T y p e = " L a b e l "   O b s o l e t e S t a t e = " P e n d i n g " > C u r r R e p o r t P a g e N o C a p t i o n < / C u r r R e p o r t P a g e N o C a p t i o n > + 
+         < D e s c r i p t i o n _ I t e m   E l e m e n t T y p e = " C o l u m n "   E l e m e n t I d = " 1 5 2 9 8 3 2 4 7 3 "   D a t a T y p e = " T e x t " > D e s c r i p t i o n _ I t e m < / D e s c r i p t i o n _ I t e m > + 
+         < G l o b a l D i m 1 F i l t e r _ I t e m   E l e m e n t T y p e = " C o l u m n "   E l e m e n t I d = " 8 2 6 3 5 2 8 3 7 "   D a t a T y p e = " C o d e "   O b s o l e t e S t a t e = " P e n d i n g " > G l o b a l D i m 1 F i l t e r _ I t e m < / G l o b a l D i m 1 F i l t e r _ I t e m > + 
+         < G l o b a l D i m 2 F i l t e r _ I t e m   E l e m e n t T y p e = " C o l u m n "   E l e m e n t I d = " 1 4 9 2 3 7 1 7 5 0 "   D a t a T y p e = " C o d e "   O b s o l e t e S t a t e = " P e n d i n g " > G l o b a l D i m 2 F i l t e r _ I t e m < / G l o b a l D i m 2 F i l t e r _ I t e m > + 
+         < I n v e n t o r y P o s t i n g G r o u p _ I t e m   E l e m e n t T y p e = " C o l u m n "   E l e m e n t I d = " 1 5 4 2 7 8 2 7 4 6 "   D a t a T y p e = " C o d e " > I n v e n t o r y P o s t i n g G r o u p _ I t e m < / I n v e n t o r y P o s t i n g G r o u p _ I t e m > + 
+         < I n v n t r y O r d e r D e t a i l C a p t   E l e m e n t T y p e = " C o l u m n "   E l e m e n t I d = " 9 0 9 4 5 4 5 7 2 "   D a t a T y p e = " L a b e l "   O b s o l e t e S t a t e = " P e n d i n g " > I n v n t r y O r d e r D e t a i l C a p t < / I n v n t r y O r d e r D e t a i l C a p t > + 
+         < I t e m F i l t e r   E l e m e n t T y p e = " C o l u m n "   E l e m e n t I d = " 5 9 3 7 9 7 3 7 6 "   D a t a T y p e = " T e x t " > I t e m F i l t e r < / I t e m F i l t e r > + 
+         < I t e m T a b l e C a p t I t e m F i l t e r   E l e m e n t T y p e = " C o l u m n "   E l e m e n t I d = " 2 1 6 8 8 1 9 4 1 "   D a t a T y p e = " T e x t " > I t e m T a b l e C a p t I t e m F i l t e r < / I t e m T a b l e C a p t I t e m F i l t e r > + 
+         < L o c a t i o n F i l t e r _ I t e m   E l e m e n t T y p e = " C o l u m n "   E l e m e n t I d = " 5 8 9 4 7 3 7 5 8 "   D a t a T y p e = " C o d e "   O b s o l e t e S t a t e = " P e n d i n g " > L o c a t i o n F i l t e r _ I t e m < / L o c a t i o n F i l t e r _ I t e m > + 
+         < N o _ I t e m   E l e m e n t T y p e = " C o l u m n "   E l e m e n t I d = " 1 5 4 7 7 6 9 6 5 4 "   D a t a T y p e = " C o d e " > N o _ I t e m < / N o _ I t e m > + 
+         < O u t s t a n d i n g A m t _ S a l e s L i n e   E l e m e n t T y p e = " C o l u m n "   E l e m e n t I d = " 1 7 0 1 0 1 2 6 1 8 "   D a t a T y p e = " D e c i m a l " > O u t s t a n d i n g A m t _ S a l e s L i n e < / O u t s t a n d i n g A m t _ S a l e s L i n e > + 
+         < S a l e s H e a d e r B i l l t o N a m e C a p t   E l e m e n t T y p e = " C o l u m n "   E l e m e n t I d = " 2 8 3 4 2 2 9 9 "   D a t a T y p e = " L a b e l "   O b s o l e t e S t a t e = " P e n d i n g " > S a l e s H e a d e r B i l l t o N a m e C a p t < / S a l e s H e a d e r B i l l t o N a m e C a p t > + 
+         < S a l e s L i n e F i l t e r   E l e m e n t T y p e = " C o l u m n "   E l e m e n t I d = " 1 0 6 5 6 4 1 2 6 7 "   D a t a T y p e = " T e x t " > S a l e s L i n e F i l t e r < / S a l e s L i n e F i l t e r > + 
+         < S a l e s L i n e I n v D i s c A m t C a p t   E l e m e n t T y p e = " C o l u m n "   E l e m e n t I d = " 9 1 6 7 7 3 1 0 3 "   D a t a T y p e = " L a b e l "   O b s o l e t e S t a t e = " P e n d i n g " > S a l e s L i n e I n v D i s c A m t C a p t < / S a l e s L i n e I n v D i s c A m t C a p t > + 
+         < S a l e s L i n e L i n e D i s c C a p t i o n   E l e m e n t T y p e = " C o l u m n "   E l e m e n t I d = " 1 7 0 1 2 3 1 8 8 2 "   D a t a T y p e = " L a b e l "   O b s o l e t e S t a t e = " P e n d i n g " > S a l e s L i n e L i n e D i s c C a p t i o n < / S a l e s L i n e L i n e D i s c C a p t i o n > + 
+         < S a l e s L i n e O u t s t n g A m t C a p t   E l e m e n t T y p e = " C o l u m n "   E l e m e n t I d = " 1 3 1 5 7 1 8 6 9 3 "   D a t a T y p e = " L a b e l "   O b s o l e t e S t a t e = " P e n d i n g " > S a l e s L i n e O u t s t n g A m t C a p t < / S a l e s L i n e O u t s t n g A m t C a p t > + 
+         < S a l e s L i n e S h i p D a t e C a p t i o n   E l e m e n t T y p e = " C o l u m n "   E l e m e n t I d = " 1 1 1 6 8 3 5 7 4 9 "   D a t a T y p e = " L a b e l "   O b s o l e t e S t a t e = " P e n d i n g " > S a l e s L i n e S h i p D a t e C a p t i o n < / S a l e s L i n e S h i p D a t e C a p t i o n > + 
+         < S t r S b S t N o S a l O d r L n S a l L n F l t   E l e m e n t T y p e = " C o l u m n "   E l e m e n t I d = " 2 0 2 7 5 5 7 1 8 4 "   D a t a T y p e = " T e x t " > S t r S b S t N o S a l O d r L n S a l L n F l t < / S t r S b S t N o S a l O d r L n S a l L n F l t > + 
+         < T o t a l C a p t i o n   E l e m e n t T y p e = " C o l u m n "   E l e m e n t I d = " 7 0 7 1 0 2 6 9 5 "   D a t a T y p e = " L a b e l "   O b s o l e t e S t a t e = " P e n d i n g " > T o t a l C a p t i o n < / T o t a l C a p t i o n > + 
+         < V a r i a n t F i l t e r _ I t e m   E l e m e n t T y p e = " C o l u m n "   E l e m e n t I d = " 9 4 9 9 4 3 6 4 8 "   D a t a T y p e = " C o d e "   O b s o l e t e S t a t e = " P e n d i n g " > V a r i a n t F i l t e r _ I t e m < / V a r i a n t F i l t e r _ I t e m > + 
+         < S a l e s _ L i n e   E l e m e n t T y p e = " D a t a I t e m "   E l e m e n t I d = " 1 8 9 4 4 4 2 7 6 4 " > + 
+             < B a c k O r d e r Q t y   E l e m e n t T y p e = " C o l u m n "   E l e m e n t I d = " 7 1 9 7 4 8 8 0 4 "   D a t a T y p e = " D e c i m a l " > B a c k O r d e r Q t y < / B a c k O r d e r Q t y > + 
+             < I n v D i s c o u n t A m t _ S a l e s L i n e   E l e m e n t T y p e = " C o l u m n "   E l e m e n t I d = " 1 0 8 4 5 3 8 1 6 0 "   D a t a T y p e = " D e c i m a l " > I n v D i s c o u n t A m t _ S a l e s L i n e < / I n v D i s c o u n t A m t _ S a l e s L i n e > + 
+             < O u t s t a n d i n g A m t 1 _ S a l e s L i n e   E l e m e n t T y p e = " C o l u m n "   E l e m e n t I d = " 1 0 2 1 4 7 4 5 3 5 "   D a t a T y p e = " D e c i m a l " > O u t s t a n d i n g A m t 1 _ S a l e s L i n e < / O u t s t a n d i n g A m t 1 _ S a l e s L i n e > + 
+             < O u t s t a n d i n g Q t y _ S a l e s L i n e   E l e m e n t T y p e = " C o l u m n "   E l e m e n t I d = " 2 8 1 5 9 1 0 4 6 "   D a t a T y p e = " D e c i m a l " > O u t s t a n d i n g Q t y _ S a l e s L i n e < / O u t s t a n d i n g Q t y _ S a l e s L i n e > + 
+             < Q u a n t i t y _ S a l e s L i n e   E l e m e n t T y p e = " C o l u m n "   E l e m e n t I d = " 1 8 3 2 0 3 6 8 9 5 "   D a t a T y p e = " D e c i m a l " > Q u a n t i t y _ S a l e s L i n e < / Q u a n t i t y _ S a l e s L i n e > + 
+             < S a l e s H e a d e r B i l l t o N a m e   E l e m e n t T y p e = " C o l u m n "   E l e m e n t I d = " 1 8 0 9 8 4 3 8 0 3 "   D a t a T y p e = " T e x t " > S a l e s H e a d e r B i l l t o N a m e < / S a l e s H e a d e r B i l l t o N a m e > + 
+             < S a l e s L i n e D e s c r i p t i o n   E l e m e n t T y p e = " C o l u m n "   E l e m e n t I d = " 7 8 7 3 4 2 2 0 3 "   D a t a T y p e = " T e x t " > S a l e s L i n e D e s c r i p t i o n < / S a l e s L i n e D e s c r i p t i o n > + 
+             < S a l e s L i n e D o c u m e n t N o   E l e m e n t T y p e = " C o l u m n "   E l e m e n t I d = " 9 6 0 1 9 2 7 4 1 "   D a t a T y p e = " C o d e " > S a l e s L i n e D o c u m e n t N o < / S a l e s L i n e D o c u m e n t N o > + 
+             < S a l e s L i n e L i n e D i s c o u n t   E l e m e n t T y p e = " C o l u m n "   E l e m e n t I d = " 6 9 9 3 2 0 0 8 0 "   D a t a T y p e = " D e c i m a l " > S a l e s L i n e L i n e D i s c o u n t < / S a l e s L i n e L i n e D i s c o u n t > + 
+             < S a l e s L i n e U n i t P r i c e   E l e m e n t T y p e = " C o l u m n "   E l e m e n t I d = " 6 6 0 6 7 3 6 2 4 "   D a t a T y p e = " D e c i m a l " > S a l e s L i n e U n i t P r i c e < / S a l e s L i n e U n i t P r i c e > + 
+             < S h i p m e n t D a t e _ S a l e s L i n e   E l e m e n t T y p e = " C o l u m n "   E l e m e n t I d = " 5 6 0 1 5 8 5 1 2 "   D a t a T y p e = " S t r i n g " > S h i p m e n t D a t e _ S a l e s L i n e < / S h i p m e n t D a t e _ S a l e s L i n e > + 
+         < / S a l e s _ L i n e > + 
+         < S u b T o t a l s   E l e m e n t T y p e = " D a t a I t e m "   E l e m e n t I d = " 3 1 2 0 6 2 4 2 4 " > + 
+             < S u b T o t a l s _ B a c k O r d e r Q t y   E l e m e n t T y p e = " C o l u m n "   E l e m e n t I d = " 2 5 9 4 1 0 7 5 0 "   D a t a T y p e = " D e c i m a l " > S u b T o t a l s _ B a c k O r d e r Q t y < / S u b T o t a l s _ B a c k O r d e r Q t y > + 
+             < S u b T o t a l s _ O u t s t a n d i n g A m t   E l e m e n t T y p e = " C o l u m n "   E l e m e n t I d = " 6 2 8 0 4 1 8 1 9 "   D a t a T y p e = " D e c i m a l " > S u b T o t a l s _ O u t s t a n d i n g A m t < / S u b T o t a l s _ O u t s t a n d i n g A m t > + 
+             < S u b T o t a l s _ O u t s t a n d i n g Q t y   E l e m e n t T y p e = " C o l u m n "   E l e m e n t I d = " 1 3 9 4 2 4 7 8 4 7 "   D a t a T y p e = " D e c i m a l " > S u b T o t a l s _ O u t s t a n d i n g Q t y < / S u b T o t a l s _ O u t s t a n d i n g Q t y > + 
+         < / S u b T o t a l s > + 
+     < / I t e m > + 
+     < T o t a l s   E l e m e n t T y p e = " D a t a I t e m "   E l e m e n t I d = " 1 8 2 3 9 5 0 0 4 4 " > + 
+         < T o t a l s _ N u m b e r   E l e m e n t T y p e = " C o l u m n "   E l e m e n t I d = " 1 6 2 4 7 8 6 0 8 0 "   D a t a T y p e = " I n t e g e r " > T o t a l s _ N u m b e r < / T o t a l s _ N u m b e r > + 
+         < T o t a l s _ O u t s t a n d i n g A m t   E l e m e n t T y p e = " C o l u m n "   E l e m e n t I d = " 1 2 7 8 0 1 4 5 "   D a t a T y p e = " D e c i m a l " > T o t a l s _ O u t s t a n d i n g A m t < / T o t a l s _ O u t s t a n d i n g A m t > + 
+     < / T o t a l s > + 
+ < / N a v W o r d R e p o r t X m l P a r t > 
+</file>
+
+<file path=customXml/item2.xml><?xml version="1.0" encoding="utf-8"?>
 <b:Sources xmlns:b="http://schemas.openxmlformats.org/officeDocument/2006/bibliography" xmlns="http://schemas.openxmlformats.org/officeDocument/2006/bibliography" SelectedStyle="\APASixthEditionOfficeOnline.xsl" StyleName="APA" Version="6"/>
 </file>
 
-<file path=customXml/item2.xml>��< ? x m l   v e r s i o n = " 1 . 0 "   e n c o d i n g = " u t f - 1 6 " ? > - 
- < N a v W o r d R e p o r t X m l P a r t   x m l n s = " u r n : m i c r o s o f t - d y n a m i c s - n a v / r e p o r t s / I n v e n t o r y _ O r d e r _ D e t a i l s / 7 0 8 / " > +<file path=customXml/item3.xml>��< ? x m l   v e r s i o n = " 1 . 0 "   e n c o d i n g = " u t f - 1 6 " ? > < N a v W o r d R e p o r t X m l P a r t   x m l n s = " u r n : m i c r o s o f t - d y n a m i c s - n a v / r e p o r t s / I n v e n t o r y _ O r d e r _ D e t a i l s / 7 0 8 / " >   
      < B C R e p o r t I n f o r m a t i o n >   
@@ -31346,385 +31748,6 @@
          < T o t a l s _ N u m b e r > T o t a l s _ N u m b e r < / T o t a l s _ N u m b e r >   
          < T o t a l s _ O u t s t a n d i n g A m t > T o t a l s _ O u t s t a n d i n g A m t < / T o t a l s _ O u t s t a n d i n g A m t > - 
-     < / T o t a l s > - 
- < / N a v W o r d R e p o r t X m l P a r t > 
-</file>
-
-<file path=customXml/item3.xml>��< ? x m l   v e r s i o n = " 1 . 0 "   e n c o d i n g = " u t f - 1 6 " ? > < N a v W o r d R e p o r t X m l P a r t   x m l n s = " u r n : m i c r o s o f t - d y n a m i c s - b u s i n e s s c e n t r a l / i n t e r n a l / e x t e n d e d / r e p o r t s / I n v e n t o r y _ O r d e r _ D e t a i l s / 7 0 8 / " > - 
-     < B C R e p o r t I n f o r m a t i o n > - 
-         < R e p o r t M e t a d a t a > - 
-             < E x t e n s i o n I d > E x t e n s i o n   I D < / E x t e n s i o n I d > - 
-             < E x t e n s i o n N a m e > E x t e n s i o n   N a m e < / E x t e n s i o n N a m e > - 
-             < E x t e n s i o n P u b l i s h e r > E x t e n s i o n   P u b l i s h e r < / E x t e n s i o n P u b l i s h e r > - 
-             < E x t e n s i o n V e r s i o n > E x t e n s i o n   V e r s i o n < / E x t e n s i o n V e r s i o n > - 
-             < R e p o r t I d > R e p o r t   I D < / R e p o r t I d > - 
-             < R e p o r t N a m e > R e p o r t   N a m e < / R e p o r t N a m e > - 
-             < R e p o r t C a p t i o n > R e p o r t   C a p t i o n < / R e p o r t C a p t i o n > - 
-             < A b o u t T h i s R e p o r t T i t l e > A b o u t   T h i s   R e p o r t   T i t l e < / A b o u t T h i s R e p o r t T i t l e > - 
-             < A b o u t T h i s R e p o r t T e x t > A b o u t   T h i s   R e p o r t   T e x t < / A b o u t T h i s R e p o r t T e x t > - 
-             < R e p o r t H e l p L i n k > R e p o r t   H e l p   L i n k < / R e p o r t H e l p L i n k > - 
-         < / R e p o r t M e t a d a t a > - 
-         < R e p o r t R e q u e s t > - 
-             < T e n a n t E n t r a I d > T e n a n t   E n t r a   I d < / T e n a n t E n t r a I d > - 
-             < E n v i r o n m e n t N a m e > E n v i r o n m e n t   N a m e < / E n v i r o n m e n t N a m e > - 
-             < E n v i r o n m e n t T y p e > E n v i r o n m e n t   T y p e < / E n v i r o n m e n t T y p e > - 
-             < C o m p a n y N a m e > C o m p a n y   N a m e < / C o m p a n y N a m e > - 
-             < C o m p a n y D i s p l a y N a m e > C o m p a n y   D i s p l a y   N a m e < / C o m p a n y D i s p l a y N a m e > - 
-             < C o m p a n y I d > C o m p a n y   I D < / C o m p a n y I d > - 
-             < U s e r N a m e > U s e r   N a m e < / U s e r N a m e > - 
-             < D a t e A n d T i m e > D a t e   a n d   T i m e < / D a t e A n d T i m e > - 
-             < L a n g u a g e > L a n g u a g e < / L a n g u a g e > - 
-             < F o r m a t R e g i o n > F o r m a t   R e g i o n < / F o r m a t R e g i o n > - 
-             < D a t e T i m e V a l u e s > - 
-                 < Y e a r > Y e a r < / Y e a r > - 
-                 < M o n t h N u m b e r > M o n t h   N u m b e r < / M o n t h N u m b e r > - 
-                 < D a y N u m b e r > D a y   N u m b e r < / D a y N u m b e r > - 
-                 < H o u r > H o u r < / H o u r > - 
-                 < M i n u t e > M i n u t e < / M i n u t e > - 
-             < / D a t e T i m e V a l u e s > - 
-         < / R e p o r t R e q u e s t > - 
-         < C o m p a n y M e t a d a t a > - 
-             < C o m p a n y N a m e > C o m p a n y   N a m e < / C o m p a n y N a m e > - 
-             < C o m p a n y D i s p l a y N a m e > C o m p a n y   D i s p l a y   N a m e < / C o m p a n y D i s p l a y N a m e > - 
-             < C o m p a n y A d d r e s s L i n e s > - 
-                 < C o m p a n y A d d r e s s L i n e 1 > C o m p a n y   A d d r e s s   L i n e   1 < / C o m p a n y A d d r e s s L i n e 1 > - 
-                 < C o m p a n y A d d r e s s L i n e 2 > C o m p a n y   A d d r e s s   L i n e   2 < / C o m p a n y A d d r e s s L i n e 2 > - 
-                 < C o m p a n y A d d r e s s L i n e 3 > C o m p a n y   A d d r e s s   L i n e   3 < / C o m p a n y A d d r e s s L i n e 3 > - 
-                 < C o m p a n y A d d r e s s L i n e 4 > C o m p a n y   A d d r e s s   L i n e   4 < / C o m p a n y A d d r e s s L i n e 4 > - 
-                 < C o m p a n y A d d r e s s L i n e 5 > C o m p a n y   A d d r e s s   L i n e   5 < / C o m p a n y A d d r e s s L i n e 5 > - 
-                 < C o m p a n y A d d r e s s L i n e 6 > C o m p a n y   A d d r e s s   L i n e   6 < / C o m p a n y A d d r e s s L i n e 6 > - 
-                 < C o m p a n y A d d r e s s L i n e 7 > C o m p a n y   A d d r e s s   L i n e   7 < / C o m p a n y A d d r e s s L i n e 7 > - 
-                 < C o m p a n y A d d r e s s L i n e 8 > C o m p a n y   A d d r e s s   L i n e   8 < / C o m p a n y A d d r e s s L i n e 8 > - 
-             < / C o m p a n y A d d r e s s L i n e s > - 
-             < C o m p a n y P h o n e > C o m p a n y   P h o n e < / C o m p a n y P h o n e > - 
-             < C o m p a n y P h o n e C a p t i o n > C o m p a n y   P h o n e   C a p t i o n < / C o m p a n y P h o n e C a p t i o n > - 
-             < C o m p a n y F a x N o > C o m p a n y   F a x   N o . < / C o m p a n y F a x N o > - 
-             < C o m p a n y F a x N o C a p t i o n > C o m p a n y   F a x   N o .   C a p t i o n < / C o m p a n y F a x N o C a p t i o n > - 
-             < C o m p a n y E m a i l > C o m p a n y   E m a i l < / C o m p a n y E m a i l > - 
-             < C o m p a n y E m a i l C a p t i o n > C o m p a n y   E m a i l   C a p t i o n < / C o m p a n y E m a i l C a p t i o n > - 
-             < C o m p a n y H o m e P a g e > C o m p a n y   H o m e   P a g e < / C o m p a n y H o m e P a g e > - 
-             < C o m p a n y H o m e P a g e C a p t i o n > C o m p a n y   H o m e   P a g e   C a p t i o n < / C o m p a n y H o m e P a g e C a p t i o n > - 
-             < C o m p a n y L o g o > C o m p a n y   L o g o < / C o m p a n y L o g o > - 
-             < C o m p a n y V A T R e g i s t r a t i o n N o > C o m p a n y   V A T   R e g i s t r a t i o n   N o . < / C o m p a n y V A T R e g i s t r a t i o n N o > - 
-             < C o m p a n y V A T R e g i s t r a t i o n N o C a p t i o n > C o m p a n y   V A T   R e g i s t r a t i o n   N o .   C a p t i o n < / C o m p a n y V A T R e g i s t r a t i o n N o C a p t i o n > - 
-             < C o m p a n y R e g i s t r a t i o n N o > C o m p a n y   R e g i s t r a t i o n   N o . < / C o m p a n y R e g i s t r a t i o n N o > - 
-             < C o m p a n y R e g i s t r a t i o n N o C a p t i o n > C o m p a n y   R e g i s t r a t i o n   N o .   C a p t i o n < / C o m p a n y R e g i s t r a t i o n N o C a p t i o n > - 
-             < C o m p a n y B a n k N a m e > C o m p a n y   B a n k   N a m e < / C o m p a n y B a n k N a m e > - 
-             < C o m p a n y B a n k N a m e C a p t i o n > C o m p a n y   B a n k   N a m e   C a p t i o n < / C o m p a n y B a n k N a m e C a p t i o n > - 
-             < C o m p a n y B a n k A c c o u n t N o > C o m p a n y   B a n k   A c c o u n t   N o . < / C o m p a n y B a n k A c c o u n t N o > - 
-             < C o m p a n y B a n k A c c o u n t N o C a p t i o n > C o m p a n y   B a n k   A c c o u n t   N o .   C a p t i o n < / C o m p a n y B a n k A c c o u n t N o C a p t i o n > - 
-             < C o m p a n y B a n k B r a n c h N o > C o m p a n y   B a n k   B r a n c h   N o . < / C o m p a n y B a n k B r a n c h N o > - 
-             < C o m p a n y B a n k B r a n c h N o C a p t i o n > C o m p a n y   B a n k   B r a n c h   N o .   C a p t i o n < / C o m p a n y B a n k B r a n c h N o C a p t i o n > - 
-             < C o m p a n y I B A N > C o m p a n y   I B A N < / C o m p a n y I B A N > - 
-             < C o m p a n y I B A N C a p t i o n > C o m p a n y   I B A N   C a p t i o n < / C o m p a n y I B A N C a p t i o n > - 
-             < C o m p a n y B a n k S W I F T > C o m p a n y   B a n k   S W I F T < / C o m p a n y B a n k S W I F T > - 
-             < C o m p a n y B a n k S W I F T C a p t i o n > C o m p a n y   B a n k   S W I F T   C a p t i o n < / C o m p a n y B a n k S W I F T C a p t i o n > - 
-             < C o m p a n y G i r o N o > C o m p a n y   G i r o   N o . < / C o m p a n y G i r o N o > - 
-             < C o m p a n y G i r o N o C a p t i o n > C o m p a n y   G i r o   N o .   C a p t i o n < / C o m p a n y G i r o N o C a p t i o n > - 
-         < / C o m p a n y M e t a d a t a > - 
-     < / B C R e p o r t I n f o r m a t i o n > - 
-     < L a b e l s > - 
-         < A b o u t T h e R e p o r t L a b e l   E l e m e n t T y p e = " P a r a m e t e r "   E l e m e n t I d = " 1 6 7 7 9 2 0 0 1 "   D a t a T y p e = " S t r i n g " > A b o u t T h e R e p o r t L a b e l < / A b o u t T h e R e p o r t L a b e l > - 
-         < A s s e m b l y B O M _ I t e m C a p t i o n   E l e m e n t T y p e = " P a r a m e t e r "   E l e m e n t I d = " 1 5 8 1 6 0 3 2 1 "   D a t a T y p e = " S t r i n g " > A s s e m b l y B O M _ I t e m C a p t i o n < / A s s e m b l y B O M _ I t e m C a p t i o n > - 
-         < B a c k O r d e r Q t y L a b e l   E l e m e n t T y p e = " P a r a m e t e r "   E l e m e n t I d = " 2 0 1 7 1 8 0 0 6 6 "   D a t a T y p e = " S t r i n g " > B a c k O r d e r Q t y L a b e l < / B a c k O r d e r Q t y L a b e l > - 
-         < C o m p a n y L a b e l   E l e m e n t T y p e = " P a r a m e t e r "   E l e m e n t I d = " 3 4 6 7 6 0 3 4 8 "   D a t a T y p e = " S t r i n g " > C o m p a n y L a b e l < / C o m p a n y L a b e l > - 
-         < D a t a R e t r i e v e d   E l e m e n t T y p e = " P a r a m e t e r "   E l e m e n t I d = " 2 9 1 9 1 1 8 0 7 "   D a t a T y p e = " S t r i n g " > D a t a R e t r i e v e d < / D a t a R e t r i e v e d > - 
-         < D e s c r i p t i o n _ I t e m C a p t i o n   E l e m e n t T y p e = " P a r a m e t e r "   E l e m e n t I d = " 1 5 2 9 8 3 2 4 7 3 "   D a t a T y p e = " S t r i n g " > D e s c r i p t i o n _ I t e m C a p t i o n < / D e s c r i p t i o n _ I t e m C a p t i o n > - 
-         < D o c u m e n t a t i o n L a b e l   E l e m e n t T y p e = " P a r a m e t e r "   E l e m e n t I d = " 1 7 3 8 9 2 4 8 1 5 "   D a t a T y p e = " S t r i n g " > D o c u m e n t a t i o n L a b e l < / D o c u m e n t a t i o n L a b e l > - 
-         < E n v i r o n m e n t L a b e l   E l e m e n t T y p e = " P a r a m e t e r "   E l e m e n t I d = " 8 1 8 8 1 6 5 9 0 "   D a t a T y p e = " S t r i n g " > E n v i r o n m e n t L a b e l < / E n v i r o n m e n t L a b e l > - 
-         < I n v D i s c o u n t A m t _ S a l e s L i n e C a p t i o n   E l e m e n t T y p e = " P a r a m e t e r "   E l e m e n t I d = " 1 0 8 4 5 3 8 1 6 0 "   D a t a T y p e = " S t r i n g " > I n v D i s c o u n t A m t _ S a l e s L i n e C a p t i o n < / I n v D i s c o u n t A m t _ S a l e s L i n e C a p t i o n > - 
-         < I n v e n t o r y O r d e r D e t a i l s   E l e m e n t T y p e = " P a r a m e t e r "   E l e m e n t I d = " 2 1 4 5 8 3 4 8 9 1 "   D a t a T y p e = " S t r i n g " > I n v e n t o r y O r d e r D e t a i l s < / I n v e n t o r y O r d e r D e t a i l s > - 
-         < I n v e n t o r y O r d e r D e t a i l s P r i n t   E l e m e n t T y p e = " P a r a m e t e r "   E l e m e n t I d = " 2 1 2 4 4 6 1 8 6 2 "   D a t a T y p e = " S t r i n g " > I n v e n t o r y O r d e r D e t a i l s P r i n t < / I n v e n t o r y O r d e r D e t a i l s P r i n t > - 
-         < I n v e n t o r y P o s t i n g G r o u p _ I t e m C a p t i o n   E l e m e n t T y p e = " P a r a m e t e r "   E l e m e n t I d = " 1 5 4 2 7 8 2 7 4 6 "   D a t a T y p e = " S t r i n g " > I n v e n t o r y P o s t i n g G r o u p _ I t e m C a p t i o n < / I n v e n t o r y P o s t i n g G r o u p _ I t e m C a p t i o n > - 
-         < I n v O r d e r D e t a i l s A n a l y s i s   E l e m e n t T y p e = " P a r a m e t e r "   E l e m e n t I d = " 1 9 9 5 3 4 0 1 7 8 "   D a t a T y p e = " S t r i n g " > I n v O r d e r D e t a i l s A n a l y s i s < / I n v O r d e r D e t a i l s A n a l y s i s > - 
-         < N o _ I t e m C a p t i o n   E l e m e n t T y p e = " P a r a m e t e r "   E l e m e n t I d = " 1 5 4 7 7 6 9 6 5 4 "   D a t a T y p e = " S t r i n g " > N o _ I t e m C a p t i o n < / N o _ I t e m C a p t i o n > - 
-         < O u t s t a n d i n g A m t _ S a l e s L i n e C a p t i o n   E l e m e n t T y p e = " P a r a m e t e r "   E l e m e n t I d = " 1 7 0 1 0 1 2 6 1 8 "   D a t a T y p e = " S t r i n g " > O u t s t a n d i n g A m t _ S a l e s L i n e C a p t i o n < / O u t s t a n d i n g A m t _ S a l e s L i n e C a p t i o n > - 
-         < O u t s t a n d i n g A m t 1 _ S a l e s L i n e C a p t i o n   E l e m e n t T y p e = " P a r a m e t e r "   E l e m e n t I d = " 1 0 2 1 4 7 4 5 3 5 "   D a t a T y p e = " S t r i n g " > O u t s t a n d i n g A m t 1 _ S a l e s L i n e C a p t i o n < / O u t s t a n d i n g A m t 1 _ S a l e s L i n e C a p t i o n > - 
-         < O u t s t a n d i n g Q t y _ S a l e s L i n e C a p t i o n   E l e m e n t T y p e = " P a r a m e t e r "   E l e m e n t I d = " 2 8 1 5 9 1 0 4 6 "   D a t a T y p e = " S t r i n g " > O u t s t a n d i n g Q t y _ S a l e s L i n e C a p t i o n < / O u t s t a n d i n g Q t y _ S a l e s L i n e C a p t i o n > - 
-         < P o s t i n g D a t e F i l t e r L a b e l   E l e m e n t T y p e = " P a r a m e t e r "   E l e m e n t I d = " 1 4 3 3 4 5 4 0 1 7 "   D a t a T y p e = " S t r i n g " > P o s t i n g D a t e F i l t e r L a b e l < / P o s t i n g D a t e F i l t e r L a b e l > - 
-         < Q u a n t i t y _ S a l e s L i n e C a p t i o n   E l e m e n t T y p e = " P a r a m e t e r "   E l e m e n t I d = " 1 8 3 2 0 3 6 8 9 5 "   D a t a T y p e = " S t r i n g " > Q u a n t i t y _ S a l e s L i n e C a p t i o n < / Q u a n t i t y _ S a l e s L i n e C a p t i o n > - 
-         < R e p o r t N a m e L a b e l   E l e m e n t T y p e = " P a r a m e t e r "   E l e m e n t I d = " 1 0 2 2 2 9 2 9 8 2 "   D a t a T y p e = " S t r i n g " > R e p o r t N a m e L a b e l < / R e p o r t N a m e L a b e l > - 
-         < R u n O n L a b e l   E l e m e n t T y p e = " P a r a m e t e r "   E l e m e n t I d = " 1 1 1 9 0 3 7 5 9 5 "   D a t a T y p e = " S t r i n g " > R u n O n L a b e l < / R u n O n L a b e l > - 
-         < S a l e s H e a d e r B i l l t o N a m e C a p t i o n   E l e m e n t T y p e = " P a r a m e t e r "   E l e m e n t I d = " 1 8 0 9 8 4 3 8 0 3 "   D a t a T y p e = " S t r i n g " > S a l e s H e a d e r B i l l t o N a m e C a p t i o n < / S a l e s H e a d e r B i l l t o N a m e C a p t i o n > - 
-         < S a l e s L i n e D o c u m e n t N o C a p t i o n   E l e m e n t T y p e = " P a r a m e t e r "   E l e m e n t I d = " 9 6 0 1 9 2 7 4 1 "   D a t a T y p e = " S t r i n g " > S a l e s L i n e D o c u m e n t N o C a p t i o n < / S a l e s L i n e D o c u m e n t N o C a p t i o n > - 
-         < S a l e s L i n e L i n e D i s c o u n t C a p t i o n   E l e m e n t T y p e = " P a r a m e t e r "   E l e m e n t I d = " 6 9 9 3 2 0 0 8 0 "   D a t a T y p e = " S t r i n g " > S a l e s L i n e L i n e D i s c o u n t C a p t i o n < / S a l e s L i n e L i n e D i s c o u n t C a p t i o n > - 
-         < S a l e s L i n e U n i t P r i c e C a p t i o n   E l e m e n t T y p e = " P a r a m e t e r "   E l e m e n t I d = " 6 6 0 6 7 3 6 2 4 "   D a t a T y p e = " S t r i n g " > S a l e s L i n e U n i t P r i c e C a p t i o n < / S a l e s L i n e U n i t P r i c e C a p t i o n > - 
-         < S h i p m e n t D a t e L a b e l   E l e m e n t T y p e = " P a r a m e t e r "   E l e m e n t I d = " 5 9 6 4 2 0 1 3 7 "   D a t a T y p e = " S t r i n g " > S h i p m e n t D a t e L a b e l < / S h i p m e n t D a t e L a b e l > - 
-         < U s e r L a b e l   E l e m e n t T y p e = " P a r a m e t e r "   E l e m e n t I d = " 8 4 8 8 1 6 7 9 4 "   D a t a T y p e = " S t r i n g " > U s e r L a b e l < / U s e r L a b e l > - 
-     < / L a b e l s > - 
-     < T o o l t i p s > - 
-         < T o o l t i p   c o l u m n = " N o _ I t e m "   E l e m e n t I d = " 1 5 4 7 7 6 9 6 5 4 " > - 
-             < T o o l t i p T e x t   l a n g = " e n - U S " > S p e c i f i e s   t h e   n u m b e r   o f   t h e   i t e m . < / T o o l t i p T e x t > - 
-         < / T o o l t i p > - 
-         < T o o l t i p   c o l u m n = " D e s c r i p t i o n _ I t e m "   E l e m e n t I d = " 1 5 2 9 8 3 2 4 7 3 " > - 
-             < T o o l t i p T e x t   l a n g = " e n - U S " > S p e c i f i e s   a   d e s c r i p t i o n   o f   t h e   i t e m . < / T o o l t i p T e x t > - 
-         < / T o o l t i p > - 
-         < T o o l t i p   c o l u m n = " I n v e n t o r y P o s t i n g G r o u p _ I t e m "   E l e m e n t I d = " 1 5 4 2 7 8 2 7 4 6 " > - 
-             < T o o l t i p T e x t   l a n g = " e n - U S " > S p e c i f i e s   l i n k s   b e t w e e n   b u s i n e s s   t r a n s a c t i o n s   m a d e   f o r   t h e   i t e m   a n d   a n   i n v e n t o r y   a c c o u n t   i n   t h e   g e n e r a l   l e d g e r ,   t o   g r o u p   a m o u n t s   f o r   t h a t   i t e m   t y p e . < / T o o l t i p T e x t > - 
-         < / T o o l t i p > - 
-         < T o o l t i p   c o l u m n = " A s s e m b l y B O M _ I t e m "   E l e m e n t I d = " 1 5 8 1 6 0 3 2 1 " > - 
-             < T o o l t i p T e x t   l a n g = " e n - U S " > S p e c i f i e s   i f   t h e   i t e m   i s   a n   a s s e m b l y   B O M . < / T o o l t i p T e x t > - 
-         < / T o o l t i p > - 
-         < T o o l t i p   c o l u m n = " S a l e s L i n e D o c u m e n t N o "   E l e m e n t I d = " 9 6 0 1 9 2 7 4 1 " > - 
-             < T o o l t i p T e x t   l a n g = " e n - U S " > S p e c i f i e s   t h e   d o c u m e n t   n u m b e r . < / T o o l t i p T e x t > - 
-         < / T o o l t i p > - 
-         < T o o l t i p   c o l u m n = " S a l e s H e a d e r B i l l t o N a m e "   E l e m e n t I d = " 1 8 0 9 8 4 3 8 0 3 " > - 
-             < T o o l t i p T e x t   l a n g = " e n - U S " > S p e c i f i e s   t h e   n a m e   o f   t h e   c u s t o m e r   t h a t   y o u   s e n d   o r   s e n t   t h e   i n v o i c e   o r   c r e d i t   m e m o   t o . < / T o o l t i p T e x t > - 
-         < / T o o l t i p > - 
-         < T o o l t i p   c o l u m n = " Q u a n t i t y _ S a l e s L i n e "   E l e m e n t I d = " 1 8 3 2 0 3 6 8 9 5 " > - 
-             < T o o l t i p T e x t   l a n g = " e n - U S " > S p e c i f i e s   h o w   m a n y   u n i t s   a r e   b e i n g   s o l d . < / T o o l t i p T e x t > - 
-         < / T o o l t i p > - 
-         < T o o l t i p   c o l u m n = " O u t s t a n d i n g Q t y _ S a l e s L i n e "   E l e m e n t I d = " 2 8 1 5 9 1 0 4 6 " > - 
-             < T o o l t i p T e x t   l a n g = " e n - U S " > S p e c i f i e s   h o w   m a n y   u n i t s   o n   t h e   o r d e r   l i n e   h a v e   n o t   y e t   b e e n   s h i p p e d . < / T o o l t i p T e x t > - 
-         < / T o o l t i p > - 
-         < T o o l t i p   c o l u m n = " S a l e s L i n e U n i t P r i c e "   E l e m e n t I d = " 6 6 0 6 7 3 6 2 4 " > - 
-             < T o o l t i p T e x t   l a n g = " e n - U S " > S p e c i f i e s   t h e   p r i c e   f o r   o n e   u n i t   o n   t h e   s a l e s   l i n e . < / T o o l t i p T e x t > - 
-         < / T o o l t i p > - 
-         < T o o l t i p   c o l u m n = " S a l e s L i n e L i n e D i s c o u n t "   E l e m e n t I d = " 6 9 9 3 2 0 0 8 0 " > - 
-             < T o o l t i p T e x t   l a n g = " e n - U S " > S p e c i f i e s   t h e   d i s c o u n t   p e r c e n t a g e   t h a t   i s   g r a n t e d   f o r   t h e   i t e m   o n   t h e   l i n e . < / T o o l t i p T e x t > - 
-         < / T o o l t i p > - 
-         < T o o l t i p   c o l u m n = " I n v D i s c o u n t A m t _ S a l e s L i n e "   E l e m e n t I d = " 1 0 8 4 5 3 8 1 6 0 " > - 
-             < T o o l t i p T e x t   l a n g = " e n - U S " > S p e c i f i e s   t h e   i n v o i c e   d i s c o u n t   a m o u n t   f o r   t h e   l i n e . < / T o o l t i p T e x t > - 
-         < / T o o l t i p > - 
-         < T o o l t i p   c o l u m n = " S a l e s L i n e D e s c r i p t i o n "   E l e m e n t I d = " 7 8 7 3 4 2 2 0 3 " > - 
-             < T o o l t i p T e x t   l a n g = " e n - U S " > S p e c i f i e s   a   d e s c r i p t i o n   o f   t h e   e n t r y   o f   t h e   p r o d u c t   t o   b e   s o l d .   T o   a d d   a   n o n - t r a n s a c t i o n a l   t e x t   l i n e ,   f i l l   i n   t h e   D e s c r i p t i o n   f i e l d   o n l y . < / T o o l t i p T e x t > - 
-         < / T o o l t i p > - 
-     < / T o o l t i p s > - 
-     < I t e m   E l e m e n t T y p e = " D a t a I t e m "   E l e m e n t I d = " 1 1 2 8 8 3 0 2 4 8 " > - 
-         < A s s e m b l y B O M _ I t e m   E l e m e n t T y p e = " C o l u m n "   E l e m e n t I d = " 1 5 8 1 6 0 3 2 1 "   D a t a T y p e = " B o o l e a n " > A s s e m b l y B O M _ I t e m < / A s s e m b l y B O M _ I t e m > - 
-         < B a c k O r d e r Q t y C a p t i o n   E l e m e n t T y p e = " C o l u m n "   E l e m e n t I d = " 7 6 5 1 5 4 2 3 0 "   D a t a T y p e = " L a b e l "   O b s o l e t e S t a t e = " P e n d i n g " > B a c k O r d e r Q t y C a p t i o n < / B a c k O r d e r Q t y C a p t i o n > - 
-         < B i n F i l t e r _ I t e m   E l e m e n t T y p e = " C o l u m n "   E l e m e n t I d = " 1 3 0 7 8 3 3 3 3 8 "   D a t a T y p e = " C o d e "   O b s o l e t e S t a t e = " P e n d i n g " > B i n F i l t e r _ I t e m < / B i n F i l t e r _ I t e m > - 
-         < C o m p a n y N a m e   E l e m e n t T y p e = " C o l u m n "   E l e m e n t I d = " 1 5 9 5 4 7 7 3 9 5 "   D a t a T y p e = " S t r i n g "   O b s o l e t e S t a t e = " P e n d i n g " > C o m p a n y N a m e < / C o m p a n y N a m e > - 
-         < C u r r R e p o r t P a g e N o C a p t i o n   E l e m e n t T y p e = " C o l u m n "   E l e m e n t I d = " 2 0 2 2 2 2 5 3 5 1 "   D a t a T y p e = " L a b e l "   O b s o l e t e S t a t e = " P e n d i n g " > C u r r R e p o r t P a g e N o C a p t i o n < / C u r r R e p o r t P a g e N o C a p t i o n > - 
-         < D e s c r i p t i o n _ I t e m   E l e m e n t T y p e = " C o l u m n "   E l e m e n t I d = " 1 5 2 9 8 3 2 4 7 3 "   D a t a T y p e = " T e x t " > D e s c r i p t i o n _ I t e m < / D e s c r i p t i o n _ I t e m > - 
-         < G l o b a l D i m 1 F i l t e r _ I t e m   E l e m e n t T y p e = " C o l u m n "   E l e m e n t I d = " 8 2 6 3 5 2 8 3 7 "   D a t a T y p e = " C o d e "   O b s o l e t e S t a t e = " P e n d i n g " > G l o b a l D i m 1 F i l t e r _ I t e m < / G l o b a l D i m 1 F i l t e r _ I t e m > - 
-         < G l o b a l D i m 2 F i l t e r _ I t e m   E l e m e n t T y p e = " C o l u m n "   E l e m e n t I d = " 1 4 9 2 3 7 1 7 5 0 "   D a t a T y p e = " C o d e "   O b s o l e t e S t a t e = " P e n d i n g " > G l o b a l D i m 2 F i l t e r _ I t e m < / G l o b a l D i m 2 F i l t e r _ I t e m > - 
-         < I n v e n t o r y P o s t i n g G r o u p _ I t e m   E l e m e n t T y p e = " C o l u m n "   E l e m e n t I d = " 1 5 4 2 7 8 2 7 4 6 "   D a t a T y p e = " C o d e " > I n v e n t o r y P o s t i n g G r o u p _ I t e m < / I n v e n t o r y P o s t i n g G r o u p _ I t e m > - 
-         < I n v n t r y O r d e r D e t a i l C a p t   E l e m e n t T y p e = " C o l u m n "   E l e m e n t I d = " 9 0 9 4 5 4 5 7 2 "   D a t a T y p e = " L a b e l "   O b s o l e t e S t a t e = " P e n d i n g " > I n v n t r y O r d e r D e t a i l C a p t < / I n v n t r y O r d e r D e t a i l C a p t > - 
-         < I t e m F i l t e r   E l e m e n t T y p e = " C o l u m n "   E l e m e n t I d = " 5 9 3 7 9 7 3 7 6 "   D a t a T y p e = " T e x t " > I t e m F i l t e r < / I t e m F i l t e r > - 
-         < I t e m T a b l e C a p t I t e m F i l t e r   E l e m e n t T y p e = " C o l u m n "   E l e m e n t I d = " 2 1 6 8 8 1 9 4 1 "   D a t a T y p e = " T e x t " > I t e m T a b l e C a p t I t e m F i l t e r < / I t e m T a b l e C a p t I t e m F i l t e r > - 
-         < L o c a t i o n F i l t e r _ I t e m   E l e m e n t T y p e = " C o l u m n "   E l e m e n t I d = " 5 8 9 4 7 3 7 5 8 "   D a t a T y p e = " C o d e "   O b s o l e t e S t a t e = " P e n d i n g " > L o c a t i o n F i l t e r _ I t e m < / L o c a t i o n F i l t e r _ I t e m > - 
-         < N o _ I t e m   E l e m e n t T y p e = " C o l u m n "   E l e m e n t I d = " 1 5 4 7 7 6 9 6 5 4 "   D a t a T y p e = " C o d e " > N o _ I t e m < / N o _ I t e m > - 
-         < O u t s t a n d i n g A m t _ S a l e s L i n e   E l e m e n t T y p e = " C o l u m n "   E l e m e n t I d = " 1 7 0 1 0 1 2 6 1 8 "   D a t a T y p e = " D e c i m a l " > O u t s t a n d i n g A m t _ S a l e s L i n e < / O u t s t a n d i n g A m t _ S a l e s L i n e > - 
-         < S a l e s H e a d e r B i l l t o N a m e C a p t   E l e m e n t T y p e = " C o l u m n "   E l e m e n t I d = " 2 8 3 4 2 2 9 9 "   D a t a T y p e = " L a b e l "   O b s o l e t e S t a t e = " P e n d i n g " > S a l e s H e a d e r B i l l t o N a m e C a p t < / S a l e s H e a d e r B i l l t o N a m e C a p t > - 
-         < S a l e s L i n e F i l t e r   E l e m e n t T y p e = " C o l u m n "   E l e m e n t I d = " 1 0 6 5 6 4 1 2 6 7 "   D a t a T y p e = " T e x t " > S a l e s L i n e F i l t e r < / S a l e s L i n e F i l t e r > - 
-         < S a l e s L i n e I n v D i s c A m t C a p t   E l e m e n t T y p e = " C o l u m n "   E l e m e n t I d = " 9 1 6 7 7 3 1 0 3 "   D a t a T y p e = " L a b e l "   O b s o l e t e S t a t e = " P e n d i n g " > S a l e s L i n e I n v D i s c A m t C a p t < / S a l e s L i n e I n v D i s c A m t C a p t > - 
-         < S a l e s L i n e L i n e D i s c C a p t i o n   E l e m e n t T y p e = " C o l u m n "   E l e m e n t I d = " 1 7 0 1 2 3 1 8 8 2 "   D a t a T y p e = " L a b e l "   O b s o l e t e S t a t e = " P e n d i n g " > S a l e s L i n e L i n e D i s c C a p t i o n < / S a l e s L i n e L i n e D i s c C a p t i o n > - 
-         < S a l e s L i n e O u t s t n g A m t C a p t   E l e m e n t T y p e = " C o l u m n "   E l e m e n t I d = " 1 3 1 5 7 1 8 6 9 3 "   D a t a T y p e = " L a b e l "   O b s o l e t e S t a t e = " P e n d i n g " > S a l e s L i n e O u t s t n g A m t C a p t < / S a l e s L i n e O u t s t n g A m t C a p t > - 
-         < S a l e s L i n e S h i p D a t e C a p t i o n   E l e m e n t T y p e = " C o l u m n "   E l e m e n t I d = " 1 1 1 6 8 3 5 7 4 9 "   D a t a T y p e = " L a b e l "   O b s o l e t e S t a t e = " P e n d i n g " > S a l e s L i n e S h i p D a t e C a p t i o n < / S a l e s L i n e S h i p D a t e C a p t i o n > - 
-         < S t r S b S t N o S a l O d r L n S a l L n F l t   E l e m e n t T y p e = " C o l u m n "   E l e m e n t I d = " 2 0 2 7 5 5 7 1 8 4 "   D a t a T y p e = " T e x t " > S t r S b S t N o S a l O d r L n S a l L n F l t < / S t r S b S t N o S a l O d r L n S a l L n F l t > - 
-         < T o t a l C a p t i o n   E l e m e n t T y p e = " C o l u m n "   E l e m e n t I d = " 7 0 7 1 0 2 6 9 5 "   D a t a T y p e = " L a b e l "   O b s o l e t e S t a t e = " P e n d i n g " > T o t a l C a p t i o n < / T o t a l C a p t i o n > - 
-         < V a r i a n t F i l t e r _ I t e m   E l e m e n t T y p e = " C o l u m n "   E l e m e n t I d = " 9 4 9 9 4 3 6 4 8 "   D a t a T y p e = " C o d e "   O b s o l e t e S t a t e = " P e n d i n g " > V a r i a n t F i l t e r _ I t e m < / V a r i a n t F i l t e r _ I t e m > - 
-         < S a l e s _ L i n e   E l e m e n t T y p e = " D a t a I t e m "   E l e m e n t I d = " 1 8 9 4 4 4 2 7 6 4 " > - 
-             < B a c k O r d e r Q t y   E l e m e n t T y p e = " C o l u m n "   E l e m e n t I d = " 7 1 9 7 4 8 8 0 4 "   D a t a T y p e = " D e c i m a l " > B a c k O r d e r Q t y < / B a c k O r d e r Q t y > - 
-             < I n v D i s c o u n t A m t _ S a l e s L i n e   E l e m e n t T y p e = " C o l u m n "   E l e m e n t I d = " 1 0 8 4 5 3 8 1 6 0 "   D a t a T y p e = " D e c i m a l " > I n v D i s c o u n t A m t _ S a l e s L i n e < / I n v D i s c o u n t A m t _ S a l e s L i n e > - 
-             < O u t s t a n d i n g A m t 1 _ S a l e s L i n e   E l e m e n t T y p e = " C o l u m n "   E l e m e n t I d = " 1 0 2 1 4 7 4 5 3 5 "   D a t a T y p e = " D e c i m a l " > O u t s t a n d i n g A m t 1 _ S a l e s L i n e < / O u t s t a n d i n g A m t 1 _ S a l e s L i n e > - 
-             < O u t s t a n d i n g Q t y _ S a l e s L i n e   E l e m e n t T y p e = " C o l u m n "   E l e m e n t I d = " 2 8 1 5 9 1 0 4 6 "   D a t a T y p e = " D e c i m a l " > O u t s t a n d i n g Q t y _ S a l e s L i n e < / O u t s t a n d i n g Q t y _ S a l e s L i n e > - 
-             < Q u a n t i t y _ S a l e s L i n e   E l e m e n t T y p e = " C o l u m n "   E l e m e n t I d = " 1 8 3 2 0 3 6 8 9 5 "   D a t a T y p e = " D e c i m a l " > Q u a n t i t y _ S a l e s L i n e < / Q u a n t i t y _ S a l e s L i n e > - 
-             < S a l e s H e a d e r B i l l t o N a m e   E l e m e n t T y p e = " C o l u m n "   E l e m e n t I d = " 1 8 0 9 8 4 3 8 0 3 "   D a t a T y p e = " T e x t " > S a l e s H e a d e r B i l l t o N a m e < / S a l e s H e a d e r B i l l t o N a m e > - 
-             < S a l e s L i n e D e s c r i p t i o n   E l e m e n t T y p e = " C o l u m n "   E l e m e n t I d = " 7 8 7 3 4 2 2 0 3 "   D a t a T y p e = " T e x t " > S a l e s L i n e D e s c r i p t i o n < / S a l e s L i n e D e s c r i p t i o n > - 
-             < S a l e s L i n e D o c u m e n t N o   E l e m e n t T y p e = " C o l u m n "   E l e m e n t I d = " 9 6 0 1 9 2 7 4 1 "   D a t a T y p e = " C o d e " > S a l e s L i n e D o c u m e n t N o < / S a l e s L i n e D o c u m e n t N o > - 
-             < S a l e s L i n e L i n e D i s c o u n t   E l e m e n t T y p e = " C o l u m n "   E l e m e n t I d = " 6 9 9 3 2 0 0 8 0 "   D a t a T y p e = " D e c i m a l " > S a l e s L i n e L i n e D i s c o u n t < / S a l e s L i n e L i n e D i s c o u n t > - 
-             < S a l e s L i n e U n i t P r i c e   E l e m e n t T y p e = " C o l u m n "   E l e m e n t I d = " 6 6 0 6 7 3 6 2 4 "   D a t a T y p e = " D e c i m a l " > S a l e s L i n e U n i t P r i c e < / S a l e s L i n e U n i t P r i c e > - 
-             < S h i p m e n t D a t e _ S a l e s L i n e   E l e m e n t T y p e = " C o l u m n "   E l e m e n t I d = " 5 6 0 1 5 8 5 1 2 "   D a t a T y p e = " S t r i n g " > S h i p m e n t D a t e _ S a l e s L i n e < / S h i p m e n t D a t e _ S a l e s L i n e > - 
-         < / S a l e s _ L i n e > - 
-         < S u b T o t a l s   E l e m e n t T y p e = " D a t a I t e m "   E l e m e n t I d = " 3 1 2 0 6 2 4 2 4 " > - 
-             < S u b T o t a l s _ B a c k O r d e r Q t y   E l e m e n t T y p e = " C o l u m n "   E l e m e n t I d = " 2 5 9 4 1 0 7 5 0 "   D a t a T y p e = " D e c i m a l " > S u b T o t a l s _ B a c k O r d e r Q t y < / S u b T o t a l s _ B a c k O r d e r Q t y > - 
-             < S u b T o t a l s _ O u t s t a n d i n g A m t   E l e m e n t T y p e = " C o l u m n "   E l e m e n t I d = " 6 2 8 0 4 1 8 1 9 "   D a t a T y p e = " D e c i m a l " > S u b T o t a l s _ O u t s t a n d i n g A m t < / S u b T o t a l s _ O u t s t a n d i n g A m t > - 
-             < S u b T o t a l s _ O u t s t a n d i n g Q t y   E l e m e n t T y p e = " C o l u m n "   E l e m e n t I d = " 1 3 9 4 2 4 7 8 4 7 "   D a t a T y p e = " D e c i m a l " > S u b T o t a l s _ O u t s t a n d i n g Q t y < / S u b T o t a l s _ O u t s t a n d i n g Q t y > - 
-         < / S u b T o t a l s > - 
-     < / I t e m > - 
-     < T o t a l s   E l e m e n t T y p e = " D a t a I t e m "   E l e m e n t I d = " 1 8 2 3 9 5 0 0 4 4 " > - 
-         < T o t a l s _ N u m b e r   E l e m e n t T y p e = " C o l u m n "   E l e m e n t I d = " 1 6 2 4 7 8 6 0 8 0 "   D a t a T y p e = " I n t e g e r " > T o t a l s _ N u m b e r < / T o t a l s _ N u m b e r > - 
-         < T o t a l s _ O u t s t a n d i n g A m t   E l e m e n t T y p e = " C o l u m n "   E l e m e n t I d = " 1 2 7 8 0 1 4 5 "   D a t a T y p e = " D e c i m a l " > T o t a l s _ O u t s t a n d i n g A m t < / T o t a l s _ O u t s t a n d i n g A m t >   
      < / T o t a l s >   
@@ -31732,6 +31755,14 @@
 </file>
 
 <file path=customXml/itemProps1.xml><?xml version="1.0" encoding="utf-8"?>
+<ds:datastoreItem xmlns:ds="http://schemas.openxmlformats.org/officeDocument/2006/customXml" ds:itemID="{05ED5A9D-0F9B-4ECE-BAEE-B8ABFE6E142E}">
+  <ds:schemaRefs>
+    <ds:schemaRef ds:uri="urn:microsoft-dynamics-businesscentral/internal/extended/reports/Inventory_Order_Details/708/"/>
+  </ds:schemaRefs>
+</ds:datastoreItem>
+</file>
+
+<file path=customXml/itemProps2.xml><?xml version="1.0" encoding="utf-8"?>
 <ds:datastoreItem xmlns:ds="http://schemas.openxmlformats.org/officeDocument/2006/customXml" ds:itemID="{FD934769-B1CB-45C8-9EB0-F65682E7A2EA}">
   <ds:schemaRefs>
     <ds:schemaRef ds:uri="http://schemas.openxmlformats.org/officeDocument/2006/bibliography"/>
@@ -31739,18 +31770,10 @@
 </ds:datastoreItem>
 </file>
 
-<file path=customXml/itemProps2.xml><?xml version="1.0" encoding="utf-8"?>
+<file path=customXml/itemProps3.xml><?xml version="1.0" encoding="utf-8"?>
 <ds:datastoreItem xmlns:ds="http://schemas.openxmlformats.org/officeDocument/2006/customXml" ds:itemID="{BD0AD12E-8658-489D-9919-DB6A9B0BB85F}">
   <ds:schemaRefs>
     <ds:schemaRef ds:uri="urn:microsoft-dynamics-nav/reports/Inventory_Order_Details/708/"/>
-  </ds:schemaRefs>
-</ds:datastoreItem>
-</file>
-
-<file path=customXml/itemProps3.xml><?xml version="1.0" encoding="utf-8"?>
-<ds:datastoreItem xmlns:ds="http://schemas.openxmlformats.org/officeDocument/2006/customXml" ds:itemID="{05ED5A9D-0F9B-4ECE-BAEE-B8ABFE6E142E}">
-  <ds:schemaRefs>
-    <ds:schemaRef ds:uri="urn:microsoft-dynamics-businesscentral/internal/extended/reports/Inventory_Order_Details/708/"/>
   </ds:schemaRefs>
 </ds:datastoreItem>
 </file>

--- a/src/Layers/W1/BaseApp/Inventory/Reports/InventoryOrderDetailsBody.docx
+++ b/src/Layers/W1/BaseApp/Inventory/Reports/InventoryOrderDetailsBody.docx
@@ -7,12 +7,12 @@
         <w:tblStyle w:val="TableGridLight"/>
         <w:tblW w:w="0" w:type="auto"/>
         <w:tblBorders>
-          <w:top w:val="none" w:sz="0" w:space="0" w:color="auto"/>
-          <w:left w:val="none" w:sz="0" w:space="0" w:color="auto"/>
-          <w:bottom w:val="none" w:sz="0" w:space="0" w:color="auto"/>
-          <w:right w:val="none" w:sz="0" w:space="0" w:color="auto"/>
-          <w:insideH w:val="none" w:sz="0" w:space="0" w:color="auto"/>
-          <w:insideV w:val="none" w:sz="0" w:space="0" w:color="auto"/>
+          <w:top w:val="none" w:color="auto" w:sz="0" w:space="0"/>
+          <w:left w:val="none" w:color="auto" w:sz="0" w:space="0"/>
+          <w:bottom w:val="none" w:color="auto" w:sz="0" w:space="0"/>
+          <w:right w:val="none" w:color="auto" w:sz="0" w:space="0"/>
+          <w:insideH w:val="none" w:color="auto" w:sz="0" w:space="0"/>
+          <w:insideV w:val="none" w:color="auto" w:sz="0" w:space="0"/>
         </w:tblBorders>
         <w:tblCellMar>
           <w:left w:w="0" w:type="dxa"/>
@@ -552,7 +552,6 @@
                       </w:tcPr>
                       <w:p>
                         <w:pPr>
-                          <w:spacing w:before="360" w:after="80"/>
                           <w:rPr>
                             <w:rFonts w:cstheme="minorHAnsi"/>
                           </w:rPr>
@@ -1231,15 +1230,15 @@
                   <w:b/>
                   <w:bCs/>
                 </w:rPr>
-                <w:alias w:val="TotalCaption"/>
-                <w:tag w:val="#BC:InsertDataItem,DataItems/Item/TotalCaption"/>
-                <w:id w:val="-16929572"/>
+                <w:alias w:val="TotalLabel"/>
+                <w:tag w:val="#BC:InsertDataItem,Labels/TotalLabel"/>
+                <w:id w:val="-302779677"/>
                 <w:placeholder>
                   <w:docPart w:val="DefaultPlaceholder_-1854013440"/>
                 </w:placeholder>
-                <w:dataBinding w:prefixMappings="xmlns:ns0='urn:microsoft-dynamics-nav/reports/Inventory_Order_Details/708/'" w:xpath="/ns0:NavWordReportXmlPart[1]/ns0:Item[1]/ns0:TotalCaption[1]" w:storeItemID="{BD0AD12E-8658-489D-9919-DB6A9B0BB85F}"/>
                 <w15:color w:val="808080"/>
                 <w:text/>
+                <w:dataBinding w:prefixMappings="xmlns:ns0='urn:microsoft-dynamics-nav/reports/Inventory_Order_Details/708/'" w:xpath="/ns0:NavWordReportXmlPart[1]/ns0:Labels[1]/ns0:TotalLabel[1]" w:storeItemID="{BD0AD12E-8658-489D-9919-DB6A9B0BB85F}"/>
               </w:sdtPr>
               <w:sdtContent>
                 <w:proofErr w:type="spellStart"/>
@@ -1248,7 +1247,7 @@
                     <w:b/>
                     <w:bCs/>
                   </w:rPr>
-                  <w:t>TotalCaption</w:t>
+                  <w:t>TotalLabel</w:t>
                 </w:r>
                 <w:proofErr w:type="spellEnd"/>
               </w:sdtContent>
@@ -30191,6 +30190,7 @@
     <w:rsid w:val="001F504C"/>
     <w:rsid w:val="00231FB4"/>
     <w:rsid w:val="002778B4"/>
+    <w:rsid w:val="002E6A0C"/>
     <w:rsid w:val="003A640E"/>
     <w:rsid w:val="003D710A"/>
     <w:rsid w:val="00415CA4"/>
@@ -30221,6 +30221,7 @@
     <w:rsid w:val="00AE1E14"/>
     <w:rsid w:val="00B91F01"/>
     <w:rsid w:val="00C204CD"/>
+    <w:rsid w:val="00D16405"/>
     <w:rsid w:val="00D64085"/>
     <w:rsid w:val="00D96F3B"/>
     <w:rsid w:val="00DF3F95"/>
@@ -31033,7 +31034,7 @@
 
 <file path=word/webextensions/taskpanes.xml><?xml version="1.0" encoding="utf-8"?>
 <wetp:taskpanes xmlns:wetp="http://schemas.microsoft.com/office/webextensions/taskpanes/2010/11">
-  <wetp:taskpane dockstate="right" visibility="0" width="525" row="3">
+  <wetp:taskpane dockstate="right" visibility="0" width="350" row="3">
     <wetp:webextensionref xmlns:r="http://schemas.openxmlformats.org/officeDocument/2006/relationships" r:id="rId1"/>
   </wetp:taskpane>
   <wetp:taskpane dockstate="right" visibility="0" width="350" row="2">
@@ -31268,6 +31269,8 @@
  
          < S h i p m e n t D a t e L a b e l   E l e m e n t T y p e = " P a r a m e t e r "   E l e m e n t I d = " 5 9 6 4 2 0 1 3 7 "   D a t a T y p e = " S t r i n g " > S h i p m e n t D a t e L a b e l < / S h i p m e n t D a t e L a b e l >   
+         < T o t a l L a b e l   E l e m e n t T y p e = " P a r a m e t e r "   E l e m e n t I d = " 2 1 0 2 1 4 6 0 4 9 "   D a t a T y p e = " S t r i n g " > T o t a l L a b e l < / T o t a l L a b e l > + 
          < U s e r L a b e l   E l e m e n t T y p e = " P a r a m e t e r "   E l e m e n t I d = " 8 4 8 8 1 6 7 9 4 "   D a t a T y p e = " S t r i n g " > U s e r L a b e l < / U s e r L a b e l >   
      < / L a b e l s > @@ -31352,51 +31355,21 @@
  
          < A s s e m b l y B O M _ I t e m   E l e m e n t T y p e = " C o l u m n "   E l e m e n t I d = " 1 5 8 1 6 0 3 2 1 "   D a t a T y p e = " B o o l e a n " > A s s e m b l y B O M _ I t e m < / A s s e m b l y B O M _ I t e m >   
-         < B a c k O r d e r Q t y C a p t i o n   E l e m e n t T y p e = " C o l u m n "   E l e m e n t I d = " 7 6 5 1 5 4 2 3 0 "   D a t a T y p e = " L a b e l "   O b s o l e t e S t a t e = " P e n d i n g " > B a c k O r d e r Q t y C a p t i o n < / B a c k O r d e r Q t y C a p t i o n > - 
-         < B i n F i l t e r _ I t e m   E l e m e n t T y p e = " C o l u m n "   E l e m e n t I d = " 1 3 0 7 8 3 3 3 3 8 "   D a t a T y p e = " C o d e "   O b s o l e t e S t a t e = " P e n d i n g " > B i n F i l t e r _ I t e m < / B i n F i l t e r _ I t e m > - 
-         < C o m p a n y N a m e   E l e m e n t T y p e = " C o l u m n "   E l e m e n t I d = " 1 5 9 5 4 7 7 3 9 5 "   D a t a T y p e = " S t r i n g "   O b s o l e t e S t a t e = " P e n d i n g " > C o m p a n y N a m e < / C o m p a n y N a m e > - 
-         < C u r r R e p o r t P a g e N o C a p t i o n   E l e m e n t T y p e = " C o l u m n "   E l e m e n t I d = " 2 0 2 2 2 2 5 3 5 1 "   D a t a T y p e = " L a b e l "   O b s o l e t e S t a t e = " P e n d i n g " > C u r r R e p o r t P a g e N o C a p t i o n < / C u r r R e p o r t P a g e N o C a p t i o n > - 
          < D e s c r i p t i o n _ I t e m   E l e m e n t T y p e = " C o l u m n "   E l e m e n t I d = " 1 5 2 9 8 3 2 4 7 3 "   D a t a T y p e = " T e x t " > D e s c r i p t i o n _ I t e m < / D e s c r i p t i o n _ I t e m >   
-         < G l o b a l D i m 1 F i l t e r _ I t e m   E l e m e n t T y p e = " C o l u m n "   E l e m e n t I d = " 8 2 6 3 5 2 8 3 7 "   D a t a T y p e = " C o d e "   O b s o l e t e S t a t e = " P e n d i n g " > G l o b a l D i m 1 F i l t e r _ I t e m < / G l o b a l D i m 1 F i l t e r _ I t e m > - 
-         < G l o b a l D i m 2 F i l t e r _ I t e m   E l e m e n t T y p e = " C o l u m n "   E l e m e n t I d = " 1 4 9 2 3 7 1 7 5 0 "   D a t a T y p e = " C o d e "   O b s o l e t e S t a t e = " P e n d i n g " > G l o b a l D i m 2 F i l t e r _ I t e m < / G l o b a l D i m 2 F i l t e r _ I t e m > - 
          < I n v e n t o r y P o s t i n g G r o u p _ I t e m   E l e m e n t T y p e = " C o l u m n "   E l e m e n t I d = " 1 5 4 2 7 8 2 7 4 6 "   D a t a T y p e = " C o d e " > I n v e n t o r y P o s t i n g G r o u p _ I t e m < / I n v e n t o r y P o s t i n g G r o u p _ I t e m > - 
-         < I n v n t r y O r d e r D e t a i l C a p t   E l e m e n t T y p e = " C o l u m n "   E l e m e n t I d = " 9 0 9 4 5 4 5 7 2 "   D a t a T y p e = " L a b e l "   O b s o l e t e S t a t e = " P e n d i n g " > I n v n t r y O r d e r D e t a i l C a p t < / I n v n t r y O r d e r D e t a i l C a p t >   
          < I t e m F i l t e r   E l e m e n t T y p e = " C o l u m n "   E l e m e n t I d = " 5 9 3 7 9 7 3 7 6 "   D a t a T y p e = " T e x t " > I t e m F i l t e r < / I t e m F i l t e r >   
          < I t e m T a b l e C a p t I t e m F i l t e r   E l e m e n t T y p e = " C o l u m n "   E l e m e n t I d = " 2 1 6 8 8 1 9 4 1 "   D a t a T y p e = " T e x t " > I t e m T a b l e C a p t I t e m F i l t e r < / I t e m T a b l e C a p t I t e m F i l t e r >   
-         < L o c a t i o n F i l t e r _ I t e m   E l e m e n t T y p e = " C o l u m n "   E l e m e n t I d = " 5 8 9 4 7 3 7 5 8 "   D a t a T y p e = " C o d e "   O b s o l e t e S t a t e = " P e n d i n g " > L o c a t i o n F i l t e r _ I t e m < / L o c a t i o n F i l t e r _ I t e m > - 
          < N o _ I t e m   E l e m e n t T y p e = " C o l u m n "   E l e m e n t I d = " 1 5 4 7 7 6 9 6 5 4 "   D a t a T y p e = " C o d e " > N o _ I t e m < / N o _ I t e m >   
          < O u t s t a n d i n g A m t _ S a l e s L i n e   E l e m e n t T y p e = " C o l u m n "   E l e m e n t I d = " 1 7 0 1 0 1 2 6 1 8 "   D a t a T y p e = " D e c i m a l " > O u t s t a n d i n g A m t _ S a l e s L i n e < / O u t s t a n d i n g A m t _ S a l e s L i n e >   
-         < S a l e s H e a d e r B i l l t o N a m e C a p t   E l e m e n t T y p e = " C o l u m n "   E l e m e n t I d = " 2 8 3 4 2 2 9 9 "   D a t a T y p e = " L a b e l "   O b s o l e t e S t a t e = " P e n d i n g " > S a l e s H e a d e r B i l l t o N a m e C a p t < / S a l e s H e a d e r B i l l t o N a m e C a p t > - 
          < S a l e s L i n e F i l t e r   E l e m e n t T y p e = " C o l u m n "   E l e m e n t I d = " 1 0 6 5 6 4 1 2 6 7 "   D a t a T y p e = " T e x t " > S a l e s L i n e F i l t e r < / S a l e s L i n e F i l t e r >   
-         < S a l e s L i n e I n v D i s c A m t C a p t   E l e m e n t T y p e = " C o l u m n "   E l e m e n t I d = " 9 1 6 7 7 3 1 0 3 "   D a t a T y p e = " L a b e l "   O b s o l e t e S t a t e = " P e n d i n g " > S a l e s L i n e I n v D i s c A m t C a p t < / S a l e s L i n e I n v D i s c A m t C a p t > - 
-         < S a l e s L i n e L i n e D i s c C a p t i o n   E l e m e n t T y p e = " C o l u m n "   E l e m e n t I d = " 1 7 0 1 2 3 1 8 8 2 "   D a t a T y p e = " L a b e l "   O b s o l e t e S t a t e = " P e n d i n g " > S a l e s L i n e L i n e D i s c C a p t i o n < / S a l e s L i n e L i n e D i s c C a p t i o n > - 
-         < S a l e s L i n e O u t s t n g A m t C a p t   E l e m e n t T y p e = " C o l u m n "   E l e m e n t I d = " 1 3 1 5 7 1 8 6 9 3 "   D a t a T y p e = " L a b e l "   O b s o l e t e S t a t e = " P e n d i n g " > S a l e s L i n e O u t s t n g A m t C a p t < / S a l e s L i n e O u t s t n g A m t C a p t > - 
-         < S a l e s L i n e S h i p D a t e C a p t i o n   E l e m e n t T y p e = " C o l u m n "   E l e m e n t I d = " 1 1 1 6 8 3 5 7 4 9 "   D a t a T y p e = " L a b e l "   O b s o l e t e S t a t e = " P e n d i n g " > S a l e s L i n e S h i p D a t e C a p t i o n < / S a l e s L i n e S h i p D a t e C a p t i o n > - 
          < S t r S b S t N o S a l O d r L n S a l L n F l t   E l e m e n t T y p e = " C o l u m n "   E l e m e n t I d = " 2 0 2 7 5 5 7 1 8 4 "   D a t a T y p e = " T e x t " > S t r S b S t N o S a l O d r L n S a l L n F l t < / S t r S b S t N o S a l O d r L n S a l L n F l t > - 
-         < T o t a l C a p t i o n   E l e m e n t T y p e = " C o l u m n "   E l e m e n t I d = " 7 0 7 1 0 2 6 9 5 "   D a t a T y p e = " L a b e l "   O b s o l e t e S t a t e = " P e n d i n g " > T o t a l C a p t i o n < / T o t a l C a p t i o n > - 
-         < V a r i a n t F i l t e r _ I t e m   E l e m e n t T y p e = " C o l u m n "   E l e m e n t I d = " 9 4 9 9 4 3 6 4 8 "   D a t a T y p e = " C o d e "   O b s o l e t e S t a t e = " P e n d i n g " > V a r i a n t F i l t e r _ I t e m < / V a r i a n t F i l t e r _ I t e m >   
          < S a l e s _ L i n e   E l e m e n t T y p e = " D a t a I t e m "   E l e m e n t I d = " 1 8 9 4 4 4 2 7 6 4 " >   
@@ -31447,11 +31420,9 @@
  < / N a v W o r d R e p o r t X m l P a r t > 
 </file>
 
-<file path=customXml/item2.xml><?xml version="1.0" encoding="utf-8"?>
-<b:Sources xmlns:b="http://schemas.openxmlformats.org/officeDocument/2006/bibliography" xmlns="http://schemas.openxmlformats.org/officeDocument/2006/bibliography" SelectedStyle="\APASixthEditionOfficeOnline.xsl" StyleName="APA" Version="6"/>
-</file>
-
-<file path=customXml/item3.xml>��< ? x m l   v e r s i o n = " 1 . 0 "   e n c o d i n g = " u t f - 1 6 " ? > < N a v W o r d R e p o r t X m l P a r t   x m l n s = " u r n : m i c r o s o f t - d y n a m i c s - n a v / r e p o r t s / I n v e n t o r y _ O r d e r _ D e t a i l s / 7 0 8 / " > +<file path=customXml/item2.xml>��< ? x m l   v e r s i o n = " 1 . 0 "   e n c o d i n g = " u t f - 1 6 " ? > + 
+ < N a v W o r d R e p o r t X m l P a r t   x m l n s = " u r n : m i c r o s o f t - d y n a m i c s - n a v / r e p o r t s / I n v e n t o r y _ O r d e r _ D e t a i l s / 7 0 8 / " >   
      < B C R e p o r t I n f o r m a t i o n >   
@@ -31651,6 +31622,8 @@
  
          < S h i p m e n t D a t e L a b e l > S h i p m e n t D a t e L a b e l < / S h i p m e n t D a t e L a b e l >   
+         < T o t a l L a b e l > T o t a l L a b e l < / T o t a l L a b e l > + 
          < U s e r L a b e l > U s e r L a b e l < / U s e r L a b e l >   
      < / L a b e l s > @@ -31659,51 +31632,21 @@
  
          < A s s e m b l y B O M _ I t e m > A s s e m b l y B O M _ I t e m < / A s s e m b l y B O M _ I t e m >   
-         < B a c k O r d e r Q t y C a p t i o n > B a c k O r d e r Q t y C a p t i o n < / B a c k O r d e r Q t y C a p t i o n > - 
-         < B i n F i l t e r _ I t e m > B i n F i l t e r _ I t e m < / B i n F i l t e r _ I t e m > - 
-         < C o m p a n y N a m e > C o m p a n y N a m e < / C o m p a n y N a m e > - 
-         < C u r r R e p o r t P a g e N o C a p t i o n > C u r r R e p o r t P a g e N o C a p t i o n < / C u r r R e p o r t P a g e N o C a p t i o n > - 
          < D e s c r i p t i o n _ I t e m > D e s c r i p t i o n _ I t e m < / D e s c r i p t i o n _ I t e m >   
-         < G l o b a l D i m 1 F i l t e r _ I t e m > G l o b a l D i m 1 F i l t e r _ I t e m < / G l o b a l D i m 1 F i l t e r _ I t e m > - 
-         < G l o b a l D i m 2 F i l t e r _ I t e m > G l o b a l D i m 2 F i l t e r _ I t e m < / G l o b a l D i m 2 F i l t e r _ I t e m > - 
          < I n v e n t o r y P o s t i n g G r o u p _ I t e m > I n v e n t o r y P o s t i n g G r o u p _ I t e m < / I n v e n t o r y P o s t i n g G r o u p _ I t e m > - 
-         < I n v n t r y O r d e r D e t a i l C a p t > I n v n t r y O r d e r D e t a i l C a p t < / I n v n t r y O r d e r D e t a i l C a p t >   
          < I t e m F i l t e r > I t e m F i l t e r < / I t e m F i l t e r >   
          < I t e m T a b l e C a p t I t e m F i l t e r > I t e m T a b l e C a p t I t e m F i l t e r < / I t e m T a b l e C a p t I t e m F i l t e r >   
-         < L o c a t i o n F i l t e r _ I t e m > L o c a t i o n F i l t e r _ I t e m < / L o c a t i o n F i l t e r _ I t e m > - 
          < N o _ I t e m > N o _ I t e m < / N o _ I t e m >   
          < O u t s t a n d i n g A m t _ S a l e s L i n e > O u t s t a n d i n g A m t _ S a l e s L i n e < / O u t s t a n d i n g A m t _ S a l e s L i n e >   
-         < S a l e s H e a d e r B i l l t o N a m e C a p t > S a l e s H e a d e r B i l l t o N a m e C a p t < / S a l e s H e a d e r B i l l t o N a m e C a p t > - 
          < S a l e s L i n e F i l t e r > S a l e s L i n e F i l t e r < / S a l e s L i n e F i l t e r >   
-         < S a l e s L i n e I n v D i s c A m t C a p t > S a l e s L i n e I n v D i s c A m t C a p t < / S a l e s L i n e I n v D i s c A m t C a p t > - 
-         < S a l e s L i n e L i n e D i s c C a p t i o n > S a l e s L i n e L i n e D i s c C a p t i o n < / S a l e s L i n e L i n e D i s c C a p t i o n > - 
-         < S a l e s L i n e O u t s t n g A m t C a p t > S a l e s L i n e O u t s t n g A m t C a p t < / S a l e s L i n e O u t s t n g A m t C a p t > - 
-         < S a l e s L i n e S h i p D a t e C a p t i o n > S a l e s L i n e S h i p D a t e C a p t i o n < / S a l e s L i n e S h i p D a t e C a p t i o n > - 
          < S t r S b S t N o S a l O d r L n S a l L n F l t > S t r S b S t N o S a l O d r L n S a l L n F l t < / S t r S b S t N o S a l O d r L n S a l L n F l t > - 
-         < T o t a l C a p t i o n > T o t a l C a p t i o n < / T o t a l C a p t i o n > - 
-         < V a r i a n t F i l t e r _ I t e m > V a r i a n t F i l t e r _ I t e m < / V a r i a n t F i l t e r _ I t e m >   
          < S a l e s _ L i n e >   
@@ -31754,6 +31697,10 @@
  < / N a v W o r d R e p o r t X m l P a r t > 
 </file>
 
+<file path=customXml/item3.xml><?xml version="1.0" encoding="utf-8"?>
+<b:Sources xmlns:b="http://schemas.openxmlformats.org/officeDocument/2006/bibliography" xmlns="http://schemas.openxmlformats.org/officeDocument/2006/bibliography" SelectedStyle="\APASixthEditionOfficeOnline.xsl" StyleName="APA" Version="6"/>
+</file>
+
 <file path=customXml/itemProps1.xml><?xml version="1.0" encoding="utf-8"?>
 <ds:datastoreItem xmlns:ds="http://schemas.openxmlformats.org/officeDocument/2006/customXml" ds:itemID="{05ED5A9D-0F9B-4ECE-BAEE-B8ABFE6E142E}">
   <ds:schemaRefs>
@@ -31763,17 +31710,17 @@
 </file>
 
 <file path=customXml/itemProps2.xml><?xml version="1.0" encoding="utf-8"?>
-<ds:datastoreItem xmlns:ds="http://schemas.openxmlformats.org/officeDocument/2006/customXml" ds:itemID="{FD934769-B1CB-45C8-9EB0-F65682E7A2EA}">
+<ds:datastoreItem xmlns:ds="http://schemas.openxmlformats.org/officeDocument/2006/customXml" ds:itemID="{BD0AD12E-8658-489D-9919-DB6A9B0BB85F}">
   <ds:schemaRefs>
-    <ds:schemaRef ds:uri="http://schemas.openxmlformats.org/officeDocument/2006/bibliography"/>
+    <ds:schemaRef ds:uri="urn:microsoft-dynamics-nav/reports/Inventory_Order_Details/708/"/>
   </ds:schemaRefs>
 </ds:datastoreItem>
 </file>
 
 <file path=customXml/itemProps3.xml><?xml version="1.0" encoding="utf-8"?>
-<ds:datastoreItem xmlns:ds="http://schemas.openxmlformats.org/officeDocument/2006/customXml" ds:itemID="{BD0AD12E-8658-489D-9919-DB6A9B0BB85F}">
+<ds:datastoreItem xmlns:ds="http://schemas.openxmlformats.org/officeDocument/2006/customXml" ds:itemID="{FD934769-B1CB-45C8-9EB0-F65682E7A2EA}">
   <ds:schemaRefs>
-    <ds:schemaRef ds:uri="urn:microsoft-dynamics-nav/reports/Inventory_Order_Details/708/"/>
+    <ds:schemaRef ds:uri="http://schemas.openxmlformats.org/officeDocument/2006/bibliography"/>
   </ds:schemaRefs>
 </ds:datastoreItem>
 </file>

--- a/src/Layers/W1/BaseApp/Inventory/Reports/InventoryOrderDetailsBody.docx
+++ b/src/Layers/W1/BaseApp/Inventory/Reports/InventoryOrderDetailsBody.docx
@@ -1171,6 +1171,7 @@
                       <w:p>
                         <w:pPr>
                           <w:pStyle w:val="BCNumber"/>
+                          <w:jc w:val="right"/>
                           <w:rPr>
                             <w:b/>
                             <w:bCs/>
@@ -1236,9 +1237,9 @@
                 <w:placeholder>
                   <w:docPart w:val="DefaultPlaceholder_-1854013440"/>
                 </w:placeholder>
+                <w:dataBinding w:prefixMappings="xmlns:ns0='urn:microsoft-dynamics-nav/reports/Inventory_Order_Details/708/'" w:xpath="/ns0:NavWordReportXmlPart[1]/ns0:Labels[1]/ns0:TotalLabel[1]" w:storeItemID="{BD0AD12E-8658-489D-9919-DB6A9B0BB85F}"/>
                 <w15:color w:val="808080"/>
                 <w:text/>
-                <w:dataBinding w:prefixMappings="xmlns:ns0='urn:microsoft-dynamics-nav/reports/Inventory_Order_Details/708/'" w:xpath="/ns0:NavWordReportXmlPart[1]/ns0:Labels[1]/ns0:TotalLabel[1]" w:storeItemID="{BD0AD12E-8658-489D-9919-DB6A9B0BB85F}"/>
               </w:sdtPr>
               <w:sdtContent>
                 <w:proofErr w:type="spellStart"/>
@@ -30180,6 +30181,7 @@
   </w:compat>
   <w:rsids>
     <w:rsidRoot w:val="004E11C2"/>
+    <w:rsid w:val="00035D2A"/>
     <w:rsid w:val="00047B09"/>
     <w:rsid w:val="000C3369"/>
     <w:rsid w:val="000C6108"/>
@@ -30219,6 +30221,7 @@
     <w:rsid w:val="00A1061A"/>
     <w:rsid w:val="00A15714"/>
     <w:rsid w:val="00AE1E14"/>
+    <w:rsid w:val="00B412B1"/>
     <w:rsid w:val="00B91F01"/>
     <w:rsid w:val="00C204CD"/>
     <w:rsid w:val="00D16405"/>
@@ -31420,7 +31423,11 @@
  < / N a v W o r d R e p o r t X m l P a r t > 
 </file>
 
-<file path=customXml/item2.xml>��< ? x m l   v e r s i o n = " 1 . 0 "   e n c o d i n g = " u t f - 1 6 " ? > +<file path=customXml/item2.xml><?xml version="1.0" encoding="utf-8"?>
+<b:Sources xmlns:b="http://schemas.openxmlformats.org/officeDocument/2006/bibliography" xmlns="http://schemas.openxmlformats.org/officeDocument/2006/bibliography" SelectedStyle="\APASixthEditionOfficeOnline.xsl" StyleName="APA" Version="6"/>
+</file>
+
+<file path=customXml/item3.xml>��< ? x m l   v e r s i o n = " 1 . 0 "   e n c o d i n g = " u t f - 1 6 " ? >   
  < N a v W o r d R e p o r t X m l P a r t   x m l n s = " u r n : m i c r o s o f t - d y n a m i c s - n a v / r e p o r t s / I n v e n t o r y _ O r d e r _ D e t a i l s / 7 0 8 / " >   
@@ -31697,10 +31704,6 @@
  < / N a v W o r d R e p o r t X m l P a r t > 
 </file>
 
-<file path=customXml/item3.xml><?xml version="1.0" encoding="utf-8"?>
-<b:Sources xmlns:b="http://schemas.openxmlformats.org/officeDocument/2006/bibliography" xmlns="http://schemas.openxmlformats.org/officeDocument/2006/bibliography" SelectedStyle="\APASixthEditionOfficeOnline.xsl" StyleName="APA" Version="6"/>
-</file>
-
 <file path=customXml/itemProps1.xml><?xml version="1.0" encoding="utf-8"?>
 <ds:datastoreItem xmlns:ds="http://schemas.openxmlformats.org/officeDocument/2006/customXml" ds:itemID="{05ED5A9D-0F9B-4ECE-BAEE-B8ABFE6E142E}">
   <ds:schemaRefs>
@@ -31710,17 +31713,17 @@
 </file>
 
 <file path=customXml/itemProps2.xml><?xml version="1.0" encoding="utf-8"?>
-<ds:datastoreItem xmlns:ds="http://schemas.openxmlformats.org/officeDocument/2006/customXml" ds:itemID="{BD0AD12E-8658-489D-9919-DB6A9B0BB85F}">
+<ds:datastoreItem xmlns:ds="http://schemas.openxmlformats.org/officeDocument/2006/customXml" ds:itemID="{FD934769-B1CB-45C8-9EB0-F65682E7A2EA}">
   <ds:schemaRefs>
-    <ds:schemaRef ds:uri="urn:microsoft-dynamics-nav/reports/Inventory_Order_Details/708/"/>
+    <ds:schemaRef ds:uri="http://schemas.openxmlformats.org/officeDocument/2006/bibliography"/>
   </ds:schemaRefs>
 </ds:datastoreItem>
 </file>
 
 <file path=customXml/itemProps3.xml><?xml version="1.0" encoding="utf-8"?>
-<ds:datastoreItem xmlns:ds="http://schemas.openxmlformats.org/officeDocument/2006/customXml" ds:itemID="{FD934769-B1CB-45C8-9EB0-F65682E7A2EA}">
+<ds:datastoreItem xmlns:ds="http://schemas.openxmlformats.org/officeDocument/2006/customXml" ds:itemID="{BD0AD12E-8658-489D-9919-DB6A9B0BB85F}">
   <ds:schemaRefs>
-    <ds:schemaRef ds:uri="http://schemas.openxmlformats.org/officeDocument/2006/bibliography"/>
+    <ds:schemaRef ds:uri="urn:microsoft-dynamics-nav/reports/Inventory_Order_Details/708/"/>
   </ds:schemaRefs>
 </ds:datastoreItem>
 </file>

--- a/src/Layers/W1/BaseApp/Inventory/Reports/InventoryOrderDetailsBody.docx
+++ b/src/Layers/W1/BaseApp/Inventory/Reports/InventoryOrderDetailsBody.docx
@@ -7,12 +7,12 @@
         <w:tblStyle w:val="TableGridLight"/>
         <w:tblW w:w="0" w:type="auto"/>
         <w:tblBorders>
-          <w:top w:val="none" w:color="auto" w:sz="0" w:space="0"/>
-          <w:left w:val="none" w:color="auto" w:sz="0" w:space="0"/>
-          <w:bottom w:val="none" w:color="auto" w:sz="0" w:space="0"/>
-          <w:right w:val="none" w:color="auto" w:sz="0" w:space="0"/>
-          <w:insideH w:val="none" w:color="auto" w:sz="0" w:space="0"/>
-          <w:insideV w:val="none" w:color="auto" w:sz="0" w:space="0"/>
+          <w:top w:val="none" w:sz="0" w:space="0" w:color="auto"/>
+          <w:left w:val="none" w:sz="0" w:space="0" w:color="auto"/>
+          <w:bottom w:val="none" w:sz="0" w:space="0" w:color="auto"/>
+          <w:right w:val="none" w:sz="0" w:space="0" w:color="auto"/>
+          <w:insideH w:val="none" w:sz="0" w:space="0" w:color="auto"/>
+          <w:insideV w:val="none" w:sz="0" w:space="0" w:color="auto"/>
         </w:tblBorders>
         <w:tblCellMar>
           <w:left w:w="0" w:type="dxa"/>
@@ -42,12 +42,9 @@
           <w:sdtContent>
             <w:tc>
               <w:tcPr>
-                <w:tcW w:w="15686" w:type="dxa"/>
+                <w:tcW w:w="15426" w:type="dxa"/>
               </w:tcPr>
               <w:p>
-                <w:pPr>
-                  <w:spacing w:line="276" w:lineRule="auto"/>
-                </w:pPr>
                 <w:proofErr w:type="spellStart"/>
                 <w:r>
                   <w:t>ItemTableCaptItemFilter</w:t>
@@ -77,12 +74,9 @@
           <w:sdtContent>
             <w:tc>
               <w:tcPr>
-                <w:tcW w:w="15686" w:type="dxa"/>
+                <w:tcW w:w="15426" w:type="dxa"/>
               </w:tcPr>
               <w:p>
-                <w:pPr>
-                  <w:spacing w:line="276" w:lineRule="auto"/>
-                </w:pPr>
                 <w:proofErr w:type="spellStart"/>
                 <w:r>
                   <w:t>StrSbStNoSalOdrLnSalLnFlt</w:t>
@@ -94,6 +88,7 @@
         </w:sdt>
       </w:tr>
     </w:tbl>
+    <w:p/>
     <w:tbl>
       <w:tblPr>
         <w:tblStyle w:val="BCDataTable"/>
@@ -124,7 +119,7 @@
             <w:tag w:val="#BC:InsertDataItem,Labels/SalesLineDocumentNoCaption"/>
             <w:id w:val="1567065929"/>
             <w:placeholder>
-              <w:docPart w:val="2FE1E7DBE28A4E8D9A02605FFECD4D78"/>
+              <w:docPart w:val="76CA3A99484D49388901EC11CE01811A"/>
             </w:placeholder>
             <w:dataBinding w:prefixMappings="xmlns:ns0='urn:microsoft-dynamics-nav/reports/Inventory_Order_Details/708/'" w:xpath="/ns0:NavWordReportXmlPart[1]/ns0:Labels[1]/ns0:SalesLineDocumentNoCaption[1]" w:storeItemID="{BD0AD12E-8658-489D-9919-DB6A9B0BB85F}"/>
             <w15:color w:val="808080"/>
@@ -136,10 +131,6 @@
                 <w:tcW w:w="408" w:type="pct"/>
               </w:tcPr>
               <w:p>
-                <w:pPr>
-                  <w:spacing w:after="120"/>
-                  <w:ind w:left="14" w:right="14"/>
-                </w:pPr>
                 <w:proofErr w:type="spellStart"/>
                 <w:r>
                   <w:t>SalesLineDocumentNoCaption</w:t>
@@ -155,7 +146,7 @@
             <w:tag w:val="#BC:InsertDataItem,Labels/SalesHeaderBilltoNameCaption"/>
             <w:id w:val="-773935893"/>
             <w:placeholder>
-              <w:docPart w:val="EE5BEDE9772E4D3D9243CABB91DA4ACF"/>
+              <w:docPart w:val="3849854FAFD542BBA47B2AF1BE7E785A"/>
             </w:placeholder>
             <w:dataBinding w:prefixMappings="xmlns:ns0='urn:microsoft-dynamics-nav/reports/Inventory_Order_Details/708/'" w:xpath="/ns0:NavWordReportXmlPart[1]/ns0:Labels[1]/ns0:SalesHeaderBilltoNameCaption[1]" w:storeItemID="{BD0AD12E-8658-489D-9919-DB6A9B0BB85F}"/>
             <w15:color w:val="808080"/>
@@ -167,10 +158,6 @@
                 <w:tcW w:w="827" w:type="pct"/>
               </w:tcPr>
               <w:p>
-                <w:pPr>
-                  <w:spacing w:after="120"/>
-                  <w:ind w:left="14" w:right="14"/>
-                </w:pPr>
                 <w:proofErr w:type="spellStart"/>
                 <w:r>
                   <w:t>SalesHeaderBilltoNameCaption</w:t>
@@ -186,7 +173,7 @@
             <w:tag w:val="#BC:InsertDataItem,Labels/ShipmentDateLabel"/>
             <w:id w:val="165207107"/>
             <w:placeholder>
-              <w:docPart w:val="8F76A981C07A438EBC817642841EAE02"/>
+              <w:docPart w:val="8C01ACFAFCED4C3EB5A7FC20EEADB2D8"/>
             </w:placeholder>
             <w:dataBinding w:prefixMappings="xmlns:ns0='urn:microsoft-dynamics-nav/reports/Inventory_Order_Details/708/'" w:xpath="/ns0:NavWordReportXmlPart[1]/ns0:Labels[1]/ns0:ShipmentDateLabel[1]" w:storeItemID="{BD0AD12E-8658-489D-9919-DB6A9B0BB85F}"/>
             <w15:color w:val="808080"/>
@@ -198,11 +185,6 @@
                 <w:tcW w:w="483" w:type="pct"/>
               </w:tcPr>
               <w:p>
-                <w:pPr>
-                  <w:spacing w:after="120"/>
-                  <w:ind w:left="14" w:right="14"/>
-                  <w:jc w:val="right"/>
-                </w:pPr>
                 <w:proofErr w:type="spellStart"/>
                 <w:r>
                   <w:t>ShipmentDateLabel</w:t>
@@ -218,7 +200,7 @@
             <w:tag w:val="#BC:InsertDataItem,Labels/Quantity_SalesLineCaption"/>
             <w:id w:val="1731115634"/>
             <w:placeholder>
-              <w:docPart w:val="869C3AFCEC044BAC9E417B743AF74953"/>
+              <w:docPart w:val="82694538020141028B68947BED241F43"/>
             </w:placeholder>
             <w:dataBinding w:prefixMappings="xmlns:ns0='urn:microsoft-dynamics-nav/reports/Inventory_Order_Details/708/'" w:xpath="/ns0:NavWordReportXmlPart[1]/ns0:Labels[1]/ns0:Quantity_SalesLineCaption[1]" w:storeItemID="{BD0AD12E-8658-489D-9919-DB6A9B0BB85F}"/>
             <w15:color w:val="808080"/>
@@ -230,11 +212,6 @@
                 <w:tcW w:w="384" w:type="pct"/>
               </w:tcPr>
               <w:p>
-                <w:pPr>
-                  <w:spacing w:after="120"/>
-                  <w:ind w:left="14" w:right="14"/>
-                  <w:jc w:val="right"/>
-                </w:pPr>
                 <w:proofErr w:type="spellStart"/>
                 <w:r>
                   <w:t>Quantity_SalesLineCaption</w:t>
@@ -250,7 +227,7 @@
             <w:tag w:val="#BC:InsertDataItem,Labels/OutstandingQty_SalesLineCaption"/>
             <w:id w:val="269209163"/>
             <w:placeholder>
-              <w:docPart w:val="815CCABD3D6542188ACD3611B2E571CA"/>
+              <w:docPart w:val="1B37646AC40F42AD86CAA2863A04E739"/>
             </w:placeholder>
             <w:dataBinding w:prefixMappings="xmlns:ns0='urn:microsoft-dynamics-nav/reports/Inventory_Order_Details/708/'" w:xpath="/ns0:NavWordReportXmlPart[1]/ns0:Labels[1]/ns0:OutstandingQty_SalesLineCaption[1]" w:storeItemID="{BD0AD12E-8658-489D-9919-DB6A9B0BB85F}"/>
             <w15:color w:val="808080"/>
@@ -262,11 +239,6 @@
                 <w:tcW w:w="442" w:type="pct"/>
               </w:tcPr>
               <w:p>
-                <w:pPr>
-                  <w:spacing w:after="120"/>
-                  <w:ind w:left="14" w:right="14"/>
-                  <w:jc w:val="right"/>
-                </w:pPr>
                 <w:proofErr w:type="spellStart"/>
                 <w:r>
                   <w:t>OutstandingQty_SalesLineCaption</w:t>
@@ -282,7 +254,7 @@
             <w:tag w:val="#BC:InsertDataItem,Labels/BackOrderQtyLabel"/>
             <w:id w:val="1994918591"/>
             <w:placeholder>
-              <w:docPart w:val="0EF0F2CCBEB84094ABE44820C04EF326"/>
+              <w:docPart w:val="0BA644C237B14A3993FADBDDE482406F"/>
             </w:placeholder>
             <w:dataBinding w:prefixMappings="xmlns:ns0='urn:microsoft-dynamics-nav/reports/Inventory_Order_Details/708/'" w:xpath="/ns0:NavWordReportXmlPart[1]/ns0:Labels[1]/ns0:BackOrderQtyLabel[1]" w:storeItemID="{BD0AD12E-8658-489D-9919-DB6A9B0BB85F}"/>
             <w15:color w:val="808080"/>
@@ -294,11 +266,6 @@
                 <w:tcW w:w="409" w:type="pct"/>
               </w:tcPr>
               <w:p>
-                <w:pPr>
-                  <w:spacing w:after="120"/>
-                  <w:ind w:left="14" w:right="14"/>
-                  <w:jc w:val="right"/>
-                </w:pPr>
                 <w:proofErr w:type="spellStart"/>
                 <w:r>
                   <w:t>BackOrderQtyLabel</w:t>
@@ -314,7 +281,7 @@
             <w:tag w:val="#BC:InsertDataItem,Labels/SalesLineUnitPriceCaption"/>
             <w:id w:val="-2015834411"/>
             <w:placeholder>
-              <w:docPart w:val="EF09299251A34A5FA525051C163015A3"/>
+              <w:docPart w:val="E3F46D49F53B4A72B72A97D03CE95B1B"/>
             </w:placeholder>
             <w:dataBinding w:prefixMappings="xmlns:ns0='urn:microsoft-dynamics-nav/reports/Inventory_Order_Details/708/'" w:xpath="/ns0:NavWordReportXmlPart[1]/ns0:Labels[1]/ns0:SalesLineUnitPriceCaption[1]" w:storeItemID="{BD0AD12E-8658-489D-9919-DB6A9B0BB85F}"/>
             <w15:color w:val="808080"/>
@@ -326,11 +293,6 @@
                 <w:tcW w:w="322" w:type="pct"/>
               </w:tcPr>
               <w:p>
-                <w:pPr>
-                  <w:spacing w:after="120"/>
-                  <w:ind w:left="14" w:right="14"/>
-                  <w:jc w:val="right"/>
-                </w:pPr>
                 <w:proofErr w:type="spellStart"/>
                 <w:r>
                   <w:t>SalesLineUnitPriceCaption</w:t>
@@ -346,7 +308,7 @@
             <w:tag w:val="#BC:InsertDataItem,Labels/SalesLineLineDiscountCaption"/>
             <w:id w:val="891167116"/>
             <w:placeholder>
-              <w:docPart w:val="C04621805D834167913DFDE84E972868"/>
+              <w:docPart w:val="46C04310E49F4904B2D566E0ACBF395D"/>
             </w:placeholder>
             <w:dataBinding w:prefixMappings="xmlns:ns0='urn:microsoft-dynamics-nav/reports/Inventory_Order_Details/708/'" w:xpath="/ns0:NavWordReportXmlPart[1]/ns0:Labels[1]/ns0:SalesLineLineDiscountCaption[1]" w:storeItemID="{BD0AD12E-8658-489D-9919-DB6A9B0BB85F}"/>
             <w15:color w:val="808080"/>
@@ -358,11 +320,6 @@
                 <w:tcW w:w="526" w:type="pct"/>
               </w:tcPr>
               <w:p>
-                <w:pPr>
-                  <w:spacing w:after="120"/>
-                  <w:ind w:left="14" w:right="14"/>
-                  <w:jc w:val="right"/>
-                </w:pPr>
                 <w:proofErr w:type="spellStart"/>
                 <w:r>
                   <w:t>SalesLineLineDiscountCaption</w:t>
@@ -378,7 +335,7 @@
             <w:tag w:val="#BC:InsertDataItem,Labels/InvDiscountAmt_SalesLineCaption"/>
             <w:id w:val="1116330638"/>
             <w:placeholder>
-              <w:docPart w:val="AA401204244F4B1799F50625725643AF"/>
+              <w:docPart w:val="2662064B1CFC40B2981F354D42D02F07"/>
             </w:placeholder>
             <w:dataBinding w:prefixMappings="xmlns:ns0='urn:microsoft-dynamics-nav/reports/Inventory_Order_Details/708/'" w:xpath="/ns0:NavWordReportXmlPart[1]/ns0:Labels[1]/ns0:InvDiscountAmt_SalesLineCaption[1]" w:storeItemID="{BD0AD12E-8658-489D-9919-DB6A9B0BB85F}"/>
             <w15:color w:val="808080"/>
@@ -390,11 +347,6 @@
                 <w:tcW w:w="556" w:type="pct"/>
               </w:tcPr>
               <w:p>
-                <w:pPr>
-                  <w:spacing w:after="120"/>
-                  <w:ind w:left="14" w:right="14"/>
-                  <w:jc w:val="right"/>
-                </w:pPr>
                 <w:proofErr w:type="spellStart"/>
                 <w:r>
                   <w:t>InvDiscountAmt_SalesLineCaption</w:t>
@@ -410,7 +362,7 @@
             <w:tag w:val="#BC:InsertDataItem,Labels/OutstandingAmt1_SalesLineCaption"/>
             <w:id w:val="-640884958"/>
             <w:placeholder>
-              <w:docPart w:val="48A3ACF6A5B749C9A394ED05DCCAA08E"/>
+              <w:docPart w:val="86559230938A4450B55185333A490B1E"/>
             </w:placeholder>
             <w:dataBinding w:prefixMappings="xmlns:ns0='urn:microsoft-dynamics-nav/reports/Inventory_Order_Details/708/'" w:xpath="/ns0:NavWordReportXmlPart[1]/ns0:Labels[1]/ns0:OutstandingAmt1_SalesLineCaption[1]" w:storeItemID="{BD0AD12E-8658-489D-9919-DB6A9B0BB85F}"/>
             <w15:color w:val="808080"/>
@@ -422,11 +374,6 @@
                 <w:tcW w:w="643" w:type="pct"/>
               </w:tcPr>
               <w:p>
-                <w:pPr>
-                  <w:spacing w:after="120"/>
-                  <w:ind w:left="14" w:right="14"/>
-                  <w:jc w:val="right"/>
-                </w:pPr>
                 <w:r>
                   <w:t>OutstandingAmt1_SalesLineCaption</w:t>
                 </w:r>
@@ -445,7 +392,7 @@
           <w:tag w:val="#BC:InsertRepeater,DataItems/Item"/>
           <w:id w:val="1430309267"/>
           <w:placeholder>
-            <w:docPart w:val="864D086858DC404DB41CF521AA61B788"/>
+            <w:docPart w:val="D855A8CA8BFF47F49922930D6DED576E"/>
           </w:placeholder>
           <w15:dataBinding w:prefixMappings="xmlns:ns0='urn:microsoft-dynamics-nav/reports/Inventory_Order_Details/708/' " w:xpath="/ns0:NavWordReportXmlPart[1]/ns0:Item" w:storeItemID="{BD0AD12E-8658-489D-9919-DB6A9B0BB85F}"/>
           <w15:color w:val="808080"/>
@@ -456,6 +403,7 @@
             <w:rFonts w:cstheme="minorBidi"/>
             <w:b/>
             <w:bCs/>
+            <w14:numSpacing w14:val="default"/>
           </w:rPr>
         </w:sdtEndPr>
         <w:sdtContent>
@@ -474,6 +422,7 @@
                 <w:rFonts w:cstheme="minorBidi"/>
                 <w:b/>
                 <w:bCs/>
+                <w14:numSpacing w14:val="default"/>
               </w:rPr>
             </w:sdtEndPr>
             <w:sdtContent>
@@ -487,8 +436,6 @@
                   </w:tcPr>
                   <w:p>
                     <w:pPr>
-                      <w:keepNext/>
-                      <w:spacing w:before="360" w:after="80"/>
                       <w:rPr>
                         <w:rFonts w:cstheme="minorHAnsi"/>
                         <w:b/>
@@ -506,7 +453,7 @@
                         <w:tag w:val="#BC:InsertDataItem,DataItems/Item/No_Item"/>
                         <w:id w:val="-766924365"/>
                         <w:placeholder>
-                          <w:docPart w:val="90FFBB3246F3494D959B67CF2DD2EC46"/>
+                          <w:docPart w:val="090D16002A8C4CFFB3BE77B0911661D2"/>
                         </w:placeholder>
                         <w:dataBinding w:prefixMappings="xmlns:ns0='urn:microsoft-dynamics-nav/reports/Inventory_Order_Details/708/'" w:xpath="/ns0:NavWordReportXmlPart[1]/ns0:Item[1]/ns0:No_Item[1]" w:storeItemID="{BD0AD12E-8658-489D-9919-DB6A9B0BB85F}"/>
                         <w15:color w:val="808080"/>
@@ -538,7 +485,7 @@
                     <w:tag w:val="#BC:InsertDataItem,DataItems/Item/Description_Item"/>
                     <w:id w:val="1577777952"/>
                     <w:placeholder>
-                      <w:docPart w:val="655EC4BE13CC4F8AA72A3D4BC4711517"/>
+                      <w:docPart w:val="FC010AF4439344D9BAF1B07320293DEC"/>
                     </w:placeholder>
                     <w:dataBinding w:prefixMappings="xmlns:ns0='urn:microsoft-dynamics-nav/reports/Inventory_Order_Details/708/'" w:xpath="/ns0:NavWordReportXmlPart[1]/ns0:Item[1]/ns0:Description_Item[1]" w:storeItemID="{BD0AD12E-8658-489D-9919-DB6A9B0BB85F}"/>
                     <w15:color w:val="808080"/>
@@ -552,6 +499,7 @@
                       </w:tcPr>
                       <w:p>
                         <w:pPr>
+                          <w:spacing w:before="120" w:after="60"/>
                           <w:rPr>
                             <w:rFonts w:cstheme="minorHAnsi"/>
                           </w:rPr>
@@ -606,12 +554,17 @@
                         <w:tag w:val="#BC:InsertRepeater,DataItems/Item/Sales_Line"/>
                         <w:id w:val="-385407217"/>
                         <w:placeholder>
-                          <w:docPart w:val="A431D8AEF44E403C95551614823D64F9"/>
+                          <w:docPart w:val="C5694F9B35E64F85B1B8C9332354F53A"/>
                         </w:placeholder>
                         <w15:dataBinding w:prefixMappings="xmlns:ns0='urn:microsoft-dynamics-nav/reports/Inventory_Order_Details/708/' " w:xpath="/ns0:NavWordReportXmlPart[1]/ns0:Item[1]/ns0:Sales_Line" w:storeItemID="{BD0AD12E-8658-489D-9919-DB6A9B0BB85F}"/>
                         <w15:color w:val="808080"/>
                         <w15:repeatingSection/>
                       </w:sdtPr>
+                      <w:sdtEndPr>
+                        <w:rPr>
+                          <w14:numSpacing w14:val="default"/>
+                        </w:rPr>
+                      </w:sdtEndPr>
                       <w:sdtContent>
                         <w:sdt>
                           <w:sdtPr>
@@ -623,6 +576,11 @@
                             <w15:color w:val="808080"/>
                             <w15:repeatingSectionItem/>
                           </w:sdtPr>
+                          <w:sdtEndPr>
+                            <w:rPr>
+                              <w14:numSpacing w14:val="default"/>
+                            </w:rPr>
+                          </w:sdtEndPr>
                           <w:sdtContent>
                             <w:tr>
                               <w:trPr>
@@ -632,19 +590,16 @@
                               <w:tc>
                                 <w:tcPr>
                                   <w:tcW w:w="408" w:type="pct"/>
+                                  <w:vAlign w:val="center"/>
                                 </w:tcPr>
                                 <w:p>
-                                  <w:pPr>
-                                    <w:keepNext/>
-                                    <w:spacing w:before="20" w:after="20"/>
-                                  </w:pPr>
                                   <w:sdt>
                                     <w:sdtPr>
                                       <w:alias w:val="SalesLineDocumentNo"/>
                                       <w:tag w:val="#BC:InsertDataItem,DataItems/Item/Sales_Line/SalesLineDocumentNo"/>
                                       <w:id w:val="687801504"/>
                                       <w:placeholder>
-                                        <w:docPart w:val="26424A0B3206406BBAE8CEF6ED609EB8"/>
+                                        <w:docPart w:val="6CD426790E154188B50424D9482B8ECC"/>
                                       </w:placeholder>
                                       <w:dataBinding w:prefixMappings="xmlns:ns0='urn:microsoft-dynamics-nav/reports/Inventory_Order_Details/708/'" w:xpath="/ns0:NavWordReportXmlPart[1]/ns0:Item[1]/ns0:Sales_Line[1]/ns0:SalesLineDocumentNo[1]" w:storeItemID="{BD0AD12E-8658-489D-9919-DB6A9B0BB85F}"/>
                                       <w15:color w:val="808080"/>
@@ -669,7 +624,7 @@
                                   <w:tag w:val="#BC:InsertDataItem,DataItems/Item/Sales_Line/SalesHeaderBilltoName"/>
                                   <w:id w:val="-1061088063"/>
                                   <w:placeholder>
-                                    <w:docPart w:val="87C40E88C3ED4F7396B9CE734D8B8244"/>
+                                    <w:docPart w:val="525177B48B4E426FAAD31FFEB6F456A7"/>
                                   </w:placeholder>
                                   <w:dataBinding w:prefixMappings="xmlns:ns0='urn:microsoft-dynamics-nav/reports/Inventory_Order_Details/708/'" w:xpath="/ns0:NavWordReportXmlPart[1]/ns0:Item[1]/ns0:Sales_Line[1]/ns0:SalesHeaderBilltoName[1]" w:storeItemID="{BD0AD12E-8658-489D-9919-DB6A9B0BB85F}"/>
                                   <w15:color w:val="808080"/>
@@ -679,6 +634,7 @@
                                   <w:tc>
                                     <w:tcPr>
                                       <w:tcW w:w="827" w:type="pct"/>
+                                      <w:vAlign w:val="center"/>
                                     </w:tcPr>
                                     <w:p>
                                       <w:proofErr w:type="spellStart"/>
@@ -696,7 +652,7 @@
                                   <w:tag w:val="#BC:InsertDataItem,DataItems/Item/Sales_Line/ShipmentDate_SalesLine"/>
                                   <w:id w:val="-905994218"/>
                                   <w:placeholder>
-                                    <w:docPart w:val="74B1B063A19F4C399073BA15241636CE"/>
+                                    <w:docPart w:val="8FF530DCF1ED45A1806AD94C3E76A1B0"/>
                                   </w:placeholder>
                                   <w:dataBinding w:prefixMappings="xmlns:ns0='urn:microsoft-dynamics-nav/reports/Inventory_Order_Details/708/'" w:xpath="/ns0:NavWordReportXmlPart[1]/ns0:Item[1]/ns0:Sales_Line[1]/ns0:ShipmentDate_SalesLine[1]" w:storeItemID="{BD0AD12E-8658-489D-9919-DB6A9B0BB85F}"/>
                                   <w15:color w:val="808080"/>
@@ -706,11 +662,9 @@
                                   <w:tc>
                                     <w:tcPr>
                                       <w:tcW w:w="483" w:type="pct"/>
+                                      <w:vAlign w:val="center"/>
                                     </w:tcPr>
                                     <w:p>
-                                      <w:pPr>
-                                        <w:jc w:val="right"/>
-                                      </w:pPr>
                                       <w:proofErr w:type="spellStart"/>
                                       <w:r>
                                         <w:t>ShipmentDate_SalesLine</w:t>
@@ -726,7 +680,7 @@
                                   <w:tag w:val="#BC:InsertDataItem,DataItems/Item/Sales_Line/Quantity_SalesLine"/>
                                   <w:id w:val="-1950461165"/>
                                   <w:placeholder>
-                                    <w:docPart w:val="898A78423E094227B360A760879108E2"/>
+                                    <w:docPart w:val="280963AE838449118B667FEAE8BD71EF"/>
                                   </w:placeholder>
                                   <w:dataBinding w:prefixMappings="xmlns:ns0='urn:microsoft-dynamics-nav/reports/Inventory_Order_Details/708/'" w:xpath="/ns0:NavWordReportXmlPart[1]/ns0:Item[1]/ns0:Sales_Line[1]/ns0:Quantity_SalesLine[1]" w:storeItemID="{BD0AD12E-8658-489D-9919-DB6A9B0BB85F}"/>
                                   <w15:color w:val="808080"/>
@@ -736,10 +690,10 @@
                                   <w:tc>
                                     <w:tcPr>
                                       <w:tcW w:w="384" w:type="pct"/>
+                                      <w:vAlign w:val="center"/>
                                     </w:tcPr>
                                     <w:p>
                                       <w:pPr>
-                                        <w:pStyle w:val="BCNumber"/>
                                         <w:jc w:val="right"/>
                                       </w:pPr>
                                       <w:proofErr w:type="spellStart"/>
@@ -757,7 +711,7 @@
                                   <w:tag w:val="#BC:InsertDataItem,DataItems/Item/Sales_Line/OutstandingQty_SalesLine"/>
                                   <w:id w:val="-753506881"/>
                                   <w:placeholder>
-                                    <w:docPart w:val="53D2AACE8C79412488A6EB195DAD9C04"/>
+                                    <w:docPart w:val="55512A58E9EE48DDADC1466E585D34D2"/>
                                   </w:placeholder>
                                   <w:dataBinding w:prefixMappings="xmlns:ns0='urn:microsoft-dynamics-nav/reports/Inventory_Order_Details/708/'" w:xpath="/ns0:NavWordReportXmlPart[1]/ns0:Item[1]/ns0:Sales_Line[1]/ns0:OutstandingQty_SalesLine[1]" w:storeItemID="{BD0AD12E-8658-489D-9919-DB6A9B0BB85F}"/>
                                   <w15:color w:val="808080"/>
@@ -767,10 +721,10 @@
                                   <w:tc>
                                     <w:tcPr>
                                       <w:tcW w:w="442" w:type="pct"/>
+                                      <w:vAlign w:val="center"/>
                                     </w:tcPr>
                                     <w:p>
                                       <w:pPr>
-                                        <w:pStyle w:val="BCNumber"/>
                                         <w:jc w:val="right"/>
                                       </w:pPr>
                                       <w:proofErr w:type="spellStart"/>
@@ -788,7 +742,7 @@
                                   <w:tag w:val="#BC:InsertDataItem,DataItems/Item/Sales_Line/BackOrderQty"/>
                                   <w:id w:val="-1890712010"/>
                                   <w:placeholder>
-                                    <w:docPart w:val="79CF8EBF19A84204992A55A6691B7203"/>
+                                    <w:docPart w:val="141D7BC00BC1463E8B78EEDED3CF387C"/>
                                   </w:placeholder>
                                   <w:dataBinding w:prefixMappings="xmlns:ns0='urn:microsoft-dynamics-nav/reports/Inventory_Order_Details/708/'" w:xpath="/ns0:NavWordReportXmlPart[1]/ns0:Item[1]/ns0:Sales_Line[1]/ns0:BackOrderQty[1]" w:storeItemID="{BD0AD12E-8658-489D-9919-DB6A9B0BB85F}"/>
                                   <w15:color w:val="808080"/>
@@ -798,10 +752,10 @@
                                   <w:tc>
                                     <w:tcPr>
                                       <w:tcW w:w="409" w:type="pct"/>
+                                      <w:vAlign w:val="center"/>
                                     </w:tcPr>
                                     <w:p>
                                       <w:pPr>
-                                        <w:pStyle w:val="BCNumber"/>
                                         <w:jc w:val="right"/>
                                       </w:pPr>
                                       <w:proofErr w:type="spellStart"/>
@@ -819,7 +773,7 @@
                                   <w:tag w:val="#BC:InsertDataItem,DataItems/Item/Sales_Line/SalesLineUnitPrice"/>
                                   <w:id w:val="-877552007"/>
                                   <w:placeholder>
-                                    <w:docPart w:val="94DF3C38AE5343D39AF723ADB59007A9"/>
+                                    <w:docPart w:val="B606B745B30A4BB6AFFBEAAF706A6AB1"/>
                                   </w:placeholder>
                                   <w:dataBinding w:prefixMappings="xmlns:ns0='urn:microsoft-dynamics-nav/reports/Inventory_Order_Details/708/'" w:xpath="/ns0:NavWordReportXmlPart[1]/ns0:Item[1]/ns0:Sales_Line[1]/ns0:SalesLineUnitPrice[1]" w:storeItemID="{BD0AD12E-8658-489D-9919-DB6A9B0BB85F}"/>
                                   <w15:color w:val="808080"/>
@@ -829,10 +783,10 @@
                                   <w:tc>
                                     <w:tcPr>
                                       <w:tcW w:w="322" w:type="pct"/>
+                                      <w:vAlign w:val="center"/>
                                     </w:tcPr>
                                     <w:p>
                                       <w:pPr>
-                                        <w:pStyle w:val="BCNumber"/>
                                         <w:jc w:val="right"/>
                                       </w:pPr>
                                       <w:proofErr w:type="spellStart"/>
@@ -850,7 +804,7 @@
                                   <w:tag w:val="#BC:InsertDataItem,DataItems/Item/Sales_Line/SalesLineLineDiscount"/>
                                   <w:id w:val="2013333265"/>
                                   <w:placeholder>
-                                    <w:docPart w:val="83347B08555348CF8EA87ECA73A2CCA7"/>
+                                    <w:docPart w:val="673F436B94CF4567860E2A36BD38D920"/>
                                   </w:placeholder>
                                   <w:dataBinding w:prefixMappings="xmlns:ns0='urn:microsoft-dynamics-nav/reports/Inventory_Order_Details/708/'" w:xpath="/ns0:NavWordReportXmlPart[1]/ns0:Item[1]/ns0:Sales_Line[1]/ns0:SalesLineLineDiscount[1]" w:storeItemID="{BD0AD12E-8658-489D-9919-DB6A9B0BB85F}"/>
                                   <w15:color w:val="808080"/>
@@ -860,10 +814,10 @@
                                   <w:tc>
                                     <w:tcPr>
                                       <w:tcW w:w="526" w:type="pct"/>
+                                      <w:vAlign w:val="center"/>
                                     </w:tcPr>
                                     <w:p>
                                       <w:pPr>
-                                        <w:pStyle w:val="BCNumber"/>
                                         <w:jc w:val="right"/>
                                       </w:pPr>
                                       <w:proofErr w:type="spellStart"/>
@@ -881,7 +835,7 @@
                                   <w:tag w:val="#BC:InsertDataItem,DataItems/Item/Sales_Line/InvDiscountAmt_SalesLine"/>
                                   <w:id w:val="1872412037"/>
                                   <w:placeholder>
-                                    <w:docPart w:val="BFDE1786E5AF429480DA160151C3CC27"/>
+                                    <w:docPart w:val="897CFE31E68842D19ABB83BFD0B6A6F7"/>
                                   </w:placeholder>
                                   <w:dataBinding w:prefixMappings="xmlns:ns0='urn:microsoft-dynamics-nav/reports/Inventory_Order_Details/708/'" w:xpath="/ns0:NavWordReportXmlPart[1]/ns0:Item[1]/ns0:Sales_Line[1]/ns0:InvDiscountAmt_SalesLine[1]" w:storeItemID="{BD0AD12E-8658-489D-9919-DB6A9B0BB85F}"/>
                                   <w15:color w:val="808080"/>
@@ -891,10 +845,10 @@
                                   <w:tc>
                                     <w:tcPr>
                                       <w:tcW w:w="556" w:type="pct"/>
+                                      <w:vAlign w:val="center"/>
                                     </w:tcPr>
                                     <w:p>
                                       <w:pPr>
-                                        <w:pStyle w:val="BCNumber"/>
                                         <w:jc w:val="right"/>
                                       </w:pPr>
                                       <w:proofErr w:type="spellStart"/>
@@ -909,12 +863,10 @@
                               <w:tc>
                                 <w:tcPr>
                                   <w:tcW w:w="643" w:type="pct"/>
+                                  <w:vAlign w:val="center"/>
                                 </w:tcPr>
                                 <w:p>
                                   <w:pPr>
-                                    <w:pStyle w:val="BCNumber"/>
-                                    <w:keepNext/>
-                                    <w:spacing w:before="20" w:after="20"/>
                                     <w:jc w:val="right"/>
                                   </w:pPr>
                                   <w:sdt>
@@ -923,7 +875,7 @@
                                       <w:tag w:val="#BC:InsertDataItem,DataItems/Item/Sales_Line/OutstandingAmt1_SalesLine"/>
                                       <w:id w:val="1431470523"/>
                                       <w:placeholder>
-                                        <w:docPart w:val="9F7FA6372E734447B8223E3A7BEC74F2"/>
+                                        <w:docPart w:val="598CA6281D054F7CA828EEA48C18E975"/>
                                       </w:placeholder>
                                       <w:dataBinding w:prefixMappings="xmlns:ns0='urn:microsoft-dynamics-nav/reports/Inventory_Order_Details/708/'" w:xpath="/ns0:NavWordReportXmlPart[1]/ns0:Item[1]/ns0:Sales_Line[1]/ns0:OutstandingAmt1_SalesLine[1]" w:storeItemID="{BD0AD12E-8658-489D-9919-DB6A9B0BB85F}"/>
                                       <w15:color w:val="808080"/>
@@ -943,12 +895,7 @@
                       </w:sdtContent>
                     </w:sdt>
                   </w:tbl>
-                  <w:p>
-                    <w:pPr>
-                      <w:keepNext/>
-                      <w:spacing w:before="20" w:after="20"/>
-                    </w:pPr>
-                  </w:p>
+                  <w:p/>
                 </w:tc>
               </w:tr>
               <w:tr>
@@ -963,6 +910,7 @@
                   </w:tcPr>
                   <w:p>
                     <w:pPr>
+                      <w:spacing w:before="60" w:after="120"/>
                       <w:rPr>
                         <w:bCs/>
                       </w:rPr>
@@ -979,7 +927,7 @@
                     <w:tag w:val="#BC:InsertDataItem,DataItems/Item/Description_Item"/>
                     <w:id w:val="1690488786"/>
                     <w:placeholder>
-                      <w:docPart w:val="70133AD24F3641B783EBB2AFD6A5884A"/>
+                      <w:docPart w:val="877C9E1E8FDA43799D714B01EF51E63E"/>
                     </w:placeholder>
                     <w:dataBinding w:prefixMappings="xmlns:ns0='urn:microsoft-dynamics-nav/reports/Inventory_Order_Details/708/'" w:xpath="/ns0:NavWordReportXmlPart[1]/ns0:Item[1]/ns0:Description_Item[1]" w:storeItemID="{BD0AD12E-8658-489D-9919-DB6A9B0BB85F}"/>
                     <w15:color w:val="808080"/>
@@ -990,11 +938,10 @@
                       <w:tcPr>
                         <w:tcW w:w="1694" w:type="pct"/>
                         <w:gridSpan w:val="3"/>
-                        <w:vAlign w:val="top"/>
                       </w:tcPr>
                       <w:p>
                         <w:pPr>
-                          <w:pStyle w:val="BCNumber"/>
+                          <w:spacing w:before="60" w:after="120"/>
                           <w:rPr>
                             <w:b/>
                             <w:bCs/>
@@ -1023,7 +970,7 @@
                     <w:tag w:val="#BC:InsertDataItem,DataItems/Item/SubTotals/SubTotals_OutstandingQty"/>
                     <w:id w:val="546494883"/>
                     <w:placeholder>
-                      <w:docPart w:val="B2EEF435B0784C11A0A53E9CB276C640"/>
+                      <w:docPart w:val="7ED8DBE0A1F5409FA62BBDD628FA1F52"/>
                     </w:placeholder>
                     <w:dataBinding w:prefixMappings="xmlns:ns0='urn:microsoft-dynamics-nav/reports/Inventory_Order_Details/708/'" w:xpath="/ns0:NavWordReportXmlPart[1]/ns0:Item[1]/ns0:SubTotals[1]/ns0:SubTotals_OutstandingQty[1]" w:storeItemID="{BD0AD12E-8658-489D-9919-DB6A9B0BB85F}"/>
                     <w15:color w:val="808080"/>
@@ -1033,11 +980,10 @@
                     <w:tc>
                       <w:tcPr>
                         <w:tcW w:w="442" w:type="pct"/>
-                        <w:vAlign w:val="top"/>
                       </w:tcPr>
                       <w:p>
                         <w:pPr>
-                          <w:pStyle w:val="BCNumber"/>
+                          <w:spacing w:before="60" w:after="120"/>
                           <w:jc w:val="right"/>
                           <w:rPr>
                             <w:b/>
@@ -1067,7 +1013,7 @@
                     <w:tag w:val="#BC:InsertDataItem,DataItems/Item/SubTotals/SubTotals_BackOrderQty"/>
                     <w:id w:val="552667786"/>
                     <w:placeholder>
-                      <w:docPart w:val="7170DF06094D469A8B22FD23A7AC75BA"/>
+                      <w:docPart w:val="9A844983FFE744C7A07FBD914DADD485"/>
                     </w:placeholder>
                     <w:dataBinding w:prefixMappings="xmlns:ns0='urn:microsoft-dynamics-nav/reports/Inventory_Order_Details/708/'" w:xpath="/ns0:NavWordReportXmlPart[1]/ns0:Item[1]/ns0:SubTotals[1]/ns0:SubTotals_BackOrderQty[1]" w:storeItemID="{BD0AD12E-8658-489D-9919-DB6A9B0BB85F}"/>
                     <w15:color w:val="808080"/>
@@ -1077,11 +1023,10 @@
                     <w:tc>
                       <w:tcPr>
                         <w:tcW w:w="409" w:type="pct"/>
-                        <w:vAlign w:val="top"/>
                       </w:tcPr>
                       <w:p>
                         <w:pPr>
-                          <w:pStyle w:val="BCNumber"/>
+                          <w:spacing w:before="60" w:after="120"/>
                           <w:jc w:val="right"/>
                           <w:rPr>
                             <w:b/>
@@ -1104,10 +1049,10 @@
                 <w:tc>
                   <w:tcPr>
                     <w:tcW w:w="322" w:type="pct"/>
-                    <w:vAlign w:val="top"/>
                   </w:tcPr>
                   <w:p>
                     <w:pPr>
+                      <w:spacing w:before="60" w:after="120"/>
                       <w:jc w:val="right"/>
                       <w:rPr>
                         <w:b/>
@@ -1119,10 +1064,10 @@
                 <w:tc>
                   <w:tcPr>
                     <w:tcW w:w="526" w:type="pct"/>
-                    <w:vAlign w:val="top"/>
                   </w:tcPr>
                   <w:p>
                     <w:pPr>
+                      <w:spacing w:before="60" w:after="120"/>
                       <w:jc w:val="right"/>
                       <w:rPr>
                         <w:b/>
@@ -1134,10 +1079,10 @@
                 <w:tc>
                   <w:tcPr>
                     <w:tcW w:w="556" w:type="pct"/>
-                    <w:vAlign w:val="top"/>
                   </w:tcPr>
                   <w:p>
                     <w:pPr>
+                      <w:spacing w:before="60" w:after="120"/>
                       <w:jc w:val="right"/>
                       <w:rPr>
                         <w:b/>
@@ -1149,7 +1094,6 @@
                 <w:tc>
                   <w:tcPr>
                     <w:tcW w:w="643" w:type="pct"/>
-                    <w:vAlign w:val="top"/>
                   </w:tcPr>
                   <w:sdt>
                     <w:sdtPr>
@@ -1161,7 +1105,7 @@
                       <w:tag w:val="#BC:InsertDataItem,DataItems/Item/SubTotals/SubTotals_OutstandingAmt"/>
                       <w:id w:val="-1888332654"/>
                       <w:placeholder>
-                        <w:docPart w:val="2FE1E7DBE28A4E8D9A02605FFECD4D78"/>
+                        <w:docPart w:val="76CA3A99484D49388901EC11CE01811A"/>
                       </w:placeholder>
                       <w:dataBinding w:prefixMappings="xmlns:ns0='urn:microsoft-dynamics-nav/reports/Inventory_Order_Details/708/'" w:xpath="/ns0:NavWordReportXmlPart[1]/ns0:Item[1]/ns0:SubTotals[1]/ns0:SubTotals_OutstandingAmt[1]" w:storeItemID="{BD0AD12E-8658-489D-9919-DB6A9B0BB85F}"/>
                       <w15:color w:val="808080"/>
@@ -1170,7 +1114,7 @@
                     <w:sdtContent>
                       <w:p>
                         <w:pPr>
-                          <w:pStyle w:val="BCNumber"/>
+                          <w:spacing w:before="60" w:after="120"/>
                           <w:jc w:val="right"/>
                           <w:rPr>
                             <w:b/>
@@ -1219,18 +1163,8 @@
             <w:tcW w:w="8190" w:type="dxa"/>
           </w:tcPr>
           <w:p>
-            <w:pPr>
-              <w:rPr>
-                <w:b/>
-                <w:bCs/>
-              </w:rPr>
-            </w:pPr>
             <w:sdt>
               <w:sdtPr>
-                <w:rPr>
-                  <w:b/>
-                  <w:bCs/>
-                </w:rPr>
                 <w:alias w:val="TotalLabel"/>
                 <w:tag w:val="#BC:InsertDataItem,Labels/TotalLabel"/>
                 <w:id w:val="-302779677"/>
@@ -1244,10 +1178,6 @@
               <w:sdtContent>
                 <w:proofErr w:type="spellStart"/>
                 <w:r>
-                  <w:rPr>
-                    <w:b/>
-                    <w:bCs/>
-                  </w:rPr>
                   <w:t>TotalLabel</w:t>
                 </w:r>
                 <w:proofErr w:type="spellEnd"/>
@@ -1261,19 +1191,10 @@
           </w:tcPr>
           <w:p>
             <w:pPr>
-              <w:ind w:right="-116"/>
               <w:jc w:val="right"/>
-              <w:rPr>
-                <w:b/>
-                <w:bCs/>
-              </w:rPr>
             </w:pPr>
             <w:sdt>
               <w:sdtPr>
-                <w:rPr>
-                  <w:b/>
-                  <w:bCs/>
-                </w:rPr>
                 <w:alias w:val="Totals_OutstandingAmt"/>
                 <w:tag w:val="#BC:InsertDataItem,DataItems/Totals/Totals_OutstandingAmt"/>
                 <w:id w:val="-1736851078"/>
@@ -1287,10 +1208,6 @@
               <w:sdtContent>
                 <w:proofErr w:type="spellStart"/>
                 <w:r>
-                  <w:rPr>
-                    <w:b/>
-                    <w:bCs/>
-                  </w:rPr>
                   <w:t>Totals_OutstandingAmt</w:t>
                 </w:r>
                 <w:proofErr w:type="spellEnd"/>
@@ -29292,7 +29209,7 @@
     </w:docPart>
     <w:docPart>
       <w:docPartPr>
-        <w:name w:val="2FE1E7DBE28A4E8D9A02605FFECD4D78"/>
+        <w:name w:val="76CA3A99484D49388901EC11CE01811A"/>
         <w:category>
           <w:name w:val="General"/>
           <w:gallery w:val="placeholder"/>
@@ -29303,12 +29220,12 @@
         <w:behaviors>
           <w:behavior w:val="content"/>
         </w:behaviors>
-        <w:guid w:val="{87A850AC-5DB9-4690-BB07-2A25EC3029E5}"/>
+        <w:guid w:val="{AB64DCF2-2FD2-4697-884E-7730E5128F94}"/>
       </w:docPartPr>
       <w:docPartBody>
         <w:p>
           <w:pPr>
-            <w:pStyle w:val="2FE1E7DBE28A4E8D9A02605FFECD4D78"/>
+            <w:pStyle w:val="76CA3A99484D49388901EC11CE01811A"/>
           </w:pPr>
           <w:r>
             <w:rPr>
@@ -29321,7 +29238,7 @@
     </w:docPart>
     <w:docPart>
       <w:docPartPr>
-        <w:name w:val="EE5BEDE9772E4D3D9243CABB91DA4ACF"/>
+        <w:name w:val="3849854FAFD542BBA47B2AF1BE7E785A"/>
         <w:category>
           <w:name w:val="General"/>
           <w:gallery w:val="placeholder"/>
@@ -29332,12 +29249,12 @@
         <w:behaviors>
           <w:behavior w:val="content"/>
         </w:behaviors>
-        <w:guid w:val="{67AE3517-4A1A-4D83-B777-4E49AC6CD2F0}"/>
+        <w:guid w:val="{65D8118C-164D-4630-A028-E197D944CE46}"/>
       </w:docPartPr>
       <w:docPartBody>
         <w:p>
           <w:pPr>
-            <w:pStyle w:val="EE5BEDE9772E4D3D9243CABB91DA4ACF"/>
+            <w:pStyle w:val="3849854FAFD542BBA47B2AF1BE7E785A"/>
           </w:pPr>
           <w:r>
             <w:rPr>
@@ -29350,7 +29267,7 @@
     </w:docPart>
     <w:docPart>
       <w:docPartPr>
-        <w:name w:val="8F76A981C07A438EBC817642841EAE02"/>
+        <w:name w:val="8C01ACFAFCED4C3EB5A7FC20EEADB2D8"/>
         <w:category>
           <w:name w:val="General"/>
           <w:gallery w:val="placeholder"/>
@@ -29361,12 +29278,12 @@
         <w:behaviors>
           <w:behavior w:val="content"/>
         </w:behaviors>
-        <w:guid w:val="{9CDACC5D-5BC1-4408-8411-46BA1D42CA34}"/>
+        <w:guid w:val="{5A6640E9-041F-4453-92BA-B7BDE76DEEC8}"/>
       </w:docPartPr>
       <w:docPartBody>
         <w:p>
           <w:pPr>
-            <w:pStyle w:val="8F76A981C07A438EBC817642841EAE02"/>
+            <w:pStyle w:val="8C01ACFAFCED4C3EB5A7FC20EEADB2D8"/>
           </w:pPr>
           <w:r>
             <w:rPr>
@@ -29379,7 +29296,7 @@
     </w:docPart>
     <w:docPart>
       <w:docPartPr>
-        <w:name w:val="869C3AFCEC044BAC9E417B743AF74953"/>
+        <w:name w:val="82694538020141028B68947BED241F43"/>
         <w:category>
           <w:name w:val="General"/>
           <w:gallery w:val="placeholder"/>
@@ -29390,12 +29307,12 @@
         <w:behaviors>
           <w:behavior w:val="content"/>
         </w:behaviors>
-        <w:guid w:val="{CC98F125-182C-46DD-9ED0-D0B76C998D6E}"/>
+        <w:guid w:val="{ACAF6372-3C11-41E2-A104-88826C284590}"/>
       </w:docPartPr>
       <w:docPartBody>
         <w:p>
           <w:pPr>
-            <w:pStyle w:val="869C3AFCEC044BAC9E417B743AF74953"/>
+            <w:pStyle w:val="82694538020141028B68947BED241F43"/>
           </w:pPr>
           <w:r>
             <w:rPr>
@@ -29408,7 +29325,7 @@
     </w:docPart>
     <w:docPart>
       <w:docPartPr>
-        <w:name w:val="815CCABD3D6542188ACD3611B2E571CA"/>
+        <w:name w:val="1B37646AC40F42AD86CAA2863A04E739"/>
         <w:category>
           <w:name w:val="General"/>
           <w:gallery w:val="placeholder"/>
@@ -29419,12 +29336,12 @@
         <w:behaviors>
           <w:behavior w:val="content"/>
         </w:behaviors>
-        <w:guid w:val="{8D485D29-25ED-49EE-AF15-4860E3ABF5E2}"/>
+        <w:guid w:val="{4FC0EEEB-4898-4FA8-B243-5222DF48FB21}"/>
       </w:docPartPr>
       <w:docPartBody>
         <w:p>
           <w:pPr>
-            <w:pStyle w:val="815CCABD3D6542188ACD3611B2E571CA"/>
+            <w:pStyle w:val="1B37646AC40F42AD86CAA2863A04E739"/>
           </w:pPr>
           <w:r>
             <w:rPr>
@@ -29437,7 +29354,7 @@
     </w:docPart>
     <w:docPart>
       <w:docPartPr>
-        <w:name w:val="0EF0F2CCBEB84094ABE44820C04EF326"/>
+        <w:name w:val="0BA644C237B14A3993FADBDDE482406F"/>
         <w:category>
           <w:name w:val="General"/>
           <w:gallery w:val="placeholder"/>
@@ -29448,12 +29365,12 @@
         <w:behaviors>
           <w:behavior w:val="content"/>
         </w:behaviors>
-        <w:guid w:val="{3A4D7C85-AD1C-4E80-A87A-0A3ACB04D691}"/>
+        <w:guid w:val="{B1BF9CC2-1708-456F-BAB3-C91C46C7F96B}"/>
       </w:docPartPr>
       <w:docPartBody>
         <w:p>
           <w:pPr>
-            <w:pStyle w:val="0EF0F2CCBEB84094ABE44820C04EF326"/>
+            <w:pStyle w:val="0BA644C237B14A3993FADBDDE482406F"/>
           </w:pPr>
           <w:r>
             <w:rPr>
@@ -29466,7 +29383,7 @@
     </w:docPart>
     <w:docPart>
       <w:docPartPr>
-        <w:name w:val="EF09299251A34A5FA525051C163015A3"/>
+        <w:name w:val="E3F46D49F53B4A72B72A97D03CE95B1B"/>
         <w:category>
           <w:name w:val="General"/>
           <w:gallery w:val="placeholder"/>
@@ -29477,12 +29394,12 @@
         <w:behaviors>
           <w:behavior w:val="content"/>
         </w:behaviors>
-        <w:guid w:val="{4CC28C4C-954C-46FE-9682-EED39D6F8B56}"/>
+        <w:guid w:val="{63B55681-F2F1-4B3C-8A57-28C295830329}"/>
       </w:docPartPr>
       <w:docPartBody>
         <w:p>
           <w:pPr>
-            <w:pStyle w:val="EF09299251A34A5FA525051C163015A3"/>
+            <w:pStyle w:val="E3F46D49F53B4A72B72A97D03CE95B1B"/>
           </w:pPr>
           <w:r>
             <w:rPr>
@@ -29495,7 +29412,7 @@
     </w:docPart>
     <w:docPart>
       <w:docPartPr>
-        <w:name w:val="C04621805D834167913DFDE84E972868"/>
+        <w:name w:val="46C04310E49F4904B2D566E0ACBF395D"/>
         <w:category>
           <w:name w:val="General"/>
           <w:gallery w:val="placeholder"/>
@@ -29506,12 +29423,12 @@
         <w:behaviors>
           <w:behavior w:val="content"/>
         </w:behaviors>
-        <w:guid w:val="{EC89D1D6-8AB3-4EC5-B565-B33BFAFFFACF}"/>
+        <w:guid w:val="{DA973329-BE02-4A7E-AE7D-80C2B2E3B8EE}"/>
       </w:docPartPr>
       <w:docPartBody>
         <w:p>
           <w:pPr>
-            <w:pStyle w:val="C04621805D834167913DFDE84E972868"/>
+            <w:pStyle w:val="46C04310E49F4904B2D566E0ACBF395D"/>
           </w:pPr>
           <w:r>
             <w:rPr>
@@ -29524,7 +29441,7 @@
     </w:docPart>
     <w:docPart>
       <w:docPartPr>
-        <w:name w:val="AA401204244F4B1799F50625725643AF"/>
+        <w:name w:val="2662064B1CFC40B2981F354D42D02F07"/>
         <w:category>
           <w:name w:val="General"/>
           <w:gallery w:val="placeholder"/>
@@ -29535,12 +29452,12 @@
         <w:behaviors>
           <w:behavior w:val="content"/>
         </w:behaviors>
-        <w:guid w:val="{B149612F-807F-44A3-9ED2-150AA68EA558}"/>
+        <w:guid w:val="{4D39D2DB-0F3A-43DB-A37F-79CEC5597039}"/>
       </w:docPartPr>
       <w:docPartBody>
         <w:p>
           <w:pPr>
-            <w:pStyle w:val="AA401204244F4B1799F50625725643AF"/>
+            <w:pStyle w:val="2662064B1CFC40B2981F354D42D02F07"/>
           </w:pPr>
           <w:r>
             <w:rPr>
@@ -29553,7 +29470,7 @@
     </w:docPart>
     <w:docPart>
       <w:docPartPr>
-        <w:name w:val="48A3ACF6A5B749C9A394ED05DCCAA08E"/>
+        <w:name w:val="86559230938A4450B55185333A490B1E"/>
         <w:category>
           <w:name w:val="General"/>
           <w:gallery w:val="placeholder"/>
@@ -29564,12 +29481,12 @@
         <w:behaviors>
           <w:behavior w:val="content"/>
         </w:behaviors>
-        <w:guid w:val="{15F5D3BF-C9DC-4B26-B423-7C63EE57F37A}"/>
+        <w:guid w:val="{B367EAFA-118C-47A0-9E98-D0794C7A9E33}"/>
       </w:docPartPr>
       <w:docPartBody>
         <w:p>
           <w:pPr>
-            <w:pStyle w:val="48A3ACF6A5B749C9A394ED05DCCAA08E"/>
+            <w:pStyle w:val="86559230938A4450B55185333A490B1E"/>
           </w:pPr>
           <w:r>
             <w:rPr>
@@ -29582,7 +29499,7 @@
     </w:docPart>
     <w:docPart>
       <w:docPartPr>
-        <w:name w:val="864D086858DC404DB41CF521AA61B788"/>
+        <w:name w:val="D855A8CA8BFF47F49922930D6DED576E"/>
         <w:category>
           <w:name w:val="General"/>
           <w:gallery w:val="placeholder"/>
@@ -29593,12 +29510,12 @@
         <w:behaviors>
           <w:behavior w:val="content"/>
         </w:behaviors>
-        <w:guid w:val="{6B7B09A2-5519-445E-9871-349834D947DE}"/>
+        <w:guid w:val="{650A0296-F74B-453B-B409-FBC757375F74}"/>
       </w:docPartPr>
       <w:docPartBody>
         <w:p>
           <w:pPr>
-            <w:pStyle w:val="864D086858DC404DB41CF521AA61B788"/>
+            <w:pStyle w:val="D855A8CA8BFF47F49922930D6DED576E"/>
           </w:pPr>
           <w:r>
             <w:rPr>
@@ -29611,7 +29528,7 @@
     </w:docPart>
     <w:docPart>
       <w:docPartPr>
-        <w:name w:val="90FFBB3246F3494D959B67CF2DD2EC46"/>
+        <w:name w:val="090D16002A8C4CFFB3BE77B0911661D2"/>
         <w:category>
           <w:name w:val="General"/>
           <w:gallery w:val="placeholder"/>
@@ -29622,12 +29539,12 @@
         <w:behaviors>
           <w:behavior w:val="content"/>
         </w:behaviors>
-        <w:guid w:val="{BC05E7CE-1C65-48BD-B38D-3CCEA67E6021}"/>
+        <w:guid w:val="{ABE54F2B-6259-4869-9C54-8FD1F084788E}"/>
       </w:docPartPr>
       <w:docPartBody>
         <w:p>
           <w:pPr>
-            <w:pStyle w:val="90FFBB3246F3494D959B67CF2DD2EC46"/>
+            <w:pStyle w:val="090D16002A8C4CFFB3BE77B0911661D2"/>
           </w:pPr>
           <w:r>
             <w:rPr>
@@ -29640,7 +29557,7 @@
     </w:docPart>
     <w:docPart>
       <w:docPartPr>
-        <w:name w:val="655EC4BE13CC4F8AA72A3D4BC4711517"/>
+        <w:name w:val="FC010AF4439344D9BAF1B07320293DEC"/>
         <w:category>
           <w:name w:val="General"/>
           <w:gallery w:val="placeholder"/>
@@ -29651,12 +29568,12 @@
         <w:behaviors>
           <w:behavior w:val="content"/>
         </w:behaviors>
-        <w:guid w:val="{965F8F52-95EE-4C3D-969F-553EAB957227}"/>
+        <w:guid w:val="{721ED484-2082-4D6E-BFA7-A5BE6FD1FCFC}"/>
       </w:docPartPr>
       <w:docPartBody>
         <w:p>
           <w:pPr>
-            <w:pStyle w:val="655EC4BE13CC4F8AA72A3D4BC4711517"/>
+            <w:pStyle w:val="FC010AF4439344D9BAF1B07320293DEC"/>
           </w:pPr>
           <w:r>
             <w:rPr>
@@ -29669,7 +29586,7 @@
     </w:docPart>
     <w:docPart>
       <w:docPartPr>
-        <w:name w:val="A431D8AEF44E403C95551614823D64F9"/>
+        <w:name w:val="C5694F9B35E64F85B1B8C9332354F53A"/>
         <w:category>
           <w:name w:val="General"/>
           <w:gallery w:val="placeholder"/>
@@ -29680,12 +29597,12 @@
         <w:behaviors>
           <w:behavior w:val="content"/>
         </w:behaviors>
-        <w:guid w:val="{4EFFB660-412C-4E41-ABA6-112AFF5985AD}"/>
+        <w:guid w:val="{7975C4F4-CA0E-4462-AE77-46D91DE091B8}"/>
       </w:docPartPr>
       <w:docPartBody>
         <w:p>
           <w:pPr>
-            <w:pStyle w:val="A431D8AEF44E403C95551614823D64F9"/>
+            <w:pStyle w:val="C5694F9B35E64F85B1B8C9332354F53A"/>
           </w:pPr>
           <w:r>
             <w:rPr>
@@ -29698,7 +29615,7 @@
     </w:docPart>
     <w:docPart>
       <w:docPartPr>
-        <w:name w:val="26424A0B3206406BBAE8CEF6ED609EB8"/>
+        <w:name w:val="6CD426790E154188B50424D9482B8ECC"/>
         <w:category>
           <w:name w:val="General"/>
           <w:gallery w:val="placeholder"/>
@@ -29709,12 +29626,12 @@
         <w:behaviors>
           <w:behavior w:val="content"/>
         </w:behaviors>
-        <w:guid w:val="{C5C62921-776E-4168-94F5-E584790A9364}"/>
+        <w:guid w:val="{C983F5C5-BD8C-4E9E-AAA7-D4ECE2DC5E1B}"/>
       </w:docPartPr>
       <w:docPartBody>
         <w:p>
           <w:pPr>
-            <w:pStyle w:val="26424A0B3206406BBAE8CEF6ED609EB8"/>
+            <w:pStyle w:val="6CD426790E154188B50424D9482B8ECC"/>
           </w:pPr>
           <w:r>
             <w:rPr>
@@ -29727,7 +29644,7 @@
     </w:docPart>
     <w:docPart>
       <w:docPartPr>
-        <w:name w:val="87C40E88C3ED4F7396B9CE734D8B8244"/>
+        <w:name w:val="525177B48B4E426FAAD31FFEB6F456A7"/>
         <w:category>
           <w:name w:val="General"/>
           <w:gallery w:val="placeholder"/>
@@ -29738,12 +29655,12 @@
         <w:behaviors>
           <w:behavior w:val="content"/>
         </w:behaviors>
-        <w:guid w:val="{03C050A6-2E07-4D19-B37F-A55D105CA60E}"/>
+        <w:guid w:val="{5E9CD997-F4FF-495E-9C5B-98574839BF4D}"/>
       </w:docPartPr>
       <w:docPartBody>
         <w:p>
           <w:pPr>
-            <w:pStyle w:val="87C40E88C3ED4F7396B9CE734D8B8244"/>
+            <w:pStyle w:val="525177B48B4E426FAAD31FFEB6F456A7"/>
           </w:pPr>
           <w:r>
             <w:rPr>
@@ -29756,7 +29673,7 @@
     </w:docPart>
     <w:docPart>
       <w:docPartPr>
-        <w:name w:val="74B1B063A19F4C399073BA15241636CE"/>
+        <w:name w:val="8FF530DCF1ED45A1806AD94C3E76A1B0"/>
         <w:category>
           <w:name w:val="General"/>
           <w:gallery w:val="placeholder"/>
@@ -29767,12 +29684,12 @@
         <w:behaviors>
           <w:behavior w:val="content"/>
         </w:behaviors>
-        <w:guid w:val="{B2E243C3-B5C8-40FF-B5AA-C3CE76A73507}"/>
+        <w:guid w:val="{E43A78CD-3D3F-4723-9A49-ACEEC1559868}"/>
       </w:docPartPr>
       <w:docPartBody>
         <w:p>
           <w:pPr>
-            <w:pStyle w:val="74B1B063A19F4C399073BA15241636CE"/>
+            <w:pStyle w:val="8FF530DCF1ED45A1806AD94C3E76A1B0"/>
           </w:pPr>
           <w:r>
             <w:rPr>
@@ -29785,7 +29702,7 @@
     </w:docPart>
     <w:docPart>
       <w:docPartPr>
-        <w:name w:val="898A78423E094227B360A760879108E2"/>
+        <w:name w:val="280963AE838449118B667FEAE8BD71EF"/>
         <w:category>
           <w:name w:val="General"/>
           <w:gallery w:val="placeholder"/>
@@ -29796,12 +29713,12 @@
         <w:behaviors>
           <w:behavior w:val="content"/>
         </w:behaviors>
-        <w:guid w:val="{2DB58F9B-9217-4CF9-9591-1AFCE7436B05}"/>
+        <w:guid w:val="{45A2DE6A-673D-4B10-B134-ABD95A81C5D5}"/>
       </w:docPartPr>
       <w:docPartBody>
         <w:p>
           <w:pPr>
-            <w:pStyle w:val="898A78423E094227B360A760879108E2"/>
+            <w:pStyle w:val="280963AE838449118B667FEAE8BD71EF"/>
           </w:pPr>
           <w:r>
             <w:rPr>
@@ -29814,7 +29731,7 @@
     </w:docPart>
     <w:docPart>
       <w:docPartPr>
-        <w:name w:val="53D2AACE8C79412488A6EB195DAD9C04"/>
+        <w:name w:val="55512A58E9EE48DDADC1466E585D34D2"/>
         <w:category>
           <w:name w:val="General"/>
           <w:gallery w:val="placeholder"/>
@@ -29825,12 +29742,12 @@
         <w:behaviors>
           <w:behavior w:val="content"/>
         </w:behaviors>
-        <w:guid w:val="{1B2F18F4-22E3-498B-B42A-B79D124EA09E}"/>
+        <w:guid w:val="{EFF8DE04-35C7-4BEC-A63B-D6B9653D9BFB}"/>
       </w:docPartPr>
       <w:docPartBody>
         <w:p>
           <w:pPr>
-            <w:pStyle w:val="53D2AACE8C79412488A6EB195DAD9C04"/>
+            <w:pStyle w:val="55512A58E9EE48DDADC1466E585D34D2"/>
           </w:pPr>
           <w:r>
             <w:rPr>
@@ -29843,7 +29760,7 @@
     </w:docPart>
     <w:docPart>
       <w:docPartPr>
-        <w:name w:val="79CF8EBF19A84204992A55A6691B7203"/>
+        <w:name w:val="141D7BC00BC1463E8B78EEDED3CF387C"/>
         <w:category>
           <w:name w:val="General"/>
           <w:gallery w:val="placeholder"/>
@@ -29854,12 +29771,12 @@
         <w:behaviors>
           <w:behavior w:val="content"/>
         </w:behaviors>
-        <w:guid w:val="{973CD74B-8E89-4524-994A-902A751A4BDD}"/>
+        <w:guid w:val="{67891ADE-8F13-4F2B-9906-7ABDB267A6FF}"/>
       </w:docPartPr>
       <w:docPartBody>
         <w:p>
           <w:pPr>
-            <w:pStyle w:val="79CF8EBF19A84204992A55A6691B7203"/>
+            <w:pStyle w:val="141D7BC00BC1463E8B78EEDED3CF387C"/>
           </w:pPr>
           <w:r>
             <w:rPr>
@@ -29872,7 +29789,7 @@
     </w:docPart>
     <w:docPart>
       <w:docPartPr>
-        <w:name w:val="94DF3C38AE5343D39AF723ADB59007A9"/>
+        <w:name w:val="B606B745B30A4BB6AFFBEAAF706A6AB1"/>
         <w:category>
           <w:name w:val="General"/>
           <w:gallery w:val="placeholder"/>
@@ -29883,12 +29800,12 @@
         <w:behaviors>
           <w:behavior w:val="content"/>
         </w:behaviors>
-        <w:guid w:val="{40B72D2D-D8A1-4A5B-A547-F17EE211AD55}"/>
+        <w:guid w:val="{B144E5B9-8B76-467D-B5BD-1581828954FA}"/>
       </w:docPartPr>
       <w:docPartBody>
         <w:p>
           <w:pPr>
-            <w:pStyle w:val="94DF3C38AE5343D39AF723ADB59007A9"/>
+            <w:pStyle w:val="B606B745B30A4BB6AFFBEAAF706A6AB1"/>
           </w:pPr>
           <w:r>
             <w:rPr>
@@ -29901,7 +29818,7 @@
     </w:docPart>
     <w:docPart>
       <w:docPartPr>
-        <w:name w:val="83347B08555348CF8EA87ECA73A2CCA7"/>
+        <w:name w:val="673F436B94CF4567860E2A36BD38D920"/>
         <w:category>
           <w:name w:val="General"/>
           <w:gallery w:val="placeholder"/>
@@ -29912,12 +29829,12 @@
         <w:behaviors>
           <w:behavior w:val="content"/>
         </w:behaviors>
-        <w:guid w:val="{F4A0393D-17AC-4B6D-8803-59CB81CD1B50}"/>
+        <w:guid w:val="{26246537-294E-4B67-8C51-D8515C9764B6}"/>
       </w:docPartPr>
       <w:docPartBody>
         <w:p>
           <w:pPr>
-            <w:pStyle w:val="83347B08555348CF8EA87ECA73A2CCA7"/>
+            <w:pStyle w:val="673F436B94CF4567860E2A36BD38D920"/>
           </w:pPr>
           <w:r>
             <w:rPr>
@@ -29930,7 +29847,7 @@
     </w:docPart>
     <w:docPart>
       <w:docPartPr>
-        <w:name w:val="BFDE1786E5AF429480DA160151C3CC27"/>
+        <w:name w:val="897CFE31E68842D19ABB83BFD0B6A6F7"/>
         <w:category>
           <w:name w:val="General"/>
           <w:gallery w:val="placeholder"/>
@@ -29941,12 +29858,12 @@
         <w:behaviors>
           <w:behavior w:val="content"/>
         </w:behaviors>
-        <w:guid w:val="{8BE6AE0E-5C08-4C96-9570-0437C82A033C}"/>
+        <w:guid w:val="{7E3A36D8-BDD3-4562-AB66-4E56682BE8BE}"/>
       </w:docPartPr>
       <w:docPartBody>
         <w:p>
           <w:pPr>
-            <w:pStyle w:val="BFDE1786E5AF429480DA160151C3CC27"/>
+            <w:pStyle w:val="897CFE31E68842D19ABB83BFD0B6A6F7"/>
           </w:pPr>
           <w:r>
             <w:rPr>
@@ -29959,7 +29876,7 @@
     </w:docPart>
     <w:docPart>
       <w:docPartPr>
-        <w:name w:val="9F7FA6372E734447B8223E3A7BEC74F2"/>
+        <w:name w:val="598CA6281D054F7CA828EEA48C18E975"/>
         <w:category>
           <w:name w:val="General"/>
           <w:gallery w:val="placeholder"/>
@@ -29970,12 +29887,12 @@
         <w:behaviors>
           <w:behavior w:val="content"/>
         </w:behaviors>
-        <w:guid w:val="{CC1C0708-A124-4D41-9825-D5FD4C7EC7DB}"/>
+        <w:guid w:val="{C096A53E-BDCD-49E8-AEF4-6F8C7FF2D75B}"/>
       </w:docPartPr>
       <w:docPartBody>
         <w:p>
           <w:pPr>
-            <w:pStyle w:val="9F7FA6372E734447B8223E3A7BEC74F2"/>
+            <w:pStyle w:val="598CA6281D054F7CA828EEA48C18E975"/>
           </w:pPr>
           <w:r>
             <w:rPr>
@@ -29988,7 +29905,7 @@
     </w:docPart>
     <w:docPart>
       <w:docPartPr>
-        <w:name w:val="70133AD24F3641B783EBB2AFD6A5884A"/>
+        <w:name w:val="877C9E1E8FDA43799D714B01EF51E63E"/>
         <w:category>
           <w:name w:val="General"/>
           <w:gallery w:val="placeholder"/>
@@ -29999,12 +29916,12 @@
         <w:behaviors>
           <w:behavior w:val="content"/>
         </w:behaviors>
-        <w:guid w:val="{FE069A8B-A9F1-43ED-9F96-00C80EF72C35}"/>
+        <w:guid w:val="{52C32485-A942-43DA-8440-E8BBA2456E86}"/>
       </w:docPartPr>
       <w:docPartBody>
         <w:p>
           <w:pPr>
-            <w:pStyle w:val="70133AD24F3641B783EBB2AFD6A5884A"/>
+            <w:pStyle w:val="877C9E1E8FDA43799D714B01EF51E63E"/>
           </w:pPr>
           <w:r>
             <w:rPr>
@@ -30017,7 +29934,7 @@
     </w:docPart>
     <w:docPart>
       <w:docPartPr>
-        <w:name w:val="B2EEF435B0784C11A0A53E9CB276C640"/>
+        <w:name w:val="7ED8DBE0A1F5409FA62BBDD628FA1F52"/>
         <w:category>
           <w:name w:val="General"/>
           <w:gallery w:val="placeholder"/>
@@ -30028,12 +29945,12 @@
         <w:behaviors>
           <w:behavior w:val="content"/>
         </w:behaviors>
-        <w:guid w:val="{7A5744C5-B694-4D05-A463-EF2E963006CE}"/>
+        <w:guid w:val="{A67301FE-2589-453D-90AC-A41F637EC671}"/>
       </w:docPartPr>
       <w:docPartBody>
         <w:p>
           <w:pPr>
-            <w:pStyle w:val="B2EEF435B0784C11A0A53E9CB276C640"/>
+            <w:pStyle w:val="7ED8DBE0A1F5409FA62BBDD628FA1F52"/>
           </w:pPr>
           <w:r>
             <w:rPr>
@@ -30046,7 +29963,7 @@
     </w:docPart>
     <w:docPart>
       <w:docPartPr>
-        <w:name w:val="7170DF06094D469A8B22FD23A7AC75BA"/>
+        <w:name w:val="9A844983FFE744C7A07FBD914DADD485"/>
         <w:category>
           <w:name w:val="General"/>
           <w:gallery w:val="placeholder"/>
@@ -30057,12 +29974,12 @@
         <w:behaviors>
           <w:behavior w:val="content"/>
         </w:behaviors>
-        <w:guid w:val="{6CE2DD9B-CA23-4417-A0C8-6F679A408675}"/>
+        <w:guid w:val="{0C779F95-E7B5-4E5C-B378-B5B808EFA2B2}"/>
       </w:docPartPr>
       <w:docPartBody>
         <w:p>
           <w:pPr>
-            <w:pStyle w:val="7170DF06094D469A8B22FD23A7AC75BA"/>
+            <w:pStyle w:val="9A844983FFE744C7A07FBD914DADD485"/>
           </w:pPr>
           <w:r>
             <w:rPr>
@@ -30136,7 +30053,7 @@
     <w:sig w:usb0="00000001" w:usb1="10000040" w:usb2="00000000" w:usb3="00000000" w:csb0="80000001" w:csb1="00000000"/>
   </w:font>
   <w:font w:name="IDAutomation2D">
-    <w:altName w:val="Times New Roman"/>
+    <w:altName w:val="Cambria"/>
     <w:charset w:val="00"/>
     <w:family w:val="auto"/>
     <w:pitch w:val="variable"/>
@@ -30209,10 +30126,12 @@
     <w:rsid w:val="00687658"/>
     <w:rsid w:val="00763018"/>
     <w:rsid w:val="007A75D3"/>
+    <w:rsid w:val="008136BF"/>
     <w:rsid w:val="0087642A"/>
     <w:rsid w:val="008849CA"/>
     <w:rsid w:val="008B341C"/>
     <w:rsid w:val="008D4682"/>
+    <w:rsid w:val="008D4D40"/>
     <w:rsid w:val="0090692E"/>
     <w:rsid w:val="00954971"/>
     <w:rsid w:val="00990E79"/>
@@ -30223,6 +30142,7 @@
     <w:rsid w:val="00AE1E14"/>
     <w:rsid w:val="00B412B1"/>
     <w:rsid w:val="00B91F01"/>
+    <w:rsid w:val="00BB372D"/>
     <w:rsid w:val="00C204CD"/>
     <w:rsid w:val="00D16405"/>
     <w:rsid w:val="00D64085"/>
@@ -30690,7 +30610,7 @@
     <w:basedOn w:val="DefaultParagraphFont"/>
     <w:uiPriority w:val="99"/>
     <w:semiHidden/>
-    <w:rsid w:val="005169C9"/>
+    <w:rsid w:val="008136BF"/>
     <w:rPr>
       <w:color w:val="666666"/>
       <w:sz w:val="16"/>
@@ -30803,6 +30723,222 @@
   <w:style w:type="paragraph" w:customStyle="1" w:styleId="7170DF06094D469A8B22FD23A7AC75BA">
     <w:name w:val="7170DF06094D469A8B22FD23A7AC75BA"/>
     <w:rsid w:val="005169C9"/>
+  </w:style>
+  <w:style w:type="paragraph" w:customStyle="1" w:styleId="701CEBD826694D289446CA1B8C22E6FB">
+    <w:name w:val="701CEBD826694D289446CA1B8C22E6FB"/>
+    <w:rsid w:val="008136BF"/>
+  </w:style>
+  <w:style w:type="paragraph" w:customStyle="1" w:styleId="0F2795C311884DAC9F09BD1BFE1380D1">
+    <w:name w:val="0F2795C311884DAC9F09BD1BFE1380D1"/>
+    <w:rsid w:val="008136BF"/>
+  </w:style>
+  <w:style w:type="paragraph" w:customStyle="1" w:styleId="D5F831F0EE4B464892D4794322E4E9C9">
+    <w:name w:val="D5F831F0EE4B464892D4794322E4E9C9"/>
+    <w:rsid w:val="008136BF"/>
+  </w:style>
+  <w:style w:type="paragraph" w:customStyle="1" w:styleId="6AE7BD6AA5104329AE44B4F59EB95013">
+    <w:name w:val="6AE7BD6AA5104329AE44B4F59EB95013"/>
+    <w:rsid w:val="008136BF"/>
+  </w:style>
+  <w:style w:type="paragraph" w:customStyle="1" w:styleId="D2D3572044144DF7BFBCDFE5D8955B8A">
+    <w:name w:val="D2D3572044144DF7BFBCDFE5D8955B8A"/>
+    <w:rsid w:val="008136BF"/>
+  </w:style>
+  <w:style w:type="paragraph" w:customStyle="1" w:styleId="F531060F36D24E73A4FDEEE8F857C538">
+    <w:name w:val="F531060F36D24E73A4FDEEE8F857C538"/>
+    <w:rsid w:val="008136BF"/>
+  </w:style>
+  <w:style w:type="paragraph" w:customStyle="1" w:styleId="9A4820DCA79E48ECADF17BEBE80AA085">
+    <w:name w:val="9A4820DCA79E48ECADF17BEBE80AA085"/>
+    <w:rsid w:val="008136BF"/>
+  </w:style>
+  <w:style w:type="paragraph" w:customStyle="1" w:styleId="900DFA58E5A545859DD3F47DD19D5E14">
+    <w:name w:val="900DFA58E5A545859DD3F47DD19D5E14"/>
+    <w:rsid w:val="008136BF"/>
+  </w:style>
+  <w:style w:type="paragraph" w:customStyle="1" w:styleId="77B6F7174629497280AEBD6CFDBADC2C">
+    <w:name w:val="77B6F7174629497280AEBD6CFDBADC2C"/>
+    <w:rsid w:val="008136BF"/>
+  </w:style>
+  <w:style w:type="paragraph" w:customStyle="1" w:styleId="2FE397FBF562466D840C1DDCDDCACC09">
+    <w:name w:val="2FE397FBF562466D840C1DDCDDCACC09"/>
+    <w:rsid w:val="008136BF"/>
+  </w:style>
+  <w:style w:type="paragraph" w:customStyle="1" w:styleId="3F8F56F064944DFB97AEBB303DA3B32F">
+    <w:name w:val="3F8F56F064944DFB97AEBB303DA3B32F"/>
+    <w:rsid w:val="008136BF"/>
+  </w:style>
+  <w:style w:type="paragraph" w:customStyle="1" w:styleId="4B16F458B18E41A8A0A4BF570082AFA0">
+    <w:name w:val="4B16F458B18E41A8A0A4BF570082AFA0"/>
+    <w:rsid w:val="008136BF"/>
+  </w:style>
+  <w:style w:type="paragraph" w:customStyle="1" w:styleId="CAAB9F12558C40C995850A60F3C4C6DB">
+    <w:name w:val="CAAB9F12558C40C995850A60F3C4C6DB"/>
+    <w:rsid w:val="008136BF"/>
+  </w:style>
+  <w:style w:type="paragraph" w:customStyle="1" w:styleId="5F14E20ADF274DECBF2BD31907E6902B">
+    <w:name w:val="5F14E20ADF274DECBF2BD31907E6902B"/>
+    <w:rsid w:val="008136BF"/>
+  </w:style>
+  <w:style w:type="paragraph" w:customStyle="1" w:styleId="42D4F5EA361549F788272FDD8C268210">
+    <w:name w:val="42D4F5EA361549F788272FDD8C268210"/>
+    <w:rsid w:val="008136BF"/>
+  </w:style>
+  <w:style w:type="paragraph" w:customStyle="1" w:styleId="0198B14053FC4CEBB4A31474C9C58714">
+    <w:name w:val="0198B14053FC4CEBB4A31474C9C58714"/>
+    <w:rsid w:val="008136BF"/>
+  </w:style>
+  <w:style w:type="paragraph" w:customStyle="1" w:styleId="774E480AB09A496690E5650CB4D6619D">
+    <w:name w:val="774E480AB09A496690E5650CB4D6619D"/>
+    <w:rsid w:val="008136BF"/>
+  </w:style>
+  <w:style w:type="paragraph" w:customStyle="1" w:styleId="D47D59C14A1648A8902859BA13EB86A1">
+    <w:name w:val="D47D59C14A1648A8902859BA13EB86A1"/>
+    <w:rsid w:val="008136BF"/>
+  </w:style>
+  <w:style w:type="paragraph" w:customStyle="1" w:styleId="CB5134B179BD4363BDFA02B716B15551">
+    <w:name w:val="CB5134B179BD4363BDFA02B716B15551"/>
+    <w:rsid w:val="008136BF"/>
+  </w:style>
+  <w:style w:type="paragraph" w:customStyle="1" w:styleId="66914786EC254255A8FEF8B43D909AB3">
+    <w:name w:val="66914786EC254255A8FEF8B43D909AB3"/>
+    <w:rsid w:val="008136BF"/>
+  </w:style>
+  <w:style w:type="paragraph" w:customStyle="1" w:styleId="1A4B9E804B884385A9C49624F08B15D4">
+    <w:name w:val="1A4B9E804B884385A9C49624F08B15D4"/>
+    <w:rsid w:val="008136BF"/>
+  </w:style>
+  <w:style w:type="paragraph" w:customStyle="1" w:styleId="92BD024FBD3A41BA9EDB5CFF720BA91B">
+    <w:name w:val="92BD024FBD3A41BA9EDB5CFF720BA91B"/>
+    <w:rsid w:val="008136BF"/>
+  </w:style>
+  <w:style w:type="paragraph" w:customStyle="1" w:styleId="13C20F0CAC6540E79A429F061B4F3117">
+    <w:name w:val="13C20F0CAC6540E79A429F061B4F3117"/>
+    <w:rsid w:val="008136BF"/>
+  </w:style>
+  <w:style w:type="paragraph" w:customStyle="1" w:styleId="D1ED53869EED4CC6B96F0369B3795D89">
+    <w:name w:val="D1ED53869EED4CC6B96F0369B3795D89"/>
+    <w:rsid w:val="008136BF"/>
+  </w:style>
+  <w:style w:type="paragraph" w:customStyle="1" w:styleId="99155E96CD674606ABCD10A2B88BA780">
+    <w:name w:val="99155E96CD674606ABCD10A2B88BA780"/>
+    <w:rsid w:val="008136BF"/>
+  </w:style>
+  <w:style w:type="paragraph" w:customStyle="1" w:styleId="BC044D7F674F4974AD528CE873AB812F">
+    <w:name w:val="BC044D7F674F4974AD528CE873AB812F"/>
+    <w:rsid w:val="008136BF"/>
+  </w:style>
+  <w:style w:type="paragraph" w:customStyle="1" w:styleId="4E58D9EA1592473CB42AA92679579E22">
+    <w:name w:val="4E58D9EA1592473CB42AA92679579E22"/>
+    <w:rsid w:val="008136BF"/>
+  </w:style>
+  <w:style w:type="paragraph" w:customStyle="1" w:styleId="76CA3A99484D49388901EC11CE01811A">
+    <w:name w:val="76CA3A99484D49388901EC11CE01811A"/>
+    <w:rsid w:val="008136BF"/>
+  </w:style>
+  <w:style w:type="paragraph" w:customStyle="1" w:styleId="3849854FAFD542BBA47B2AF1BE7E785A">
+    <w:name w:val="3849854FAFD542BBA47B2AF1BE7E785A"/>
+    <w:rsid w:val="008136BF"/>
+  </w:style>
+  <w:style w:type="paragraph" w:customStyle="1" w:styleId="8C01ACFAFCED4C3EB5A7FC20EEADB2D8">
+    <w:name w:val="8C01ACFAFCED4C3EB5A7FC20EEADB2D8"/>
+    <w:rsid w:val="008136BF"/>
+  </w:style>
+  <w:style w:type="paragraph" w:customStyle="1" w:styleId="82694538020141028B68947BED241F43">
+    <w:name w:val="82694538020141028B68947BED241F43"/>
+    <w:rsid w:val="008136BF"/>
+  </w:style>
+  <w:style w:type="paragraph" w:customStyle="1" w:styleId="1B37646AC40F42AD86CAA2863A04E739">
+    <w:name w:val="1B37646AC40F42AD86CAA2863A04E739"/>
+    <w:rsid w:val="008136BF"/>
+  </w:style>
+  <w:style w:type="paragraph" w:customStyle="1" w:styleId="0BA644C237B14A3993FADBDDE482406F">
+    <w:name w:val="0BA644C237B14A3993FADBDDE482406F"/>
+    <w:rsid w:val="008136BF"/>
+  </w:style>
+  <w:style w:type="paragraph" w:customStyle="1" w:styleId="E3F46D49F53B4A72B72A97D03CE95B1B">
+    <w:name w:val="E3F46D49F53B4A72B72A97D03CE95B1B"/>
+    <w:rsid w:val="008136BF"/>
+  </w:style>
+  <w:style w:type="paragraph" w:customStyle="1" w:styleId="46C04310E49F4904B2D566E0ACBF395D">
+    <w:name w:val="46C04310E49F4904B2D566E0ACBF395D"/>
+    <w:rsid w:val="008136BF"/>
+  </w:style>
+  <w:style w:type="paragraph" w:customStyle="1" w:styleId="2662064B1CFC40B2981F354D42D02F07">
+    <w:name w:val="2662064B1CFC40B2981F354D42D02F07"/>
+    <w:rsid w:val="008136BF"/>
+  </w:style>
+  <w:style w:type="paragraph" w:customStyle="1" w:styleId="86559230938A4450B55185333A490B1E">
+    <w:name w:val="86559230938A4450B55185333A490B1E"/>
+    <w:rsid w:val="008136BF"/>
+  </w:style>
+  <w:style w:type="paragraph" w:customStyle="1" w:styleId="D855A8CA8BFF47F49922930D6DED576E">
+    <w:name w:val="D855A8CA8BFF47F49922930D6DED576E"/>
+    <w:rsid w:val="008136BF"/>
+  </w:style>
+  <w:style w:type="paragraph" w:customStyle="1" w:styleId="090D16002A8C4CFFB3BE77B0911661D2">
+    <w:name w:val="090D16002A8C4CFFB3BE77B0911661D2"/>
+    <w:rsid w:val="008136BF"/>
+  </w:style>
+  <w:style w:type="paragraph" w:customStyle="1" w:styleId="FC010AF4439344D9BAF1B07320293DEC">
+    <w:name w:val="FC010AF4439344D9BAF1B07320293DEC"/>
+    <w:rsid w:val="008136BF"/>
+  </w:style>
+  <w:style w:type="paragraph" w:customStyle="1" w:styleId="C5694F9B35E64F85B1B8C9332354F53A">
+    <w:name w:val="C5694F9B35E64F85B1B8C9332354F53A"/>
+    <w:rsid w:val="008136BF"/>
+  </w:style>
+  <w:style w:type="paragraph" w:customStyle="1" w:styleId="6CD426790E154188B50424D9482B8ECC">
+    <w:name w:val="6CD426790E154188B50424D9482B8ECC"/>
+    <w:rsid w:val="008136BF"/>
+  </w:style>
+  <w:style w:type="paragraph" w:customStyle="1" w:styleId="525177B48B4E426FAAD31FFEB6F456A7">
+    <w:name w:val="525177B48B4E426FAAD31FFEB6F456A7"/>
+    <w:rsid w:val="008136BF"/>
+  </w:style>
+  <w:style w:type="paragraph" w:customStyle="1" w:styleId="8FF530DCF1ED45A1806AD94C3E76A1B0">
+    <w:name w:val="8FF530DCF1ED45A1806AD94C3E76A1B0"/>
+    <w:rsid w:val="008136BF"/>
+  </w:style>
+  <w:style w:type="paragraph" w:customStyle="1" w:styleId="280963AE838449118B667FEAE8BD71EF">
+    <w:name w:val="280963AE838449118B667FEAE8BD71EF"/>
+    <w:rsid w:val="008136BF"/>
+  </w:style>
+  <w:style w:type="paragraph" w:customStyle="1" w:styleId="55512A58E9EE48DDADC1466E585D34D2">
+    <w:name w:val="55512A58E9EE48DDADC1466E585D34D2"/>
+    <w:rsid w:val="008136BF"/>
+  </w:style>
+  <w:style w:type="paragraph" w:customStyle="1" w:styleId="141D7BC00BC1463E8B78EEDED3CF387C">
+    <w:name w:val="141D7BC00BC1463E8B78EEDED3CF387C"/>
+    <w:rsid w:val="008136BF"/>
+  </w:style>
+  <w:style w:type="paragraph" w:customStyle="1" w:styleId="B606B745B30A4BB6AFFBEAAF706A6AB1">
+    <w:name w:val="B606B745B30A4BB6AFFBEAAF706A6AB1"/>
+    <w:rsid w:val="008136BF"/>
+  </w:style>
+  <w:style w:type="paragraph" w:customStyle="1" w:styleId="673F436B94CF4567860E2A36BD38D920">
+    <w:name w:val="673F436B94CF4567860E2A36BD38D920"/>
+    <w:rsid w:val="008136BF"/>
+  </w:style>
+  <w:style w:type="paragraph" w:customStyle="1" w:styleId="897CFE31E68842D19ABB83BFD0B6A6F7">
+    <w:name w:val="897CFE31E68842D19ABB83BFD0B6A6F7"/>
+    <w:rsid w:val="008136BF"/>
+  </w:style>
+  <w:style w:type="paragraph" w:customStyle="1" w:styleId="598CA6281D054F7CA828EEA48C18E975">
+    <w:name w:val="598CA6281D054F7CA828EEA48C18E975"/>
+    <w:rsid w:val="008136BF"/>
+  </w:style>
+  <w:style w:type="paragraph" w:customStyle="1" w:styleId="877C9E1E8FDA43799D714B01EF51E63E">
+    <w:name w:val="877C9E1E8FDA43799D714B01EF51E63E"/>
+    <w:rsid w:val="008136BF"/>
+  </w:style>
+  <w:style w:type="paragraph" w:customStyle="1" w:styleId="7ED8DBE0A1F5409FA62BBDD628FA1F52">
+    <w:name w:val="7ED8DBE0A1F5409FA62BBDD628FA1F52"/>
+    <w:rsid w:val="008136BF"/>
+  </w:style>
+  <w:style w:type="paragraph" w:customStyle="1" w:styleId="9A844983FFE744C7A07FBD914DADD485">
+    <w:name w:val="9A844983FFE744C7A07FBD914DADD485"/>
+    <w:rsid w:val="008136BF"/>
   </w:style>
 </w:styles>
 </file>
@@ -31072,7 +31208,286 @@
 </we:webextension>
 </file>
 
-<file path=customXml/item1.xml>��< ? x m l   v e r s i o n = " 1 . 0 "   e n c o d i n g = " u t f - 1 6 " ? > < N a v W o r d R e p o r t X m l P a r t   x m l n s = " u r n : m i c r o s o f t - d y n a m i c s - b u s i n e s s c e n t r a l / i n t e r n a l / e x t e n d e d / r e p o r t s / I n v e n t o r y _ O r d e r _ D e t a i l s / 7 0 8 / " > +<file path=customXml/item1.xml>��< ? x m l   v e r s i o n = " 1 . 0 "   e n c o d i n g = " u t f - 1 6 " ? > < N a v W o r d R e p o r t X m l P a r t   x m l n s = " u r n : m i c r o s o f t - d y n a m i c s - n a v / r e p o r t s / I n v e n t o r y _ O r d e r _ D e t a i l s / 7 0 8 / " > + 
+     < B C R e p o r t I n f o r m a t i o n > + 
+         < R e p o r t M e t a d a t a > + 
+             < E x t e n s i o n I d > E x t e n s i o n   I D < / E x t e n s i o n I d > + 
+             < E x t e n s i o n N a m e > E x t e n s i o n   N a m e < / E x t e n s i o n N a m e > + 
+             < E x t e n s i o n P u b l i s h e r > E x t e n s i o n   P u b l i s h e r < / E x t e n s i o n P u b l i s h e r > + 
+             < E x t e n s i o n V e r s i o n > E x t e n s i o n   V e r s i o n < / E x t e n s i o n V e r s i o n > + 
+             < R e p o r t I d > R e p o r t   I D < / R e p o r t I d > + 
+             < R e p o r t N a m e > R e p o r t   N a m e < / R e p o r t N a m e > + 
+             < R e p o r t C a p t i o n > R e p o r t   C a p t i o n < / R e p o r t C a p t i o n > + 
+             < A b o u t T h i s R e p o r t T i t l e > A b o u t   T h i s   R e p o r t   T i t l e < / A b o u t T h i s R e p o r t T i t l e > + 
+             < A b o u t T h i s R e p o r t T e x t > A b o u t   T h i s   R e p o r t   T e x t < / A b o u t T h i s R e p o r t T e x t > + 
+             < R e p o r t H e l p L i n k > R e p o r t   H e l p   L i n k < / R e p o r t H e l p L i n k > + 
+         < / R e p o r t M e t a d a t a > + 
+         < R e p o r t R e q u e s t > + 
+             < T e n a n t E n t r a I d > T e n a n t   E n t r a   I d < / T e n a n t E n t r a I d > + 
+             < E n v i r o n m e n t N a m e > E n v i r o n m e n t   N a m e < / E n v i r o n m e n t N a m e > + 
+             < E n v i r o n m e n t T y p e > E n v i r o n m e n t   T y p e < / E n v i r o n m e n t T y p e > + 
+             < C o m p a n y N a m e > C o m p a n y   N a m e < / C o m p a n y N a m e > + 
+             < C o m p a n y D i s p l a y N a m e > C o m p a n y   D i s p l a y   N a m e < / C o m p a n y D i s p l a y N a m e > + 
+             < C o m p a n y I d > C o m p a n y   I D < / C o m p a n y I d > + 
+             < U s e r N a m e > U s e r   N a m e < / U s e r N a m e > + 
+             < D a t e A n d T i m e > D a t e   a n d   T i m e < / D a t e A n d T i m e > + 
+             < L a n g u a g e > L a n g u a g e < / L a n g u a g e > + 
+             < F o r m a t R e g i o n > F o r m a t   R e g i o n < / F o r m a t R e g i o n > + 
+             < D a t e T i m e V a l u e s > + 
+                 < Y e a r > Y e a r < / Y e a r > + 
+                 < M o n t h N u m b e r > M o n t h   N u m b e r < / M o n t h N u m b e r > + 
+                 < D a y N u m b e r > D a y   N u m b e r < / D a y N u m b e r > + 
+                 < H o u r > H o u r < / H o u r > + 
+                 < M i n u t e > M i n u t e < / M i n u t e > + 
+             < / D a t e T i m e V a l u e s > + 
+         < / R e p o r t R e q u e s t > + 
+         < C o m p a n y M e t a d a t a > + 
+             < C o m p a n y N a m e > C o m p a n y   N a m e < / C o m p a n y N a m e > + 
+             < C o m p a n y D i s p l a y N a m e > C o m p a n y   D i s p l a y   N a m e < / C o m p a n y D i s p l a y N a m e > + 
+             < C o m p a n y A d d r e s s L i n e s > + 
+                 < C o m p a n y A d d r e s s L i n e 1 > C o m p a n y   A d d r e s s   L i n e   1 < / C o m p a n y A d d r e s s L i n e 1 > + 
+                 < C o m p a n y A d d r e s s L i n e 2 > C o m p a n y   A d d r e s s   L i n e   2 < / C o m p a n y A d d r e s s L i n e 2 > + 
+                 < C o m p a n y A d d r e s s L i n e 3 > C o m p a n y   A d d r e s s   L i n e   3 < / C o m p a n y A d d r e s s L i n e 3 > + 
+                 < C o m p a n y A d d r e s s L i n e 4 > C o m p a n y   A d d r e s s   L i n e   4 < / C o m p a n y A d d r e s s L i n e 4 > + 
+                 < C o m p a n y A d d r e s s L i n e 5 > C o m p a n y   A d d r e s s   L i n e   5 < / C o m p a n y A d d r e s s L i n e 5 > + 
+                 < C o m p a n y A d d r e s s L i n e 6 > C o m p a n y   A d d r e s s   L i n e   6 < / C o m p a n y A d d r e s s L i n e 6 > + 
+                 < C o m p a n y A d d r e s s L i n e 7 > C o m p a n y   A d d r e s s   L i n e   7 < / C o m p a n y A d d r e s s L i n e 7 > + 
+                 < C o m p a n y A d d r e s s L i n e 8 > C o m p a n y   A d d r e s s   L i n e   8 < / C o m p a n y A d d r e s s L i n e 8 > + 
+             < / C o m p a n y A d d r e s s L i n e s > + 
+             < C o m p a n y P h o n e > C o m p a n y   P h o n e < / C o m p a n y P h o n e > + 
+             < C o m p a n y P h o n e C a p t i o n > C o m p a n y   P h o n e   C a p t i o n < / C o m p a n y P h o n e C a p t i o n > + 
+             < C o m p a n y F a x N o > C o m p a n y   F a x   N o . < / C o m p a n y F a x N o > + 
+             < C o m p a n y F a x N o C a p t i o n > C o m p a n y   F a x   N o .   C a p t i o n < / C o m p a n y F a x N o C a p t i o n > + 
+             < C o m p a n y E m a i l > C o m p a n y   E m a i l < / C o m p a n y E m a i l > + 
+             < C o m p a n y E m a i l C a p t i o n > C o m p a n y   E m a i l   C a p t i o n < / C o m p a n y E m a i l C a p t i o n > + 
+             < C o m p a n y H o m e P a g e > C o m p a n y   H o m e   P a g e < / C o m p a n y H o m e P a g e > + 
+             < C o m p a n y H o m e P a g e C a p t i o n > C o m p a n y   H o m e   P a g e   C a p t i o n < / C o m p a n y H o m e P a g e C a p t i o n > + 
+             < C o m p a n y L o g o > C o m p a n y   L o g o < / C o m p a n y L o g o > + 
+             < C o m p a n y V A T R e g i s t r a t i o n N o > C o m p a n y   V A T   R e g i s t r a t i o n   N o . < / C o m p a n y V A T R e g i s t r a t i o n N o > + 
+             < C o m p a n y V A T R e g i s t r a t i o n N o C a p t i o n > C o m p a n y   V A T   R e g i s t r a t i o n   N o .   C a p t i o n < / C o m p a n y V A T R e g i s t r a t i o n N o C a p t i o n > + 
+             < C o m p a n y R e g i s t r a t i o n N o > C o m p a n y   R e g i s t r a t i o n   N o . < / C o m p a n y R e g i s t r a t i o n N o > + 
+             < C o m p a n y R e g i s t r a t i o n N o C a p t i o n > C o m p a n y   R e g i s t r a t i o n   N o .   C a p t i o n < / C o m p a n y R e g i s t r a t i o n N o C a p t i o n > + 
+             < C o m p a n y B a n k N a m e > C o m p a n y   B a n k   N a m e < / C o m p a n y B a n k N a m e > + 
+             < C o m p a n y B a n k N a m e C a p t i o n > C o m p a n y   B a n k   N a m e   C a p t i o n < / C o m p a n y B a n k N a m e C a p t i o n > + 
+             < C o m p a n y B a n k A c c o u n t N o > C o m p a n y   B a n k   A c c o u n t   N o . < / C o m p a n y B a n k A c c o u n t N o > + 
+             < C o m p a n y B a n k A c c o u n t N o C a p t i o n > C o m p a n y   B a n k   A c c o u n t   N o .   C a p t i o n < / C o m p a n y B a n k A c c o u n t N o C a p t i o n > + 
+             < C o m p a n y B a n k B r a n c h N o > C o m p a n y   B a n k   B r a n c h   N o . < / C o m p a n y B a n k B r a n c h N o > + 
+             < C o m p a n y B a n k B r a n c h N o C a p t i o n > C o m p a n y   B a n k   B r a n c h   N o .   C a p t i o n < / C o m p a n y B a n k B r a n c h N o C a p t i o n > + 
+             < C o m p a n y I B A N > C o m p a n y   I B A N < / C o m p a n y I B A N > + 
+             < C o m p a n y I B A N C a p t i o n > C o m p a n y   I B A N   C a p t i o n < / C o m p a n y I B A N C a p t i o n > + 
+             < C o m p a n y B a n k S W I F T > C o m p a n y   B a n k   S W I F T < / C o m p a n y B a n k S W I F T > + 
+             < C o m p a n y B a n k S W I F T C a p t i o n > C o m p a n y   B a n k   S W I F T   C a p t i o n < / C o m p a n y B a n k S W I F T C a p t i o n > + 
+             < C o m p a n y G i r o N o > C o m p a n y   G i r o   N o . < / C o m p a n y G i r o N o > + 
+             < C o m p a n y G i r o N o C a p t i o n > C o m p a n y   G i r o   N o .   C a p t i o n < / C o m p a n y G i r o N o C a p t i o n > + 
+         < / C o m p a n y M e t a d a t a > + 
+     < / B C R e p o r t I n f o r m a t i o n > + 
+     < L a b e l s > + 
+         < A b o u t T h e R e p o r t L a b e l > A b o u t T h e R e p o r t L a b e l < / A b o u t T h e R e p o r t L a b e l > + 
+         < A s s e m b l y B O M _ I t e m C a p t i o n > A s s e m b l y B O M _ I t e m C a p t i o n < / A s s e m b l y B O M _ I t e m C a p t i o n > + 
+         < B a c k O r d e r Q t y L a b e l > B a c k O r d e r Q t y L a b e l < / B a c k O r d e r Q t y L a b e l > + 
+         < C o m p a n y L a b e l > C o m p a n y L a b e l < / C o m p a n y L a b e l > + 
+         < D a t a R e t r i e v e d > D a t a R e t r i e v e d < / D a t a R e t r i e v e d > + 
+         < D e s c r i p t i o n _ I t e m C a p t i o n > D e s c r i p t i o n _ I t e m C a p t i o n < / D e s c r i p t i o n _ I t e m C a p t i o n > + 
+         < D o c u m e n t a t i o n L a b e l > D o c u m e n t a t i o n L a b e l < / D o c u m e n t a t i o n L a b e l > + 
+         < E n v i r o n m e n t L a b e l > E n v i r o n m e n t L a b e l < / E n v i r o n m e n t L a b e l > + 
+         < I n v D i s c o u n t A m t _ S a l e s L i n e C a p t i o n > I n v D i s c o u n t A m t _ S a l e s L i n e C a p t i o n < / I n v D i s c o u n t A m t _ S a l e s L i n e C a p t i o n > + 
+         < I n v e n t o r y O r d e r D e t a i l s > I n v e n t o r y O r d e r D e t a i l s < / I n v e n t o r y O r d e r D e t a i l s > + 
+         < I n v e n t o r y O r d e r D e t a i l s P r i n t > I n v e n t o r y O r d e r D e t a i l s P r i n t < / I n v e n t o r y O r d e r D e t a i l s P r i n t > + 
+         < I n v e n t o r y P o s t i n g G r o u p _ I t e m C a p t i o n > I n v e n t o r y P o s t i n g G r o u p _ I t e m C a p t i o n < / I n v e n t o r y P o s t i n g G r o u p _ I t e m C a p t i o n > + 
+         < I n v O r d e r D e t a i l s A n a l y s i s > I n v O r d e r D e t a i l s A n a l y s i s < / I n v O r d e r D e t a i l s A n a l y s i s > + 
+         < N o _ I t e m C a p t i o n > N o _ I t e m C a p t i o n < / N o _ I t e m C a p t i o n > + 
+         < O u t s t a n d i n g A m t _ S a l e s L i n e C a p t i o n > O u t s t a n d i n g A m t _ S a l e s L i n e C a p t i o n < / O u t s t a n d i n g A m t _ S a l e s L i n e C a p t i o n > + 
+         < O u t s t a n d i n g A m t 1 _ S a l e s L i n e C a p t i o n > O u t s t a n d i n g A m t 1 _ S a l e s L i n e C a p t i o n < / O u t s t a n d i n g A m t 1 _ S a l e s L i n e C a p t i o n > + 
+         < O u t s t a n d i n g Q t y _ S a l e s L i n e C a p t i o n > O u t s t a n d i n g Q t y _ S a l e s L i n e C a p t i o n < / O u t s t a n d i n g Q t y _ S a l e s L i n e C a p t i o n > + 
+         < P o s t i n g D a t e F i l t e r L a b e l > P o s t i n g D a t e F i l t e r L a b e l < / P o s t i n g D a t e F i l t e r L a b e l > + 
+         < Q u a n t i t y _ S a l e s L i n e C a p t i o n > Q u a n t i t y _ S a l e s L i n e C a p t i o n < / Q u a n t i t y _ S a l e s L i n e C a p t i o n > + 
+         < R e p o r t N a m e L a b e l > R e p o r t N a m e L a b e l < / R e p o r t N a m e L a b e l > + 
+         < R u n O n L a b e l > R u n O n L a b e l < / R u n O n L a b e l > + 
+         < S a l e s H e a d e r B i l l t o N a m e C a p t i o n > S a l e s H e a d e r B i l l t o N a m e C a p t i o n < / S a l e s H e a d e r B i l l t o N a m e C a p t i o n > + 
+         < S a l e s L i n e D o c u m e n t N o C a p t i o n > S a l e s L i n e D o c u m e n t N o C a p t i o n < / S a l e s L i n e D o c u m e n t N o C a p t i o n > + 
+         < S a l e s L i n e L i n e D i s c o u n t C a p t i o n > S a l e s L i n e L i n e D i s c o u n t C a p t i o n < / S a l e s L i n e L i n e D i s c o u n t C a p t i o n > + 
+         < S a l e s L i n e U n i t P r i c e C a p t i o n > S a l e s L i n e U n i t P r i c e C a p t i o n < / S a l e s L i n e U n i t P r i c e C a p t i o n > + 
+         < S h i p m e n t D a t e L a b e l > S h i p m e n t D a t e L a b e l < / S h i p m e n t D a t e L a b e l > + 
+         < T o t a l L a b e l > T o t a l L a b e l < / T o t a l L a b e l > + 
+         < U s e r L a b e l > U s e r L a b e l < / U s e r L a b e l > + 
+     < / L a b e l s > + 
+     < I t e m > + 
+         < A s s e m b l y B O M _ I t e m > A s s e m b l y B O M _ I t e m < / A s s e m b l y B O M _ I t e m > + 
+         < D e s c r i p t i o n _ I t e m > D e s c r i p t i o n _ I t e m < / D e s c r i p t i o n _ I t e m > + 
+         < I n v e n t o r y P o s t i n g G r o u p _ I t e m > I n v e n t o r y P o s t i n g G r o u p _ I t e m < / I n v e n t o r y P o s t i n g G r o u p _ I t e m > + 
+         < I t e m F i l t e r > I t e m F i l t e r < / I t e m F i l t e r > + 
+         < I t e m T a b l e C a p t I t e m F i l t e r > I t e m T a b l e C a p t I t e m F i l t e r < / I t e m T a b l e C a p t I t e m F i l t e r > + 
+         < N o _ I t e m > N o _ I t e m < / N o _ I t e m > + 
+         < O u t s t a n d i n g A m t _ S a l e s L i n e > O u t s t a n d i n g A m t _ S a l e s L i n e < / O u t s t a n d i n g A m t _ S a l e s L i n e > + 
+         < S a l e s L i n e F i l t e r > S a l e s L i n e F i l t e r < / S a l e s L i n e F i l t e r > + 
+         < S t r S b S t N o S a l O d r L n S a l L n F l t > S t r S b S t N o S a l O d r L n S a l L n F l t < / S t r S b S t N o S a l O d r L n S a l L n F l t > + 
+         < S a l e s _ L i n e > + 
+             < B a c k O r d e r Q t y > B a c k O r d e r Q t y < / B a c k O r d e r Q t y > + 
+             < I n v D i s c o u n t A m t _ S a l e s L i n e > I n v D i s c o u n t A m t _ S a l e s L i n e < / I n v D i s c o u n t A m t _ S a l e s L i n e > + 
+             < O u t s t a n d i n g A m t 1 _ S a l e s L i n e > O u t s t a n d i n g A m t 1 _ S a l e s L i n e < / O u t s t a n d i n g A m t 1 _ S a l e s L i n e > + 
+             < O u t s t a n d i n g Q t y _ S a l e s L i n e > O u t s t a n d i n g Q t y _ S a l e s L i n e < / O u t s t a n d i n g Q t y _ S a l e s L i n e > + 
+             < Q u a n t i t y _ S a l e s L i n e > Q u a n t i t y _ S a l e s L i n e < / Q u a n t i t y _ S a l e s L i n e > + 
+             < S a l e s H e a d e r B i l l t o N a m e > S a l e s H e a d e r B i l l t o N a m e < / S a l e s H e a d e r B i l l t o N a m e > + 
+             < S a l e s L i n e D e s c r i p t i o n > S a l e s L i n e D e s c r i p t i o n < / S a l e s L i n e D e s c r i p t i o n > + 
+             < S a l e s L i n e D o c u m e n t N o > S a l e s L i n e D o c u m e n t N o < / S a l e s L i n e D o c u m e n t N o > + 
+             < S a l e s L i n e L i n e D i s c o u n t > S a l e s L i n e L i n e D i s c o u n t < / S a l e s L i n e L i n e D i s c o u n t > + 
+             < S a l e s L i n e U n i t P r i c e > S a l e s L i n e U n i t P r i c e < / S a l e s L i n e U n i t P r i c e > + 
+             < S h i p m e n t D a t e _ S a l e s L i n e > S h i p m e n t D a t e _ S a l e s L i n e < / S h i p m e n t D a t e _ S a l e s L i n e > + 
+         < / S a l e s _ L i n e > + 
+         < S u b T o t a l s > + 
+             < S u b T o t a l s _ B a c k O r d e r Q t y > S u b T o t a l s _ B a c k O r d e r Q t y < / S u b T o t a l s _ B a c k O r d e r Q t y > + 
+             < S u b T o t a l s _ O u t s t a n d i n g A m t > S u b T o t a l s _ O u t s t a n d i n g A m t < / S u b T o t a l s _ O u t s t a n d i n g A m t > + 
+             < S u b T o t a l s _ O u t s t a n d i n g Q t y > S u b T o t a l s _ O u t s t a n d i n g Q t y < / S u b T o t a l s _ O u t s t a n d i n g Q t y > + 
+         < / S u b T o t a l s > + 
+     < / I t e m > + 
+     < T o t a l s > + 
+         < T o t a l s _ N u m b e r > T o t a l s _ N u m b e r < / T o t a l s _ N u m b e r > + 
+         < T o t a l s _ O u t s t a n d i n g A m t > T o t a l s _ O u t s t a n d i n g A m t < / T o t a l s _ O u t s t a n d i n g A m t > + 
+     < / T o t a l s > + 
+ < / N a v W o r d R e p o r t X m l P a r t > 
+</file>
+
+<file path=customXml/item2.xml><?xml version="1.0" encoding="utf-8"?>
+<b:Sources xmlns:b="http://schemas.openxmlformats.org/officeDocument/2006/bibliography" xmlns="http://schemas.openxmlformats.org/officeDocument/2006/bibliography" SelectedStyle="\APASixthEditionOfficeOnline.xsl" StyleName="APA" Version="6"/>
+</file>
+
+<file path=customXml/item3.xml>��< ? x m l   v e r s i o n = " 1 . 0 "   e n c o d i n g = " u t f - 1 6 " ? > < N a v W o r d R e p o r t X m l P a r t   x m l n s = " u r n : m i c r o s o f t - d y n a m i c s - b u s i n e s s c e n t r a l / i n t e r n a l / e x t e n d e d / r e p o r t s / I n v e n t o r y _ O r d e r _ D e t a i l s / 7 0 8 / " >   
      < B C R e p o r t I n f o r m a t i o n >   
@@ -31423,291 +31838,10 @@
  < / N a v W o r d R e p o r t X m l P a r t > 
 </file>
 
-<file path=customXml/item2.xml><?xml version="1.0" encoding="utf-8"?>
-<b:Sources xmlns:b="http://schemas.openxmlformats.org/officeDocument/2006/bibliography" xmlns="http://schemas.openxmlformats.org/officeDocument/2006/bibliography" SelectedStyle="\APASixthEditionOfficeOnline.xsl" StyleName="APA" Version="6"/>
-</file>
-
-<file path=customXml/item3.xml>��< ? x m l   v e r s i o n = " 1 . 0 "   e n c o d i n g = " u t f - 1 6 " ? > - 
- < N a v W o r d R e p o r t X m l P a r t   x m l n s = " u r n : m i c r o s o f t - d y n a m i c s - n a v / r e p o r t s / I n v e n t o r y _ O r d e r _ D e t a i l s / 7 0 8 / " > - 
-     < B C R e p o r t I n f o r m a t i o n > - 
-         < R e p o r t M e t a d a t a > - 
-             < E x t e n s i o n I d > E x t e n s i o n   I D < / E x t e n s i o n I d > - 
-             < E x t e n s i o n N a m e > E x t e n s i o n   N a m e < / E x t e n s i o n N a m e > - 
-             < E x t e n s i o n P u b l i s h e r > E x t e n s i o n   P u b l i s h e r < / E x t e n s i o n P u b l i s h e r > - 
-             < E x t e n s i o n V e r s i o n > E x t e n s i o n   V e r s i o n < / E x t e n s i o n V e r s i o n > - 
-             < R e p o r t I d > R e p o r t   I D < / R e p o r t I d > - 
-             < R e p o r t N a m e > R e p o r t   N a m e < / R e p o r t N a m e > - 
-             < R e p o r t C a p t i o n > R e p o r t   C a p t i o n < / R e p o r t C a p t i o n > - 
-             < A b o u t T h i s R e p o r t T i t l e > A b o u t   T h i s   R e p o r t   T i t l e < / A b o u t T h i s R e p o r t T i t l e > - 
-             < A b o u t T h i s R e p o r t T e x t > A b o u t   T h i s   R e p o r t   T e x t < / A b o u t T h i s R e p o r t T e x t > - 
-             < R e p o r t H e l p L i n k > R e p o r t   H e l p   L i n k < / R e p o r t H e l p L i n k > - 
-         < / R e p o r t M e t a d a t a > - 
-         < R e p o r t R e q u e s t > - 
-             < T e n a n t E n t r a I d > T e n a n t   E n t r a   I d < / T e n a n t E n t r a I d > - 
-             < E n v i r o n m e n t N a m e > E n v i r o n m e n t   N a m e < / E n v i r o n m e n t N a m e > - 
-             < E n v i r o n m e n t T y p e > E n v i r o n m e n t   T y p e < / E n v i r o n m e n t T y p e > - 
-             < C o m p a n y N a m e > C o m p a n y   N a m e < / C o m p a n y N a m e > - 
-             < C o m p a n y D i s p l a y N a m e > C o m p a n y   D i s p l a y   N a m e < / C o m p a n y D i s p l a y N a m e > - 
-             < C o m p a n y I d > C o m p a n y   I D < / C o m p a n y I d > - 
-             < U s e r N a m e > U s e r   N a m e < / U s e r N a m e > - 
-             < D a t e A n d T i m e > D a t e   a n d   T i m e < / D a t e A n d T i m e > - 
-             < L a n g u a g e > L a n g u a g e < / L a n g u a g e > - 
-             < F o r m a t R e g i o n > F o r m a t   R e g i o n < / F o r m a t R e g i o n > - 
-             < D a t e T i m e V a l u e s > - 
-                 < Y e a r > Y e a r < / Y e a r > - 
-                 < M o n t h N u m b e r > M o n t h   N u m b e r < / M o n t h N u m b e r > - 
-                 < D a y N u m b e r > D a y   N u m b e r < / D a y N u m b e r > - 
-                 < H o u r > H o u r < / H o u r > - 
-                 < M i n u t e > M i n u t e < / M i n u t e > - 
-             < / D a t e T i m e V a l u e s > - 
-         < / R e p o r t R e q u e s t > - 
-         < C o m p a n y M e t a d a t a > - 
-             < C o m p a n y N a m e > C o m p a n y   N a m e < / C o m p a n y N a m e > - 
-             < C o m p a n y D i s p l a y N a m e > C o m p a n y   D i s p l a y   N a m e < / C o m p a n y D i s p l a y N a m e > - 
-             < C o m p a n y A d d r e s s L i n e s > - 
-                 < C o m p a n y A d d r e s s L i n e 1 > C o m p a n y   A d d r e s s   L i n e   1 < / C o m p a n y A d d r e s s L i n e 1 > - 
-                 < C o m p a n y A d d r e s s L i n e 2 > C o m p a n y   A d d r e s s   L i n e   2 < / C o m p a n y A d d r e s s L i n e 2 > - 
-                 < C o m p a n y A d d r e s s L i n e 3 > C o m p a n y   A d d r e s s   L i n e   3 < / C o m p a n y A d d r e s s L i n e 3 > - 
-                 < C o m p a n y A d d r e s s L i n e 4 > C o m p a n y   A d d r e s s   L i n e   4 < / C o m p a n y A d d r e s s L i n e 4 > - 
-                 < C o m p a n y A d d r e s s L i n e 5 > C o m p a n y   A d d r e s s   L i n e   5 < / C o m p a n y A d d r e s s L i n e 5 > - 
-                 < C o m p a n y A d d r e s s L i n e 6 > C o m p a n y   A d d r e s s   L i n e   6 < / C o m p a n y A d d r e s s L i n e 6 > - 
-                 < C o m p a n y A d d r e s s L i n e 7 > C o m p a n y   A d d r e s s   L i n e   7 < / C o m p a n y A d d r e s s L i n e 7 > - 
-                 < C o m p a n y A d d r e s s L i n e 8 > C o m p a n y   A d d r e s s   L i n e   8 < / C o m p a n y A d d r e s s L i n e 8 > - 
-             < / C o m p a n y A d d r e s s L i n e s > - 
-             < C o m p a n y P h o n e > C o m p a n y   P h o n e < / C o m p a n y P h o n e > - 
-             < C o m p a n y P h o n e C a p t i o n > C o m p a n y   P h o n e   C a p t i o n < / C o m p a n y P h o n e C a p t i o n > - 
-             < C o m p a n y F a x N o > C o m p a n y   F a x   N o . < / C o m p a n y F a x N o > - 
-             < C o m p a n y F a x N o C a p t i o n > C o m p a n y   F a x   N o .   C a p t i o n < / C o m p a n y F a x N o C a p t i o n > - 
-             < C o m p a n y E m a i l > C o m p a n y   E m a i l < / C o m p a n y E m a i l > - 
-             < C o m p a n y E m a i l C a p t i o n > C o m p a n y   E m a i l   C a p t i o n < / C o m p a n y E m a i l C a p t i o n > - 
-             < C o m p a n y H o m e P a g e > C o m p a n y   H o m e   P a g e < / C o m p a n y H o m e P a g e > - 
-             < C o m p a n y H o m e P a g e C a p t i o n > C o m p a n y   H o m e   P a g e   C a p t i o n < / C o m p a n y H o m e P a g e C a p t i o n > - 
-             < C o m p a n y L o g o > C o m p a n y   L o g o < / C o m p a n y L o g o > - 
-             < C o m p a n y V A T R e g i s t r a t i o n N o > C o m p a n y   V A T   R e g i s t r a t i o n   N o . < / C o m p a n y V A T R e g i s t r a t i o n N o > - 
-             < C o m p a n y V A T R e g i s t r a t i o n N o C a p t i o n > C o m p a n y   V A T   R e g i s t r a t i o n   N o .   C a p t i o n < / C o m p a n y V A T R e g i s t r a t i o n N o C a p t i o n > - 
-             < C o m p a n y R e g i s t r a t i o n N o > C o m p a n y   R e g i s t r a t i o n   N o . < / C o m p a n y R e g i s t r a t i o n N o > - 
-             < C o m p a n y R e g i s t r a t i o n N o C a p t i o n > C o m p a n y   R e g i s t r a t i o n   N o .   C a p t i o n < / C o m p a n y R e g i s t r a t i o n N o C a p t i o n > - 
-             < C o m p a n y B a n k N a m e > C o m p a n y   B a n k   N a m e < / C o m p a n y B a n k N a m e > - 
-             < C o m p a n y B a n k N a m e C a p t i o n > C o m p a n y   B a n k   N a m e   C a p t i o n < / C o m p a n y B a n k N a m e C a p t i o n > - 
-             < C o m p a n y B a n k A c c o u n t N o > C o m p a n y   B a n k   A c c o u n t   N o . < / C o m p a n y B a n k A c c o u n t N o > - 
-             < C o m p a n y B a n k A c c o u n t N o C a p t i o n > C o m p a n y   B a n k   A c c o u n t   N o .   C a p t i o n < / C o m p a n y B a n k A c c o u n t N o C a p t i o n > - 
-             < C o m p a n y B a n k B r a n c h N o > C o m p a n y   B a n k   B r a n c h   N o . < / C o m p a n y B a n k B r a n c h N o > - 
-             < C o m p a n y B a n k B r a n c h N o C a p t i o n > C o m p a n y   B a n k   B r a n c h   N o .   C a p t i o n < / C o m p a n y B a n k B r a n c h N o C a p t i o n > - 
-             < C o m p a n y I B A N > C o m p a n y   I B A N < / C o m p a n y I B A N > - 
-             < C o m p a n y I B A N C a p t i o n > C o m p a n y   I B A N   C a p t i o n < / C o m p a n y I B A N C a p t i o n > - 
-             < C o m p a n y B a n k S W I F T > C o m p a n y   B a n k   S W I F T < / C o m p a n y B a n k S W I F T > - 
-             < C o m p a n y B a n k S W I F T C a p t i o n > C o m p a n y   B a n k   S W I F T   C a p t i o n < / C o m p a n y B a n k S W I F T C a p t i o n > - 
-             < C o m p a n y G i r o N o > C o m p a n y   G i r o   N o . < / C o m p a n y G i r o N o > - 
-             < C o m p a n y G i r o N o C a p t i o n > C o m p a n y   G i r o   N o .   C a p t i o n < / C o m p a n y G i r o N o C a p t i o n > - 
-         < / C o m p a n y M e t a d a t a > - 
-     < / B C R e p o r t I n f o r m a t i o n > - 
-     < L a b e l s > - 
-         < A b o u t T h e R e p o r t L a b e l > A b o u t T h e R e p o r t L a b e l < / A b o u t T h e R e p o r t L a b e l > - 
-         < A s s e m b l y B O M _ I t e m C a p t i o n > A s s e m b l y B O M _ I t e m C a p t i o n < / A s s e m b l y B O M _ I t e m C a p t i o n > - 
-         < B a c k O r d e r Q t y L a b e l > B a c k O r d e r Q t y L a b e l < / B a c k O r d e r Q t y L a b e l > - 
-         < C o m p a n y L a b e l > C o m p a n y L a b e l < / C o m p a n y L a b e l > - 
-         < D a t a R e t r i e v e d > D a t a R e t r i e v e d < / D a t a R e t r i e v e d > - 
-         < D e s c r i p t i o n _ I t e m C a p t i o n > D e s c r i p t i o n _ I t e m C a p t i o n < / D e s c r i p t i o n _ I t e m C a p t i o n > - 
-         < D o c u m e n t a t i o n L a b e l > D o c u m e n t a t i o n L a b e l < / D o c u m e n t a t i o n L a b e l > - 
-         < E n v i r o n m e n t L a b e l > E n v i r o n m e n t L a b e l < / E n v i r o n m e n t L a b e l > - 
-         < I n v D i s c o u n t A m t _ S a l e s L i n e C a p t i o n > I n v D i s c o u n t A m t _ S a l e s L i n e C a p t i o n < / I n v D i s c o u n t A m t _ S a l e s L i n e C a p t i o n > - 
-         < I n v e n t o r y O r d e r D e t a i l s > I n v e n t o r y O r d e r D e t a i l s < / I n v e n t o r y O r d e r D e t a i l s > - 
-         < I n v e n t o r y O r d e r D e t a i l s P r i n t > I n v e n t o r y O r d e r D e t a i l s P r i n t < / I n v e n t o r y O r d e r D e t a i l s P r i n t > - 
-         < I n v e n t o r y P o s t i n g G r o u p _ I t e m C a p t i o n > I n v e n t o r y P o s t i n g G r o u p _ I t e m C a p t i o n < / I n v e n t o r y P o s t i n g G r o u p _ I t e m C a p t i o n > - 
-         < I n v O r d e r D e t a i l s A n a l y s i s > I n v O r d e r D e t a i l s A n a l y s i s < / I n v O r d e r D e t a i l s A n a l y s i s > - 
-         < N o _ I t e m C a p t i o n > N o _ I t e m C a p t i o n < / N o _ I t e m C a p t i o n > - 
-         < O u t s t a n d i n g A m t _ S a l e s L i n e C a p t i o n > O u t s t a n d i n g A m t _ S a l e s L i n e C a p t i o n < / O u t s t a n d i n g A m t _ S a l e s L i n e C a p t i o n > - 
-         < O u t s t a n d i n g A m t 1 _ S a l e s L i n e C a p t i o n > O u t s t a n d i n g A m t 1 _ S a l e s L i n e C a p t i o n < / O u t s t a n d i n g A m t 1 _ S a l e s L i n e C a p t i o n > - 
-         < O u t s t a n d i n g Q t y _ S a l e s L i n e C a p t i o n > O u t s t a n d i n g Q t y _ S a l e s L i n e C a p t i o n < / O u t s t a n d i n g Q t y _ S a l e s L i n e C a p t i o n > - 
-         < P o s t i n g D a t e F i l t e r L a b e l > P o s t i n g D a t e F i l t e r L a b e l < / P o s t i n g D a t e F i l t e r L a b e l > - 
-         < Q u a n t i t y _ S a l e s L i n e C a p t i o n > Q u a n t i t y _ S a l e s L i n e C a p t i o n < / Q u a n t i t y _ S a l e s L i n e C a p t i o n > - 
-         < R e p o r t N a m e L a b e l > R e p o r t N a m e L a b e l < / R e p o r t N a m e L a b e l > - 
-         < R u n O n L a b e l > R u n O n L a b e l < / R u n O n L a b e l > - 
-         < S a l e s H e a d e r B i l l t o N a m e C a p t i o n > S a l e s H e a d e r B i l l t o N a m e C a p t i o n < / S a l e s H e a d e r B i l l t o N a m e C a p t i o n > - 
-         < S a l e s L i n e D o c u m e n t N o C a p t i o n > S a l e s L i n e D o c u m e n t N o C a p t i o n < / S a l e s L i n e D o c u m e n t N o C a p t i o n > - 
-         < S a l e s L i n e L i n e D i s c o u n t C a p t i o n > S a l e s L i n e L i n e D i s c o u n t C a p t i o n < / S a l e s L i n e L i n e D i s c o u n t C a p t i o n > - 
-         < S a l e s L i n e U n i t P r i c e C a p t i o n > S a l e s L i n e U n i t P r i c e C a p t i o n < / S a l e s L i n e U n i t P r i c e C a p t i o n > - 
-         < S h i p m e n t D a t e L a b e l > S h i p m e n t D a t e L a b e l < / S h i p m e n t D a t e L a b e l > - 
-         < T o t a l L a b e l > T o t a l L a b e l < / T o t a l L a b e l > - 
-         < U s e r L a b e l > U s e r L a b e l < / U s e r L a b e l > - 
-     < / L a b e l s > - 
-     < I t e m > - 
-         < A s s e m b l y B O M _ I t e m > A s s e m b l y B O M _ I t e m < / A s s e m b l y B O M _ I t e m > - 
-         < D e s c r i p t i o n _ I t e m > D e s c r i p t i o n _ I t e m < / D e s c r i p t i o n _ I t e m > - 
-         < I n v e n t o r y P o s t i n g G r o u p _ I t e m > I n v e n t o r y P o s t i n g G r o u p _ I t e m < / I n v e n t o r y P o s t i n g G r o u p _ I t e m > - 
-         < I t e m F i l t e r > I t e m F i l t e r < / I t e m F i l t e r > - 
-         < I t e m T a b l e C a p t I t e m F i l t e r > I t e m T a b l e C a p t I t e m F i l t e r < / I t e m T a b l e C a p t I t e m F i l t e r > - 
-         < N o _ I t e m > N o _ I t e m < / N o _ I t e m > - 
-         < O u t s t a n d i n g A m t _ S a l e s L i n e > O u t s t a n d i n g A m t _ S a l e s L i n e < / O u t s t a n d i n g A m t _ S a l e s L i n e > - 
-         < S a l e s L i n e F i l t e r > S a l e s L i n e F i l t e r < / S a l e s L i n e F i l t e r > - 
-         < S t r S b S t N o S a l O d r L n S a l L n F l t > S t r S b S t N o S a l O d r L n S a l L n F l t < / S t r S b S t N o S a l O d r L n S a l L n F l t > - 
-         < S a l e s _ L i n e > - 
-             < B a c k O r d e r Q t y > B a c k O r d e r Q t y < / B a c k O r d e r Q t y > - 
-             < I n v D i s c o u n t A m t _ S a l e s L i n e > I n v D i s c o u n t A m t _ S a l e s L i n e < / I n v D i s c o u n t A m t _ S a l e s L i n e > - 
-             < O u t s t a n d i n g A m t 1 _ S a l e s L i n e > O u t s t a n d i n g A m t 1 _ S a l e s L i n e < / O u t s t a n d i n g A m t 1 _ S a l e s L i n e > - 
-             < O u t s t a n d i n g Q t y _ S a l e s L i n e > O u t s t a n d i n g Q t y _ S a l e s L i n e < / O u t s t a n d i n g Q t y _ S a l e s L i n e > - 
-             < Q u a n t i t y _ S a l e s L i n e > Q u a n t i t y _ S a l e s L i n e < / Q u a n t i t y _ S a l e s L i n e > - 
-             < S a l e s H e a d e r B i l l t o N a m e > S a l e s H e a d e r B i l l t o N a m e < / S a l e s H e a d e r B i l l t o N a m e > - 
-             < S a l e s L i n e D e s c r i p t i o n > S a l e s L i n e D e s c r i p t i o n < / S a l e s L i n e D e s c r i p t i o n > - 
-             < S a l e s L i n e D o c u m e n t N o > S a l e s L i n e D o c u m e n t N o < / S a l e s L i n e D o c u m e n t N o > - 
-             < S a l e s L i n e L i n e D i s c o u n t > S a l e s L i n e L i n e D i s c o u n t < / S a l e s L i n e L i n e D i s c o u n t > - 
-             < S a l e s L i n e U n i t P r i c e > S a l e s L i n e U n i t P r i c e < / S a l e s L i n e U n i t P r i c e > - 
-             < S h i p m e n t D a t e _ S a l e s L i n e > S h i p m e n t D a t e _ S a l e s L i n e < / S h i p m e n t D a t e _ S a l e s L i n e > - 
-         < / S a l e s _ L i n e > - 
-         < S u b T o t a l s > - 
-             < S u b T o t a l s _ B a c k O r d e r Q t y > S u b T o t a l s _ B a c k O r d e r Q t y < / S u b T o t a l s _ B a c k O r d e r Q t y > - 
-             < S u b T o t a l s _ O u t s t a n d i n g A m t > S u b T o t a l s _ O u t s t a n d i n g A m t < / S u b T o t a l s _ O u t s t a n d i n g A m t > - 
-             < S u b T o t a l s _ O u t s t a n d i n g Q t y > S u b T o t a l s _ O u t s t a n d i n g Q t y < / S u b T o t a l s _ O u t s t a n d i n g Q t y > - 
-         < / S u b T o t a l s > - 
-     < / I t e m > - 
-     < T o t a l s > - 
-         < T o t a l s _ N u m b e r > T o t a l s _ N u m b e r < / T o t a l s _ N u m b e r > - 
-         < T o t a l s _ O u t s t a n d i n g A m t > T o t a l s _ O u t s t a n d i n g A m t < / T o t a l s _ O u t s t a n d i n g A m t > - 
-     < / T o t a l s > - 
- < / N a v W o r d R e p o r t X m l P a r t > 
-</file>
-
 <file path=customXml/itemProps1.xml><?xml version="1.0" encoding="utf-8"?>
-<ds:datastoreItem xmlns:ds="http://schemas.openxmlformats.org/officeDocument/2006/customXml" ds:itemID="{05ED5A9D-0F9B-4ECE-BAEE-B8ABFE6E142E}">
+<ds:datastoreItem xmlns:ds="http://schemas.openxmlformats.org/officeDocument/2006/customXml" ds:itemID="{BD0AD12E-8658-489D-9919-DB6A9B0BB85F}">
   <ds:schemaRefs>
-    <ds:schemaRef ds:uri="urn:microsoft-dynamics-businesscentral/internal/extended/reports/Inventory_Order_Details/708/"/>
+    <ds:schemaRef ds:uri="urn:microsoft-dynamics-nav/reports/Inventory_Order_Details/708/"/>
   </ds:schemaRefs>
 </ds:datastoreItem>
 </file>
@@ -31721,9 +31855,9 @@
 </file>
 
 <file path=customXml/itemProps3.xml><?xml version="1.0" encoding="utf-8"?>
-<ds:datastoreItem xmlns:ds="http://schemas.openxmlformats.org/officeDocument/2006/customXml" ds:itemID="{BD0AD12E-8658-489D-9919-DB6A9B0BB85F}">
+<ds:datastoreItem xmlns:ds="http://schemas.openxmlformats.org/officeDocument/2006/customXml" ds:itemID="{05ED5A9D-0F9B-4ECE-BAEE-B8ABFE6E142E}">
   <ds:schemaRefs>
-    <ds:schemaRef ds:uri="urn:microsoft-dynamics-nav/reports/Inventory_Order_Details/708/"/>
+    <ds:schemaRef ds:uri="urn:microsoft-dynamics-businesscentral/internal/extended/reports/Inventory_Order_Details/708/"/>
   </ds:schemaRefs>
 </ds:datastoreItem>
 </file>

--- a/src/Layers/W1/BaseApp/Inventory/Reports/InventoryOrderDetailsBody.docx
+++ b/src/Layers/W1/BaseApp/Inventory/Reports/InventoryOrderDetailsBody.docx
@@ -92,7 +92,7 @@
     <w:tbl>
       <w:tblPr>
         <w:tblStyle w:val="BCDataTable"/>
-        <w:tblW w:w="4988" w:type="pct"/>
+        <w:tblW w:w="5000" w:type="pct"/>
         <w:tblLayout w:type="fixed"/>
         <w:tblLook w:val="0660" w:firstRow="1" w:lastRow="1" w:firstColumn="0" w:lastColumn="0" w:noHBand="1" w:noVBand="1"/>
       </w:tblPr>
@@ -239,6 +239,9 @@
                 <w:tcW w:w="442" w:type="pct"/>
               </w:tcPr>
               <w:p>
+                <w:pPr>
+                  <w:jc w:val="right"/>
+                </w:pPr>
                 <w:proofErr w:type="spellStart"/>
                 <w:r>
                   <w:t>OutstandingQty_SalesLineCaption</w:t>
@@ -266,6 +269,9 @@
                 <w:tcW w:w="409" w:type="pct"/>
               </w:tcPr>
               <w:p>
+                <w:pPr>
+                  <w:jc w:val="right"/>
+                </w:pPr>
                 <w:proofErr w:type="spellStart"/>
                 <w:r>
                   <w:t>BackOrderQtyLabel</w:t>
@@ -374,6 +380,9 @@
                 <w:tcW w:w="643" w:type="pct"/>
               </w:tcPr>
               <w:p>
+                <w:pPr>
+                  <w:jc w:val="right"/>
+                </w:pPr>
                 <w:r>
                   <w:t>OutstandingAmt1_SalesLineCaption</w:t>
                 </w:r>
@@ -401,8 +410,6 @@
         <w:sdtEndPr>
           <w:rPr>
             <w:rFonts w:cstheme="minorBidi"/>
-            <w:b/>
-            <w:bCs/>
             <w14:numSpacing w14:val="default"/>
           </w:rPr>
         </w:sdtEndPr>
@@ -420,8 +427,6 @@
             <w:sdtEndPr>
               <w:rPr>
                 <w:rFonts w:cstheme="minorBidi"/>
-                <w:b/>
-                <w:bCs/>
                 <w14:numSpacing w14:val="default"/>
               </w:rPr>
             </w:sdtEndPr>
@@ -438,16 +443,12 @@
                     <w:pPr>
                       <w:rPr>
                         <w:rFonts w:cstheme="minorHAnsi"/>
-                        <w:b/>
-                        <w:bCs/>
                       </w:rPr>
                     </w:pPr>
                     <w:sdt>
                       <w:sdtPr>
                         <w:rPr>
                           <w:rFonts w:cstheme="minorHAnsi"/>
-                          <w:b/>
-                          <w:bCs/>
                         </w:rPr>
                         <w:alias w:val="No_Item"/>
                         <w:tag w:val="#BC:InsertDataItem,DataItems/Item/No_Item"/>
@@ -464,8 +465,6 @@
                         <w:r>
                           <w:rPr>
                             <w:rFonts w:cstheme="minorHAnsi"/>
-                            <w:b/>
-                            <w:bCs/>
                           </w:rPr>
                           <w:t>No_Item</w:t>
                         </w:r>
@@ -478,8 +477,6 @@
                   <w:sdtPr>
                     <w:rPr>
                       <w:rFonts w:cstheme="minorHAnsi"/>
-                      <w:b/>
-                      <w:bCs/>
                     </w:rPr>
                     <w:alias w:val="Description_Item"/>
                     <w:tag w:val="#BC:InsertDataItem,DataItems/Item/Description_Item"/>
@@ -508,8 +505,6 @@
                         <w:r>
                           <w:rPr>
                             <w:rFonts w:cstheme="minorHAnsi"/>
-                            <w:b/>
-                            <w:bCs/>
                           </w:rPr>
                           <w:t>Description_Item</w:t>
                         </w:r>
@@ -527,7 +522,7 @@
                   </w:tcPr>
                   <w:tbl>
                     <w:tblPr>
-                      <w:tblStyle w:val="BCDataTableInternal"/>
+                      <w:tblStyle w:val="BCDataTable"/>
                       <w:tblW w:w="5000" w:type="pct"/>
                       <w:tblLayout w:type="fixed"/>
                       <w:tblLook w:val="0400" w:firstRow="0" w:lastRow="0" w:firstColumn="0" w:lastColumn="0" w:noHBand="0" w:noVBand="1"/>
@@ -547,7 +542,6 @@
                     <w:sdt>
                       <w:sdtPr>
                         <w:rPr>
-                          <w:b/>
                           <w14:numSpacing w14:val="tabular"/>
                         </w:rPr>
                         <w:alias w:val="Repeater: Sales_Line"/>
@@ -569,7 +563,6 @@
                         <w:sdt>
                           <w:sdtPr>
                             <w:rPr>
-                              <w:b/>
                               <w14:numSpacing w14:val="tabular"/>
                             </w:rPr>
                             <w:id w:val="285632905"/>
@@ -911,18 +904,13 @@
                   <w:p>
                     <w:pPr>
                       <w:spacing w:before="60" w:after="120"/>
-                      <w:rPr>
-                        <w:bCs/>
-                      </w:rPr>
+                      <w:rPr/>
                     </w:pPr>
                   </w:p>
                 </w:tc>
                 <w:sdt>
                   <w:sdtPr>
-                    <w:rPr>
-                      <w:b/>
-                      <w:bCs/>
-                    </w:rPr>
+                    <w:rPr/>
                     <w:alias w:val="Description_Item"/>
                     <w:tag w:val="#BC:InsertDataItem,DataItems/Item/Description_Item"/>
                     <w:id w:val="1690488786"/>
@@ -942,17 +930,11 @@
                       <w:p>
                         <w:pPr>
                           <w:spacing w:before="60" w:after="120"/>
-                          <w:rPr>
-                            <w:b/>
-                            <w:bCs/>
-                          </w:rPr>
+                          <w:rPr/>
                         </w:pPr>
                         <w:proofErr w:type="spellStart"/>
                         <w:r>
-                          <w:rPr>
-                            <w:b/>
-                            <w:bCs/>
-                          </w:rPr>
+                          <w:rPr/>
                           <w:t>Description_Item</w:t>
                         </w:r>
                         <w:proofErr w:type="spellEnd"/>
@@ -962,10 +944,7 @@
                 </w:sdt>
                 <w:sdt>
                   <w:sdtPr>
-                    <w:rPr>
-                      <w:b/>
-                      <w:bCs/>
-                    </w:rPr>
+                    <w:rPr/>
                     <w:alias w:val="SubTotals_OutstandingQty"/>
                     <w:tag w:val="#BC:InsertDataItem,DataItems/Item/SubTotals/SubTotals_OutstandingQty"/>
                     <w:id w:val="546494883"/>
@@ -985,17 +964,11 @@
                         <w:pPr>
                           <w:spacing w:before="60" w:after="120"/>
                           <w:jc w:val="right"/>
-                          <w:rPr>
-                            <w:b/>
-                            <w:bCs/>
-                          </w:rPr>
+                          <w:rPr/>
                         </w:pPr>
                         <w:proofErr w:type="spellStart"/>
                         <w:r>
-                          <w:rPr>
-                            <w:b/>
-                            <w:bCs/>
-                          </w:rPr>
+                          <w:rPr/>
                           <w:t>SubTotals_OutstandingQty</w:t>
                         </w:r>
                         <w:proofErr w:type="spellEnd"/>
@@ -1005,10 +978,7 @@
                 </w:sdt>
                 <w:sdt>
                   <w:sdtPr>
-                    <w:rPr>
-                      <w:b/>
-                      <w:bCs/>
-                    </w:rPr>
+                    <w:rPr/>
                     <w:alias w:val="SubTotals_BackOrderQty"/>
                     <w:tag w:val="#BC:InsertDataItem,DataItems/Item/SubTotals/SubTotals_BackOrderQty"/>
                     <w:id w:val="552667786"/>
@@ -1028,17 +998,11 @@
                         <w:pPr>
                           <w:spacing w:before="60" w:after="120"/>
                           <w:jc w:val="right"/>
-                          <w:rPr>
-                            <w:b/>
-                            <w:bCs/>
-                          </w:rPr>
+                          <w:rPr/>
                         </w:pPr>
                         <w:proofErr w:type="spellStart"/>
                         <w:r>
-                          <w:rPr>
-                            <w:b/>
-                            <w:bCs/>
-                          </w:rPr>
+                          <w:rPr/>
                           <w:t>SubTotals_BackOrderQty</w:t>
                         </w:r>
                         <w:proofErr w:type="spellEnd"/>
@@ -1054,10 +1018,7 @@
                     <w:pPr>
                       <w:spacing w:before="60" w:after="120"/>
                       <w:jc w:val="right"/>
-                      <w:rPr>
-                        <w:b/>
-                        <w:bCs/>
-                      </w:rPr>
+                      <w:rPr/>
                     </w:pPr>
                   </w:p>
                 </w:tc>
@@ -1069,10 +1030,7 @@
                     <w:pPr>
                       <w:spacing w:before="60" w:after="120"/>
                       <w:jc w:val="right"/>
-                      <w:rPr>
-                        <w:b/>
-                        <w:bCs/>
-                      </w:rPr>
+                      <w:rPr/>
                     </w:pPr>
                   </w:p>
                 </w:tc>
@@ -1084,10 +1042,7 @@
                     <w:pPr>
                       <w:spacing w:before="60" w:after="120"/>
                       <w:jc w:val="right"/>
-                      <w:rPr>
-                        <w:b/>
-                        <w:bCs/>
-                      </w:rPr>
+                      <w:rPr/>
                     </w:pPr>
                   </w:p>
                 </w:tc>
@@ -1097,10 +1052,7 @@
                   </w:tcPr>
                   <w:sdt>
                     <w:sdtPr>
-                      <w:rPr>
-                        <w:b/>
-                        <w:bCs/>
-                      </w:rPr>
+                      <w:rPr/>
                       <w:alias w:val="SubTotals_OutstandingAmt"/>
                       <w:tag w:val="#BC:InsertDataItem,DataItems/Item/SubTotals/SubTotals_OutstandingAmt"/>
                       <w:id w:val="-1888332654"/>
@@ -1116,17 +1068,11 @@
                         <w:pPr>
                           <w:spacing w:before="60" w:after="120"/>
                           <w:jc w:val="right"/>
-                          <w:rPr>
-                            <w:b/>
-                            <w:bCs/>
-                          </w:rPr>
+                          <w:rPr/>
                         </w:pPr>
                         <w:proofErr w:type="spellStart"/>
                         <w:r>
-                          <w:rPr>
-                            <w:b/>
-                            <w:bCs/>
-                          </w:rPr>
+                          <w:rPr/>
                           <w:t>SubTotals_OutstandingAmt</w:t>
                         </w:r>
                         <w:proofErr w:type="spellEnd"/>
@@ -1144,7 +1090,7 @@
     <w:tbl>
       <w:tblPr>
         <w:tblStyle w:val="BCTotalsTable"/>
-        <w:tblW w:w="4988" w:type="pct"/>
+        <w:tblW w:w="5000" w:type="pct"/>
         <w:tblLayout w:type="fixed"/>
         <w:tblLook w:val="0640" w:firstRow="0" w:lastRow="1" w:firstColumn="0" w:lastColumn="0" w:noHBand="1" w:noVBand="1"/>
         <w:tblCaption w:val="Total Block"/>
@@ -1163,6 +1109,9 @@
             <w:tcW w:w="8190" w:type="dxa"/>
           </w:tcPr>
           <w:p>
+            <w:pPr>
+              <w:jc w:val="right"/>
+            </w:pPr>
             <w:sdt>
               <w:sdtPr>
                 <w:alias w:val="TotalLabel"/>
@@ -2205,10 +2154,10 @@
   <w:docDefaults>
     <w:rPrDefault>
       <w:rPr>
-        <w:rFonts w:asciiTheme="minorHAnsi" w:eastAsiaTheme="minorEastAsia" w:hAnsiTheme="minorHAnsi" w:cstheme="minorBidi"/>
+        <w:rFonts w:asciiTheme="minorHAnsi" w:eastAsiaTheme="minorHAnsi" w:hAnsiTheme="minorHAnsi" w:cstheme="minorBidi"/>
         <w:kern w:val="2"/>
-        <w:sz w:val="24"/>
-        <w:szCs w:val="24"/>
+        <w:sz w:val="16"/>
+        <w:szCs w:val="16"/>
         <w:lang w:val="en-US" w:eastAsia="en-US" w:bidi="ar-SA"/>
         <w14:ligatures w14:val="standardContextual"/>
       </w:rPr>
@@ -2602,10 +2551,7 @@
     <w:qFormat/>
     <w:rsid w:val="007662C3"/>
     <w:rPr>
-      <w:rFonts w:eastAsiaTheme="minorHAnsi"/>
       <w:color w:val="4D614C" w:themeColor="text1"/>
-      <w:sz w:val="16"/>
-      <w:szCs w:val="16"/>
     </w:rPr>
   </w:style>
   <w:style w:type="paragraph" w:styleId="Heading1">

--- a/src/Layers/W1/BaseApp/Inventory/Reports/InventoryOrderDetailsBody.docx
+++ b/src/Layers/W1/BaseApp/Inventory/Reports/InventoryOrderDetailsBody.docx
@@ -4,89 +4,97 @@
   <w:body>
     <w:tbl>
       <w:tblPr>
-        <w:tblStyle w:val="TableGridLight"/>
-        <w:tblW w:w="0" w:type="auto"/>
-        <w:tblBorders>
-          <w:top w:val="none" w:sz="0" w:space="0" w:color="auto"/>
-          <w:left w:val="none" w:sz="0" w:space="0" w:color="auto"/>
-          <w:bottom w:val="none" w:sz="0" w:space="0" w:color="auto"/>
-          <w:right w:val="none" w:sz="0" w:space="0" w:color="auto"/>
-          <w:insideH w:val="none" w:sz="0" w:space="0" w:color="auto"/>
-          <w:insideV w:val="none" w:sz="0" w:space="0" w:color="auto"/>
-        </w:tblBorders>
-        <w:tblCellMar>
-          <w:left w:w="0" w:type="dxa"/>
-          <w:right w:w="0" w:type="dxa"/>
-        </w:tblCellMar>
-        <w:tblLook w:val="04A0" w:firstRow="1" w:lastRow="0" w:firstColumn="1" w:lastColumn="0" w:noHBand="0" w:noVBand="1"/>
+        <w:tblStyle w:val="BCBlockTable"/>
+        <w:tblW w:w="5000" w:type="pct"/>
+        <w:tblLayout w:type="fixed"/>
+        <w:tblLook w:val="0600" w:firstRow="0" w:lastRow="0" w:firstColumn="0" w:lastColumn="0" w:noHBand="1" w:noVBand="1"/>
+        <w:tblCaption w:val="bc-block:notes-1  "/>
       </w:tblPr>
       <w:tblGrid>
         <w:gridCol w:w="15426"/>
       </w:tblGrid>
-      <w:tr>
-        <w:trPr>
-          <w:trHeight w:val="389"/>
-        </w:trPr>
-        <w:sdt>
-          <w:sdtPr>
-            <w:alias w:val="ItemTableCaptItemFilter"/>
-            <w:tag w:val="#BC:InsertDataItem,DataItems/Item/ItemTableCaptItemFilter"/>
-            <w:id w:val="1103462186"/>
-            <w:placeholder>
-              <w:docPart w:val="DefaultPlaceholder_-1854013440"/>
-            </w:placeholder>
-            <w:dataBinding w:prefixMappings="xmlns:ns0='urn:microsoft-dynamics-nav/reports/Inventory_Order_Details/708/'" w:xpath="/ns0:NavWordReportXmlPart[1]/ns0:Item[1]/ns0:ItemTableCaptItemFilter[1]" w:storeItemID="{BD0AD12E-8658-489D-9919-DB6A9B0BB85F}"/>
-            <w15:color w:val="808080"/>
-            <w:text/>
-          </w:sdtPr>
-          <w:sdtContent>
-            <w:tc>
-              <w:tcPr>
-                <w:tcW w:w="15426" w:type="dxa"/>
-              </w:tcPr>
-              <w:p>
-                <w:proofErr w:type="spellStart"/>
-                <w:r>
-                  <w:t>ItemTableCaptItemFilter</w:t>
-                </w:r>
-                <w:proofErr w:type="spellEnd"/>
-              </w:p>
-            </w:tc>
-          </w:sdtContent>
-        </w:sdt>
-      </w:tr>
-      <w:tr>
-        <w:trPr>
-          <w:trHeight w:val="389"/>
-        </w:trPr>
-        <w:sdt>
-          <w:sdtPr>
-            <w:alias w:val="StrSbStNoSalOdrLnSalLnFlt"/>
-            <w:tag w:val="#BC:InsertDataItem,DataItems/Item/StrSbStNoSalOdrLnSalLnFlt"/>
-            <w:id w:val="607318186"/>
-            <w:placeholder>
-              <w:docPart w:val="DefaultPlaceholder_-1854013440"/>
-            </w:placeholder>
-            <w:dataBinding w:prefixMappings="xmlns:ns0='urn:microsoft-dynamics-nav/reports/Inventory_Order_Details/708/'" w:xpath="/ns0:NavWordReportXmlPart[1]/ns0:Item[1]/ns0:StrSbStNoSalOdrLnSalLnFlt[1]" w:storeItemID="{BD0AD12E-8658-489D-9919-DB6A9B0BB85F}"/>
-            <w15:color w:val="808080"/>
-            <w:text/>
-          </w:sdtPr>
-          <w:sdtContent>
-            <w:tc>
-              <w:tcPr>
-                <w:tcW w:w="15426" w:type="dxa"/>
-              </w:tcPr>
-              <w:p>
-                <w:proofErr w:type="spellStart"/>
-                <w:r>
-                  <w:t>StrSbStNoSalOdrLnSalLnFlt</w:t>
-                </w:r>
-                <w:proofErr w:type="spellEnd"/>
-              </w:p>
-            </w:tc>
-          </w:sdtContent>
-        </w:sdt>
-      </w:tr>
+      <w:sdt>
+        <w:sdtPr>
+          <w:alias w:val="Hide Table Row If Empty"/>
+          <w:tag w:val="#BC:HideTableRowIfEmpty"/>
+          <w:id w:val="-1630016438"/>
+        </w:sdtPr>
+        <w:sdtContent>
+          <w:tr>
+            <w:trPr>
+              <w:trHeight w:val="389"/>
+            </w:trPr>
+            <w:sdt>
+              <w:sdtPr>
+                <w:alias w:val="ItemTableCaptItemFilter"/>
+                <w:tag w:val="#BC:InsertDataItem,DataItems/Item/ItemTableCaptItemFilter"/>
+                <w:id w:val="1103462186"/>
+                <w:placeholder>
+                  <w:docPart w:val="DefaultPlaceholder_-1854013440"/>
+                </w:placeholder>
+                <w:dataBinding w:prefixMappings="xmlns:ns0='urn:microsoft-dynamics-nav/reports/Inventory_Order_Details/708/'" w:xpath="/ns0:NavWordReportXmlPart[1]/ns0:Item[1]/ns0:ItemTableCaptItemFilter[1]" w:storeItemID="{BD0AD12E-8658-489D-9919-DB6A9B0BB85F}"/>
+                <w15:color w:val="808080"/>
+                <w:text/>
+              </w:sdtPr>
+              <w:sdtContent>
+                <w:tc>
+                  <w:tcPr>
+                    <w:tcW w:w="15426" w:type="dxa"/>
+                  </w:tcPr>
+                  <w:p>
+                    <w:proofErr w:type="spellStart"/>
+                    <w:r>
+                      <w:t>ItemTableCaptItemFilter</w:t>
+                    </w:r>
+                    <w:proofErr w:type="spellEnd"/>
+                  </w:p>
+                </w:tc>
+              </w:sdtContent>
+            </w:sdt>
+          </w:tr>
+        </w:sdtContent>
+      </w:sdt>
+      <w:sdt>
+        <w:sdtPr>
+          <w:alias w:val="Hide Table Row If Empty"/>
+          <w:tag w:val="#BC:HideTableRowIfEmpty"/>
+          <w:id w:val="-1367825795"/>
+        </w:sdtPr>
+        <w:sdtContent>
+          <w:tr>
+            <w:trPr>
+              <w:trHeight w:val="389"/>
+            </w:trPr>
+            <w:sdt>
+              <w:sdtPr>
+                <w:alias w:val="StrSbStNoSalOdrLnSalLnFlt"/>
+                <w:tag w:val="#BC:InsertDataItem,DataItems/Item/StrSbStNoSalOdrLnSalLnFlt"/>
+                <w:id w:val="607318186"/>
+                <w:placeholder>
+                  <w:docPart w:val="DefaultPlaceholder_-1854013440"/>
+                </w:placeholder>
+                <w:dataBinding w:prefixMappings="xmlns:ns0='urn:microsoft-dynamics-nav/reports/Inventory_Order_Details/708/'" w:xpath="/ns0:NavWordReportXmlPart[1]/ns0:Item[1]/ns0:StrSbStNoSalOdrLnSalLnFlt[1]" w:storeItemID="{BD0AD12E-8658-489D-9919-DB6A9B0BB85F}"/>
+                <w15:color w:val="808080"/>
+                <w:text/>
+              </w:sdtPr>
+              <w:sdtContent>
+                <w:tc>
+                  <w:tcPr>
+                    <w:tcW w:w="15426" w:type="dxa"/>
+                  </w:tcPr>
+                  <w:p>
+                    <w:proofErr w:type="spellStart"/>
+                    <w:r>
+                      <w:t>StrSbStNoSalOdrLnSalLnFlt</w:t>
+                    </w:r>
+                    <w:proofErr w:type="spellEnd"/>
+                  </w:p>
+                </w:tc>
+              </w:sdtContent>
+            </w:sdt>
+          </w:tr>
+        </w:sdtContent>
+      </w:sdt>
     </w:tbl>
     <w:p/>
     <w:tbl>
@@ -94,19 +102,22 @@
         <w:tblStyle w:val="BCDataTable"/>
         <w:tblW w:w="5000" w:type="pct"/>
         <w:tblLayout w:type="fixed"/>
-        <w:tblLook w:val="0660" w:firstRow="1" w:lastRow="1" w:firstColumn="0" w:lastColumn="0" w:noHBand="1" w:noVBand="1"/>
+        <w:tblLook w:val="0460" w:firstRow="1" w:lastRow="1" w:firstColumn="0" w:lastColumn="0" w:noHBand="0" w:noVBand="1"/>
+        <w:tblCaption w:val=" bc-block:data"/>
       </w:tblPr>
       <w:tblGrid>
-        <w:gridCol w:w="1256"/>
-        <w:gridCol w:w="2545"/>
-        <w:gridCol w:w="1487"/>
-        <w:gridCol w:w="1182"/>
-        <w:gridCol w:w="1360"/>
-        <w:gridCol w:w="1259"/>
-        <w:gridCol w:w="991"/>
-        <w:gridCol w:w="1619"/>
-        <w:gridCol w:w="1711"/>
-        <w:gridCol w:w="1979"/>
+        <w:gridCol w:w="1260"/>
+        <w:gridCol w:w="2551"/>
+        <w:gridCol w:w="62"/>
+        <w:gridCol w:w="1428"/>
+        <w:gridCol w:w="9"/>
+        <w:gridCol w:w="1175"/>
+        <w:gridCol w:w="1364"/>
+        <w:gridCol w:w="1262"/>
+        <w:gridCol w:w="993"/>
+        <w:gridCol w:w="1623"/>
+        <w:gridCol w:w="1715"/>
+        <w:gridCol w:w="1984"/>
       </w:tblGrid>
       <w:tr>
         <w:trPr>
@@ -183,6 +194,7 @@
             <w:tc>
               <w:tcPr>
                 <w:tcW w:w="483" w:type="pct"/>
+                <w:gridSpan w:val="2"/>
               </w:tcPr>
               <w:p>
                 <w:proofErr w:type="spellStart"/>
@@ -210,6 +222,7 @@
             <w:tc>
               <w:tcPr>
                 <w:tcW w:w="384" w:type="pct"/>
+                <w:gridSpan w:val="2"/>
               </w:tcPr>
               <w:p>
                 <w:proofErr w:type="spellStart"/>
@@ -299,6 +312,9 @@
                 <w:tcW w:w="322" w:type="pct"/>
               </w:tcPr>
               <w:p>
+                <w:pPr>
+                  <w:jc w:val="right"/>
+                </w:pPr>
                 <w:proofErr w:type="spellStart"/>
                 <w:r>
                   <w:t>SalesLineUnitPriceCaption</w:t>
@@ -326,6 +342,9 @@
                 <w:tcW w:w="526" w:type="pct"/>
               </w:tcPr>
               <w:p>
+                <w:pPr>
+                  <w:jc w:val="right"/>
+                </w:pPr>
                 <w:proofErr w:type="spellStart"/>
                 <w:r>
                   <w:t>SalesLineLineDiscountCaption</w:t>
@@ -353,6 +372,9 @@
                 <w:tcW w:w="556" w:type="pct"/>
               </w:tcPr>
               <w:p>
+                <w:pPr>
+                  <w:jc w:val="right"/>
+                </w:pPr>
                 <w:proofErr w:type="spellStart"/>
                 <w:r>
                   <w:t>InvDiscountAmt_SalesLineCaption</w:t>
@@ -380,9 +402,6 @@
                 <w:tcW w:w="643" w:type="pct"/>
               </w:tcPr>
               <w:p>
-                <w:pPr>
-                  <w:jc w:val="right"/>
-                </w:pPr>
                 <w:r>
                   <w:t>OutstandingAmt1_SalesLineCaption</w:t>
                 </w:r>
@@ -433,6 +452,7 @@
             <w:sdtContent>
               <w:tr>
                 <w:trPr>
+                  <w:cnfStyle w:val="000000100000" w:firstRow="0" w:lastRow="0" w:firstColumn="0" w:lastColumn="0" w:oddVBand="0" w:evenVBand="0" w:oddHBand="1" w:evenHBand="0" w:firstRowFirstColumn="0" w:firstRowLastColumn="0" w:lastRowFirstColumn="0" w:lastRowLastColumn="0"/>
                   <w:trHeight w:val="20"/>
                 </w:trPr>
                 <w:tc>
@@ -464,7 +484,7 @@
                         <w:proofErr w:type="spellStart"/>
                         <w:r>
                           <w:rPr>
-                            <w:rFonts w:cstheme="minorHAnsi"/>
+                            <w:rFonts w:asciiTheme="majorHAnsi" w:hAnsiTheme="majorHAnsi" w:cstheme="minorHAnsi"/>
                           </w:rPr>
                           <w:t>No_Item</w:t>
                         </w:r>
@@ -492,11 +512,10 @@
                     <w:tc>
                       <w:tcPr>
                         <w:tcW w:w="4592" w:type="pct"/>
-                        <w:gridSpan w:val="9"/>
+                        <w:gridSpan w:val="11"/>
                       </w:tcPr>
                       <w:p>
                         <w:pPr>
-                          <w:spacing w:before="120" w:after="60"/>
                           <w:rPr>
                             <w:rFonts w:cstheme="minorHAnsi"/>
                           </w:rPr>
@@ -504,7 +523,7 @@
                         <w:proofErr w:type="spellStart"/>
                         <w:r>
                           <w:rPr>
-                            <w:rFonts w:cstheme="minorHAnsi"/>
+                            <w:rFonts w:asciiTheme="majorHAnsi" w:hAnsiTheme="majorHAnsi" w:cstheme="minorHAnsi"/>
                           </w:rPr>
                           <w:t>Description_Item</w:t>
                         </w:r>
@@ -514,383 +533,323 @@
                   </w:sdtContent>
                 </w:sdt>
               </w:tr>
-              <w:tr>
-                <w:tc>
-                  <w:tcPr>
-                    <w:tcW w:w="5000" w:type="pct"/>
-                    <w:gridSpan w:val="10"/>
-                  </w:tcPr>
-                  <w:tbl>
-                    <w:tblPr>
-                      <w:tblStyle w:val="BCDataTable"/>
-                      <w:tblW w:w="5000" w:type="pct"/>
-                      <w:tblLayout w:type="fixed"/>
-                      <w:tblLook w:val="0400" w:firstRow="0" w:lastRow="0" w:firstColumn="0" w:lastColumn="0" w:noHBand="0" w:noVBand="1"/>
-                    </w:tblPr>
-                    <w:tblGrid>
-                      <w:gridCol w:w="1238"/>
-                      <w:gridCol w:w="2507"/>
-                      <w:gridCol w:w="1464"/>
-                      <w:gridCol w:w="1164"/>
-                      <w:gridCol w:w="1340"/>
-                      <w:gridCol w:w="1240"/>
-                      <w:gridCol w:w="976"/>
-                      <w:gridCol w:w="1595"/>
-                      <w:gridCol w:w="1686"/>
-                      <w:gridCol w:w="1949"/>
-                    </w:tblGrid>
-                    <w:sdt>
-                      <w:sdtPr>
-                        <w:rPr>
-                          <w14:numSpacing w14:val="tabular"/>
-                        </w:rPr>
-                        <w:alias w:val="Repeater: Sales_Line"/>
-                        <w:tag w:val="#BC:InsertRepeater,DataItems/Item/Sales_Line"/>
-                        <w:id w:val="-385407217"/>
-                        <w:placeholder>
-                          <w:docPart w:val="C5694F9B35E64F85B1B8C9332354F53A"/>
-                        </w:placeholder>
-                        <w15:dataBinding w:prefixMappings="xmlns:ns0='urn:microsoft-dynamics-nav/reports/Inventory_Order_Details/708/' " w:xpath="/ns0:NavWordReportXmlPart[1]/ns0:Item[1]/ns0:Sales_Line" w:storeItemID="{BD0AD12E-8658-489D-9919-DB6A9B0BB85F}"/>
-                        <w15:color w:val="808080"/>
-                        <w15:repeatingSection/>
-                      </w:sdtPr>
-                      <w:sdtEndPr>
-                        <w:rPr>
-                          <w14:numSpacing w14:val="default"/>
-                        </w:rPr>
-                      </w:sdtEndPr>
-                      <w:sdtContent>
+              <w:sdt>
+                <w:sdtPr>
+                  <w:alias w:val="Repeater: Sales_Line"/>
+                  <w:tag w:val="#BC:InsertRepeater,DataItems/Item/Sales_Line"/>
+                  <w:id w:val="-940533592"/>
+                  <w:placeholder>
+                    <w:docPart w:val="C36FB64F63A641808853E15DA19EC5FD"/>
+                  </w:placeholder>
+                  <w15:color w:val="808080"/>
+                  <w15:repeatingSection/>
+                </w:sdtPr>
+                <w:sdtContent>
+                  <w:sdt>
+                    <w:sdtPr>
+                      <w:id w:val="-76668852"/>
+                      <w:placeholder>
+                        <w:docPart w:val="DefaultPlaceholder_-1854013435"/>
+                      </w:placeholder>
+                      <w15:color w:val="808080"/>
+                      <w15:repeatingSectionItem/>
+                    </w:sdtPr>
+                    <w:sdtContent>
+                      <w:tr>
+                        <w:trPr>
+                          <w:cnfStyle w:val="000000010000" w:firstRow="0" w:lastRow="0" w:firstColumn="0" w:lastColumn="0" w:oddVBand="0" w:evenVBand="0" w:oddHBand="0" w:evenHBand="1" w:firstRowFirstColumn="0" w:firstRowLastColumn="0" w:lastRowFirstColumn="0" w:lastRowLastColumn="0"/>
+                          <w:trHeight w:val="20"/>
+                        </w:trPr>
+                        <w:tc>
+                          <w:tcPr>
+                            <w:tcW w:w="408" w:type="pct"/>
+                          </w:tcPr>
+                          <w:p>
+                            <w:sdt>
+                              <w:sdtPr>
+                                <w:alias w:val="SalesLineDocumentNo"/>
+                                <w:tag w:val="#BC:InsertDataItem,DataItems/Item/Sales_Line/SalesLineDocumentNo"/>
+                                <w:id w:val="687801504"/>
+                                <w:placeholder>
+                                  <w:docPart w:val="F8D7330F1A154789BB58214485941BBC"/>
+                                </w:placeholder>
+                                <w:dataBinding w:prefixMappings="xmlns:ns0='urn:microsoft-dynamics-nav/reports/Inventory_Order_Details/708/'" w:xpath="/ns0:NavWordReportXmlPart[1]/ns0:Item[1]/ns0:Sales_Line[1]/ns0:SalesLineDocumentNo[1]" w:storeItemID="{BD0AD12E-8658-489D-9919-DB6A9B0BB85F}"/>
+                                <w15:color w:val="808080"/>
+                                <w:text/>
+                              </w:sdtPr>
+                              <w:sdtContent>
+                                <w:proofErr w:type="spellStart"/>
+                                <w:r>
+                                  <w:t>SalesLineDocumentNo</w:t>
+                                </w:r>
+                                <w:proofErr w:type="spellEnd"/>
+                              </w:sdtContent>
+                            </w:sdt>
+                          </w:p>
+                        </w:tc>
                         <w:sdt>
                           <w:sdtPr>
-                            <w:rPr>
-                              <w14:numSpacing w14:val="tabular"/>
-                            </w:rPr>
-                            <w:id w:val="285632905"/>
+                            <w:alias w:val="SalesHeaderBilltoName"/>
+                            <w:tag w:val="#BC:InsertDataItem,DataItems/Item/Sales_Line/SalesHeaderBilltoName"/>
+                            <w:id w:val="-1061088063"/>
+                            <w:placeholder>
+                              <w:docPart w:val="1038909A4407452FABC6A274CD1579D4"/>
+                            </w:placeholder>
+                            <w:dataBinding w:prefixMappings="xmlns:ns0='urn:microsoft-dynamics-nav/reports/Inventory_Order_Details/708/'" w:xpath="/ns0:NavWordReportXmlPart[1]/ns0:Item[1]/ns0:Sales_Line[1]/ns0:SalesHeaderBilltoName[1]" w:storeItemID="{BD0AD12E-8658-489D-9919-DB6A9B0BB85F}"/>
                             <w15:color w:val="808080"/>
-                            <w15:repeatingSectionItem/>
+                            <w:text/>
                           </w:sdtPr>
-                          <w:sdtEndPr>
-                            <w:rPr>
-                              <w14:numSpacing w14:val="default"/>
-                            </w:rPr>
-                          </w:sdtEndPr>
                           <w:sdtContent>
-                            <w:tr>
-                              <w:trPr>
-                                <w:cnfStyle w:val="000000100000" w:firstRow="0" w:lastRow="0" w:firstColumn="0" w:lastColumn="0" w:oddVBand="0" w:evenVBand="0" w:oddHBand="1" w:evenHBand="0" w:firstRowFirstColumn="0" w:firstRowLastColumn="0" w:lastRowFirstColumn="0" w:lastRowLastColumn="0"/>
-                                <w:trHeight w:val="288"/>
-                              </w:trPr>
-                              <w:tc>
-                                <w:tcPr>
-                                  <w:tcW w:w="408" w:type="pct"/>
-                                  <w:vAlign w:val="center"/>
-                                </w:tcPr>
-                                <w:p>
-                                  <w:sdt>
-                                    <w:sdtPr>
-                                      <w:alias w:val="SalesLineDocumentNo"/>
-                                      <w:tag w:val="#BC:InsertDataItem,DataItems/Item/Sales_Line/SalesLineDocumentNo"/>
-                                      <w:id w:val="687801504"/>
-                                      <w:placeholder>
-                                        <w:docPart w:val="6CD426790E154188B50424D9482B8ECC"/>
-                                      </w:placeholder>
-                                      <w:dataBinding w:prefixMappings="xmlns:ns0='urn:microsoft-dynamics-nav/reports/Inventory_Order_Details/708/'" w:xpath="/ns0:NavWordReportXmlPart[1]/ns0:Item[1]/ns0:Sales_Line[1]/ns0:SalesLineDocumentNo[1]" w:storeItemID="{BD0AD12E-8658-489D-9919-DB6A9B0BB85F}"/>
-                                      <w15:color w:val="808080"/>
-                                      <w:text/>
-                                    </w:sdtPr>
-                                    <w:sdtContent>
-                                      <w:proofErr w:type="spellStart"/>
-                                      <w:r>
-                                        <w:t>SalesLineDocumentNo</w:t>
-                                      </w:r>
-                                      <w:proofErr w:type="spellEnd"/>
-                                    </w:sdtContent>
-                                  </w:sdt>
-                                  <w:r>
-                                    <w:t xml:space="preserve"> </w:t>
-                                  </w:r>
-                                </w:p>
-                              </w:tc>
-                              <w:sdt>
-                                <w:sdtPr>
-                                  <w:alias w:val="SalesHeaderBilltoName"/>
-                                  <w:tag w:val="#BC:InsertDataItem,DataItems/Item/Sales_Line/SalesHeaderBilltoName"/>
-                                  <w:id w:val="-1061088063"/>
-                                  <w:placeholder>
-                                    <w:docPart w:val="525177B48B4E426FAAD31FFEB6F456A7"/>
-                                  </w:placeholder>
-                                  <w:dataBinding w:prefixMappings="xmlns:ns0='urn:microsoft-dynamics-nav/reports/Inventory_Order_Details/708/'" w:xpath="/ns0:NavWordReportXmlPart[1]/ns0:Item[1]/ns0:Sales_Line[1]/ns0:SalesHeaderBilltoName[1]" w:storeItemID="{BD0AD12E-8658-489D-9919-DB6A9B0BB85F}"/>
-                                  <w15:color w:val="808080"/>
-                                  <w:text/>
-                                </w:sdtPr>
-                                <w:sdtContent>
-                                  <w:tc>
-                                    <w:tcPr>
-                                      <w:tcW w:w="827" w:type="pct"/>
-                                      <w:vAlign w:val="center"/>
-                                    </w:tcPr>
-                                    <w:p>
-                                      <w:proofErr w:type="spellStart"/>
-                                      <w:r>
-                                        <w:t>SalesHeaderBilltoName</w:t>
-                                      </w:r>
-                                      <w:proofErr w:type="spellEnd"/>
-                                    </w:p>
-                                  </w:tc>
-                                </w:sdtContent>
-                              </w:sdt>
-                              <w:sdt>
-                                <w:sdtPr>
-                                  <w:alias w:val="ShipmentDate_SalesLine"/>
-                                  <w:tag w:val="#BC:InsertDataItem,DataItems/Item/Sales_Line/ShipmentDate_SalesLine"/>
-                                  <w:id w:val="-905994218"/>
-                                  <w:placeholder>
-                                    <w:docPart w:val="8FF530DCF1ED45A1806AD94C3E76A1B0"/>
-                                  </w:placeholder>
-                                  <w:dataBinding w:prefixMappings="xmlns:ns0='urn:microsoft-dynamics-nav/reports/Inventory_Order_Details/708/'" w:xpath="/ns0:NavWordReportXmlPart[1]/ns0:Item[1]/ns0:Sales_Line[1]/ns0:ShipmentDate_SalesLine[1]" w:storeItemID="{BD0AD12E-8658-489D-9919-DB6A9B0BB85F}"/>
-                                  <w15:color w:val="808080"/>
-                                  <w:text/>
-                                </w:sdtPr>
-                                <w:sdtContent>
-                                  <w:tc>
-                                    <w:tcPr>
-                                      <w:tcW w:w="483" w:type="pct"/>
-                                      <w:vAlign w:val="center"/>
-                                    </w:tcPr>
-                                    <w:p>
-                                      <w:proofErr w:type="spellStart"/>
-                                      <w:r>
-                                        <w:t>ShipmentDate_SalesLine</w:t>
-                                      </w:r>
-                                      <w:proofErr w:type="spellEnd"/>
-                                    </w:p>
-                                  </w:tc>
-                                </w:sdtContent>
-                              </w:sdt>
-                              <w:sdt>
-                                <w:sdtPr>
-                                  <w:alias w:val="Quantity_SalesLine"/>
-                                  <w:tag w:val="#BC:InsertDataItem,DataItems/Item/Sales_Line/Quantity_SalesLine"/>
-                                  <w:id w:val="-1950461165"/>
-                                  <w:placeholder>
-                                    <w:docPart w:val="280963AE838449118B667FEAE8BD71EF"/>
-                                  </w:placeholder>
-                                  <w:dataBinding w:prefixMappings="xmlns:ns0='urn:microsoft-dynamics-nav/reports/Inventory_Order_Details/708/'" w:xpath="/ns0:NavWordReportXmlPart[1]/ns0:Item[1]/ns0:Sales_Line[1]/ns0:Quantity_SalesLine[1]" w:storeItemID="{BD0AD12E-8658-489D-9919-DB6A9B0BB85F}"/>
-                                  <w15:color w:val="808080"/>
-                                  <w:text/>
-                                </w:sdtPr>
-                                <w:sdtContent>
-                                  <w:tc>
-                                    <w:tcPr>
-                                      <w:tcW w:w="384" w:type="pct"/>
-                                      <w:vAlign w:val="center"/>
-                                    </w:tcPr>
-                                    <w:p>
-                                      <w:pPr>
-                                        <w:jc w:val="right"/>
-                                      </w:pPr>
-                                      <w:proofErr w:type="spellStart"/>
-                                      <w:r>
-                                        <w:t>Quantity_SalesLine</w:t>
-                                      </w:r>
-                                      <w:proofErr w:type="spellEnd"/>
-                                    </w:p>
-                                  </w:tc>
-                                </w:sdtContent>
-                              </w:sdt>
-                              <w:sdt>
-                                <w:sdtPr>
-                                  <w:alias w:val="OutstandingQty_SalesLine"/>
-                                  <w:tag w:val="#BC:InsertDataItem,DataItems/Item/Sales_Line/OutstandingQty_SalesLine"/>
-                                  <w:id w:val="-753506881"/>
-                                  <w:placeholder>
-                                    <w:docPart w:val="55512A58E9EE48DDADC1466E585D34D2"/>
-                                  </w:placeholder>
-                                  <w:dataBinding w:prefixMappings="xmlns:ns0='urn:microsoft-dynamics-nav/reports/Inventory_Order_Details/708/'" w:xpath="/ns0:NavWordReportXmlPart[1]/ns0:Item[1]/ns0:Sales_Line[1]/ns0:OutstandingQty_SalesLine[1]" w:storeItemID="{BD0AD12E-8658-489D-9919-DB6A9B0BB85F}"/>
-                                  <w15:color w:val="808080"/>
-                                  <w:text/>
-                                </w:sdtPr>
-                                <w:sdtContent>
-                                  <w:tc>
-                                    <w:tcPr>
-                                      <w:tcW w:w="442" w:type="pct"/>
-                                      <w:vAlign w:val="center"/>
-                                    </w:tcPr>
-                                    <w:p>
-                                      <w:pPr>
-                                        <w:jc w:val="right"/>
-                                      </w:pPr>
-                                      <w:proofErr w:type="spellStart"/>
-                                      <w:r>
-                                        <w:t>OutstandingQty_SalesLine</w:t>
-                                      </w:r>
-                                      <w:proofErr w:type="spellEnd"/>
-                                    </w:p>
-                                  </w:tc>
-                                </w:sdtContent>
-                              </w:sdt>
-                              <w:sdt>
-                                <w:sdtPr>
-                                  <w:alias w:val="BackOrderQty"/>
-                                  <w:tag w:val="#BC:InsertDataItem,DataItems/Item/Sales_Line/BackOrderQty"/>
-                                  <w:id w:val="-1890712010"/>
-                                  <w:placeholder>
-                                    <w:docPart w:val="141D7BC00BC1463E8B78EEDED3CF387C"/>
-                                  </w:placeholder>
-                                  <w:dataBinding w:prefixMappings="xmlns:ns0='urn:microsoft-dynamics-nav/reports/Inventory_Order_Details/708/'" w:xpath="/ns0:NavWordReportXmlPart[1]/ns0:Item[1]/ns0:Sales_Line[1]/ns0:BackOrderQty[1]" w:storeItemID="{BD0AD12E-8658-489D-9919-DB6A9B0BB85F}"/>
-                                  <w15:color w:val="808080"/>
-                                  <w:text/>
-                                </w:sdtPr>
-                                <w:sdtContent>
-                                  <w:tc>
-                                    <w:tcPr>
-                                      <w:tcW w:w="409" w:type="pct"/>
-                                      <w:vAlign w:val="center"/>
-                                    </w:tcPr>
-                                    <w:p>
-                                      <w:pPr>
-                                        <w:jc w:val="right"/>
-                                      </w:pPr>
-                                      <w:proofErr w:type="spellStart"/>
-                                      <w:r>
-                                        <w:t>BackOrderQty</w:t>
-                                      </w:r>
-                                      <w:proofErr w:type="spellEnd"/>
-                                    </w:p>
-                                  </w:tc>
-                                </w:sdtContent>
-                              </w:sdt>
-                              <w:sdt>
-                                <w:sdtPr>
-                                  <w:alias w:val="SalesLineUnitPrice"/>
-                                  <w:tag w:val="#BC:InsertDataItem,DataItems/Item/Sales_Line/SalesLineUnitPrice"/>
-                                  <w:id w:val="-877552007"/>
-                                  <w:placeholder>
-                                    <w:docPart w:val="B606B745B30A4BB6AFFBEAAF706A6AB1"/>
-                                  </w:placeholder>
-                                  <w:dataBinding w:prefixMappings="xmlns:ns0='urn:microsoft-dynamics-nav/reports/Inventory_Order_Details/708/'" w:xpath="/ns0:NavWordReportXmlPart[1]/ns0:Item[1]/ns0:Sales_Line[1]/ns0:SalesLineUnitPrice[1]" w:storeItemID="{BD0AD12E-8658-489D-9919-DB6A9B0BB85F}"/>
-                                  <w15:color w:val="808080"/>
-                                  <w:text/>
-                                </w:sdtPr>
-                                <w:sdtContent>
-                                  <w:tc>
-                                    <w:tcPr>
-                                      <w:tcW w:w="322" w:type="pct"/>
-                                      <w:vAlign w:val="center"/>
-                                    </w:tcPr>
-                                    <w:p>
-                                      <w:pPr>
-                                        <w:jc w:val="right"/>
-                                      </w:pPr>
-                                      <w:proofErr w:type="spellStart"/>
-                                      <w:r>
-                                        <w:t>SalesLineUnitPrice</w:t>
-                                      </w:r>
-                                      <w:proofErr w:type="spellEnd"/>
-                                    </w:p>
-                                  </w:tc>
-                                </w:sdtContent>
-                              </w:sdt>
-                              <w:sdt>
-                                <w:sdtPr>
-                                  <w:alias w:val="SalesLineLineDiscount"/>
-                                  <w:tag w:val="#BC:InsertDataItem,DataItems/Item/Sales_Line/SalesLineLineDiscount"/>
-                                  <w:id w:val="2013333265"/>
-                                  <w:placeholder>
-                                    <w:docPart w:val="673F436B94CF4567860E2A36BD38D920"/>
-                                  </w:placeholder>
-                                  <w:dataBinding w:prefixMappings="xmlns:ns0='urn:microsoft-dynamics-nav/reports/Inventory_Order_Details/708/'" w:xpath="/ns0:NavWordReportXmlPart[1]/ns0:Item[1]/ns0:Sales_Line[1]/ns0:SalesLineLineDiscount[1]" w:storeItemID="{BD0AD12E-8658-489D-9919-DB6A9B0BB85F}"/>
-                                  <w15:color w:val="808080"/>
-                                  <w:text/>
-                                </w:sdtPr>
-                                <w:sdtContent>
-                                  <w:tc>
-                                    <w:tcPr>
-                                      <w:tcW w:w="526" w:type="pct"/>
-                                      <w:vAlign w:val="center"/>
-                                    </w:tcPr>
-                                    <w:p>
-                                      <w:pPr>
-                                        <w:jc w:val="right"/>
-                                      </w:pPr>
-                                      <w:proofErr w:type="spellStart"/>
-                                      <w:r>
-                                        <w:t>SalesLineLineDiscount</w:t>
-                                      </w:r>
-                                      <w:proofErr w:type="spellEnd"/>
-                                    </w:p>
-                                  </w:tc>
-                                </w:sdtContent>
-                              </w:sdt>
-                              <w:sdt>
-                                <w:sdtPr>
-                                  <w:alias w:val="InvDiscountAmt_SalesLine"/>
-                                  <w:tag w:val="#BC:InsertDataItem,DataItems/Item/Sales_Line/InvDiscountAmt_SalesLine"/>
-                                  <w:id w:val="1872412037"/>
-                                  <w:placeholder>
-                                    <w:docPart w:val="897CFE31E68842D19ABB83BFD0B6A6F7"/>
-                                  </w:placeholder>
-                                  <w:dataBinding w:prefixMappings="xmlns:ns0='urn:microsoft-dynamics-nav/reports/Inventory_Order_Details/708/'" w:xpath="/ns0:NavWordReportXmlPart[1]/ns0:Item[1]/ns0:Sales_Line[1]/ns0:InvDiscountAmt_SalesLine[1]" w:storeItemID="{BD0AD12E-8658-489D-9919-DB6A9B0BB85F}"/>
-                                  <w15:color w:val="808080"/>
-                                  <w:text/>
-                                </w:sdtPr>
-                                <w:sdtContent>
-                                  <w:tc>
-                                    <w:tcPr>
-                                      <w:tcW w:w="556" w:type="pct"/>
-                                      <w:vAlign w:val="center"/>
-                                    </w:tcPr>
-                                    <w:p>
-                                      <w:pPr>
-                                        <w:jc w:val="right"/>
-                                      </w:pPr>
-                                      <w:proofErr w:type="spellStart"/>
-                                      <w:r>
-                                        <w:t>InvDiscountAmt_SalesLine</w:t>
-                                      </w:r>
-                                      <w:proofErr w:type="spellEnd"/>
-                                    </w:p>
-                                  </w:tc>
-                                </w:sdtContent>
-                              </w:sdt>
-                              <w:tc>
-                                <w:tcPr>
-                                  <w:tcW w:w="643" w:type="pct"/>
-                                  <w:vAlign w:val="center"/>
-                                </w:tcPr>
-                                <w:p>
-                                  <w:pPr>
-                                    <w:jc w:val="right"/>
-                                  </w:pPr>
-                                  <w:sdt>
-                                    <w:sdtPr>
-                                      <w:alias w:val="OutstandingAmt1_SalesLine"/>
-                                      <w:tag w:val="#BC:InsertDataItem,DataItems/Item/Sales_Line/OutstandingAmt1_SalesLine"/>
-                                      <w:id w:val="1431470523"/>
-                                      <w:placeholder>
-                                        <w:docPart w:val="598CA6281D054F7CA828EEA48C18E975"/>
-                                      </w:placeholder>
-                                      <w:dataBinding w:prefixMappings="xmlns:ns0='urn:microsoft-dynamics-nav/reports/Inventory_Order_Details/708/'" w:xpath="/ns0:NavWordReportXmlPart[1]/ns0:Item[1]/ns0:Sales_Line[1]/ns0:OutstandingAmt1_SalesLine[1]" w:storeItemID="{BD0AD12E-8658-489D-9919-DB6A9B0BB85F}"/>
-                                      <w15:color w:val="808080"/>
-                                      <w:text/>
-                                    </w:sdtPr>
-                                    <w:sdtContent>
-                                      <w:r>
-                                        <w:t>OutstandingAmt1_SalesLine</w:t>
-                                      </w:r>
-                                    </w:sdtContent>
-                                  </w:sdt>
-                                </w:p>
-                              </w:tc>
-                            </w:tr>
+                            <w:tc>
+                              <w:tcPr>
+                                <w:tcW w:w="847" w:type="pct"/>
+                                <w:gridSpan w:val="2"/>
+                              </w:tcPr>
+                              <w:p>
+                                <w:proofErr w:type="spellStart"/>
+                                <w:r>
+                                  <w:t>SalesHeaderBilltoName</w:t>
+                                </w:r>
+                                <w:proofErr w:type="spellEnd"/>
+                              </w:p>
+                            </w:tc>
                           </w:sdtContent>
                         </w:sdt>
-                      </w:sdtContent>
-                    </w:sdt>
-                  </w:tbl>
-                  <w:p/>
-                </w:tc>
-              </w:tr>
+                        <w:sdt>
+                          <w:sdtPr>
+                            <w:alias w:val="ShipmentDate_SalesLine"/>
+                            <w:tag w:val="#BC:InsertDataItem,DataItems/Item/Sales_Line/ShipmentDate_SalesLine"/>
+                            <w:id w:val="-905994218"/>
+                            <w:placeholder>
+                              <w:docPart w:val="6E7CBBD928CB4A858F3815B698C0F039"/>
+                            </w:placeholder>
+                            <w:dataBinding w:prefixMappings="xmlns:ns0='urn:microsoft-dynamics-nav/reports/Inventory_Order_Details/708/'" w:xpath="/ns0:NavWordReportXmlPart[1]/ns0:Item[1]/ns0:Sales_Line[1]/ns0:ShipmentDate_SalesLine[1]" w:storeItemID="{BD0AD12E-8658-489D-9919-DB6A9B0BB85F}"/>
+                            <w15:color w:val="808080"/>
+                            <w:text/>
+                          </w:sdtPr>
+                          <w:sdtContent>
+                            <w:tc>
+                              <w:tcPr>
+                                <w:tcW w:w="466" w:type="pct"/>
+                                <w:gridSpan w:val="2"/>
+                              </w:tcPr>
+                              <w:p>
+                                <w:proofErr w:type="spellStart"/>
+                                <w:r>
+                                  <w:t>ShipmentDate_SalesLine</w:t>
+                                </w:r>
+                                <w:proofErr w:type="spellEnd"/>
+                              </w:p>
+                            </w:tc>
+                          </w:sdtContent>
+                        </w:sdt>
+                        <w:sdt>
+                          <w:sdtPr>
+                            <w:alias w:val="Quantity_SalesLine"/>
+                            <w:tag w:val="#BC:InsertDataItem,DataItems/Item/Sales_Line/Quantity_SalesLine"/>
+                            <w:id w:val="-1950461165"/>
+                            <w:placeholder>
+                              <w:docPart w:val="911C3E68178C420E84C1E2AA0F1C4ADD"/>
+                            </w:placeholder>
+                            <w:dataBinding w:prefixMappings="xmlns:ns0='urn:microsoft-dynamics-nav/reports/Inventory_Order_Details/708/'" w:xpath="/ns0:NavWordReportXmlPart[1]/ns0:Item[1]/ns0:Sales_Line[1]/ns0:Quantity_SalesLine[1]" w:storeItemID="{BD0AD12E-8658-489D-9919-DB6A9B0BB85F}"/>
+                            <w15:color w:val="808080"/>
+                            <w:text/>
+                          </w:sdtPr>
+                          <w:sdtContent>
+                            <w:tc>
+                              <w:tcPr>
+                                <w:tcW w:w="381" w:type="pct"/>
+                              </w:tcPr>
+                              <w:p>
+                                <w:proofErr w:type="spellStart"/>
+                                <w:r>
+                                  <w:t>Quantity_SalesLine</w:t>
+                                </w:r>
+                                <w:proofErr w:type="spellEnd"/>
+                              </w:p>
+                            </w:tc>
+                          </w:sdtContent>
+                        </w:sdt>
+                        <w:sdt>
+                          <w:sdtPr>
+                            <w:alias w:val="OutstandingQty_SalesLine"/>
+                            <w:tag w:val="#BC:InsertDataItem,DataItems/Item/Sales_Line/OutstandingQty_SalesLine"/>
+                            <w:id w:val="-753506881"/>
+                            <w:placeholder>
+                              <w:docPart w:val="BB8062A908A74D3EA7B17D5C878398F9"/>
+                            </w:placeholder>
+                            <w:dataBinding w:prefixMappings="xmlns:ns0='urn:microsoft-dynamics-nav/reports/Inventory_Order_Details/708/'" w:xpath="/ns0:NavWordReportXmlPart[1]/ns0:Item[1]/ns0:Sales_Line[1]/ns0:OutstandingQty_SalesLine[1]" w:storeItemID="{BD0AD12E-8658-489D-9919-DB6A9B0BB85F}"/>
+                            <w15:color w:val="808080"/>
+                            <w:text/>
+                          </w:sdtPr>
+                          <w:sdtContent>
+                            <w:tc>
+                              <w:tcPr>
+                                <w:tcW w:w="442" w:type="pct"/>
+                              </w:tcPr>
+                              <w:p>
+                                <w:pPr>
+                                  <w:jc w:val="right"/>
+                                </w:pPr>
+                                <w:proofErr w:type="spellStart"/>
+                                <w:r>
+                                  <w:t>OutstandingQty_SalesLine</w:t>
+                                </w:r>
+                                <w:proofErr w:type="spellEnd"/>
+                              </w:p>
+                            </w:tc>
+                          </w:sdtContent>
+                        </w:sdt>
+                        <w:sdt>
+                          <w:sdtPr>
+                            <w:alias w:val="BackOrderQty"/>
+                            <w:tag w:val="#BC:InsertDataItem,DataItems/Item/Sales_Line/BackOrderQty"/>
+                            <w:id w:val="-1890712010"/>
+                            <w:placeholder>
+                              <w:docPart w:val="6B0FB293E8144938A12D51E7DE901AB9"/>
+                            </w:placeholder>
+                            <w:dataBinding w:prefixMappings="xmlns:ns0='urn:microsoft-dynamics-nav/reports/Inventory_Order_Details/708/'" w:xpath="/ns0:NavWordReportXmlPart[1]/ns0:Item[1]/ns0:Sales_Line[1]/ns0:BackOrderQty[1]" w:storeItemID="{BD0AD12E-8658-489D-9919-DB6A9B0BB85F}"/>
+                            <w15:color w:val="808080"/>
+                            <w:text/>
+                          </w:sdtPr>
+                          <w:sdtContent>
+                            <w:tc>
+                              <w:tcPr>
+                                <w:tcW w:w="409" w:type="pct"/>
+                              </w:tcPr>
+                              <w:p>
+                                <w:pPr>
+                                  <w:jc w:val="right"/>
+                                </w:pPr>
+                                <w:proofErr w:type="spellStart"/>
+                                <w:r>
+                                  <w:t>BackOrderQty</w:t>
+                                </w:r>
+                                <w:proofErr w:type="spellEnd"/>
+                              </w:p>
+                            </w:tc>
+                          </w:sdtContent>
+                        </w:sdt>
+                        <w:sdt>
+                          <w:sdtPr>
+                            <w:alias w:val="SalesLineUnitPrice"/>
+                            <w:tag w:val="#BC:InsertDataItem,DataItems/Item/Sales_Line/SalesLineUnitPrice"/>
+                            <w:id w:val="-877552007"/>
+                            <w:placeholder>
+                              <w:docPart w:val="AD6D87747FEB4F72A26AE9878F6D5DE4"/>
+                            </w:placeholder>
+                            <w:dataBinding w:prefixMappings="xmlns:ns0='urn:microsoft-dynamics-nav/reports/Inventory_Order_Details/708/'" w:xpath="/ns0:NavWordReportXmlPart[1]/ns0:Item[1]/ns0:Sales_Line[1]/ns0:SalesLineUnitPrice[1]" w:storeItemID="{BD0AD12E-8658-489D-9919-DB6A9B0BB85F}"/>
+                            <w15:color w:val="808080"/>
+                            <w:text/>
+                          </w:sdtPr>
+                          <w:sdtContent>
+                            <w:tc>
+                              <w:tcPr>
+                                <w:tcW w:w="322" w:type="pct"/>
+                              </w:tcPr>
+                              <w:p>
+                                <w:pPr>
+                                  <w:jc w:val="right"/>
+                                </w:pPr>
+                                <w:proofErr w:type="spellStart"/>
+                                <w:r>
+                                  <w:t>SalesLineUnitPrice</w:t>
+                                </w:r>
+                                <w:proofErr w:type="spellEnd"/>
+                              </w:p>
+                            </w:tc>
+                          </w:sdtContent>
+                        </w:sdt>
+                        <w:sdt>
+                          <w:sdtPr>
+                            <w:alias w:val="SalesLineLineDiscount"/>
+                            <w:tag w:val="#BC:InsertDataItem,DataItems/Item/Sales_Line/SalesLineLineDiscount"/>
+                            <w:id w:val="2013333265"/>
+                            <w:placeholder>
+                              <w:docPart w:val="0AC0980365734280A1B50EC0E36E035C"/>
+                            </w:placeholder>
+                            <w:dataBinding w:prefixMappings="xmlns:ns0='urn:microsoft-dynamics-nav/reports/Inventory_Order_Details/708/'" w:xpath="/ns0:NavWordReportXmlPart[1]/ns0:Item[1]/ns0:Sales_Line[1]/ns0:SalesLineLineDiscount[1]" w:storeItemID="{BD0AD12E-8658-489D-9919-DB6A9B0BB85F}"/>
+                            <w15:color w:val="808080"/>
+                            <w:text/>
+                          </w:sdtPr>
+                          <w:sdtContent>
+                            <w:tc>
+                              <w:tcPr>
+                                <w:tcW w:w="526" w:type="pct"/>
+                              </w:tcPr>
+                              <w:p>
+                                <w:pPr>
+                                  <w:jc w:val="right"/>
+                                </w:pPr>
+                                <w:proofErr w:type="spellStart"/>
+                                <w:r>
+                                  <w:t>SalesLineLineDiscount</w:t>
+                                </w:r>
+                                <w:proofErr w:type="spellEnd"/>
+                              </w:p>
+                            </w:tc>
+                          </w:sdtContent>
+                        </w:sdt>
+                        <w:sdt>
+                          <w:sdtPr>
+                            <w:alias w:val="InvDiscountAmt_SalesLine"/>
+                            <w:tag w:val="#BC:InsertDataItem,DataItems/Item/Sales_Line/InvDiscountAmt_SalesLine"/>
+                            <w:id w:val="1872412037"/>
+                            <w:placeholder>
+                              <w:docPart w:val="DAA4F244079E4E7B82DC636DF07F8454"/>
+                            </w:placeholder>
+                            <w:dataBinding w:prefixMappings="xmlns:ns0='urn:microsoft-dynamics-nav/reports/Inventory_Order_Details/708/'" w:xpath="/ns0:NavWordReportXmlPart[1]/ns0:Item[1]/ns0:Sales_Line[1]/ns0:InvDiscountAmt_SalesLine[1]" w:storeItemID="{BD0AD12E-8658-489D-9919-DB6A9B0BB85F}"/>
+                            <w15:color w:val="808080"/>
+                            <w:text/>
+                          </w:sdtPr>
+                          <w:sdtContent>
+                            <w:tc>
+                              <w:tcPr>
+                                <w:tcW w:w="556" w:type="pct"/>
+                              </w:tcPr>
+                              <w:p>
+                                <w:pPr>
+                                  <w:jc w:val="right"/>
+                                </w:pPr>
+                                <w:proofErr w:type="spellStart"/>
+                                <w:r>
+                                  <w:t>InvDiscountAmt_SalesLine</w:t>
+                                </w:r>
+                                <w:proofErr w:type="spellEnd"/>
+                              </w:p>
+                            </w:tc>
+                          </w:sdtContent>
+                        </w:sdt>
+                        <w:tc>
+                          <w:tcPr>
+                            <w:tcW w:w="643" w:type="pct"/>
+                          </w:tcPr>
+                          <w:p>
+                            <w:sdt>
+                              <w:sdtPr>
+                                <w:alias w:val="OutstandingAmt1_SalesLine"/>
+                                <w:tag w:val="#BC:InsertDataItem,DataItems/Item/Sales_Line/OutstandingAmt1_SalesLine"/>
+                                <w:id w:val="1431470523"/>
+                                <w:placeholder>
+                                  <w:docPart w:val="514C5F88F00446B0AB2216F3C9BC168A"/>
+                                </w:placeholder>
+                                <w:dataBinding w:prefixMappings="xmlns:ns0='urn:microsoft-dynamics-nav/reports/Inventory_Order_Details/708/'" w:xpath="/ns0:NavWordReportXmlPart[1]/ns0:Item[1]/ns0:Sales_Line[1]/ns0:OutstandingAmt1_SalesLine[1]" w:storeItemID="{BD0AD12E-8658-489D-9919-DB6A9B0BB85F}"/>
+                                <w15:color w:val="808080"/>
+                                <w:text/>
+                              </w:sdtPr>
+                              <w:sdtContent>
+                                <w:r>
+                                  <w:t>OutstandingAmt1_SalesLine</w:t>
+                                </w:r>
+                              </w:sdtContent>
+                            </w:sdt>
+                          </w:p>
+                        </w:tc>
+                      </w:tr>
+                    </w:sdtContent>
+                  </w:sdt>
+                </w:sdtContent>
+              </w:sdt>
               <w:tr>
                 <w:trPr>
                   <w:cnfStyle w:val="010000000000" w:firstRow="0" w:lastRow="1" w:firstColumn="0" w:lastColumn="0" w:oddVBand="0" w:evenVBand="0" w:oddHBand="0" w:evenHBand="0" w:firstRowFirstColumn="0" w:firstRowLastColumn="0" w:lastRowFirstColumn="0" w:lastRowLastColumn="0"/>
@@ -899,18 +858,11 @@
                 <w:tc>
                   <w:tcPr>
                     <w:tcW w:w="408" w:type="pct"/>
-                    <w:vAlign w:val="top"/>
                   </w:tcPr>
-                  <w:p>
-                    <w:pPr>
-                      <w:spacing w:before="60" w:after="120"/>
-                      <w:rPr/>
-                    </w:pPr>
-                  </w:p>
+                  <w:p/>
                 </w:tc>
                 <w:sdt>
                   <w:sdtPr>
-                    <w:rPr/>
                     <w:alias w:val="Description_Item"/>
                     <w:tag w:val="#BC:InsertDataItem,DataItems/Item/Description_Item"/>
                     <w:id w:val="1690488786"/>
@@ -925,16 +877,14 @@
                     <w:tc>
                       <w:tcPr>
                         <w:tcW w:w="1694" w:type="pct"/>
-                        <w:gridSpan w:val="3"/>
+                        <w:gridSpan w:val="5"/>
                       </w:tcPr>
                       <w:p>
-                        <w:pPr>
-                          <w:spacing w:before="60" w:after="120"/>
-                          <w:rPr/>
-                        </w:pPr>
                         <w:proofErr w:type="spellStart"/>
                         <w:r>
-                          <w:rPr/>
+                          <w:rPr>
+                            <w:rFonts w:asciiTheme="majorHAnsi" w:hAnsiTheme="majorHAnsi"/>
+                          </w:rPr>
                           <w:t>Description_Item</w:t>
                         </w:r>
                         <w:proofErr w:type="spellEnd"/>
@@ -944,7 +894,6 @@
                 </w:sdt>
                 <w:sdt>
                   <w:sdtPr>
-                    <w:rPr/>
                     <w:alias w:val="SubTotals_OutstandingQty"/>
                     <w:tag w:val="#BC:InsertDataItem,DataItems/Item/SubTotals/SubTotals_OutstandingQty"/>
                     <w:id w:val="546494883"/>
@@ -962,13 +911,13 @@
                       </w:tcPr>
                       <w:p>
                         <w:pPr>
-                          <w:spacing w:before="60" w:after="120"/>
                           <w:jc w:val="right"/>
-                          <w:rPr/>
                         </w:pPr>
                         <w:proofErr w:type="spellStart"/>
                         <w:r>
-                          <w:rPr/>
+                          <w:rPr>
+                            <w:rFonts w:asciiTheme="majorHAnsi" w:hAnsiTheme="majorHAnsi"/>
+                          </w:rPr>
                           <w:t>SubTotals_OutstandingQty</w:t>
                         </w:r>
                         <w:proofErr w:type="spellEnd"/>
@@ -978,7 +927,6 @@
                 </w:sdt>
                 <w:sdt>
                   <w:sdtPr>
-                    <w:rPr/>
                     <w:alias w:val="SubTotals_BackOrderQty"/>
                     <w:tag w:val="#BC:InsertDataItem,DataItems/Item/SubTotals/SubTotals_BackOrderQty"/>
                     <w:id w:val="552667786"/>
@@ -996,13 +944,13 @@
                       </w:tcPr>
                       <w:p>
                         <w:pPr>
-                          <w:spacing w:before="60" w:after="120"/>
                           <w:jc w:val="right"/>
-                          <w:rPr/>
                         </w:pPr>
                         <w:proofErr w:type="spellStart"/>
                         <w:r>
-                          <w:rPr/>
+                          <w:rPr>
+                            <w:rFonts w:asciiTheme="majorHAnsi" w:hAnsiTheme="majorHAnsi"/>
+                          </w:rPr>
                           <w:t>SubTotals_BackOrderQty</w:t>
                         </w:r>
                         <w:proofErr w:type="spellEnd"/>
@@ -1016,9 +964,7 @@
                   </w:tcPr>
                   <w:p>
                     <w:pPr>
-                      <w:spacing w:before="60" w:after="120"/>
                       <w:jc w:val="right"/>
-                      <w:rPr/>
                     </w:pPr>
                   </w:p>
                 </w:tc>
@@ -1028,9 +974,7 @@
                   </w:tcPr>
                   <w:p>
                     <w:pPr>
-                      <w:spacing w:before="60" w:after="120"/>
                       <w:jc w:val="right"/>
-                      <w:rPr/>
                     </w:pPr>
                   </w:p>
                 </w:tc>
@@ -1040,9 +984,7 @@
                   </w:tcPr>
                   <w:p>
                     <w:pPr>
-                      <w:spacing w:before="60" w:after="120"/>
                       <w:jc w:val="right"/>
-                      <w:rPr/>
                     </w:pPr>
                   </w:p>
                 </w:tc>
@@ -1052,7 +994,6 @@
                   </w:tcPr>
                   <w:sdt>
                     <w:sdtPr>
-                      <w:rPr/>
                       <w:alias w:val="SubTotals_OutstandingAmt"/>
                       <w:tag w:val="#BC:InsertDataItem,DataItems/Item/SubTotals/SubTotals_OutstandingAmt"/>
                       <w:id w:val="-1888332654"/>
@@ -1065,14 +1006,11 @@
                     </w:sdtPr>
                     <w:sdtContent>
                       <w:p>
-                        <w:pPr>
-                          <w:spacing w:before="60" w:after="120"/>
-                          <w:jc w:val="right"/>
-                          <w:rPr/>
-                        </w:pPr>
                         <w:proofErr w:type="spellStart"/>
                         <w:r>
-                          <w:rPr/>
+                          <w:rPr>
+                            <w:rFonts w:asciiTheme="majorHAnsi" w:hAnsiTheme="majorHAnsi"/>
+                          </w:rPr>
                           <w:t>SubTotals_OutstandingAmt</w:t>
                         </w:r>
                         <w:proofErr w:type="spellEnd"/>
@@ -1093,11 +1031,11 @@
         <w:tblW w:w="5000" w:type="pct"/>
         <w:tblLayout w:type="fixed"/>
         <w:tblLook w:val="0640" w:firstRow="0" w:lastRow="1" w:firstColumn="0" w:lastColumn="0" w:noHBand="1" w:noVBand="1"/>
-        <w:tblCaption w:val="Total Block"/>
+        <w:tblCaption w:val="bc-block:totals-1  "/>
       </w:tblPr>
       <w:tblGrid>
-        <w:gridCol w:w="8189"/>
-        <w:gridCol w:w="7200"/>
+        <w:gridCol w:w="8209"/>
+        <w:gridCol w:w="7217"/>
       </w:tblGrid>
       <w:tr>
         <w:trPr>
@@ -1109,9 +1047,6 @@
             <w:tcW w:w="8190" w:type="dxa"/>
           </w:tcPr>
           <w:p>
-            <w:pPr>
-              <w:jc w:val="right"/>
-            </w:pPr>
             <w:sdt>
               <w:sdtPr>
                 <w:alias w:val="TotalLabel"/>
@@ -2771,11 +2706,6 @@
     <w:pPr>
       <w:spacing w:after="0" w:line="240" w:lineRule="auto"/>
     </w:pPr>
-    <w:rPr>
-      <w:rFonts w:eastAsiaTheme="minorHAnsi"/>
-      <w:sz w:val="16"/>
-      <w:szCs w:val="16"/>
-    </w:rPr>
     <w:tblPr>
       <w:tblBorders>
         <w:top w:val="single" w:sz="4" w:space="0" w:color="C8C8A5" w:themeColor="background1" w:themeShade="BF"/>
@@ -2795,11 +2725,6 @@
     <w:pPr>
       <w:spacing w:after="0" w:line="240" w:lineRule="auto"/>
     </w:pPr>
-    <w:rPr>
-      <w:rFonts w:eastAsiaTheme="minorHAnsi"/>
-      <w:sz w:val="16"/>
-      <w:szCs w:val="16"/>
-    </w:rPr>
     <w:tblPr>
       <w:tblStyleRowBandSize w:val="1"/>
       <w:tblStyleColBandSize w:val="1"/>
@@ -3125,12 +3050,9 @@
       <w:spacing w:before="160"/>
     </w:pPr>
     <w:rPr>
-      <w:rFonts w:eastAsiaTheme="minorHAnsi"/>
       <w:i/>
       <w:iCs/>
       <w:color w:val="4D614C" w:themeColor="text1"/>
-      <w:sz w:val="16"/>
-      <w:szCs w:val="16"/>
     </w:rPr>
   </w:style>
   <w:style w:type="character" w:customStyle="1" w:styleId="QuoteChar">
@@ -3239,10 +3161,7 @@
       <w:spacing w:after="0" w:line="240" w:lineRule="auto"/>
     </w:pPr>
     <w:rPr>
-      <w:rFonts w:eastAsiaTheme="minorHAnsi"/>
       <w:color w:val="4D614C" w:themeColor="text1"/>
-      <w:sz w:val="16"/>
-      <w:szCs w:val="16"/>
     </w:rPr>
   </w:style>
   <w:style w:type="character" w:styleId="Emphasis">
@@ -3351,11 +3270,6 @@
     <w:pPr>
       <w:spacing w:after="0" w:line="240" w:lineRule="auto"/>
     </w:pPr>
-    <w:rPr>
-      <w:rFonts w:eastAsiaTheme="minorHAnsi"/>
-      <w:sz w:val="16"/>
-      <w:szCs w:val="16"/>
-    </w:rPr>
     <w:tblPr>
       <w:tblStyleRowBandSize w:val="1"/>
       <w:tblStyleColBandSize w:val="1"/>
@@ -3417,11 +3331,6 @@
     <w:pPr>
       <w:spacing w:after="0" w:line="240" w:lineRule="auto"/>
     </w:pPr>
-    <w:rPr>
-      <w:rFonts w:eastAsiaTheme="minorHAnsi"/>
-      <w:sz w:val="16"/>
-      <w:szCs w:val="16"/>
-    </w:rPr>
     <w:tblPr>
       <w:tblStyleRowBandSize w:val="1"/>
       <w:tblStyleColBandSize w:val="1"/>
@@ -3484,11 +3393,6 @@
     <w:pPr>
       <w:spacing w:after="0" w:line="240" w:lineRule="auto"/>
     </w:pPr>
-    <w:rPr>
-      <w:rFonts w:eastAsiaTheme="minorHAnsi"/>
-      <w:sz w:val="16"/>
-      <w:szCs w:val="16"/>
-    </w:rPr>
     <w:tblPr>
       <w:tblBorders>
         <w:top w:val="single" w:sz="4" w:space="0" w:color="auto"/>
@@ -3870,10 +3774,7 @@
       <w:spacing w:after="0" w:line="240" w:lineRule="auto"/>
     </w:pPr>
     <w:rPr>
-      <w:rFonts w:eastAsiaTheme="minorHAnsi"/>
       <w:color w:val="4D614C" w:themeColor="text1"/>
-      <w:sz w:val="16"/>
-      <w:szCs w:val="16"/>
     </w:rPr>
     <w:tblPr>
       <w:tblStyleRowBandSize w:val="1"/>
@@ -3948,10 +3849,7 @@
       <w:spacing w:after="0" w:line="240" w:lineRule="auto"/>
     </w:pPr>
     <w:rPr>
-      <w:rFonts w:eastAsiaTheme="minorHAnsi"/>
       <w:color w:val="4D614C" w:themeColor="text1"/>
-      <w:sz w:val="16"/>
-      <w:szCs w:val="16"/>
     </w:rPr>
     <w:tblPr>
       <w:tblStyleRowBandSize w:val="1"/>
@@ -4026,10 +3924,7 @@
       <w:spacing w:after="0" w:line="240" w:lineRule="auto"/>
     </w:pPr>
     <w:rPr>
-      <w:rFonts w:eastAsiaTheme="minorHAnsi"/>
       <w:color w:val="4D614C" w:themeColor="text1"/>
-      <w:sz w:val="16"/>
-      <w:szCs w:val="16"/>
     </w:rPr>
     <w:tblPr>
       <w:tblStyleRowBandSize w:val="1"/>
@@ -4104,10 +3999,7 @@
       <w:spacing w:after="0" w:line="240" w:lineRule="auto"/>
     </w:pPr>
     <w:rPr>
-      <w:rFonts w:eastAsiaTheme="minorHAnsi"/>
       <w:color w:val="4D614C" w:themeColor="text1"/>
-      <w:sz w:val="16"/>
-      <w:szCs w:val="16"/>
     </w:rPr>
     <w:tblPr>
       <w:tblStyleRowBandSize w:val="1"/>
@@ -4182,10 +4074,7 @@
       <w:spacing w:after="0" w:line="240" w:lineRule="auto"/>
     </w:pPr>
     <w:rPr>
-      <w:rFonts w:eastAsiaTheme="minorHAnsi"/>
       <w:color w:val="4D614C" w:themeColor="text1"/>
-      <w:sz w:val="16"/>
-      <w:szCs w:val="16"/>
     </w:rPr>
     <w:tblPr>
       <w:tblStyleRowBandSize w:val="1"/>
@@ -4260,10 +4149,7 @@
       <w:spacing w:after="0" w:line="240" w:lineRule="auto"/>
     </w:pPr>
     <w:rPr>
-      <w:rFonts w:eastAsiaTheme="minorHAnsi"/>
       <w:color w:val="4D614C" w:themeColor="text1"/>
-      <w:sz w:val="16"/>
-      <w:szCs w:val="16"/>
     </w:rPr>
     <w:tblPr>
       <w:tblStyleRowBandSize w:val="1"/>
@@ -4338,10 +4224,7 @@
       <w:spacing w:after="0" w:line="240" w:lineRule="auto"/>
     </w:pPr>
     <w:rPr>
-      <w:rFonts w:eastAsiaTheme="minorHAnsi"/>
       <w:color w:val="4D614C" w:themeColor="text1"/>
-      <w:sz w:val="16"/>
-      <w:szCs w:val="16"/>
     </w:rPr>
     <w:tblPr>
       <w:tblStyleRowBandSize w:val="1"/>
@@ -4416,10 +4299,7 @@
       <w:spacing w:after="0" w:line="240" w:lineRule="auto"/>
     </w:pPr>
     <w:rPr>
-      <w:rFonts w:eastAsiaTheme="minorHAnsi"/>
       <w:color w:val="4D614C" w:themeColor="text1"/>
-      <w:sz w:val="16"/>
-      <w:szCs w:val="16"/>
     </w:rPr>
     <w:tblPr>
       <w:tblStyleRowBandSize w:val="1"/>
@@ -4500,10 +4380,7 @@
       <w:spacing w:after="0" w:line="240" w:lineRule="auto"/>
     </w:pPr>
     <w:rPr>
-      <w:rFonts w:eastAsiaTheme="minorHAnsi"/>
       <w:color w:val="4D614C" w:themeColor="text1"/>
-      <w:sz w:val="16"/>
-      <w:szCs w:val="16"/>
     </w:rPr>
     <w:tblPr>
       <w:tblStyleRowBandSize w:val="1"/>
@@ -4584,10 +4461,7 @@
       <w:spacing w:after="0" w:line="240" w:lineRule="auto"/>
     </w:pPr>
     <w:rPr>
-      <w:rFonts w:eastAsiaTheme="minorHAnsi"/>
       <w:color w:val="4D614C" w:themeColor="text1"/>
-      <w:sz w:val="16"/>
-      <w:szCs w:val="16"/>
     </w:rPr>
     <w:tblPr>
       <w:tblStyleRowBandSize w:val="1"/>
@@ -4668,10 +4542,7 @@
       <w:spacing w:after="0" w:line="240" w:lineRule="auto"/>
     </w:pPr>
     <w:rPr>
-      <w:rFonts w:eastAsiaTheme="minorHAnsi"/>
       <w:color w:val="4D614C" w:themeColor="text1"/>
-      <w:sz w:val="16"/>
-      <w:szCs w:val="16"/>
     </w:rPr>
     <w:tblPr>
       <w:tblStyleRowBandSize w:val="1"/>
@@ -4752,10 +4623,7 @@
       <w:spacing w:after="0" w:line="240" w:lineRule="auto"/>
     </w:pPr>
     <w:rPr>
-      <w:rFonts w:eastAsiaTheme="minorHAnsi"/>
       <w:color w:val="4D614C" w:themeColor="text1"/>
-      <w:sz w:val="16"/>
-      <w:szCs w:val="16"/>
     </w:rPr>
     <w:tblPr>
       <w:tblStyleRowBandSize w:val="1"/>
@@ -4836,10 +4704,7 @@
       <w:spacing w:after="0" w:line="240" w:lineRule="auto"/>
     </w:pPr>
     <w:rPr>
-      <w:rFonts w:eastAsiaTheme="minorHAnsi"/>
       <w:color w:val="4D614C" w:themeColor="text1"/>
-      <w:sz w:val="16"/>
-      <w:szCs w:val="16"/>
     </w:rPr>
     <w:tblPr>
       <w:tblStyleRowBandSize w:val="1"/>
@@ -4920,10 +4785,7 @@
       <w:spacing w:after="0" w:line="240" w:lineRule="auto"/>
     </w:pPr>
     <w:rPr>
-      <w:rFonts w:eastAsiaTheme="minorHAnsi"/>
       <w:color w:val="4D614C" w:themeColor="text1"/>
-      <w:sz w:val="16"/>
-      <w:szCs w:val="16"/>
     </w:rPr>
     <w:tblPr>
       <w:tblStyleRowBandSize w:val="1"/>
@@ -5004,10 +4866,7 @@
       <w:spacing w:after="0" w:line="240" w:lineRule="auto"/>
     </w:pPr>
     <w:rPr>
-      <w:rFonts w:eastAsiaTheme="minorHAnsi"/>
       <w:color w:val="4D614C" w:themeColor="text1"/>
-      <w:sz w:val="16"/>
-      <w:szCs w:val="16"/>
     </w:rPr>
     <w:tblPr>
       <w:tblStyleRowBandSize w:val="1"/>
@@ -5124,10 +4983,7 @@
       <w:spacing w:after="0" w:line="240" w:lineRule="auto"/>
     </w:pPr>
     <w:rPr>
-      <w:rFonts w:eastAsiaTheme="minorHAnsi"/>
       <w:color w:val="4D614C" w:themeColor="text1"/>
-      <w:sz w:val="16"/>
-      <w:szCs w:val="16"/>
     </w:rPr>
     <w:tblPr>
       <w:tblStyleRowBandSize w:val="1"/>
@@ -5244,10 +5100,7 @@
       <w:spacing w:after="0" w:line="240" w:lineRule="auto"/>
     </w:pPr>
     <w:rPr>
-      <w:rFonts w:eastAsiaTheme="minorHAnsi"/>
       <w:color w:val="4D614C" w:themeColor="text1"/>
-      <w:sz w:val="16"/>
-      <w:szCs w:val="16"/>
     </w:rPr>
     <w:tblPr>
       <w:tblStyleRowBandSize w:val="1"/>
@@ -5364,10 +5217,7 @@
       <w:spacing w:after="0" w:line="240" w:lineRule="auto"/>
     </w:pPr>
     <w:rPr>
-      <w:rFonts w:eastAsiaTheme="minorHAnsi"/>
       <w:color w:val="4D614C" w:themeColor="text1"/>
-      <w:sz w:val="16"/>
-      <w:szCs w:val="16"/>
     </w:rPr>
     <w:tblPr>
       <w:tblStyleRowBandSize w:val="1"/>
@@ -5474,10 +5324,7 @@
       <w:spacing w:after="0" w:line="240" w:lineRule="auto"/>
     </w:pPr>
     <w:rPr>
-      <w:rFonts w:eastAsiaTheme="minorHAnsi"/>
       <w:color w:val="4D614C" w:themeColor="text1"/>
-      <w:sz w:val="16"/>
-      <w:szCs w:val="16"/>
     </w:rPr>
     <w:tblPr>
       <w:tblStyleRowBandSize w:val="1"/>
@@ -5594,10 +5441,7 @@
       <w:spacing w:after="0" w:line="240" w:lineRule="auto"/>
     </w:pPr>
     <w:rPr>
-      <w:rFonts w:eastAsiaTheme="minorHAnsi"/>
       <w:color w:val="4D614C" w:themeColor="text1"/>
-      <w:sz w:val="16"/>
-      <w:szCs w:val="16"/>
     </w:rPr>
     <w:tblPr>
       <w:tblStyleRowBandSize w:val="1"/>
@@ -5714,10 +5558,7 @@
       <w:spacing w:after="0" w:line="240" w:lineRule="auto"/>
     </w:pPr>
     <w:rPr>
-      <w:rFonts w:eastAsiaTheme="minorHAnsi"/>
       <w:color w:val="4D614C" w:themeColor="text1"/>
-      <w:sz w:val="16"/>
-      <w:szCs w:val="16"/>
     </w:rPr>
     <w:tblPr>
       <w:tblStyleRowBandSize w:val="1"/>
@@ -5906,10 +5747,7 @@
       <w:spacing w:after="0" w:line="240" w:lineRule="auto"/>
     </w:pPr>
     <w:rPr>
-      <w:rFonts w:eastAsiaTheme="minorHAnsi"/>
       <w:color w:val="F7F7F2" w:themeColor="background1"/>
-      <w:sz w:val="16"/>
-      <w:szCs w:val="16"/>
     </w:rPr>
     <w:tblPr>
       <w:tblStyleRowBandSize w:val="1"/>
@@ -6018,10 +5856,7 @@
       <w:spacing w:after="0" w:line="240" w:lineRule="auto"/>
     </w:pPr>
     <w:rPr>
-      <w:rFonts w:eastAsiaTheme="minorHAnsi"/>
       <w:color w:val="F7F7F2" w:themeColor="background1"/>
-      <w:sz w:val="16"/>
-      <w:szCs w:val="16"/>
     </w:rPr>
     <w:tblPr>
       <w:tblStyleRowBandSize w:val="1"/>
@@ -6130,10 +5965,7 @@
       <w:spacing w:after="0" w:line="240" w:lineRule="auto"/>
     </w:pPr>
     <w:rPr>
-      <w:rFonts w:eastAsiaTheme="minorHAnsi"/>
       <w:color w:val="F7F7F2" w:themeColor="background1"/>
-      <w:sz w:val="16"/>
-      <w:szCs w:val="16"/>
     </w:rPr>
     <w:tblPr>
       <w:tblStyleRowBandSize w:val="1"/>
@@ -6242,10 +6074,7 @@
       <w:spacing w:after="0" w:line="240" w:lineRule="auto"/>
     </w:pPr>
     <w:rPr>
-      <w:rFonts w:eastAsiaTheme="minorHAnsi"/>
       <w:color w:val="F7F7F2" w:themeColor="background1"/>
-      <w:sz w:val="16"/>
-      <w:szCs w:val="16"/>
     </w:rPr>
     <w:tblPr>
       <w:tblStyleRowBandSize w:val="1"/>
@@ -6354,10 +6183,7 @@
       <w:spacing w:after="0" w:line="240" w:lineRule="auto"/>
     </w:pPr>
     <w:rPr>
-      <w:rFonts w:eastAsiaTheme="minorHAnsi"/>
       <w:color w:val="F7F7F2" w:themeColor="background1"/>
-      <w:sz w:val="16"/>
-      <w:szCs w:val="16"/>
     </w:rPr>
     <w:tblPr>
       <w:tblStyleRowBandSize w:val="1"/>
@@ -6466,10 +6292,7 @@
       <w:spacing w:after="0" w:line="240" w:lineRule="auto"/>
     </w:pPr>
     <w:rPr>
-      <w:rFonts w:eastAsiaTheme="minorHAnsi"/>
       <w:color w:val="F7F7F2" w:themeColor="background1"/>
-      <w:sz w:val="16"/>
-      <w:szCs w:val="16"/>
     </w:rPr>
     <w:tblPr>
       <w:tblStyleRowBandSize w:val="1"/>
@@ -6578,10 +6401,7 @@
       <w:spacing w:after="0" w:line="240" w:lineRule="auto"/>
     </w:pPr>
     <w:rPr>
-      <w:rFonts w:eastAsiaTheme="minorHAnsi"/>
       <w:color w:val="F7F7F2" w:themeColor="background1"/>
-      <w:sz w:val="16"/>
-      <w:szCs w:val="16"/>
     </w:rPr>
     <w:tblPr>
       <w:tblStyleRowBandSize w:val="1"/>
@@ -6889,11 +6709,6 @@
     <w:pPr>
       <w:spacing w:after="0" w:line="240" w:lineRule="auto"/>
     </w:pPr>
-    <w:rPr>
-      <w:rFonts w:eastAsiaTheme="minorHAnsi"/>
-      <w:sz w:val="16"/>
-      <w:szCs w:val="16"/>
-    </w:rPr>
     <w:tblPr>
       <w:tblStyleRowBandSize w:val="1"/>
       <w:tblStyleColBandSize w:val="1"/>
@@ -6951,11 +6766,6 @@
     <w:pPr>
       <w:spacing w:after="0" w:line="240" w:lineRule="auto"/>
     </w:pPr>
-    <w:rPr>
-      <w:rFonts w:eastAsiaTheme="minorHAnsi"/>
-      <w:sz w:val="16"/>
-      <w:szCs w:val="16"/>
-    </w:rPr>
     <w:tblPr>
       <w:tblStyleRowBandSize w:val="1"/>
       <w:tblStyleColBandSize w:val="1"/>
@@ -7013,11 +6823,6 @@
     <w:pPr>
       <w:spacing w:after="0" w:line="240" w:lineRule="auto"/>
     </w:pPr>
-    <w:rPr>
-      <w:rFonts w:eastAsiaTheme="minorHAnsi"/>
-      <w:sz w:val="16"/>
-      <w:szCs w:val="16"/>
-    </w:rPr>
     <w:tblPr>
       <w:tblStyleRowBandSize w:val="1"/>
       <w:tblStyleColBandSize w:val="1"/>
@@ -7075,11 +6880,6 @@
     <w:pPr>
       <w:spacing w:after="0" w:line="240" w:lineRule="auto"/>
     </w:pPr>
-    <w:rPr>
-      <w:rFonts w:eastAsiaTheme="minorHAnsi"/>
-      <w:sz w:val="16"/>
-      <w:szCs w:val="16"/>
-    </w:rPr>
     <w:tblPr>
       <w:tblStyleRowBandSize w:val="1"/>
       <w:tblStyleColBandSize w:val="1"/>
@@ -7137,11 +6937,6 @@
     <w:pPr>
       <w:spacing w:after="0" w:line="240" w:lineRule="auto"/>
     </w:pPr>
-    <w:rPr>
-      <w:rFonts w:eastAsiaTheme="minorHAnsi"/>
-      <w:sz w:val="16"/>
-      <w:szCs w:val="16"/>
-    </w:rPr>
     <w:tblPr>
       <w:tblStyleRowBandSize w:val="1"/>
       <w:tblStyleColBandSize w:val="1"/>
@@ -7199,11 +6994,6 @@
     <w:pPr>
       <w:spacing w:after="0" w:line="240" w:lineRule="auto"/>
     </w:pPr>
-    <w:rPr>
-      <w:rFonts w:eastAsiaTheme="minorHAnsi"/>
-      <w:sz w:val="16"/>
-      <w:szCs w:val="16"/>
-    </w:rPr>
     <w:tblPr>
       <w:tblStyleRowBandSize w:val="1"/>
       <w:tblStyleColBandSize w:val="1"/>
@@ -7261,11 +7051,6 @@
     <w:pPr>
       <w:spacing w:after="0" w:line="240" w:lineRule="auto"/>
     </w:pPr>
-    <w:rPr>
-      <w:rFonts w:eastAsiaTheme="minorHAnsi"/>
-      <w:sz w:val="16"/>
-      <w:szCs w:val="16"/>
-    </w:rPr>
     <w:tblPr>
       <w:tblStyleRowBandSize w:val="1"/>
       <w:tblStyleColBandSize w:val="1"/>
@@ -7323,11 +7108,6 @@
     <w:pPr>
       <w:spacing w:after="0" w:line="240" w:lineRule="auto"/>
     </w:pPr>
-    <w:rPr>
-      <w:rFonts w:eastAsiaTheme="minorHAnsi"/>
-      <w:sz w:val="16"/>
-      <w:szCs w:val="16"/>
-    </w:rPr>
     <w:tblPr>
       <w:tblStyleRowBandSize w:val="1"/>
       <w:tblStyleColBandSize w:val="1"/>
@@ -7403,11 +7183,6 @@
     <w:pPr>
       <w:spacing w:after="0" w:line="240" w:lineRule="auto"/>
     </w:pPr>
-    <w:rPr>
-      <w:rFonts w:eastAsiaTheme="minorHAnsi"/>
-      <w:sz w:val="16"/>
-      <w:szCs w:val="16"/>
-    </w:rPr>
     <w:tblPr>
       <w:tblStyleRowBandSize w:val="1"/>
       <w:tblStyleColBandSize w:val="1"/>
@@ -7483,11 +7258,6 @@
     <w:pPr>
       <w:spacing w:after="0" w:line="240" w:lineRule="auto"/>
     </w:pPr>
-    <w:rPr>
-      <w:rFonts w:eastAsiaTheme="minorHAnsi"/>
-      <w:sz w:val="16"/>
-      <w:szCs w:val="16"/>
-    </w:rPr>
     <w:tblPr>
       <w:tblStyleRowBandSize w:val="1"/>
       <w:tblStyleColBandSize w:val="1"/>
@@ -7563,11 +7333,6 @@
     <w:pPr>
       <w:spacing w:after="0" w:line="240" w:lineRule="auto"/>
     </w:pPr>
-    <w:rPr>
-      <w:rFonts w:eastAsiaTheme="minorHAnsi"/>
-      <w:sz w:val="16"/>
-      <w:szCs w:val="16"/>
-    </w:rPr>
     <w:tblPr>
       <w:tblStyleRowBandSize w:val="1"/>
       <w:tblStyleColBandSize w:val="1"/>
@@ -7643,11 +7408,6 @@
     <w:pPr>
       <w:spacing w:after="0" w:line="240" w:lineRule="auto"/>
     </w:pPr>
-    <w:rPr>
-      <w:rFonts w:eastAsiaTheme="minorHAnsi"/>
-      <w:sz w:val="16"/>
-      <w:szCs w:val="16"/>
-    </w:rPr>
     <w:tblPr>
       <w:tblStyleRowBandSize w:val="1"/>
       <w:tblStyleColBandSize w:val="1"/>
@@ -7723,11 +7483,6 @@
     <w:pPr>
       <w:spacing w:after="0" w:line="240" w:lineRule="auto"/>
     </w:pPr>
-    <w:rPr>
-      <w:rFonts w:eastAsiaTheme="minorHAnsi"/>
-      <w:sz w:val="16"/>
-      <w:szCs w:val="16"/>
-    </w:rPr>
     <w:tblPr>
       <w:tblStyleRowBandSize w:val="1"/>
       <w:tblStyleColBandSize w:val="1"/>
@@ -7803,11 +7558,6 @@
     <w:pPr>
       <w:spacing w:after="0" w:line="240" w:lineRule="auto"/>
     </w:pPr>
-    <w:rPr>
-      <w:rFonts w:eastAsiaTheme="minorHAnsi"/>
-      <w:sz w:val="16"/>
-      <w:szCs w:val="16"/>
-    </w:rPr>
     <w:tblPr>
       <w:tblStyleRowBandSize w:val="1"/>
       <w:tblStyleColBandSize w:val="1"/>
@@ -7883,11 +7633,6 @@
     <w:pPr>
       <w:spacing w:after="0" w:line="240" w:lineRule="auto"/>
     </w:pPr>
-    <w:rPr>
-      <w:rFonts w:eastAsiaTheme="minorHAnsi"/>
-      <w:sz w:val="16"/>
-      <w:szCs w:val="16"/>
-    </w:rPr>
     <w:tblPr>
       <w:tblStyleRowBandSize w:val="1"/>
       <w:tblStyleColBandSize w:val="1"/>
@@ -8024,11 +7769,6 @@
     <w:pPr>
       <w:spacing w:after="0" w:line="240" w:lineRule="auto"/>
     </w:pPr>
-    <w:rPr>
-      <w:rFonts w:eastAsiaTheme="minorHAnsi"/>
-      <w:sz w:val="16"/>
-      <w:szCs w:val="16"/>
-    </w:rPr>
     <w:tblPr>
       <w:tblStyleRowBandSize w:val="1"/>
       <w:tblStyleColBandSize w:val="1"/>
@@ -8165,11 +7905,6 @@
     <w:pPr>
       <w:spacing w:after="0" w:line="240" w:lineRule="auto"/>
     </w:pPr>
-    <w:rPr>
-      <w:rFonts w:eastAsiaTheme="minorHAnsi"/>
-      <w:sz w:val="16"/>
-      <w:szCs w:val="16"/>
-    </w:rPr>
     <w:tblPr>
       <w:tblStyleRowBandSize w:val="1"/>
       <w:tblStyleColBandSize w:val="1"/>
@@ -8306,11 +8041,6 @@
     <w:pPr>
       <w:spacing w:after="0" w:line="240" w:lineRule="auto"/>
     </w:pPr>
-    <w:rPr>
-      <w:rFonts w:eastAsiaTheme="minorHAnsi"/>
-      <w:sz w:val="16"/>
-      <w:szCs w:val="16"/>
-    </w:rPr>
     <w:tblPr>
       <w:tblStyleRowBandSize w:val="1"/>
       <w:tblStyleColBandSize w:val="1"/>
@@ -8447,11 +8177,6 @@
     <w:pPr>
       <w:spacing w:after="0" w:line="240" w:lineRule="auto"/>
     </w:pPr>
-    <w:rPr>
-      <w:rFonts w:eastAsiaTheme="minorHAnsi"/>
-      <w:sz w:val="16"/>
-      <w:szCs w:val="16"/>
-    </w:rPr>
     <w:tblPr>
       <w:tblStyleRowBandSize w:val="1"/>
       <w:tblStyleColBandSize w:val="1"/>
@@ -8588,11 +8313,6 @@
     <w:pPr>
       <w:spacing w:after="0" w:line="240" w:lineRule="auto"/>
     </w:pPr>
-    <w:rPr>
-      <w:rFonts w:eastAsiaTheme="minorHAnsi"/>
-      <w:sz w:val="16"/>
-      <w:szCs w:val="16"/>
-    </w:rPr>
     <w:tblPr>
       <w:tblStyleRowBandSize w:val="1"/>
       <w:tblStyleColBandSize w:val="1"/>
@@ -8729,11 +8449,6 @@
     <w:pPr>
       <w:spacing w:after="0" w:line="240" w:lineRule="auto"/>
     </w:pPr>
-    <w:rPr>
-      <w:rFonts w:eastAsiaTheme="minorHAnsi"/>
-      <w:sz w:val="16"/>
-      <w:szCs w:val="16"/>
-    </w:rPr>
     <w:tblPr>
       <w:tblStyleRowBandSize w:val="1"/>
       <w:tblStyleColBandSize w:val="1"/>
@@ -8870,11 +8585,6 @@
     <w:pPr>
       <w:spacing w:after="0" w:line="240" w:lineRule="auto"/>
     </w:pPr>
-    <w:rPr>
-      <w:rFonts w:eastAsiaTheme="minorHAnsi"/>
-      <w:sz w:val="16"/>
-      <w:szCs w:val="16"/>
-    </w:rPr>
     <w:tblPr>
       <w:tblStyleRowBandSize w:val="1"/>
       <w:tblStyleColBandSize w:val="1"/>
@@ -8951,11 +8661,6 @@
     <w:pPr>
       <w:spacing w:after="0" w:line="240" w:lineRule="auto"/>
     </w:pPr>
-    <w:rPr>
-      <w:rFonts w:eastAsiaTheme="minorHAnsi"/>
-      <w:sz w:val="16"/>
-      <w:szCs w:val="16"/>
-    </w:rPr>
     <w:tblPr>
       <w:tblStyleRowBandSize w:val="1"/>
       <w:tblStyleColBandSize w:val="1"/>
@@ -9032,11 +8737,6 @@
     <w:pPr>
       <w:spacing w:after="0" w:line="240" w:lineRule="auto"/>
     </w:pPr>
-    <w:rPr>
-      <w:rFonts w:eastAsiaTheme="minorHAnsi"/>
-      <w:sz w:val="16"/>
-      <w:szCs w:val="16"/>
-    </w:rPr>
     <w:tblPr>
       <w:tblStyleRowBandSize w:val="1"/>
       <w:tblStyleColBandSize w:val="1"/>
@@ -9113,11 +8813,6 @@
     <w:pPr>
       <w:spacing w:after="0" w:line="240" w:lineRule="auto"/>
     </w:pPr>
-    <w:rPr>
-      <w:rFonts w:eastAsiaTheme="minorHAnsi"/>
-      <w:sz w:val="16"/>
-      <w:szCs w:val="16"/>
-    </w:rPr>
     <w:tblPr>
       <w:tblStyleRowBandSize w:val="1"/>
       <w:tblStyleColBandSize w:val="1"/>
@@ -9194,11 +8889,6 @@
     <w:pPr>
       <w:spacing w:after="0" w:line="240" w:lineRule="auto"/>
     </w:pPr>
-    <w:rPr>
-      <w:rFonts w:eastAsiaTheme="minorHAnsi"/>
-      <w:sz w:val="16"/>
-      <w:szCs w:val="16"/>
-    </w:rPr>
     <w:tblPr>
       <w:tblStyleRowBandSize w:val="1"/>
       <w:tblStyleColBandSize w:val="1"/>
@@ -9275,11 +8965,6 @@
     <w:pPr>
       <w:spacing w:after="0" w:line="240" w:lineRule="auto"/>
     </w:pPr>
-    <w:rPr>
-      <w:rFonts w:eastAsiaTheme="minorHAnsi"/>
-      <w:sz w:val="16"/>
-      <w:szCs w:val="16"/>
-    </w:rPr>
     <w:tblPr>
       <w:tblStyleRowBandSize w:val="1"/>
       <w:tblStyleColBandSize w:val="1"/>
@@ -9356,11 +9041,6 @@
     <w:pPr>
       <w:spacing w:after="0" w:line="240" w:lineRule="auto"/>
     </w:pPr>
-    <w:rPr>
-      <w:rFonts w:eastAsiaTheme="minorHAnsi"/>
-      <w:sz w:val="16"/>
-      <w:szCs w:val="16"/>
-    </w:rPr>
     <w:tblPr>
       <w:tblStyleRowBandSize w:val="1"/>
       <w:tblStyleColBandSize w:val="1"/>
@@ -9437,11 +9117,6 @@
     <w:pPr>
       <w:spacing w:after="0" w:line="240" w:lineRule="auto"/>
     </w:pPr>
-    <w:rPr>
-      <w:rFonts w:eastAsiaTheme="minorHAnsi"/>
-      <w:sz w:val="16"/>
-      <w:szCs w:val="16"/>
-    </w:rPr>
     <w:tblPr>
       <w:tblStyleRowBandSize w:val="1"/>
       <w:tblStyleColBandSize w:val="1"/>
@@ -9548,11 +9223,6 @@
     <w:pPr>
       <w:spacing w:after="0" w:line="240" w:lineRule="auto"/>
     </w:pPr>
-    <w:rPr>
-      <w:rFonts w:eastAsiaTheme="minorHAnsi"/>
-      <w:sz w:val="16"/>
-      <w:szCs w:val="16"/>
-    </w:rPr>
     <w:tblPr>
       <w:tblStyleRowBandSize w:val="1"/>
       <w:tblStyleColBandSize w:val="1"/>
@@ -9659,11 +9329,6 @@
     <w:pPr>
       <w:spacing w:after="0" w:line="240" w:lineRule="auto"/>
     </w:pPr>
-    <w:rPr>
-      <w:rFonts w:eastAsiaTheme="minorHAnsi"/>
-      <w:sz w:val="16"/>
-      <w:szCs w:val="16"/>
-    </w:rPr>
     <w:tblPr>
       <w:tblStyleRowBandSize w:val="1"/>
       <w:tblStyleColBandSize w:val="1"/>
@@ -9770,11 +9435,6 @@
     <w:pPr>
       <w:spacing w:after="0" w:line="240" w:lineRule="auto"/>
     </w:pPr>
-    <w:rPr>
-      <w:rFonts w:eastAsiaTheme="minorHAnsi"/>
-      <w:sz w:val="16"/>
-      <w:szCs w:val="16"/>
-    </w:rPr>
     <w:tblPr>
       <w:tblStyleRowBandSize w:val="1"/>
       <w:tblStyleColBandSize w:val="1"/>
@@ -9881,11 +9541,6 @@
     <w:pPr>
       <w:spacing w:after="0" w:line="240" w:lineRule="auto"/>
     </w:pPr>
-    <w:rPr>
-      <w:rFonts w:eastAsiaTheme="minorHAnsi"/>
-      <w:sz w:val="16"/>
-      <w:szCs w:val="16"/>
-    </w:rPr>
     <w:tblPr>
       <w:tblStyleRowBandSize w:val="1"/>
       <w:tblStyleColBandSize w:val="1"/>
@@ -9992,11 +9647,6 @@
     <w:pPr>
       <w:spacing w:after="0" w:line="240" w:lineRule="auto"/>
     </w:pPr>
-    <w:rPr>
-      <w:rFonts w:eastAsiaTheme="minorHAnsi"/>
-      <w:sz w:val="16"/>
-      <w:szCs w:val="16"/>
-    </w:rPr>
     <w:tblPr>
       <w:tblStyleRowBandSize w:val="1"/>
       <w:tblStyleColBandSize w:val="1"/>
@@ -10103,11 +9753,6 @@
     <w:pPr>
       <w:spacing w:after="0" w:line="240" w:lineRule="auto"/>
     </w:pPr>
-    <w:rPr>
-      <w:rFonts w:eastAsiaTheme="minorHAnsi"/>
-      <w:sz w:val="16"/>
-      <w:szCs w:val="16"/>
-    </w:rPr>
     <w:tblPr>
       <w:tblStyleRowBandSize w:val="1"/>
       <w:tblStyleColBandSize w:val="1"/>
@@ -10215,10 +9860,7 @@
       <w:spacing w:after="0" w:line="240" w:lineRule="auto"/>
     </w:pPr>
     <w:rPr>
-      <w:rFonts w:eastAsiaTheme="minorHAnsi"/>
       <w:color w:val="4D614C" w:themeColor="text1"/>
-      <w:sz w:val="16"/>
-      <w:szCs w:val="16"/>
     </w:rPr>
     <w:tblPr>
       <w:tblStyleRowBandSize w:val="1"/>
@@ -10290,10 +9932,7 @@
       <w:spacing w:after="0" w:line="240" w:lineRule="auto"/>
     </w:pPr>
     <w:rPr>
-      <w:rFonts w:eastAsiaTheme="minorHAnsi"/>
       <w:color w:val="394839" w:themeColor="accent1" w:themeShade="BF"/>
-      <w:sz w:val="16"/>
-      <w:szCs w:val="16"/>
     </w:rPr>
     <w:tblPr>
       <w:tblStyleRowBandSize w:val="1"/>
@@ -10365,10 +10004,7 @@
       <w:spacing w:after="0" w:line="240" w:lineRule="auto"/>
     </w:pPr>
     <w:rPr>
-      <w:rFonts w:eastAsiaTheme="minorHAnsi"/>
       <w:color w:val="628160" w:themeColor="accent2" w:themeShade="BF"/>
-      <w:sz w:val="16"/>
-      <w:szCs w:val="16"/>
     </w:rPr>
     <w:tblPr>
       <w:tblStyleRowBandSize w:val="1"/>
@@ -10440,10 +10076,7 @@
       <w:spacing w:after="0" w:line="240" w:lineRule="auto"/>
     </w:pPr>
     <w:rPr>
-      <w:rFonts w:eastAsiaTheme="minorHAnsi"/>
       <w:color w:val="394839" w:themeColor="accent3" w:themeShade="BF"/>
-      <w:sz w:val="16"/>
-      <w:szCs w:val="16"/>
     </w:rPr>
     <w:tblPr>
       <w:tblStyleRowBandSize w:val="1"/>
@@ -10515,10 +10148,7 @@
       <w:spacing w:after="0" w:line="240" w:lineRule="auto"/>
     </w:pPr>
     <w:rPr>
-      <w:rFonts w:eastAsiaTheme="minorHAnsi"/>
       <w:color w:val="7A936D" w:themeColor="accent4" w:themeShade="BF"/>
-      <w:sz w:val="16"/>
-      <w:szCs w:val="16"/>
     </w:rPr>
     <w:tblPr>
       <w:tblStyleRowBandSize w:val="1"/>
@@ -10590,10 +10220,7 @@
       <w:spacing w:after="0" w:line="240" w:lineRule="auto"/>
     </w:pPr>
     <w:rPr>
-      <w:rFonts w:eastAsiaTheme="minorHAnsi"/>
       <w:color w:val="94522D" w:themeColor="accent5" w:themeShade="BF"/>
-      <w:sz w:val="16"/>
-      <w:szCs w:val="16"/>
     </w:rPr>
     <w:tblPr>
       <w:tblStyleRowBandSize w:val="1"/>
@@ -10665,10 +10292,7 @@
       <w:spacing w:after="0" w:line="240" w:lineRule="auto"/>
     </w:pPr>
     <w:rPr>
-      <w:rFonts w:eastAsiaTheme="minorHAnsi"/>
       <w:color w:val="435D68" w:themeColor="accent6" w:themeShade="BF"/>
-      <w:sz w:val="16"/>
-      <w:szCs w:val="16"/>
     </w:rPr>
     <w:tblPr>
       <w:tblStyleRowBandSize w:val="1"/>
@@ -10740,10 +10364,7 @@
       <w:spacing w:after="0" w:line="240" w:lineRule="auto"/>
     </w:pPr>
     <w:rPr>
-      <w:rFonts w:eastAsiaTheme="minorHAnsi"/>
       <w:color w:val="4D614C" w:themeColor="text1"/>
-      <w:sz w:val="16"/>
-      <w:szCs w:val="16"/>
     </w:rPr>
     <w:tblPr>
       <w:tblStyleRowBandSize w:val="1"/>
@@ -10882,10 +10503,7 @@
       <w:spacing w:after="0" w:line="240" w:lineRule="auto"/>
     </w:pPr>
     <w:rPr>
-      <w:rFonts w:eastAsiaTheme="minorHAnsi"/>
       <w:color w:val="394839" w:themeColor="accent1" w:themeShade="BF"/>
-      <w:sz w:val="16"/>
-      <w:szCs w:val="16"/>
     </w:rPr>
     <w:tblPr>
       <w:tblStyleRowBandSize w:val="1"/>
@@ -11024,10 +10642,7 @@
       <w:spacing w:after="0" w:line="240" w:lineRule="auto"/>
     </w:pPr>
     <w:rPr>
-      <w:rFonts w:eastAsiaTheme="minorHAnsi"/>
       <w:color w:val="628160" w:themeColor="accent2" w:themeShade="BF"/>
-      <w:sz w:val="16"/>
-      <w:szCs w:val="16"/>
     </w:rPr>
     <w:tblPr>
       <w:tblStyleRowBandSize w:val="1"/>
@@ -11166,10 +10781,7 @@
       <w:spacing w:after="0" w:line="240" w:lineRule="auto"/>
     </w:pPr>
     <w:rPr>
-      <w:rFonts w:eastAsiaTheme="minorHAnsi"/>
       <w:color w:val="394839" w:themeColor="accent3" w:themeShade="BF"/>
-      <w:sz w:val="16"/>
-      <w:szCs w:val="16"/>
     </w:rPr>
     <w:tblPr>
       <w:tblStyleRowBandSize w:val="1"/>
@@ -11308,10 +10920,7 @@
       <w:spacing w:after="0" w:line="240" w:lineRule="auto"/>
     </w:pPr>
     <w:rPr>
-      <w:rFonts w:eastAsiaTheme="minorHAnsi"/>
       <w:color w:val="7A936D" w:themeColor="accent4" w:themeShade="BF"/>
-      <w:sz w:val="16"/>
-      <w:szCs w:val="16"/>
     </w:rPr>
     <w:tblPr>
       <w:tblStyleRowBandSize w:val="1"/>
@@ -11450,10 +11059,7 @@
       <w:spacing w:after="0" w:line="240" w:lineRule="auto"/>
     </w:pPr>
     <w:rPr>
-      <w:rFonts w:eastAsiaTheme="minorHAnsi"/>
       <w:color w:val="94522D" w:themeColor="accent5" w:themeShade="BF"/>
-      <w:sz w:val="16"/>
-      <w:szCs w:val="16"/>
     </w:rPr>
     <w:tblPr>
       <w:tblStyleRowBandSize w:val="1"/>
@@ -11592,10 +11198,7 @@
       <w:spacing w:after="0" w:line="240" w:lineRule="auto"/>
     </w:pPr>
     <w:rPr>
-      <w:rFonts w:eastAsiaTheme="minorHAnsi"/>
       <w:color w:val="435D68" w:themeColor="accent6" w:themeShade="BF"/>
-      <w:sz w:val="16"/>
-      <w:szCs w:val="16"/>
     </w:rPr>
     <w:tblPr>
       <w:tblStyleRowBandSize w:val="1"/>
@@ -12066,11 +11669,6 @@
     <w:pPr>
       <w:spacing w:after="0" w:line="240" w:lineRule="auto"/>
     </w:pPr>
-    <w:rPr>
-      <w:rFonts w:eastAsiaTheme="minorHAnsi"/>
-      <w:sz w:val="16"/>
-      <w:szCs w:val="16"/>
-    </w:rPr>
     <w:tblPr>
       <w:tblStyleRowBandSize w:val="1"/>
       <w:tblStyleColBandSize w:val="1"/>
@@ -12196,11 +11794,6 @@
     <w:pPr>
       <w:spacing w:after="0" w:line="240" w:lineRule="auto"/>
     </w:pPr>
-    <w:rPr>
-      <w:rFonts w:eastAsiaTheme="minorHAnsi"/>
-      <w:sz w:val="16"/>
-      <w:szCs w:val="16"/>
-    </w:rPr>
     <w:tblPr>
       <w:tblStyleRowBandSize w:val="1"/>
       <w:tblStyleColBandSize w:val="1"/>
@@ -12326,11 +11919,6 @@
     <w:pPr>
       <w:spacing w:after="0" w:line="240" w:lineRule="auto"/>
     </w:pPr>
-    <w:rPr>
-      <w:rFonts w:eastAsiaTheme="minorHAnsi"/>
-      <w:sz w:val="16"/>
-      <w:szCs w:val="16"/>
-    </w:rPr>
     <w:tblPr>
       <w:tblStyleRowBandSize w:val="1"/>
       <w:tblStyleColBandSize w:val="1"/>
@@ -12456,11 +12044,6 @@
     <w:pPr>
       <w:spacing w:after="0" w:line="240" w:lineRule="auto"/>
     </w:pPr>
-    <w:rPr>
-      <w:rFonts w:eastAsiaTheme="minorHAnsi"/>
-      <w:sz w:val="16"/>
-      <w:szCs w:val="16"/>
-    </w:rPr>
     <w:tblPr>
       <w:tblStyleRowBandSize w:val="1"/>
       <w:tblStyleColBandSize w:val="1"/>
@@ -12586,11 +12169,6 @@
     <w:pPr>
       <w:spacing w:after="0" w:line="240" w:lineRule="auto"/>
     </w:pPr>
-    <w:rPr>
-      <w:rFonts w:eastAsiaTheme="minorHAnsi"/>
-      <w:sz w:val="16"/>
-      <w:szCs w:val="16"/>
-    </w:rPr>
     <w:tblPr>
       <w:tblStyleRowBandSize w:val="1"/>
       <w:tblStyleColBandSize w:val="1"/>
@@ -12716,11 +12294,6 @@
     <w:pPr>
       <w:spacing w:after="0" w:line="240" w:lineRule="auto"/>
     </w:pPr>
-    <w:rPr>
-      <w:rFonts w:eastAsiaTheme="minorHAnsi"/>
-      <w:sz w:val="16"/>
-      <w:szCs w:val="16"/>
-    </w:rPr>
     <w:tblPr>
       <w:tblStyleRowBandSize w:val="1"/>
       <w:tblStyleColBandSize w:val="1"/>
@@ -12846,11 +12419,6 @@
     <w:pPr>
       <w:spacing w:after="0" w:line="240" w:lineRule="auto"/>
     </w:pPr>
-    <w:rPr>
-      <w:rFonts w:eastAsiaTheme="minorHAnsi"/>
-      <w:sz w:val="16"/>
-      <w:szCs w:val="16"/>
-    </w:rPr>
     <w:tblPr>
       <w:tblStyleRowBandSize w:val="1"/>
       <w:tblStyleColBandSize w:val="1"/>
@@ -12976,11 +12544,6 @@
     <w:pPr>
       <w:spacing w:after="0" w:line="240" w:lineRule="auto"/>
     </w:pPr>
-    <w:rPr>
-      <w:rFonts w:eastAsiaTheme="minorHAnsi"/>
-      <w:sz w:val="16"/>
-      <w:szCs w:val="16"/>
-    </w:rPr>
     <w:tblPr>
       <w:tblStyleRowBandSize w:val="1"/>
       <w:tblStyleColBandSize w:val="1"/>
@@ -13068,11 +12631,6 @@
     <w:pPr>
       <w:spacing w:after="0" w:line="240" w:lineRule="auto"/>
     </w:pPr>
-    <w:rPr>
-      <w:rFonts w:eastAsiaTheme="minorHAnsi"/>
-      <w:sz w:val="16"/>
-      <w:szCs w:val="16"/>
-    </w:rPr>
     <w:tblPr>
       <w:tblStyleRowBandSize w:val="1"/>
       <w:tblStyleColBandSize w:val="1"/>
@@ -13160,11 +12718,6 @@
     <w:pPr>
       <w:spacing w:after="0" w:line="240" w:lineRule="auto"/>
     </w:pPr>
-    <w:rPr>
-      <w:rFonts w:eastAsiaTheme="minorHAnsi"/>
-      <w:sz w:val="16"/>
-      <w:szCs w:val="16"/>
-    </w:rPr>
     <w:tblPr>
       <w:tblStyleRowBandSize w:val="1"/>
       <w:tblStyleColBandSize w:val="1"/>
@@ -13252,11 +12805,6 @@
     <w:pPr>
       <w:spacing w:after="0" w:line="240" w:lineRule="auto"/>
     </w:pPr>
-    <w:rPr>
-      <w:rFonts w:eastAsiaTheme="minorHAnsi"/>
-      <w:sz w:val="16"/>
-      <w:szCs w:val="16"/>
-    </w:rPr>
     <w:tblPr>
       <w:tblStyleRowBandSize w:val="1"/>
       <w:tblStyleColBandSize w:val="1"/>
@@ -13344,11 +12892,6 @@
     <w:pPr>
       <w:spacing w:after="0" w:line="240" w:lineRule="auto"/>
     </w:pPr>
-    <w:rPr>
-      <w:rFonts w:eastAsiaTheme="minorHAnsi"/>
-      <w:sz w:val="16"/>
-      <w:szCs w:val="16"/>
-    </w:rPr>
     <w:tblPr>
       <w:tblStyleRowBandSize w:val="1"/>
       <w:tblStyleColBandSize w:val="1"/>
@@ -13436,11 +12979,6 @@
     <w:pPr>
       <w:spacing w:after="0" w:line="240" w:lineRule="auto"/>
     </w:pPr>
-    <w:rPr>
-      <w:rFonts w:eastAsiaTheme="minorHAnsi"/>
-      <w:sz w:val="16"/>
-      <w:szCs w:val="16"/>
-    </w:rPr>
     <w:tblPr>
       <w:tblStyleRowBandSize w:val="1"/>
       <w:tblStyleColBandSize w:val="1"/>
@@ -13528,11 +13066,6 @@
     <w:pPr>
       <w:spacing w:after="0" w:line="240" w:lineRule="auto"/>
     </w:pPr>
-    <w:rPr>
-      <w:rFonts w:eastAsiaTheme="minorHAnsi"/>
-      <w:sz w:val="16"/>
-      <w:szCs w:val="16"/>
-    </w:rPr>
     <w:tblPr>
       <w:tblStyleRowBandSize w:val="1"/>
       <w:tblStyleColBandSize w:val="1"/>
@@ -13621,10 +13154,7 @@
       <w:spacing w:after="0" w:line="240" w:lineRule="auto"/>
     </w:pPr>
     <w:rPr>
-      <w:rFonts w:eastAsiaTheme="minorHAnsi"/>
       <w:color w:val="394839" w:themeColor="text1" w:themeShade="BF"/>
-      <w:sz w:val="16"/>
-      <w:szCs w:val="16"/>
     </w:rPr>
     <w:tblPr>
       <w:tblStyleRowBandSize w:val="1"/>
@@ -13722,10 +13252,7 @@
       <w:spacing w:after="0" w:line="240" w:lineRule="auto"/>
     </w:pPr>
     <w:rPr>
-      <w:rFonts w:eastAsiaTheme="minorHAnsi"/>
       <w:color w:val="394839" w:themeColor="accent1" w:themeShade="BF"/>
-      <w:sz w:val="16"/>
-      <w:szCs w:val="16"/>
     </w:rPr>
     <w:tblPr>
       <w:tblStyleRowBandSize w:val="1"/>
@@ -13823,10 +13350,7 @@
       <w:spacing w:after="0" w:line="240" w:lineRule="auto"/>
     </w:pPr>
     <w:rPr>
-      <w:rFonts w:eastAsiaTheme="minorHAnsi"/>
       <w:color w:val="628160" w:themeColor="accent2" w:themeShade="BF"/>
-      <w:sz w:val="16"/>
-      <w:szCs w:val="16"/>
     </w:rPr>
     <w:tblPr>
       <w:tblStyleRowBandSize w:val="1"/>
@@ -13924,10 +13448,7 @@
       <w:spacing w:after="0" w:line="240" w:lineRule="auto"/>
     </w:pPr>
     <w:rPr>
-      <w:rFonts w:eastAsiaTheme="minorHAnsi"/>
       <w:color w:val="394839" w:themeColor="accent3" w:themeShade="BF"/>
-      <w:sz w:val="16"/>
-      <w:szCs w:val="16"/>
     </w:rPr>
     <w:tblPr>
       <w:tblStyleRowBandSize w:val="1"/>
@@ -14025,10 +13546,7 @@
       <w:spacing w:after="0" w:line="240" w:lineRule="auto"/>
     </w:pPr>
     <w:rPr>
-      <w:rFonts w:eastAsiaTheme="minorHAnsi"/>
       <w:color w:val="7A936D" w:themeColor="accent4" w:themeShade="BF"/>
-      <w:sz w:val="16"/>
-      <w:szCs w:val="16"/>
     </w:rPr>
     <w:tblPr>
       <w:tblStyleRowBandSize w:val="1"/>
@@ -14126,10 +13644,7 @@
       <w:spacing w:after="0" w:line="240" w:lineRule="auto"/>
     </w:pPr>
     <w:rPr>
-      <w:rFonts w:eastAsiaTheme="minorHAnsi"/>
       <w:color w:val="94522D" w:themeColor="accent5" w:themeShade="BF"/>
-      <w:sz w:val="16"/>
-      <w:szCs w:val="16"/>
     </w:rPr>
     <w:tblPr>
       <w:tblStyleRowBandSize w:val="1"/>
@@ -14227,10 +13742,7 @@
       <w:spacing w:after="0" w:line="240" w:lineRule="auto"/>
     </w:pPr>
     <w:rPr>
-      <w:rFonts w:eastAsiaTheme="minorHAnsi"/>
       <w:color w:val="435D68" w:themeColor="accent6" w:themeShade="BF"/>
-      <w:sz w:val="16"/>
-      <w:szCs w:val="16"/>
     </w:rPr>
     <w:tblPr>
       <w:tblStyleRowBandSize w:val="1"/>
@@ -14601,11 +14113,6 @@
     <w:pPr>
       <w:spacing w:after="0" w:line="240" w:lineRule="auto"/>
     </w:pPr>
-    <w:rPr>
-      <w:rFonts w:eastAsiaTheme="minorHAnsi"/>
-      <w:sz w:val="16"/>
-      <w:szCs w:val="16"/>
-    </w:rPr>
     <w:tblPr>
       <w:tblStyleRowBandSize w:val="1"/>
       <w:tblStyleColBandSize w:val="1"/>
@@ -14667,11 +14174,6 @@
     <w:pPr>
       <w:spacing w:after="0" w:line="240" w:lineRule="auto"/>
     </w:pPr>
-    <w:rPr>
-      <w:rFonts w:eastAsiaTheme="minorHAnsi"/>
-      <w:sz w:val="16"/>
-      <w:szCs w:val="16"/>
-    </w:rPr>
     <w:tblPr>
       <w:tblStyleRowBandSize w:val="1"/>
       <w:tblStyleColBandSize w:val="1"/>
@@ -14733,11 +14235,6 @@
     <w:pPr>
       <w:spacing w:after="0" w:line="240" w:lineRule="auto"/>
     </w:pPr>
-    <w:rPr>
-      <w:rFonts w:eastAsiaTheme="minorHAnsi"/>
-      <w:sz w:val="16"/>
-      <w:szCs w:val="16"/>
-    </w:rPr>
     <w:tblPr>
       <w:tblStyleRowBandSize w:val="1"/>
       <w:tblStyleColBandSize w:val="1"/>
@@ -14799,11 +14296,6 @@
     <w:pPr>
       <w:spacing w:after="0" w:line="240" w:lineRule="auto"/>
     </w:pPr>
-    <w:rPr>
-      <w:rFonts w:eastAsiaTheme="minorHAnsi"/>
-      <w:sz w:val="16"/>
-      <w:szCs w:val="16"/>
-    </w:rPr>
     <w:tblPr>
       <w:tblStyleRowBandSize w:val="1"/>
       <w:tblStyleColBandSize w:val="1"/>
@@ -14865,11 +14357,6 @@
     <w:pPr>
       <w:spacing w:after="0" w:line="240" w:lineRule="auto"/>
     </w:pPr>
-    <w:rPr>
-      <w:rFonts w:eastAsiaTheme="minorHAnsi"/>
-      <w:sz w:val="16"/>
-      <w:szCs w:val="16"/>
-    </w:rPr>
     <w:tblPr>
       <w:tblStyleRowBandSize w:val="1"/>
       <w:tblStyleColBandSize w:val="1"/>
@@ -14931,11 +14418,6 @@
     <w:pPr>
       <w:spacing w:after="0" w:line="240" w:lineRule="auto"/>
     </w:pPr>
-    <w:rPr>
-      <w:rFonts w:eastAsiaTheme="minorHAnsi"/>
-      <w:sz w:val="16"/>
-      <w:szCs w:val="16"/>
-    </w:rPr>
     <w:tblPr>
       <w:tblStyleRowBandSize w:val="1"/>
       <w:tblStyleColBandSize w:val="1"/>
@@ -14990,11 +14472,6 @@
     <w:pPr>
       <w:spacing w:after="0" w:line="240" w:lineRule="auto"/>
     </w:pPr>
-    <w:rPr>
-      <w:rFonts w:eastAsiaTheme="minorHAnsi"/>
-      <w:sz w:val="16"/>
-      <w:szCs w:val="16"/>
-    </w:rPr>
     <w:tblPr>
       <w:tblStyleRowBandSize w:val="1"/>
       <w:tblStyleColBandSize w:val="1"/>
@@ -15049,11 +14526,6 @@
     <w:pPr>
       <w:spacing w:after="0" w:line="240" w:lineRule="auto"/>
     </w:pPr>
-    <w:rPr>
-      <w:rFonts w:eastAsiaTheme="minorHAnsi"/>
-      <w:sz w:val="16"/>
-      <w:szCs w:val="16"/>
-    </w:rPr>
     <w:tblPr>
       <w:tblStyleRowBandSize w:val="1"/>
       <w:tblStyleColBandSize w:val="1"/>
@@ -15108,11 +14580,6 @@
     <w:pPr>
       <w:spacing w:after="0" w:line="240" w:lineRule="auto"/>
     </w:pPr>
-    <w:rPr>
-      <w:rFonts w:eastAsiaTheme="minorHAnsi"/>
-      <w:sz w:val="16"/>
-      <w:szCs w:val="16"/>
-    </w:rPr>
     <w:tblPr>
       <w:tblStyleRowBandSize w:val="1"/>
       <w:tblStyleColBandSize w:val="1"/>
@@ -15167,11 +14634,6 @@
     <w:pPr>
       <w:spacing w:after="0" w:line="240" w:lineRule="auto"/>
     </w:pPr>
-    <w:rPr>
-      <w:rFonts w:eastAsiaTheme="minorHAnsi"/>
-      <w:sz w:val="16"/>
-      <w:szCs w:val="16"/>
-    </w:rPr>
     <w:tblPr>
       <w:tblStyleRowBandSize w:val="1"/>
       <w:tblStyleColBandSize w:val="1"/>
@@ -15226,11 +14688,6 @@
     <w:pPr>
       <w:spacing w:after="0" w:line="240" w:lineRule="auto"/>
     </w:pPr>
-    <w:rPr>
-      <w:rFonts w:eastAsiaTheme="minorHAnsi"/>
-      <w:sz w:val="16"/>
-      <w:szCs w:val="16"/>
-    </w:rPr>
     <w:tblPr>
       <w:tblStyleRowBandSize w:val="1"/>
       <w:tblStyleColBandSize w:val="1"/>
@@ -15285,11 +14742,6 @@
     <w:pPr>
       <w:spacing w:after="0" w:line="240" w:lineRule="auto"/>
     </w:pPr>
-    <w:rPr>
-      <w:rFonts w:eastAsiaTheme="minorHAnsi"/>
-      <w:sz w:val="16"/>
-      <w:szCs w:val="16"/>
-    </w:rPr>
     <w:tblPr>
       <w:tblStyleRowBandSize w:val="1"/>
       <w:tblStyleColBandSize w:val="1"/>
@@ -15344,11 +14796,6 @@
     <w:pPr>
       <w:spacing w:after="0" w:line="240" w:lineRule="auto"/>
     </w:pPr>
-    <w:rPr>
-      <w:rFonts w:eastAsiaTheme="minorHAnsi"/>
-      <w:sz w:val="16"/>
-      <w:szCs w:val="16"/>
-    </w:rPr>
     <w:tblPr>
       <w:tblStyleRowBandSize w:val="1"/>
       <w:tblStyleColBandSize w:val="1"/>
@@ -15473,11 +14920,6 @@
     <w:pPr>
       <w:spacing w:after="0" w:line="240" w:lineRule="auto"/>
     </w:pPr>
-    <w:rPr>
-      <w:rFonts w:eastAsiaTheme="minorHAnsi"/>
-      <w:sz w:val="16"/>
-      <w:szCs w:val="16"/>
-    </w:rPr>
     <w:tblPr>
       <w:tblStyleRowBandSize w:val="1"/>
       <w:tblStyleColBandSize w:val="1"/>
@@ -15602,11 +15044,6 @@
     <w:pPr>
       <w:spacing w:after="0" w:line="240" w:lineRule="auto"/>
     </w:pPr>
-    <w:rPr>
-      <w:rFonts w:eastAsiaTheme="minorHAnsi"/>
-      <w:sz w:val="16"/>
-      <w:szCs w:val="16"/>
-    </w:rPr>
     <w:tblPr>
       <w:tblStyleRowBandSize w:val="1"/>
       <w:tblStyleColBandSize w:val="1"/>
@@ -15731,11 +15168,6 @@
     <w:pPr>
       <w:spacing w:after="0" w:line="240" w:lineRule="auto"/>
     </w:pPr>
-    <w:rPr>
-      <w:rFonts w:eastAsiaTheme="minorHAnsi"/>
-      <w:sz w:val="16"/>
-      <w:szCs w:val="16"/>
-    </w:rPr>
     <w:tblPr>
       <w:tblStyleRowBandSize w:val="1"/>
       <w:tblStyleColBandSize w:val="1"/>
@@ -15860,11 +15292,6 @@
     <w:pPr>
       <w:spacing w:after="0" w:line="240" w:lineRule="auto"/>
     </w:pPr>
-    <w:rPr>
-      <w:rFonts w:eastAsiaTheme="minorHAnsi"/>
-      <w:sz w:val="16"/>
-      <w:szCs w:val="16"/>
-    </w:rPr>
     <w:tblPr>
       <w:tblStyleRowBandSize w:val="1"/>
       <w:tblStyleColBandSize w:val="1"/>
@@ -15989,11 +15416,6 @@
     <w:pPr>
       <w:spacing w:after="0" w:line="240" w:lineRule="auto"/>
     </w:pPr>
-    <w:rPr>
-      <w:rFonts w:eastAsiaTheme="minorHAnsi"/>
-      <w:sz w:val="16"/>
-      <w:szCs w:val="16"/>
-    </w:rPr>
     <w:tblPr>
       <w:tblStyleRowBandSize w:val="1"/>
       <w:tblStyleColBandSize w:val="1"/>
@@ -16118,11 +15540,6 @@
     <w:pPr>
       <w:spacing w:after="0" w:line="240" w:lineRule="auto"/>
     </w:pPr>
-    <w:rPr>
-      <w:rFonts w:eastAsiaTheme="minorHAnsi"/>
-      <w:sz w:val="16"/>
-      <w:szCs w:val="16"/>
-    </w:rPr>
     <w:tblPr>
       <w:tblStyleRowBandSize w:val="1"/>
       <w:tblStyleColBandSize w:val="1"/>
@@ -16247,11 +15664,6 @@
     <w:pPr>
       <w:spacing w:after="0" w:line="240" w:lineRule="auto"/>
     </w:pPr>
-    <w:rPr>
-      <w:rFonts w:eastAsiaTheme="minorHAnsi"/>
-      <w:sz w:val="16"/>
-      <w:szCs w:val="16"/>
-    </w:rPr>
     <w:tblPr>
       <w:tblStyleRowBandSize w:val="1"/>
       <w:tblStyleColBandSize w:val="1"/>
@@ -16326,11 +15738,6 @@
     <w:pPr>
       <w:spacing w:after="0" w:line="240" w:lineRule="auto"/>
     </w:pPr>
-    <w:rPr>
-      <w:rFonts w:eastAsiaTheme="minorHAnsi"/>
-      <w:sz w:val="16"/>
-      <w:szCs w:val="16"/>
-    </w:rPr>
     <w:tblPr>
       <w:tblStyleRowBandSize w:val="1"/>
       <w:tblStyleColBandSize w:val="1"/>
@@ -16405,11 +15812,6 @@
     <w:pPr>
       <w:spacing w:after="0" w:line="240" w:lineRule="auto"/>
     </w:pPr>
-    <w:rPr>
-      <w:rFonts w:eastAsiaTheme="minorHAnsi"/>
-      <w:sz w:val="16"/>
-      <w:szCs w:val="16"/>
-    </w:rPr>
     <w:tblPr>
       <w:tblStyleRowBandSize w:val="1"/>
       <w:tblStyleColBandSize w:val="1"/>
@@ -16484,11 +15886,6 @@
     <w:pPr>
       <w:spacing w:after="0" w:line="240" w:lineRule="auto"/>
     </w:pPr>
-    <w:rPr>
-      <w:rFonts w:eastAsiaTheme="minorHAnsi"/>
-      <w:sz w:val="16"/>
-      <w:szCs w:val="16"/>
-    </w:rPr>
     <w:tblPr>
       <w:tblStyleRowBandSize w:val="1"/>
       <w:tblStyleColBandSize w:val="1"/>
@@ -16563,11 +15960,6 @@
     <w:pPr>
       <w:spacing w:after="0" w:line="240" w:lineRule="auto"/>
     </w:pPr>
-    <w:rPr>
-      <w:rFonts w:eastAsiaTheme="minorHAnsi"/>
-      <w:sz w:val="16"/>
-      <w:szCs w:val="16"/>
-    </w:rPr>
     <w:tblPr>
       <w:tblStyleRowBandSize w:val="1"/>
       <w:tblStyleColBandSize w:val="1"/>
@@ -16642,11 +16034,6 @@
     <w:pPr>
       <w:spacing w:after="0" w:line="240" w:lineRule="auto"/>
     </w:pPr>
-    <w:rPr>
-      <w:rFonts w:eastAsiaTheme="minorHAnsi"/>
-      <w:sz w:val="16"/>
-      <w:szCs w:val="16"/>
-    </w:rPr>
     <w:tblPr>
       <w:tblStyleRowBandSize w:val="1"/>
       <w:tblStyleColBandSize w:val="1"/>
@@ -16721,11 +16108,6 @@
     <w:pPr>
       <w:spacing w:after="0" w:line="240" w:lineRule="auto"/>
     </w:pPr>
-    <w:rPr>
-      <w:rFonts w:eastAsiaTheme="minorHAnsi"/>
-      <w:sz w:val="16"/>
-      <w:szCs w:val="16"/>
-    </w:rPr>
     <w:tblPr>
       <w:tblStyleRowBandSize w:val="1"/>
       <w:tblStyleColBandSize w:val="1"/>
@@ -16801,10 +16183,7 @@
       <w:spacing w:after="0" w:line="240" w:lineRule="auto"/>
     </w:pPr>
     <w:rPr>
-      <w:rFonts w:eastAsiaTheme="minorHAnsi"/>
       <w:color w:val="F7F7F2" w:themeColor="background1"/>
-      <w:sz w:val="16"/>
-      <w:szCs w:val="16"/>
     </w:rPr>
     <w:tblPr>
       <w:tblStyleRowBandSize w:val="1"/>
@@ -16938,10 +16317,7 @@
       <w:spacing w:after="0" w:line="240" w:lineRule="auto"/>
     </w:pPr>
     <w:rPr>
-      <w:rFonts w:eastAsiaTheme="minorHAnsi"/>
       <w:color w:val="F7F7F2" w:themeColor="background1"/>
-      <w:sz w:val="16"/>
-      <w:szCs w:val="16"/>
     </w:rPr>
     <w:tblPr>
       <w:tblStyleRowBandSize w:val="1"/>
@@ -17075,10 +16451,7 @@
       <w:spacing w:after="0" w:line="240" w:lineRule="auto"/>
     </w:pPr>
     <w:rPr>
-      <w:rFonts w:eastAsiaTheme="minorHAnsi"/>
       <w:color w:val="F7F7F2" w:themeColor="background1"/>
-      <w:sz w:val="16"/>
-      <w:szCs w:val="16"/>
     </w:rPr>
     <w:tblPr>
       <w:tblStyleRowBandSize w:val="1"/>
@@ -17212,10 +16585,7 @@
       <w:spacing w:after="0" w:line="240" w:lineRule="auto"/>
     </w:pPr>
     <w:rPr>
-      <w:rFonts w:eastAsiaTheme="minorHAnsi"/>
       <w:color w:val="F7F7F2" w:themeColor="background1"/>
-      <w:sz w:val="16"/>
-      <w:szCs w:val="16"/>
     </w:rPr>
     <w:tblPr>
       <w:tblStyleRowBandSize w:val="1"/>
@@ -17349,10 +16719,7 @@
       <w:spacing w:after="0" w:line="240" w:lineRule="auto"/>
     </w:pPr>
     <w:rPr>
-      <w:rFonts w:eastAsiaTheme="minorHAnsi"/>
       <w:color w:val="F7F7F2" w:themeColor="background1"/>
-      <w:sz w:val="16"/>
-      <w:szCs w:val="16"/>
     </w:rPr>
     <w:tblPr>
       <w:tblStyleRowBandSize w:val="1"/>
@@ -17486,10 +16853,7 @@
       <w:spacing w:after="0" w:line="240" w:lineRule="auto"/>
     </w:pPr>
     <w:rPr>
-      <w:rFonts w:eastAsiaTheme="minorHAnsi"/>
       <w:color w:val="F7F7F2" w:themeColor="background1"/>
-      <w:sz w:val="16"/>
-      <w:szCs w:val="16"/>
     </w:rPr>
     <w:tblPr>
       <w:tblStyleRowBandSize w:val="1"/>
@@ -17623,10 +16987,7 @@
       <w:spacing w:after="0" w:line="240" w:lineRule="auto"/>
     </w:pPr>
     <w:rPr>
-      <w:rFonts w:eastAsiaTheme="minorHAnsi"/>
       <w:color w:val="F7F7F2" w:themeColor="background1"/>
-      <w:sz w:val="16"/>
-      <w:szCs w:val="16"/>
     </w:rPr>
     <w:tblPr>
       <w:tblStyleRowBandSize w:val="1"/>
@@ -17760,10 +17121,7 @@
       <w:spacing w:after="0" w:line="240" w:lineRule="auto"/>
     </w:pPr>
     <w:rPr>
-      <w:rFonts w:eastAsiaTheme="minorHAnsi"/>
       <w:color w:val="4D614C" w:themeColor="text1"/>
-      <w:sz w:val="16"/>
-      <w:szCs w:val="16"/>
     </w:rPr>
     <w:tblPr>
       <w:tblStyleRowBandSize w:val="1"/>
@@ -17831,10 +17189,7 @@
       <w:spacing w:after="0" w:line="240" w:lineRule="auto"/>
     </w:pPr>
     <w:rPr>
-      <w:rFonts w:eastAsiaTheme="minorHAnsi"/>
       <w:color w:val="394839" w:themeColor="accent1" w:themeShade="BF"/>
-      <w:sz w:val="16"/>
-      <w:szCs w:val="16"/>
     </w:rPr>
     <w:tblPr>
       <w:tblStyleRowBandSize w:val="1"/>
@@ -17902,10 +17257,7 @@
       <w:spacing w:after="0" w:line="240" w:lineRule="auto"/>
     </w:pPr>
     <w:rPr>
-      <w:rFonts w:eastAsiaTheme="minorHAnsi"/>
       <w:color w:val="628160" w:themeColor="accent2" w:themeShade="BF"/>
-      <w:sz w:val="16"/>
-      <w:szCs w:val="16"/>
     </w:rPr>
     <w:tblPr>
       <w:tblStyleRowBandSize w:val="1"/>
@@ -17973,10 +17325,7 @@
       <w:spacing w:after="0" w:line="240" w:lineRule="auto"/>
     </w:pPr>
     <w:rPr>
-      <w:rFonts w:eastAsiaTheme="minorHAnsi"/>
       <w:color w:val="394839" w:themeColor="accent3" w:themeShade="BF"/>
-      <w:sz w:val="16"/>
-      <w:szCs w:val="16"/>
     </w:rPr>
     <w:tblPr>
       <w:tblStyleRowBandSize w:val="1"/>
@@ -18044,10 +17393,7 @@
       <w:spacing w:after="0" w:line="240" w:lineRule="auto"/>
     </w:pPr>
     <w:rPr>
-      <w:rFonts w:eastAsiaTheme="minorHAnsi"/>
       <w:color w:val="7A936D" w:themeColor="accent4" w:themeShade="BF"/>
-      <w:sz w:val="16"/>
-      <w:szCs w:val="16"/>
     </w:rPr>
     <w:tblPr>
       <w:tblStyleRowBandSize w:val="1"/>
@@ -18115,10 +17461,7 @@
       <w:spacing w:after="0" w:line="240" w:lineRule="auto"/>
     </w:pPr>
     <w:rPr>
-      <w:rFonts w:eastAsiaTheme="minorHAnsi"/>
       <w:color w:val="94522D" w:themeColor="accent5" w:themeShade="BF"/>
-      <w:sz w:val="16"/>
-      <w:szCs w:val="16"/>
     </w:rPr>
     <w:tblPr>
       <w:tblStyleRowBandSize w:val="1"/>
@@ -18186,10 +17529,7 @@
       <w:spacing w:after="0" w:line="240" w:lineRule="auto"/>
     </w:pPr>
     <w:rPr>
-      <w:rFonts w:eastAsiaTheme="minorHAnsi"/>
       <w:color w:val="435D68" w:themeColor="accent6" w:themeShade="BF"/>
-      <w:sz w:val="16"/>
-      <w:szCs w:val="16"/>
     </w:rPr>
     <w:tblPr>
       <w:tblStyleRowBandSize w:val="1"/>
@@ -18257,10 +17597,7 @@
       <w:spacing w:after="0" w:line="240" w:lineRule="auto"/>
     </w:pPr>
     <w:rPr>
-      <w:rFonts w:eastAsiaTheme="minorHAnsi"/>
       <w:color w:val="4D614C" w:themeColor="text1"/>
-      <w:sz w:val="16"/>
-      <w:szCs w:val="16"/>
     </w:rPr>
     <w:tblPr>
       <w:tblStyleRowBandSize w:val="1"/>
@@ -18383,10 +17720,7 @@
       <w:spacing w:after="0" w:line="240" w:lineRule="auto"/>
     </w:pPr>
     <w:rPr>
-      <w:rFonts w:eastAsiaTheme="minorHAnsi"/>
       <w:color w:val="394839" w:themeColor="accent1" w:themeShade="BF"/>
-      <w:sz w:val="16"/>
-      <w:szCs w:val="16"/>
     </w:rPr>
     <w:tblPr>
       <w:tblStyleRowBandSize w:val="1"/>
@@ -18509,10 +17843,7 @@
       <w:spacing w:after="0" w:line="240" w:lineRule="auto"/>
     </w:pPr>
     <w:rPr>
-      <w:rFonts w:eastAsiaTheme="minorHAnsi"/>
       <w:color w:val="628160" w:themeColor="accent2" w:themeShade="BF"/>
-      <w:sz w:val="16"/>
-      <w:szCs w:val="16"/>
     </w:rPr>
     <w:tblPr>
       <w:tblStyleRowBandSize w:val="1"/>
@@ -18635,10 +17966,7 @@
       <w:spacing w:after="0" w:line="240" w:lineRule="auto"/>
     </w:pPr>
     <w:rPr>
-      <w:rFonts w:eastAsiaTheme="minorHAnsi"/>
       <w:color w:val="394839" w:themeColor="accent3" w:themeShade="BF"/>
-      <w:sz w:val="16"/>
-      <w:szCs w:val="16"/>
     </w:rPr>
     <w:tblPr>
       <w:tblStyleRowBandSize w:val="1"/>
@@ -18761,10 +18089,7 @@
       <w:spacing w:after="0" w:line="240" w:lineRule="auto"/>
     </w:pPr>
     <w:rPr>
-      <w:rFonts w:eastAsiaTheme="minorHAnsi"/>
       <w:color w:val="7A936D" w:themeColor="accent4" w:themeShade="BF"/>
-      <w:sz w:val="16"/>
-      <w:szCs w:val="16"/>
     </w:rPr>
     <w:tblPr>
       <w:tblStyleRowBandSize w:val="1"/>
@@ -18887,10 +18212,7 @@
       <w:spacing w:after="0" w:line="240" w:lineRule="auto"/>
     </w:pPr>
     <w:rPr>
-      <w:rFonts w:eastAsiaTheme="minorHAnsi"/>
       <w:color w:val="94522D" w:themeColor="accent5" w:themeShade="BF"/>
-      <w:sz w:val="16"/>
-      <w:szCs w:val="16"/>
     </w:rPr>
     <w:tblPr>
       <w:tblStyleRowBandSize w:val="1"/>
@@ -19013,10 +18335,7 @@
       <w:spacing w:after="0" w:line="240" w:lineRule="auto"/>
     </w:pPr>
     <w:rPr>
-      <w:rFonts w:eastAsiaTheme="minorHAnsi"/>
       <w:color w:val="435D68" w:themeColor="accent6" w:themeShade="BF"/>
-      <w:sz w:val="16"/>
-      <w:szCs w:val="16"/>
     </w:rPr>
     <w:tblPr>
       <w:tblStyleRowBandSize w:val="1"/>
@@ -19152,9 +18471,8 @@
       <w:spacing w:after="0"/>
     </w:pPr>
     <w:rPr>
-      <w:rFonts w:ascii="Consolas" w:eastAsiaTheme="minorHAnsi" w:hAnsi="Consolas"/>
+      <w:rFonts w:ascii="Consolas" w:hAnsi="Consolas"/>
       <w:color w:val="4D614C" w:themeColor="accent3"/>
-      <w:sz w:val="16"/>
       <w:szCs w:val="20"/>
     </w:rPr>
   </w:style>
@@ -19182,11 +18500,6 @@
     <w:pPr>
       <w:spacing w:after="0" w:line="240" w:lineRule="auto"/>
     </w:pPr>
-    <w:rPr>
-      <w:rFonts w:eastAsiaTheme="minorHAnsi"/>
-      <w:sz w:val="16"/>
-      <w:szCs w:val="16"/>
-    </w:rPr>
     <w:tblPr>
       <w:tblStyleRowBandSize w:val="1"/>
       <w:tblStyleColBandSize w:val="1"/>
@@ -19255,11 +18568,6 @@
     <w:pPr>
       <w:spacing w:after="0" w:line="240" w:lineRule="auto"/>
     </w:pPr>
-    <w:rPr>
-      <w:rFonts w:eastAsiaTheme="minorHAnsi"/>
-      <w:sz w:val="16"/>
-      <w:szCs w:val="16"/>
-    </w:rPr>
     <w:tblPr>
       <w:tblStyleRowBandSize w:val="1"/>
       <w:tblStyleColBandSize w:val="1"/>
@@ -19328,11 +18636,6 @@
     <w:pPr>
       <w:spacing w:after="0" w:line="240" w:lineRule="auto"/>
     </w:pPr>
-    <w:rPr>
-      <w:rFonts w:eastAsiaTheme="minorHAnsi"/>
-      <w:sz w:val="16"/>
-      <w:szCs w:val="16"/>
-    </w:rPr>
     <w:tblPr>
       <w:tblStyleRowBandSize w:val="1"/>
       <w:tblStyleColBandSize w:val="1"/>
@@ -19401,11 +18704,6 @@
     <w:pPr>
       <w:spacing w:after="0" w:line="240" w:lineRule="auto"/>
     </w:pPr>
-    <w:rPr>
-      <w:rFonts w:eastAsiaTheme="minorHAnsi"/>
-      <w:sz w:val="16"/>
-      <w:szCs w:val="16"/>
-    </w:rPr>
     <w:tblPr>
       <w:tblStyleRowBandSize w:val="1"/>
       <w:tblStyleColBandSize w:val="1"/>
@@ -19474,11 +18772,6 @@
     <w:pPr>
       <w:spacing w:after="0" w:line="240" w:lineRule="auto"/>
     </w:pPr>
-    <w:rPr>
-      <w:rFonts w:eastAsiaTheme="minorHAnsi"/>
-      <w:sz w:val="16"/>
-      <w:szCs w:val="16"/>
-    </w:rPr>
     <w:tblPr>
       <w:tblStyleRowBandSize w:val="1"/>
       <w:tblStyleColBandSize w:val="1"/>
@@ -19547,11 +18840,6 @@
     <w:pPr>
       <w:spacing w:after="0" w:line="240" w:lineRule="auto"/>
     </w:pPr>
-    <w:rPr>
-      <w:rFonts w:eastAsiaTheme="minorHAnsi"/>
-      <w:sz w:val="16"/>
-      <w:szCs w:val="16"/>
-    </w:rPr>
     <w:tblPr>
       <w:tblStyleRowBandSize w:val="1"/>
       <w:tblStyleColBandSize w:val="1"/>
@@ -19620,11 +18908,6 @@
     <w:pPr>
       <w:spacing w:after="0" w:line="240" w:lineRule="auto"/>
     </w:pPr>
-    <w:rPr>
-      <w:rFonts w:eastAsiaTheme="minorHAnsi"/>
-      <w:sz w:val="16"/>
-      <w:szCs w:val="16"/>
-    </w:rPr>
     <w:tblPr>
       <w:tblStyleRowBandSize w:val="1"/>
       <w:tblStyleColBandSize w:val="1"/>
@@ -19696,8 +18979,6 @@
     <w:rPr>
       <w:rFonts w:asciiTheme="majorHAnsi" w:eastAsiaTheme="majorEastAsia" w:hAnsiTheme="majorHAnsi" w:cstheme="majorBidi"/>
       <w:color w:val="4D614C" w:themeColor="text1"/>
-      <w:sz w:val="16"/>
-      <w:szCs w:val="16"/>
     </w:rPr>
     <w:tblPr>
       <w:tblStyleRowBandSize w:val="1"/>
@@ -19818,8 +19099,6 @@
     <w:rPr>
       <w:rFonts w:asciiTheme="majorHAnsi" w:eastAsiaTheme="majorEastAsia" w:hAnsiTheme="majorHAnsi" w:cstheme="majorBidi"/>
       <w:color w:val="4D614C" w:themeColor="text1"/>
-      <w:sz w:val="16"/>
-      <w:szCs w:val="16"/>
     </w:rPr>
     <w:tblPr>
       <w:tblStyleRowBandSize w:val="1"/>
@@ -19940,8 +19219,6 @@
     <w:rPr>
       <w:rFonts w:asciiTheme="majorHAnsi" w:eastAsiaTheme="majorEastAsia" w:hAnsiTheme="majorHAnsi" w:cstheme="majorBidi"/>
       <w:color w:val="4D614C" w:themeColor="text1"/>
-      <w:sz w:val="16"/>
-      <w:szCs w:val="16"/>
     </w:rPr>
     <w:tblPr>
       <w:tblStyleRowBandSize w:val="1"/>
@@ -20062,8 +19339,6 @@
     <w:rPr>
       <w:rFonts w:asciiTheme="majorHAnsi" w:eastAsiaTheme="majorEastAsia" w:hAnsiTheme="majorHAnsi" w:cstheme="majorBidi"/>
       <w:color w:val="4D614C" w:themeColor="text1"/>
-      <w:sz w:val="16"/>
-      <w:szCs w:val="16"/>
     </w:rPr>
     <w:tblPr>
       <w:tblStyleRowBandSize w:val="1"/>
@@ -20184,8 +19459,6 @@
     <w:rPr>
       <w:rFonts w:asciiTheme="majorHAnsi" w:eastAsiaTheme="majorEastAsia" w:hAnsiTheme="majorHAnsi" w:cstheme="majorBidi"/>
       <w:color w:val="4D614C" w:themeColor="text1"/>
-      <w:sz w:val="16"/>
-      <w:szCs w:val="16"/>
     </w:rPr>
     <w:tblPr>
       <w:tblStyleRowBandSize w:val="1"/>
@@ -20306,8 +19579,6 @@
     <w:rPr>
       <w:rFonts w:asciiTheme="majorHAnsi" w:eastAsiaTheme="majorEastAsia" w:hAnsiTheme="majorHAnsi" w:cstheme="majorBidi"/>
       <w:color w:val="4D614C" w:themeColor="text1"/>
-      <w:sz w:val="16"/>
-      <w:szCs w:val="16"/>
     </w:rPr>
     <w:tblPr>
       <w:tblStyleRowBandSize w:val="1"/>
@@ -20428,8 +19699,6 @@
     <w:rPr>
       <w:rFonts w:asciiTheme="majorHAnsi" w:eastAsiaTheme="majorEastAsia" w:hAnsiTheme="majorHAnsi" w:cstheme="majorBidi"/>
       <w:color w:val="4D614C" w:themeColor="text1"/>
-      <w:sz w:val="16"/>
-      <w:szCs w:val="16"/>
     </w:rPr>
     <w:tblPr>
       <w:tblStyleRowBandSize w:val="1"/>
@@ -20547,11 +19816,6 @@
     <w:pPr>
       <w:spacing w:after="0" w:line="240" w:lineRule="auto"/>
     </w:pPr>
-    <w:rPr>
-      <w:rFonts w:eastAsiaTheme="minorHAnsi"/>
-      <w:sz w:val="16"/>
-      <w:szCs w:val="16"/>
-    </w:rPr>
     <w:tblPr>
       <w:tblStyleRowBandSize w:val="1"/>
       <w:tblStyleColBandSize w:val="1"/>
@@ -20688,11 +19952,6 @@
     <w:pPr>
       <w:spacing w:after="0" w:line="240" w:lineRule="auto"/>
     </w:pPr>
-    <w:rPr>
-      <w:rFonts w:eastAsiaTheme="minorHAnsi"/>
-      <w:sz w:val="16"/>
-      <w:szCs w:val="16"/>
-    </w:rPr>
     <w:tblPr>
       <w:tblStyleRowBandSize w:val="1"/>
       <w:tblStyleColBandSize w:val="1"/>
@@ -20829,11 +20088,6 @@
     <w:pPr>
       <w:spacing w:after="0" w:line="240" w:lineRule="auto"/>
     </w:pPr>
-    <w:rPr>
-      <w:rFonts w:eastAsiaTheme="minorHAnsi"/>
-      <w:sz w:val="16"/>
-      <w:szCs w:val="16"/>
-    </w:rPr>
     <w:tblPr>
       <w:tblStyleRowBandSize w:val="1"/>
       <w:tblStyleColBandSize w:val="1"/>
@@ -20970,11 +20224,6 @@
     <w:pPr>
       <w:spacing w:after="0" w:line="240" w:lineRule="auto"/>
     </w:pPr>
-    <w:rPr>
-      <w:rFonts w:eastAsiaTheme="minorHAnsi"/>
-      <w:sz w:val="16"/>
-      <w:szCs w:val="16"/>
-    </w:rPr>
     <w:tblPr>
       <w:tblStyleRowBandSize w:val="1"/>
       <w:tblStyleColBandSize w:val="1"/>
@@ -21111,11 +20360,6 @@
     <w:pPr>
       <w:spacing w:after="0" w:line="240" w:lineRule="auto"/>
     </w:pPr>
-    <w:rPr>
-      <w:rFonts w:eastAsiaTheme="minorHAnsi"/>
-      <w:sz w:val="16"/>
-      <w:szCs w:val="16"/>
-    </w:rPr>
     <w:tblPr>
       <w:tblStyleRowBandSize w:val="1"/>
       <w:tblStyleColBandSize w:val="1"/>
@@ -21252,11 +20496,6 @@
     <w:pPr>
       <w:spacing w:after="0" w:line="240" w:lineRule="auto"/>
     </w:pPr>
-    <w:rPr>
-      <w:rFonts w:eastAsiaTheme="minorHAnsi"/>
-      <w:sz w:val="16"/>
-      <w:szCs w:val="16"/>
-    </w:rPr>
     <w:tblPr>
       <w:tblStyleRowBandSize w:val="1"/>
       <w:tblStyleColBandSize w:val="1"/>
@@ -21393,11 +20632,6 @@
     <w:pPr>
       <w:spacing w:after="0" w:line="240" w:lineRule="auto"/>
     </w:pPr>
-    <w:rPr>
-      <w:rFonts w:eastAsiaTheme="minorHAnsi"/>
-      <w:sz w:val="16"/>
-      <w:szCs w:val="16"/>
-    </w:rPr>
     <w:tblPr>
       <w:tblStyleRowBandSize w:val="1"/>
       <w:tblStyleColBandSize w:val="1"/>
@@ -21535,10 +20769,7 @@
       <w:spacing w:after="0" w:line="240" w:lineRule="auto"/>
     </w:pPr>
     <w:rPr>
-      <w:rFonts w:eastAsiaTheme="minorHAnsi"/>
       <w:color w:val="4D614C" w:themeColor="text1"/>
-      <w:sz w:val="16"/>
-      <w:szCs w:val="16"/>
     </w:rPr>
     <w:tblPr>
       <w:tblStyleRowBandSize w:val="1"/>
@@ -21617,10 +20848,7 @@
       <w:spacing w:after="0" w:line="240" w:lineRule="auto"/>
     </w:pPr>
     <w:rPr>
-      <w:rFonts w:eastAsiaTheme="minorHAnsi"/>
       <w:color w:val="4D614C" w:themeColor="text1"/>
-      <w:sz w:val="16"/>
-      <w:szCs w:val="16"/>
     </w:rPr>
     <w:tblPr>
       <w:tblStyleRowBandSize w:val="1"/>
@@ -21699,10 +20927,7 @@
       <w:spacing w:after="0" w:line="240" w:lineRule="auto"/>
     </w:pPr>
     <w:rPr>
-      <w:rFonts w:eastAsiaTheme="minorHAnsi"/>
       <w:color w:val="4D614C" w:themeColor="text1"/>
-      <w:sz w:val="16"/>
-      <w:szCs w:val="16"/>
     </w:rPr>
     <w:tblPr>
       <w:tblStyleRowBandSize w:val="1"/>
@@ -21781,10 +21006,7 @@
       <w:spacing w:after="0" w:line="240" w:lineRule="auto"/>
     </w:pPr>
     <w:rPr>
-      <w:rFonts w:eastAsiaTheme="minorHAnsi"/>
       <w:color w:val="4D614C" w:themeColor="text1"/>
-      <w:sz w:val="16"/>
-      <w:szCs w:val="16"/>
     </w:rPr>
     <w:tblPr>
       <w:tblStyleRowBandSize w:val="1"/>
@@ -21863,10 +21085,7 @@
       <w:spacing w:after="0" w:line="240" w:lineRule="auto"/>
     </w:pPr>
     <w:rPr>
-      <w:rFonts w:eastAsiaTheme="minorHAnsi"/>
       <w:color w:val="4D614C" w:themeColor="text1"/>
-      <w:sz w:val="16"/>
-      <w:szCs w:val="16"/>
     </w:rPr>
     <w:tblPr>
       <w:tblStyleRowBandSize w:val="1"/>
@@ -21945,10 +21164,7 @@
       <w:spacing w:after="0" w:line="240" w:lineRule="auto"/>
     </w:pPr>
     <w:rPr>
-      <w:rFonts w:eastAsiaTheme="minorHAnsi"/>
       <w:color w:val="4D614C" w:themeColor="text1"/>
-      <w:sz w:val="16"/>
-      <w:szCs w:val="16"/>
     </w:rPr>
     <w:tblPr>
       <w:tblStyleRowBandSize w:val="1"/>
@@ -22027,10 +21243,7 @@
       <w:spacing w:after="0" w:line="240" w:lineRule="auto"/>
     </w:pPr>
     <w:rPr>
-      <w:rFonts w:eastAsiaTheme="minorHAnsi"/>
       <w:color w:val="4D614C" w:themeColor="text1"/>
-      <w:sz w:val="16"/>
-      <w:szCs w:val="16"/>
     </w:rPr>
     <w:tblPr>
       <w:tblStyleRowBandSize w:val="1"/>
@@ -22111,8 +21324,6 @@
     <w:rPr>
       <w:rFonts w:asciiTheme="majorHAnsi" w:eastAsiaTheme="majorEastAsia" w:hAnsiTheme="majorHAnsi" w:cstheme="majorBidi"/>
       <w:color w:val="4D614C" w:themeColor="text1"/>
-      <w:sz w:val="16"/>
-      <w:szCs w:val="16"/>
     </w:rPr>
     <w:tblPr>
       <w:tblStyleRowBandSize w:val="1"/>
@@ -22236,8 +21447,6 @@
     <w:rPr>
       <w:rFonts w:asciiTheme="majorHAnsi" w:eastAsiaTheme="majorEastAsia" w:hAnsiTheme="majorHAnsi" w:cstheme="majorBidi"/>
       <w:color w:val="4D614C" w:themeColor="text1"/>
-      <w:sz w:val="16"/>
-      <w:szCs w:val="16"/>
     </w:rPr>
     <w:tblPr>
       <w:tblStyleRowBandSize w:val="1"/>
@@ -22361,8 +21570,6 @@
     <w:rPr>
       <w:rFonts w:asciiTheme="majorHAnsi" w:eastAsiaTheme="majorEastAsia" w:hAnsiTheme="majorHAnsi" w:cstheme="majorBidi"/>
       <w:color w:val="4D614C" w:themeColor="text1"/>
-      <w:sz w:val="16"/>
-      <w:szCs w:val="16"/>
     </w:rPr>
     <w:tblPr>
       <w:tblStyleRowBandSize w:val="1"/>
@@ -22485,8 +21692,6 @@
     <w:rPr>
       <w:rFonts w:asciiTheme="majorHAnsi" w:eastAsiaTheme="majorEastAsia" w:hAnsiTheme="majorHAnsi" w:cstheme="majorBidi"/>
       <w:color w:val="4D614C" w:themeColor="text1"/>
-      <w:sz w:val="16"/>
-      <w:szCs w:val="16"/>
     </w:rPr>
     <w:tblPr>
       <w:tblStyleRowBandSize w:val="1"/>
@@ -22610,8 +21815,6 @@
     <w:rPr>
       <w:rFonts w:asciiTheme="majorHAnsi" w:eastAsiaTheme="majorEastAsia" w:hAnsiTheme="majorHAnsi" w:cstheme="majorBidi"/>
       <w:color w:val="4D614C" w:themeColor="text1"/>
-      <w:sz w:val="16"/>
-      <w:szCs w:val="16"/>
     </w:rPr>
     <w:tblPr>
       <w:tblStyleRowBandSize w:val="1"/>
@@ -22735,8 +21938,6 @@
     <w:rPr>
       <w:rFonts w:asciiTheme="majorHAnsi" w:eastAsiaTheme="majorEastAsia" w:hAnsiTheme="majorHAnsi" w:cstheme="majorBidi"/>
       <w:color w:val="4D614C" w:themeColor="text1"/>
-      <w:sz w:val="16"/>
-      <w:szCs w:val="16"/>
     </w:rPr>
     <w:tblPr>
       <w:tblStyleRowBandSize w:val="1"/>
@@ -22860,8 +22061,6 @@
     <w:rPr>
       <w:rFonts w:asciiTheme="majorHAnsi" w:eastAsiaTheme="majorEastAsia" w:hAnsiTheme="majorHAnsi" w:cstheme="majorBidi"/>
       <w:color w:val="4D614C" w:themeColor="text1"/>
-      <w:sz w:val="16"/>
-      <w:szCs w:val="16"/>
     </w:rPr>
     <w:tblPr>
       <w:tblStyleRowBandSize w:val="1"/>
@@ -22982,11 +22181,6 @@
     <w:pPr>
       <w:spacing w:after="0" w:line="240" w:lineRule="auto"/>
     </w:pPr>
-    <w:rPr>
-      <w:rFonts w:eastAsiaTheme="minorHAnsi"/>
-      <w:sz w:val="16"/>
-      <w:szCs w:val="16"/>
-    </w:rPr>
     <w:tblPr>
       <w:tblStyleRowBandSize w:val="1"/>
       <w:tblStyleColBandSize w:val="1"/>
@@ -23088,11 +22282,6 @@
     <w:pPr>
       <w:spacing w:after="0" w:line="240" w:lineRule="auto"/>
     </w:pPr>
-    <w:rPr>
-      <w:rFonts w:eastAsiaTheme="minorHAnsi"/>
-      <w:sz w:val="16"/>
-      <w:szCs w:val="16"/>
-    </w:rPr>
     <w:tblPr>
       <w:tblStyleRowBandSize w:val="1"/>
       <w:tblStyleColBandSize w:val="1"/>
@@ -23194,11 +22383,6 @@
     <w:pPr>
       <w:spacing w:after="0" w:line="240" w:lineRule="auto"/>
     </w:pPr>
-    <w:rPr>
-      <w:rFonts w:eastAsiaTheme="minorHAnsi"/>
-      <w:sz w:val="16"/>
-      <w:szCs w:val="16"/>
-    </w:rPr>
     <w:tblPr>
       <w:tblStyleRowBandSize w:val="1"/>
       <w:tblStyleColBandSize w:val="1"/>
@@ -23300,11 +22484,6 @@
     <w:pPr>
       <w:spacing w:after="0" w:line="240" w:lineRule="auto"/>
     </w:pPr>
-    <w:rPr>
-      <w:rFonts w:eastAsiaTheme="minorHAnsi"/>
-      <w:sz w:val="16"/>
-      <w:szCs w:val="16"/>
-    </w:rPr>
     <w:tblPr>
       <w:tblStyleRowBandSize w:val="1"/>
       <w:tblStyleColBandSize w:val="1"/>
@@ -23406,11 +22585,6 @@
     <w:pPr>
       <w:spacing w:after="0" w:line="240" w:lineRule="auto"/>
     </w:pPr>
-    <w:rPr>
-      <w:rFonts w:eastAsiaTheme="minorHAnsi"/>
-      <w:sz w:val="16"/>
-      <w:szCs w:val="16"/>
-    </w:rPr>
     <w:tblPr>
       <w:tblStyleRowBandSize w:val="1"/>
       <w:tblStyleColBandSize w:val="1"/>
@@ -23512,11 +22686,6 @@
     <w:pPr>
       <w:spacing w:after="0" w:line="240" w:lineRule="auto"/>
     </w:pPr>
-    <w:rPr>
-      <w:rFonts w:eastAsiaTheme="minorHAnsi"/>
-      <w:sz w:val="16"/>
-      <w:szCs w:val="16"/>
-    </w:rPr>
     <w:tblPr>
       <w:tblStyleRowBandSize w:val="1"/>
       <w:tblStyleColBandSize w:val="1"/>
@@ -23618,11 +22787,6 @@
     <w:pPr>
       <w:spacing w:after="0" w:line="240" w:lineRule="auto"/>
     </w:pPr>
-    <w:rPr>
-      <w:rFonts w:eastAsiaTheme="minorHAnsi"/>
-      <w:sz w:val="16"/>
-      <w:szCs w:val="16"/>
-    </w:rPr>
     <w:tblPr>
       <w:tblStyleRowBandSize w:val="1"/>
       <w:tblStyleColBandSize w:val="1"/>
@@ -23724,11 +22888,6 @@
     <w:pPr>
       <w:spacing w:after="0" w:line="240" w:lineRule="auto"/>
     </w:pPr>
-    <w:rPr>
-      <w:rFonts w:eastAsiaTheme="minorHAnsi"/>
-      <w:sz w:val="16"/>
-      <w:szCs w:val="16"/>
-    </w:rPr>
     <w:tblPr>
       <w:tblStyleRowBandSize w:val="1"/>
       <w:tblStyleColBandSize w:val="1"/>
@@ -23873,11 +23032,6 @@
     <w:pPr>
       <w:spacing w:after="0" w:line="240" w:lineRule="auto"/>
     </w:pPr>
-    <w:rPr>
-      <w:rFonts w:eastAsiaTheme="minorHAnsi"/>
-      <w:sz w:val="16"/>
-      <w:szCs w:val="16"/>
-    </w:rPr>
     <w:tblPr>
       <w:tblStyleRowBandSize w:val="1"/>
       <w:tblStyleColBandSize w:val="1"/>
@@ -24022,11 +23176,6 @@
     <w:pPr>
       <w:spacing w:after="0" w:line="240" w:lineRule="auto"/>
     </w:pPr>
-    <w:rPr>
-      <w:rFonts w:eastAsiaTheme="minorHAnsi"/>
-      <w:sz w:val="16"/>
-      <w:szCs w:val="16"/>
-    </w:rPr>
     <w:tblPr>
       <w:tblStyleRowBandSize w:val="1"/>
       <w:tblStyleColBandSize w:val="1"/>
@@ -24171,11 +23320,6 @@
     <w:pPr>
       <w:spacing w:after="0" w:line="240" w:lineRule="auto"/>
     </w:pPr>
-    <w:rPr>
-      <w:rFonts w:eastAsiaTheme="minorHAnsi"/>
-      <w:sz w:val="16"/>
-      <w:szCs w:val="16"/>
-    </w:rPr>
     <w:tblPr>
       <w:tblStyleRowBandSize w:val="1"/>
       <w:tblStyleColBandSize w:val="1"/>
@@ -24320,11 +23464,6 @@
     <w:pPr>
       <w:spacing w:after="0" w:line="240" w:lineRule="auto"/>
     </w:pPr>
-    <w:rPr>
-      <w:rFonts w:eastAsiaTheme="minorHAnsi"/>
-      <w:sz w:val="16"/>
-      <w:szCs w:val="16"/>
-    </w:rPr>
     <w:tblPr>
       <w:tblStyleRowBandSize w:val="1"/>
       <w:tblStyleColBandSize w:val="1"/>
@@ -24469,11 +23608,6 @@
     <w:pPr>
       <w:spacing w:after="0" w:line="240" w:lineRule="auto"/>
     </w:pPr>
-    <w:rPr>
-      <w:rFonts w:eastAsiaTheme="minorHAnsi"/>
-      <w:sz w:val="16"/>
-      <w:szCs w:val="16"/>
-    </w:rPr>
     <w:tblPr>
       <w:tblStyleRowBandSize w:val="1"/>
       <w:tblStyleColBandSize w:val="1"/>
@@ -24618,11 +23752,6 @@
     <w:pPr>
       <w:spacing w:after="0" w:line="240" w:lineRule="auto"/>
     </w:pPr>
-    <w:rPr>
-      <w:rFonts w:eastAsiaTheme="minorHAnsi"/>
-      <w:sz w:val="16"/>
-      <w:szCs w:val="16"/>
-    </w:rPr>
     <w:tblPr>
       <w:tblStyleRowBandSize w:val="1"/>
       <w:tblStyleColBandSize w:val="1"/>
@@ -24876,11 +24005,6 @@
     <w:pPr>
       <w:spacing w:after="0" w:line="240" w:lineRule="auto"/>
     </w:pPr>
-    <w:rPr>
-      <w:rFonts w:eastAsiaTheme="minorHAnsi"/>
-      <w:sz w:val="16"/>
-      <w:szCs w:val="16"/>
-    </w:rPr>
     <w:tblPr>
       <w:tblStyleRowBandSize w:val="1"/>
       <w:tblStyleColBandSize w:val="1"/>
@@ -24961,11 +24085,6 @@
     <w:pPr>
       <w:spacing w:after="0" w:line="240" w:lineRule="auto"/>
     </w:pPr>
-    <w:rPr>
-      <w:rFonts w:eastAsiaTheme="minorHAnsi"/>
-      <w:sz w:val="16"/>
-      <w:szCs w:val="16"/>
-    </w:rPr>
     <w:tblPr>
       <w:tblStyleRowBandSize w:val="1"/>
       <w:tblStyleColBandSize w:val="1"/>
@@ -25059,11 +24178,6 @@
     <w:pPr>
       <w:spacing w:after="0" w:line="240" w:lineRule="auto"/>
     </w:pPr>
-    <w:rPr>
-      <w:rFonts w:eastAsiaTheme="minorHAnsi"/>
-      <w:sz w:val="16"/>
-      <w:szCs w:val="16"/>
-    </w:rPr>
     <w:tblPr>
       <w:tblStyleRowBandSize w:val="1"/>
       <w:tblStyleColBandSize w:val="1"/>
@@ -25113,11 +24227,6 @@
     <w:pPr>
       <w:spacing w:after="0" w:line="240" w:lineRule="auto"/>
     </w:pPr>
-    <w:rPr>
-      <w:rFonts w:eastAsiaTheme="minorHAnsi"/>
-      <w:sz w:val="16"/>
-      <w:szCs w:val="16"/>
-    </w:rPr>
     <w:tblPr>
       <w:tblStyleRowBandSize w:val="1"/>
       <w:tblStyleColBandSize w:val="1"/>
@@ -25344,11 +24453,6 @@
     <w:semiHidden/>
     <w:unhideWhenUsed/>
     <w:rsid w:val="007662C3"/>
-    <w:rPr>
-      <w:rFonts w:eastAsiaTheme="minorHAnsi"/>
-      <w:sz w:val="16"/>
-      <w:szCs w:val="16"/>
-    </w:rPr>
     <w:tblPr/>
     <w:tcPr>
       <w:shd w:val="solid" w:color="C0C0C0" w:fill="FFFFFF"/>
@@ -25457,11 +24561,6 @@
     <w:semiHidden/>
     <w:unhideWhenUsed/>
     <w:rsid w:val="007662C3"/>
-    <w:rPr>
-      <w:rFonts w:eastAsiaTheme="minorHAnsi"/>
-      <w:sz w:val="16"/>
-      <w:szCs w:val="16"/>
-    </w:rPr>
     <w:tblPr>
       <w:tblStyleRowBandSize w:val="1"/>
     </w:tblPr>
@@ -25535,11 +24634,6 @@
     <w:semiHidden/>
     <w:unhideWhenUsed/>
     <w:rsid w:val="007662C3"/>
-    <w:rPr>
-      <w:rFonts w:eastAsiaTheme="minorHAnsi"/>
-      <w:sz w:val="16"/>
-      <w:szCs w:val="16"/>
-    </w:rPr>
     <w:tblPr>
       <w:tblStyleRowBandSize w:val="1"/>
       <w:tblStyleColBandSize w:val="1"/>
@@ -25629,11 +24723,6 @@
     <w:semiHidden/>
     <w:unhideWhenUsed/>
     <w:rsid w:val="007662C3"/>
-    <w:rPr>
-      <w:rFonts w:eastAsiaTheme="minorHAnsi"/>
-      <w:sz w:val="16"/>
-      <w:szCs w:val="16"/>
-    </w:rPr>
     <w:tblPr>
       <w:tblBorders>
         <w:top w:val="single" w:sz="12" w:space="0" w:color="000000"/>
@@ -25716,11 +24805,6 @@
     <w:semiHidden/>
     <w:unhideWhenUsed/>
     <w:rsid w:val="007662C3"/>
-    <w:rPr>
-      <w:rFonts w:eastAsiaTheme="minorHAnsi"/>
-      <w:sz w:val="16"/>
-      <w:szCs w:val="16"/>
-    </w:rPr>
     <w:tblPr>
       <w:tblBorders>
         <w:top w:val="single" w:sz="12" w:space="0" w:color="000000"/>
@@ -25812,10 +24896,7 @@
     <w:unhideWhenUsed/>
     <w:rsid w:val="007662C3"/>
     <w:rPr>
-      <w:rFonts w:eastAsiaTheme="minorHAnsi"/>
       <w:color w:val="000080"/>
-      <w:sz w:val="16"/>
-      <w:szCs w:val="16"/>
     </w:rPr>
     <w:tblPr>
       <w:tblBorders>
@@ -25882,11 +24963,6 @@
     <w:semiHidden/>
     <w:unhideWhenUsed/>
     <w:rsid w:val="007662C3"/>
-    <w:rPr>
-      <w:rFonts w:eastAsiaTheme="minorHAnsi"/>
-      <w:sz w:val="16"/>
-      <w:szCs w:val="16"/>
-    </w:rPr>
     <w:tblPr>
       <w:tblBorders>
         <w:top w:val="single" w:sz="12" w:space="0" w:color="000000"/>
@@ -25977,10 +25053,7 @@
     <w:unhideWhenUsed/>
     <w:rsid w:val="007662C3"/>
     <w:rPr>
-      <w:rFonts w:eastAsiaTheme="minorHAnsi"/>
       <w:color w:val="FFFFFF"/>
-      <w:sz w:val="16"/>
-      <w:szCs w:val="16"/>
     </w:rPr>
     <w:tblPr>
       <w:tblBorders>
@@ -26059,11 +25132,6 @@
     <w:semiHidden/>
     <w:unhideWhenUsed/>
     <w:rsid w:val="007662C3"/>
-    <w:rPr>
-      <w:rFonts w:eastAsiaTheme="minorHAnsi"/>
-      <w:sz w:val="16"/>
-      <w:szCs w:val="16"/>
-    </w:rPr>
     <w:tblPr>
       <w:tblBorders>
         <w:bottom w:val="single" w:sz="12" w:space="0" w:color="000000"/>
@@ -26138,11 +25206,6 @@
     <w:semiHidden/>
     <w:unhideWhenUsed/>
     <w:rsid w:val="007662C3"/>
-    <w:rPr>
-      <w:rFonts w:eastAsiaTheme="minorHAnsi"/>
-      <w:sz w:val="16"/>
-      <w:szCs w:val="16"/>
-    </w:rPr>
     <w:tblPr>
       <w:tblBorders>
         <w:top w:val="single" w:sz="18" w:space="0" w:color="000000"/>
@@ -26202,11 +25265,8 @@
     <w:unhideWhenUsed/>
     <w:rsid w:val="007662C3"/>
     <w:rPr>
-      <w:rFonts w:eastAsiaTheme="minorHAnsi"/>
       <w:b/>
       <w:bCs/>
-      <w:sz w:val="16"/>
-      <w:szCs w:val="16"/>
     </w:rPr>
     <w:tblPr>
       <w:tblStyleColBandSize w:val="1"/>
@@ -26323,11 +25383,8 @@
     <w:unhideWhenUsed/>
     <w:rsid w:val="007662C3"/>
     <w:rPr>
-      <w:rFonts w:eastAsiaTheme="minorHAnsi"/>
       <w:b/>
       <w:bCs/>
-      <w:sz w:val="16"/>
-      <w:szCs w:val="16"/>
     </w:rPr>
     <w:tblPr>
       <w:tblStyleColBandSize w:val="1"/>
@@ -26438,11 +25495,8 @@
     <w:unhideWhenUsed/>
     <w:rsid w:val="007662C3"/>
     <w:rPr>
-      <w:rFonts w:eastAsiaTheme="minorHAnsi"/>
       <w:b/>
       <w:bCs/>
-      <w:sz w:val="16"/>
-      <w:szCs w:val="16"/>
     </w:rPr>
     <w:tblPr>
       <w:tblStyleColBandSize w:val="1"/>
@@ -26546,11 +25600,6 @@
     <w:semiHidden/>
     <w:unhideWhenUsed/>
     <w:rsid w:val="007662C3"/>
-    <w:rPr>
-      <w:rFonts w:eastAsiaTheme="minorHAnsi"/>
-      <w:sz w:val="16"/>
-      <w:szCs w:val="16"/>
-    </w:rPr>
     <w:tblPr>
       <w:tblStyleColBandSize w:val="1"/>
     </w:tblPr>
@@ -26619,11 +25668,6 @@
     <w:semiHidden/>
     <w:unhideWhenUsed/>
     <w:rsid w:val="007662C3"/>
-    <w:rPr>
-      <w:rFonts w:eastAsiaTheme="minorHAnsi"/>
-      <w:sz w:val="16"/>
-      <w:szCs w:val="16"/>
-    </w:rPr>
     <w:tblPr>
       <w:tblStyleColBandSize w:val="1"/>
       <w:tblBorders>
@@ -26712,11 +25756,6 @@
     <w:semiHidden/>
     <w:unhideWhenUsed/>
     <w:rsid w:val="007662C3"/>
-    <w:rPr>
-      <w:rFonts w:eastAsiaTheme="minorHAnsi"/>
-      <w:sz w:val="16"/>
-      <w:szCs w:val="16"/>
-    </w:rPr>
     <w:tblPr>
       <w:tblStyleRowBandSize w:val="1"/>
       <w:tblBorders>
@@ -26773,11 +25812,6 @@
     <w:semiHidden/>
     <w:unhideWhenUsed/>
     <w:rsid w:val="007662C3"/>
-    <w:rPr>
-      <w:rFonts w:eastAsiaTheme="minorHAnsi"/>
-      <w:sz w:val="16"/>
-      <w:szCs w:val="16"/>
-    </w:rPr>
     <w:tblPr>
       <w:tblBorders>
         <w:top w:val="double" w:sz="6" w:space="0" w:color="000000"/>
@@ -26812,11 +25846,6 @@
     <w:semiHidden/>
     <w:unhideWhenUsed/>
     <w:rsid w:val="007662C3"/>
-    <w:rPr>
-      <w:rFonts w:eastAsiaTheme="minorHAnsi"/>
-      <w:sz w:val="16"/>
-      <w:szCs w:val="16"/>
-    </w:rPr>
     <w:tblPr>
       <w:tblBorders>
         <w:top w:val="single" w:sz="6" w:space="0" w:color="000000"/>
@@ -26864,11 +25893,6 @@
     <w:semiHidden/>
     <w:unhideWhenUsed/>
     <w:rsid w:val="007662C3"/>
-    <w:rPr>
-      <w:rFonts w:eastAsiaTheme="minorHAnsi"/>
-      <w:sz w:val="16"/>
-      <w:szCs w:val="16"/>
-    </w:rPr>
     <w:tblPr>
       <w:tblBorders>
         <w:insideH w:val="single" w:sz="6" w:space="0" w:color="000000"/>
@@ -26939,11 +25963,6 @@
     <w:semiHidden/>
     <w:unhideWhenUsed/>
     <w:rsid w:val="007662C3"/>
-    <w:rPr>
-      <w:rFonts w:eastAsiaTheme="minorHAnsi"/>
-      <w:sz w:val="16"/>
-      <w:szCs w:val="16"/>
-    </w:rPr>
     <w:tblPr>
       <w:tblBorders>
         <w:top w:val="single" w:sz="6" w:space="0" w:color="000000"/>
@@ -27001,11 +26020,6 @@
     <w:semiHidden/>
     <w:unhideWhenUsed/>
     <w:rsid w:val="007662C3"/>
-    <w:rPr>
-      <w:rFonts w:eastAsiaTheme="minorHAnsi"/>
-      <w:sz w:val="16"/>
-      <w:szCs w:val="16"/>
-    </w:rPr>
     <w:tblPr>
       <w:tblBorders>
         <w:left w:val="single" w:sz="12" w:space="0" w:color="000000"/>
@@ -27069,10 +26083,144 @@
     <w:semiHidden/>
     <w:unhideWhenUsed/>
     <w:rsid w:val="007662C3"/>
+    <w:tblPr>
+      <w:tblBorders>
+        <w:top w:val="single" w:sz="12" w:space="0" w:color="000000"/>
+        <w:left w:val="single" w:sz="12" w:space="0" w:color="000000"/>
+        <w:bottom w:val="single" w:sz="12" w:space="0" w:color="000000"/>
+        <w:right w:val="single" w:sz="12" w:space="0" w:color="000000"/>
+        <w:insideH w:val="single" w:sz="6" w:space="0" w:color="000000"/>
+        <w:insideV w:val="single" w:sz="6" w:space="0" w:color="000000"/>
+      </w:tblBorders>
+    </w:tblPr>
+    <w:tcPr>
+      <w:shd w:val="clear" w:color="auto" w:fill="auto"/>
+    </w:tcPr>
+    <w:tblStylePr w:type="firstRow">
+      <w:tblPr/>
+      <w:tcPr>
+        <w:tcBorders>
+          <w:bottom w:val="single" w:sz="12" w:space="0" w:color="000000"/>
+          <w:tl2br w:val="none" w:sz="0" w:space="0" w:color="auto"/>
+          <w:tr2bl w:val="none" w:sz="0" w:space="0" w:color="auto"/>
+        </w:tcBorders>
+      </w:tcPr>
+    </w:tblStylePr>
+    <w:tblStylePr w:type="lastRow">
+      <w:rPr>
+        <w:b/>
+        <w:bCs/>
+      </w:rPr>
+      <w:tblPr/>
+      <w:tcPr>
+        <w:tcBorders>
+          <w:tl2br w:val="none" w:sz="0" w:space="0" w:color="auto"/>
+          <w:tr2bl w:val="none" w:sz="0" w:space="0" w:color="auto"/>
+        </w:tcBorders>
+      </w:tcPr>
+    </w:tblStylePr>
+    <w:tblStylePr w:type="lastCol">
+      <w:rPr>
+        <w:b/>
+        <w:bCs/>
+      </w:rPr>
+      <w:tblPr/>
+      <w:tcPr>
+        <w:tcBorders>
+          <w:tl2br w:val="none" w:sz="0" w:space="0" w:color="auto"/>
+          <w:tr2bl w:val="none" w:sz="0" w:space="0" w:color="auto"/>
+        </w:tcBorders>
+      </w:tcPr>
+    </w:tblStylePr>
+    <w:tblStylePr w:type="nwCell">
+      <w:tblPr/>
+      <w:tcPr>
+        <w:tcBorders>
+          <w:tl2br w:val="single" w:sz="6" w:space="0" w:color="000000"/>
+          <w:tr2bl w:val="none" w:sz="0" w:space="0" w:color="auto"/>
+        </w:tcBorders>
+      </w:tcPr>
+    </w:tblStylePr>
+  </w:style>
+  <w:style w:type="table" w:styleId="TableGrid6">
+    <w:name w:val="Table Grid 6"/>
+    <w:basedOn w:val="TableNormal"/>
+    <w:uiPriority w:val="99"/>
+    <w:semiHidden/>
+    <w:unhideWhenUsed/>
+    <w:rsid w:val="007662C3"/>
+    <w:tblPr>
+      <w:tblBorders>
+        <w:top w:val="single" w:sz="12" w:space="0" w:color="000000"/>
+        <w:left w:val="single" w:sz="12" w:space="0" w:color="000000"/>
+        <w:bottom w:val="single" w:sz="12" w:space="0" w:color="000000"/>
+        <w:right w:val="single" w:sz="12" w:space="0" w:color="000000"/>
+        <w:insideV w:val="single" w:sz="6" w:space="0" w:color="000000"/>
+      </w:tblBorders>
+    </w:tblPr>
+    <w:tcPr>
+      <w:shd w:val="clear" w:color="auto" w:fill="auto"/>
+    </w:tcPr>
+    <w:tblStylePr w:type="firstRow">
+      <w:rPr>
+        <w:b/>
+        <w:bCs/>
+      </w:rPr>
+      <w:tblPr/>
+      <w:tcPr>
+        <w:tcBorders>
+          <w:bottom w:val="single" w:sz="6" w:space="0" w:color="000000"/>
+          <w:tl2br w:val="none" w:sz="0" w:space="0" w:color="auto"/>
+          <w:tr2bl w:val="none" w:sz="0" w:space="0" w:color="auto"/>
+        </w:tcBorders>
+      </w:tcPr>
+    </w:tblStylePr>
+    <w:tblStylePr w:type="lastRow">
+      <w:rPr>
+        <w:color w:val="auto"/>
+      </w:rPr>
+      <w:tblPr/>
+      <w:tcPr>
+        <w:tcBorders>
+          <w:top w:val="single" w:sz="6" w:space="0" w:color="000000"/>
+          <w:tl2br w:val="none" w:sz="0" w:space="0" w:color="auto"/>
+          <w:tr2bl w:val="none" w:sz="0" w:space="0" w:color="auto"/>
+        </w:tcBorders>
+      </w:tcPr>
+    </w:tblStylePr>
+    <w:tblStylePr w:type="firstCol">
+      <w:rPr>
+        <w:b/>
+        <w:bCs/>
+      </w:rPr>
+      <w:tblPr/>
+      <w:tcPr>
+        <w:tcBorders>
+          <w:tl2br w:val="none" w:sz="0" w:space="0" w:color="auto"/>
+          <w:tr2bl w:val="none" w:sz="0" w:space="0" w:color="auto"/>
+        </w:tcBorders>
+      </w:tcPr>
+    </w:tblStylePr>
+    <w:tblStylePr w:type="nwCell">
+      <w:tblPr/>
+      <w:tcPr>
+        <w:tcBorders>
+          <w:tl2br w:val="single" w:sz="6" w:space="0" w:color="000000"/>
+          <w:tr2bl w:val="none" w:sz="0" w:space="0" w:color="auto"/>
+        </w:tcBorders>
+      </w:tcPr>
+    </w:tblStylePr>
+  </w:style>
+  <w:style w:type="table" w:styleId="TableGrid7">
+    <w:name w:val="Table Grid 7"/>
+    <w:basedOn w:val="TableNormal"/>
+    <w:uiPriority w:val="99"/>
+    <w:semiHidden/>
+    <w:unhideWhenUsed/>
+    <w:rsid w:val="007662C3"/>
     <w:rPr>
-      <w:rFonts w:eastAsiaTheme="minorHAnsi"/>
-      <w:sz w:val="16"/>
-      <w:szCs w:val="16"/>
+      <w:b/>
+      <w:bCs/>
     </w:rPr>
     <w:tblPr>
       <w:tblBorders>
@@ -27088,153 +26236,6 @@
       <w:shd w:val="clear" w:color="auto" w:fill="auto"/>
     </w:tcPr>
     <w:tblStylePr w:type="firstRow">
-      <w:tblPr/>
-      <w:tcPr>
-        <w:tcBorders>
-          <w:bottom w:val="single" w:sz="12" w:space="0" w:color="000000"/>
-          <w:tl2br w:val="none" w:sz="0" w:space="0" w:color="auto"/>
-          <w:tr2bl w:val="none" w:sz="0" w:space="0" w:color="auto"/>
-        </w:tcBorders>
-      </w:tcPr>
-    </w:tblStylePr>
-    <w:tblStylePr w:type="lastRow">
-      <w:rPr>
-        <w:b/>
-        <w:bCs/>
-      </w:rPr>
-      <w:tblPr/>
-      <w:tcPr>
-        <w:tcBorders>
-          <w:tl2br w:val="none" w:sz="0" w:space="0" w:color="auto"/>
-          <w:tr2bl w:val="none" w:sz="0" w:space="0" w:color="auto"/>
-        </w:tcBorders>
-      </w:tcPr>
-    </w:tblStylePr>
-    <w:tblStylePr w:type="lastCol">
-      <w:rPr>
-        <w:b/>
-        <w:bCs/>
-      </w:rPr>
-      <w:tblPr/>
-      <w:tcPr>
-        <w:tcBorders>
-          <w:tl2br w:val="none" w:sz="0" w:space="0" w:color="auto"/>
-          <w:tr2bl w:val="none" w:sz="0" w:space="0" w:color="auto"/>
-        </w:tcBorders>
-      </w:tcPr>
-    </w:tblStylePr>
-    <w:tblStylePr w:type="nwCell">
-      <w:tblPr/>
-      <w:tcPr>
-        <w:tcBorders>
-          <w:tl2br w:val="single" w:sz="6" w:space="0" w:color="000000"/>
-          <w:tr2bl w:val="none" w:sz="0" w:space="0" w:color="auto"/>
-        </w:tcBorders>
-      </w:tcPr>
-    </w:tblStylePr>
-  </w:style>
-  <w:style w:type="table" w:styleId="TableGrid6">
-    <w:name w:val="Table Grid 6"/>
-    <w:basedOn w:val="TableNormal"/>
-    <w:uiPriority w:val="99"/>
-    <w:semiHidden/>
-    <w:unhideWhenUsed/>
-    <w:rsid w:val="007662C3"/>
-    <w:rPr>
-      <w:rFonts w:eastAsiaTheme="minorHAnsi"/>
-      <w:sz w:val="16"/>
-      <w:szCs w:val="16"/>
-    </w:rPr>
-    <w:tblPr>
-      <w:tblBorders>
-        <w:top w:val="single" w:sz="12" w:space="0" w:color="000000"/>
-        <w:left w:val="single" w:sz="12" w:space="0" w:color="000000"/>
-        <w:bottom w:val="single" w:sz="12" w:space="0" w:color="000000"/>
-        <w:right w:val="single" w:sz="12" w:space="0" w:color="000000"/>
-        <w:insideV w:val="single" w:sz="6" w:space="0" w:color="000000"/>
-      </w:tblBorders>
-    </w:tblPr>
-    <w:tcPr>
-      <w:shd w:val="clear" w:color="auto" w:fill="auto"/>
-    </w:tcPr>
-    <w:tblStylePr w:type="firstRow">
-      <w:rPr>
-        <w:b/>
-        <w:bCs/>
-      </w:rPr>
-      <w:tblPr/>
-      <w:tcPr>
-        <w:tcBorders>
-          <w:bottom w:val="single" w:sz="6" w:space="0" w:color="000000"/>
-          <w:tl2br w:val="none" w:sz="0" w:space="0" w:color="auto"/>
-          <w:tr2bl w:val="none" w:sz="0" w:space="0" w:color="auto"/>
-        </w:tcBorders>
-      </w:tcPr>
-    </w:tblStylePr>
-    <w:tblStylePr w:type="lastRow">
-      <w:rPr>
-        <w:color w:val="auto"/>
-      </w:rPr>
-      <w:tblPr/>
-      <w:tcPr>
-        <w:tcBorders>
-          <w:top w:val="single" w:sz="6" w:space="0" w:color="000000"/>
-          <w:tl2br w:val="none" w:sz="0" w:space="0" w:color="auto"/>
-          <w:tr2bl w:val="none" w:sz="0" w:space="0" w:color="auto"/>
-        </w:tcBorders>
-      </w:tcPr>
-    </w:tblStylePr>
-    <w:tblStylePr w:type="firstCol">
-      <w:rPr>
-        <w:b/>
-        <w:bCs/>
-      </w:rPr>
-      <w:tblPr/>
-      <w:tcPr>
-        <w:tcBorders>
-          <w:tl2br w:val="none" w:sz="0" w:space="0" w:color="auto"/>
-          <w:tr2bl w:val="none" w:sz="0" w:space="0" w:color="auto"/>
-        </w:tcBorders>
-      </w:tcPr>
-    </w:tblStylePr>
-    <w:tblStylePr w:type="nwCell">
-      <w:tblPr/>
-      <w:tcPr>
-        <w:tcBorders>
-          <w:tl2br w:val="single" w:sz="6" w:space="0" w:color="000000"/>
-          <w:tr2bl w:val="none" w:sz="0" w:space="0" w:color="auto"/>
-        </w:tcBorders>
-      </w:tcPr>
-    </w:tblStylePr>
-  </w:style>
-  <w:style w:type="table" w:styleId="TableGrid7">
-    <w:name w:val="Table Grid 7"/>
-    <w:basedOn w:val="TableNormal"/>
-    <w:uiPriority w:val="99"/>
-    <w:semiHidden/>
-    <w:unhideWhenUsed/>
-    <w:rsid w:val="007662C3"/>
-    <w:rPr>
-      <w:rFonts w:eastAsiaTheme="minorHAnsi"/>
-      <w:b/>
-      <w:bCs/>
-      <w:sz w:val="16"/>
-      <w:szCs w:val="16"/>
-    </w:rPr>
-    <w:tblPr>
-      <w:tblBorders>
-        <w:top w:val="single" w:sz="12" w:space="0" w:color="000000"/>
-        <w:left w:val="single" w:sz="12" w:space="0" w:color="000000"/>
-        <w:bottom w:val="single" w:sz="12" w:space="0" w:color="000000"/>
-        <w:right w:val="single" w:sz="12" w:space="0" w:color="000000"/>
-        <w:insideH w:val="single" w:sz="6" w:space="0" w:color="000000"/>
-        <w:insideV w:val="single" w:sz="6" w:space="0" w:color="000000"/>
-      </w:tblBorders>
-    </w:tblPr>
-    <w:tcPr>
-      <w:shd w:val="clear" w:color="auto" w:fill="auto"/>
-    </w:tcPr>
-    <w:tblStylePr w:type="firstRow">
       <w:rPr>
         <w:b w:val="0"/>
         <w:bCs w:val="0"/>
@@ -27305,11 +26306,6 @@
     <w:semiHidden/>
     <w:unhideWhenUsed/>
     <w:rsid w:val="007662C3"/>
-    <w:rPr>
-      <w:rFonts w:eastAsiaTheme="minorHAnsi"/>
-      <w:sz w:val="16"/>
-      <w:szCs w:val="16"/>
-    </w:rPr>
     <w:tblPr>
       <w:tblBorders>
         <w:top w:val="single" w:sz="6" w:space="0" w:color="000080"/>
@@ -27374,11 +26370,6 @@
     <w:semiHidden/>
     <w:unhideWhenUsed/>
     <w:rsid w:val="007662C3"/>
-    <w:rPr>
-      <w:rFonts w:eastAsiaTheme="minorHAnsi"/>
-      <w:sz w:val="16"/>
-      <w:szCs w:val="16"/>
-    </w:rPr>
     <w:tblPr>
       <w:tblStyleRowBandSize w:val="1"/>
       <w:tblBorders>
@@ -27462,11 +26453,6 @@
     <w:semiHidden/>
     <w:unhideWhenUsed/>
     <w:rsid w:val="007662C3"/>
-    <w:rPr>
-      <w:rFonts w:eastAsiaTheme="minorHAnsi"/>
-      <w:sz w:val="16"/>
-      <w:szCs w:val="16"/>
-    </w:rPr>
     <w:tblPr>
       <w:tblStyleRowBandSize w:val="2"/>
       <w:tblBorders>
@@ -27545,11 +26531,6 @@
     <w:semiHidden/>
     <w:unhideWhenUsed/>
     <w:rsid w:val="007662C3"/>
-    <w:rPr>
-      <w:rFonts w:eastAsiaTheme="minorHAnsi"/>
-      <w:sz w:val="16"/>
-      <w:szCs w:val="16"/>
-    </w:rPr>
     <w:tblPr>
       <w:tblBorders>
         <w:top w:val="single" w:sz="12" w:space="0" w:color="000000"/>
@@ -27607,11 +26588,6 @@
     <w:semiHidden/>
     <w:unhideWhenUsed/>
     <w:rsid w:val="007662C3"/>
-    <w:rPr>
-      <w:rFonts w:eastAsiaTheme="minorHAnsi"/>
-      <w:sz w:val="16"/>
-      <w:szCs w:val="16"/>
-    </w:rPr>
     <w:tblPr>
       <w:tblBorders>
         <w:top w:val="single" w:sz="12" w:space="0" w:color="000000"/>
@@ -27648,11 +26624,6 @@
     <w:semiHidden/>
     <w:unhideWhenUsed/>
     <w:rsid w:val="007662C3"/>
-    <w:rPr>
-      <w:rFonts w:eastAsiaTheme="minorHAnsi"/>
-      <w:sz w:val="16"/>
-      <w:szCs w:val="16"/>
-    </w:rPr>
     <w:tblPr>
       <w:tblBorders>
         <w:top w:val="single" w:sz="6" w:space="0" w:color="000000"/>
@@ -27700,11 +26671,6 @@
     <w:semiHidden/>
     <w:unhideWhenUsed/>
     <w:rsid w:val="007662C3"/>
-    <w:rPr>
-      <w:rFonts w:eastAsiaTheme="minorHAnsi"/>
-      <w:sz w:val="16"/>
-      <w:szCs w:val="16"/>
-    </w:rPr>
     <w:tblPr>
       <w:tblStyleRowBandSize w:val="1"/>
       <w:tblBorders>
@@ -27763,11 +26729,6 @@
     <w:semiHidden/>
     <w:unhideWhenUsed/>
     <w:rsid w:val="007662C3"/>
-    <w:rPr>
-      <w:rFonts w:eastAsiaTheme="minorHAnsi"/>
-      <w:sz w:val="16"/>
-      <w:szCs w:val="16"/>
-    </w:rPr>
     <w:tblPr>
       <w:tblStyleRowBandSize w:val="1"/>
       <w:tblBorders>
@@ -27864,11 +26825,6 @@
     <w:semiHidden/>
     <w:unhideWhenUsed/>
     <w:rsid w:val="007662C3"/>
-    <w:rPr>
-      <w:rFonts w:eastAsiaTheme="minorHAnsi"/>
-      <w:sz w:val="16"/>
-      <w:szCs w:val="16"/>
-    </w:rPr>
     <w:tblPr>
       <w:tblStyleRowBandSize w:val="1"/>
       <w:tblBorders>
@@ -27992,11 +26948,6 @@
     <w:semiHidden/>
     <w:unhideWhenUsed/>
     <w:rsid w:val="007662C3"/>
-    <w:rPr>
-      <w:rFonts w:eastAsiaTheme="minorHAnsi"/>
-      <w:sz w:val="16"/>
-      <w:szCs w:val="16"/>
-    </w:rPr>
     <w:tblPr>
       <w:tblBorders>
         <w:top w:val="single" w:sz="6" w:space="0" w:color="000000"/>
@@ -28033,11 +26984,6 @@
     <w:semiHidden/>
     <w:unhideWhenUsed/>
     <w:rsid w:val="007662C3"/>
-    <w:rPr>
-      <w:rFonts w:eastAsiaTheme="minorHAnsi"/>
-      <w:sz w:val="16"/>
-      <w:szCs w:val="16"/>
-    </w:rPr>
     <w:tblPr>
       <w:tblBorders>
         <w:top w:val="single" w:sz="12" w:space="0" w:color="008000"/>
@@ -28075,11 +27021,6 @@
     <w:semiHidden/>
     <w:unhideWhenUsed/>
     <w:rsid w:val="007662C3"/>
-    <w:rPr>
-      <w:rFonts w:eastAsiaTheme="minorHAnsi"/>
-      <w:sz w:val="16"/>
-      <w:szCs w:val="16"/>
-    </w:rPr>
     <w:tblPr/>
     <w:tblStylePr w:type="firstRow">
       <w:rPr>
@@ -28174,11 +27115,6 @@
     <w:semiHidden/>
     <w:unhideWhenUsed/>
     <w:rsid w:val="007662C3"/>
-    <w:rPr>
-      <w:rFonts w:eastAsiaTheme="minorHAnsi"/>
-      <w:sz w:val="16"/>
-      <w:szCs w:val="16"/>
-    </w:rPr>
     <w:tblPr>
       <w:tblBorders>
         <w:top w:val="single" w:sz="12" w:space="0" w:color="000000"/>
@@ -28213,11 +27149,6 @@
     <w:semiHidden/>
     <w:unhideWhenUsed/>
     <w:rsid w:val="007662C3"/>
-    <w:rPr>
-      <w:rFonts w:eastAsiaTheme="minorHAnsi"/>
-      <w:sz w:val="16"/>
-      <w:szCs w:val="16"/>
-    </w:rPr>
     <w:tblPr>
       <w:tblStyleRowBandSize w:val="1"/>
     </w:tblPr>
@@ -28308,11 +27239,6 @@
     <w:semiHidden/>
     <w:unhideWhenUsed/>
     <w:rsid w:val="007662C3"/>
-    <w:rPr>
-      <w:rFonts w:eastAsiaTheme="minorHAnsi"/>
-      <w:sz w:val="16"/>
-      <w:szCs w:val="16"/>
-    </w:rPr>
     <w:tblPr>
       <w:tblBorders>
         <w:left w:val="single" w:sz="6" w:space="0" w:color="000000"/>
@@ -28395,11 +27321,6 @@
     <w:semiHidden/>
     <w:unhideWhenUsed/>
     <w:rsid w:val="007662C3"/>
-    <w:rPr>
-      <w:rFonts w:eastAsiaTheme="minorHAnsi"/>
-      <w:sz w:val="16"/>
-      <w:szCs w:val="16"/>
-    </w:rPr>
     <w:tblPr>
       <w:tblBorders>
         <w:top w:val="single" w:sz="4" w:space="0" w:color="auto"/>
@@ -28418,11 +27339,6 @@
     <w:semiHidden/>
     <w:unhideWhenUsed/>
     <w:rsid w:val="007662C3"/>
-    <w:rPr>
-      <w:rFonts w:eastAsiaTheme="minorHAnsi"/>
-      <w:sz w:val="16"/>
-      <w:szCs w:val="16"/>
-    </w:rPr>
     <w:tblPr>
       <w:tblCellSpacing w:w="20" w:type="dxa"/>
       <w:tblBorders>
@@ -28460,11 +27376,6 @@
     <w:semiHidden/>
     <w:unhideWhenUsed/>
     <w:rsid w:val="007662C3"/>
-    <w:rPr>
-      <w:rFonts w:eastAsiaTheme="minorHAnsi"/>
-      <w:sz w:val="16"/>
-      <w:szCs w:val="16"/>
-    </w:rPr>
     <w:tblPr>
       <w:tblCellSpacing w:w="20" w:type="dxa"/>
       <w:tblBorders>
@@ -28502,11 +27413,6 @@
     <w:semiHidden/>
     <w:unhideWhenUsed/>
     <w:rsid w:val="007662C3"/>
-    <w:rPr>
-      <w:rFonts w:eastAsiaTheme="minorHAnsi"/>
-      <w:sz w:val="16"/>
-      <w:szCs w:val="16"/>
-    </w:rPr>
     <w:tblPr>
       <w:tblCellSpacing w:w="20" w:type="dxa"/>
       <w:tblBorders>
@@ -28821,11 +27727,6 @@
     <w:pPr>
       <w:spacing w:after="0" w:line="240" w:lineRule="auto"/>
     </w:pPr>
-    <w:rPr>
-      <w:rFonts w:eastAsiaTheme="minorHAnsi"/>
-      <w:sz w:val="16"/>
-      <w:szCs w:val="16"/>
-    </w:rPr>
     <w:tblPr>
       <w:tblStyleRowBandSize w:val="1"/>
       <w:tblStyleColBandSize w:val="1"/>
@@ -28875,11 +27776,6 @@
     <w:pPr>
       <w:spacing w:after="0" w:line="240" w:lineRule="auto"/>
     </w:pPr>
-    <w:rPr>
-      <w:rFonts w:eastAsiaTheme="minorHAnsi"/>
-      <w:sz w:val="16"/>
-      <w:szCs w:val="16"/>
-    </w:rPr>
     <w:tblPr>
       <w:tblStyleRowBandSize w:val="1"/>
       <w:tblStyleColBandSize w:val="1"/>
@@ -28936,11 +27832,6 @@
     <w:pPr>
       <w:spacing w:after="0" w:line="240" w:lineRule="auto"/>
     </w:pPr>
-    <w:rPr>
-      <w:rFonts w:eastAsiaTheme="minorHAnsi"/>
-      <w:sz w:val="16"/>
-      <w:szCs w:val="16"/>
-    </w:rPr>
     <w:tblPr>
       <w:tblStyleRowBandSize w:val="1"/>
       <w:tblStyleColBandSize w:val="1"/>
@@ -28974,11 +27865,6 @@
     <w:pPr>
       <w:spacing w:after="0" w:line="240" w:lineRule="auto"/>
     </w:pPr>
-    <w:rPr>
-      <w:rFonts w:eastAsiaTheme="minorHAnsi"/>
-      <w:sz w:val="16"/>
-      <w:szCs w:val="16"/>
-    </w:rPr>
     <w:tblPr>
       <w:tblStyleRowBandSize w:val="1"/>
       <w:tblStyleColBandSize w:val="1"/>
@@ -29022,11 +27908,6 @@
     <w:pPr>
       <w:spacing w:after="0" w:line="240" w:lineRule="auto"/>
     </w:pPr>
-    <w:rPr>
-      <w:rFonts w:eastAsiaTheme="minorHAnsi"/>
-      <w:sz w:val="16"/>
-      <w:szCs w:val="16"/>
-    </w:rPr>
     <w:tblPr>
       <w:tblStyleRowBandSize w:val="1"/>
       <w:tblStyleColBandSize w:val="1"/>
@@ -29041,83 +27922,6 @@
         <w:tcBorders>
           <w:bottom w:val="single" w:sz="4" w:space="0" w:color="4D614C" w:themeColor="text1"/>
         </w:tcBorders>
-      </w:tcPr>
-    </w:tblStylePr>
-  </w:style>
-  <w:style w:type="table" w:customStyle="1" w:styleId="BCVariantTable">
-    <w:name w:val="BC Variant _ Table"/>
-    <w:basedOn w:val="TableNormal"/>
-    <w:uiPriority w:val="99"/>
-    <w:rsid w:val="000D6243"/>
-    <w:pPr>
-      <w:spacing w:before="120" w:after="120" w:line="240" w:lineRule="auto"/>
-    </w:pPr>
-    <w:rPr>
-      <w:rFonts w:ascii="Sitka Text" w:eastAsiaTheme="minorHAnsi" w:hAnsi="Sitka Text"/>
-      <w:color w:val="4D614C"/>
-    </w:rPr>
-    <w:tblPr/>
-    <w:tblStylePr w:type="firstRow">
-      <w:pPr>
-        <w:wordWrap/>
-        <w:spacing w:beforeLines="0" w:before="120" w:beforeAutospacing="0" w:afterLines="0" w:after="120" w:afterAutospacing="0" w:line="240" w:lineRule="auto"/>
-      </w:pPr>
-      <w:rPr>
-        <w:rFonts w:ascii="Bahnschrift Light" w:hAnsi="Bahnschrift Light"/>
-        <w:b/>
-        <w:sz w:val="24"/>
-      </w:rPr>
-      <w:tblPr/>
-      <w:tcPr>
-        <w:tcBorders>
-          <w:bottom w:val="single" w:sz="8" w:space="0" w:color="4D614C"/>
-        </w:tcBorders>
-      </w:tcPr>
-    </w:tblStylePr>
-  </w:style>
-  <w:style w:type="table" w:customStyle="1" w:styleId="BCDataTableInternal">
-    <w:name w:val="BC Data Table Internal"/>
-    <w:basedOn w:val="TableNormal"/>
-    <w:uiPriority w:val="99"/>
-    <w:rsid w:val="007662C3"/>
-    <w:pPr>
-      <w:spacing w:after="0" w:line="240" w:lineRule="auto"/>
-    </w:pPr>
-    <w:rPr>
-      <w:rFonts w:eastAsiaTheme="minorHAnsi"/>
-      <w:sz w:val="16"/>
-      <w:szCs w:val="16"/>
-    </w:rPr>
-    <w:tblPr>
-      <w:tblStyleRowBandSize w:val="1"/>
-    </w:tblPr>
-    <w:tblStylePr w:type="firstRow">
-      <w:rPr>
-        <w:rFonts w:asciiTheme="majorHAnsi" w:hAnsiTheme="majorHAnsi"/>
-        <w:b/>
-      </w:rPr>
-      <w:tblPr/>
-      <w:tcPr>
-        <w:tcBorders>
-          <w:top w:val="nil"/>
-          <w:left w:val="nil"/>
-          <w:bottom w:val="single" w:sz="4" w:space="0" w:color="auto"/>
-          <w:right w:val="nil"/>
-          <w:insideH w:val="nil"/>
-          <w:insideV w:val="nil"/>
-        </w:tcBorders>
-      </w:tcPr>
-    </w:tblStylePr>
-    <w:tblStylePr w:type="lastRow">
-      <w:rPr>
-        <w:rFonts w:asciiTheme="majorHAnsi" w:hAnsiTheme="majorHAnsi"/>
-        <w:b/>
-      </w:rPr>
-    </w:tblStylePr>
-    <w:tblStylePr w:type="band1Horz">
-      <w:tblPr/>
-      <w:tcPr>
-        <w:shd w:val="clear" w:color="auto" w:fill="E7EDE7" w:themeFill="accent2" w:themeFillTint="33"/>
       </w:tcPr>
     </w:tblStylePr>
   </w:style>
@@ -29532,325 +28336,6 @@
     </w:docPart>
     <w:docPart>
       <w:docPartPr>
-        <w:name w:val="C5694F9B35E64F85B1B8C9332354F53A"/>
-        <w:category>
-          <w:name w:val="General"/>
-          <w:gallery w:val="placeholder"/>
-        </w:category>
-        <w:types>
-          <w:type w:val="bbPlcHdr"/>
-        </w:types>
-        <w:behaviors>
-          <w:behavior w:val="content"/>
-        </w:behaviors>
-        <w:guid w:val="{7975C4F4-CA0E-4462-AE77-46D91DE091B8}"/>
-      </w:docPartPr>
-      <w:docPartBody>
-        <w:p>
-          <w:pPr>
-            <w:pStyle w:val="C5694F9B35E64F85B1B8C9332354F53A"/>
-          </w:pPr>
-          <w:r>
-            <w:rPr>
-              <w:rStyle w:val="PlaceholderText"/>
-            </w:rPr>
-            <w:t>Sales_Line: Insert any data item you want to repeat.</w:t>
-          </w:r>
-        </w:p>
-      </w:docPartBody>
-    </w:docPart>
-    <w:docPart>
-      <w:docPartPr>
-        <w:name w:val="6CD426790E154188B50424D9482B8ECC"/>
-        <w:category>
-          <w:name w:val="General"/>
-          <w:gallery w:val="placeholder"/>
-        </w:category>
-        <w:types>
-          <w:type w:val="bbPlcHdr"/>
-        </w:types>
-        <w:behaviors>
-          <w:behavior w:val="content"/>
-        </w:behaviors>
-        <w:guid w:val="{C983F5C5-BD8C-4E9E-AAA7-D4ECE2DC5E1B}"/>
-      </w:docPartPr>
-      <w:docPartBody>
-        <w:p>
-          <w:pPr>
-            <w:pStyle w:val="6CD426790E154188B50424D9482B8ECC"/>
-          </w:pPr>
-          <w:r>
-            <w:rPr>
-              <w:rStyle w:val="PlaceholderText"/>
-            </w:rPr>
-            <w:t>Click or tap here to enter text.</w:t>
-          </w:r>
-        </w:p>
-      </w:docPartBody>
-    </w:docPart>
-    <w:docPart>
-      <w:docPartPr>
-        <w:name w:val="525177B48B4E426FAAD31FFEB6F456A7"/>
-        <w:category>
-          <w:name w:val="General"/>
-          <w:gallery w:val="placeholder"/>
-        </w:category>
-        <w:types>
-          <w:type w:val="bbPlcHdr"/>
-        </w:types>
-        <w:behaviors>
-          <w:behavior w:val="content"/>
-        </w:behaviors>
-        <w:guid w:val="{5E9CD997-F4FF-495E-9C5B-98574839BF4D}"/>
-      </w:docPartPr>
-      <w:docPartBody>
-        <w:p>
-          <w:pPr>
-            <w:pStyle w:val="525177B48B4E426FAAD31FFEB6F456A7"/>
-          </w:pPr>
-          <w:r>
-            <w:rPr>
-              <w:rStyle w:val="PlaceholderText"/>
-            </w:rPr>
-            <w:t>Click or tap here to enter text.</w:t>
-          </w:r>
-        </w:p>
-      </w:docPartBody>
-    </w:docPart>
-    <w:docPart>
-      <w:docPartPr>
-        <w:name w:val="8FF530DCF1ED45A1806AD94C3E76A1B0"/>
-        <w:category>
-          <w:name w:val="General"/>
-          <w:gallery w:val="placeholder"/>
-        </w:category>
-        <w:types>
-          <w:type w:val="bbPlcHdr"/>
-        </w:types>
-        <w:behaviors>
-          <w:behavior w:val="content"/>
-        </w:behaviors>
-        <w:guid w:val="{E43A78CD-3D3F-4723-9A49-ACEEC1559868}"/>
-      </w:docPartPr>
-      <w:docPartBody>
-        <w:p>
-          <w:pPr>
-            <w:pStyle w:val="8FF530DCF1ED45A1806AD94C3E76A1B0"/>
-          </w:pPr>
-          <w:r>
-            <w:rPr>
-              <w:rStyle w:val="PlaceholderText"/>
-            </w:rPr>
-            <w:t>Click or tap here to enter text.</w:t>
-          </w:r>
-        </w:p>
-      </w:docPartBody>
-    </w:docPart>
-    <w:docPart>
-      <w:docPartPr>
-        <w:name w:val="280963AE838449118B667FEAE8BD71EF"/>
-        <w:category>
-          <w:name w:val="General"/>
-          <w:gallery w:val="placeholder"/>
-        </w:category>
-        <w:types>
-          <w:type w:val="bbPlcHdr"/>
-        </w:types>
-        <w:behaviors>
-          <w:behavior w:val="content"/>
-        </w:behaviors>
-        <w:guid w:val="{45A2DE6A-673D-4B10-B134-ABD95A81C5D5}"/>
-      </w:docPartPr>
-      <w:docPartBody>
-        <w:p>
-          <w:pPr>
-            <w:pStyle w:val="280963AE838449118B667FEAE8BD71EF"/>
-          </w:pPr>
-          <w:r>
-            <w:rPr>
-              <w:rStyle w:val="PlaceholderText"/>
-            </w:rPr>
-            <w:t>Click or tap here to enter text.</w:t>
-          </w:r>
-        </w:p>
-      </w:docPartBody>
-    </w:docPart>
-    <w:docPart>
-      <w:docPartPr>
-        <w:name w:val="55512A58E9EE48DDADC1466E585D34D2"/>
-        <w:category>
-          <w:name w:val="General"/>
-          <w:gallery w:val="placeholder"/>
-        </w:category>
-        <w:types>
-          <w:type w:val="bbPlcHdr"/>
-        </w:types>
-        <w:behaviors>
-          <w:behavior w:val="content"/>
-        </w:behaviors>
-        <w:guid w:val="{EFF8DE04-35C7-4BEC-A63B-D6B9653D9BFB}"/>
-      </w:docPartPr>
-      <w:docPartBody>
-        <w:p>
-          <w:pPr>
-            <w:pStyle w:val="55512A58E9EE48DDADC1466E585D34D2"/>
-          </w:pPr>
-          <w:r>
-            <w:rPr>
-              <w:rStyle w:val="PlaceholderText"/>
-            </w:rPr>
-            <w:t>Click or tap here to enter text.</w:t>
-          </w:r>
-        </w:p>
-      </w:docPartBody>
-    </w:docPart>
-    <w:docPart>
-      <w:docPartPr>
-        <w:name w:val="141D7BC00BC1463E8B78EEDED3CF387C"/>
-        <w:category>
-          <w:name w:val="General"/>
-          <w:gallery w:val="placeholder"/>
-        </w:category>
-        <w:types>
-          <w:type w:val="bbPlcHdr"/>
-        </w:types>
-        <w:behaviors>
-          <w:behavior w:val="content"/>
-        </w:behaviors>
-        <w:guid w:val="{67891ADE-8F13-4F2B-9906-7ABDB267A6FF}"/>
-      </w:docPartPr>
-      <w:docPartBody>
-        <w:p>
-          <w:pPr>
-            <w:pStyle w:val="141D7BC00BC1463E8B78EEDED3CF387C"/>
-          </w:pPr>
-          <w:r>
-            <w:rPr>
-              <w:rStyle w:val="PlaceholderText"/>
-            </w:rPr>
-            <w:t>Click or tap here to enter text.</w:t>
-          </w:r>
-        </w:p>
-      </w:docPartBody>
-    </w:docPart>
-    <w:docPart>
-      <w:docPartPr>
-        <w:name w:val="B606B745B30A4BB6AFFBEAAF706A6AB1"/>
-        <w:category>
-          <w:name w:val="General"/>
-          <w:gallery w:val="placeholder"/>
-        </w:category>
-        <w:types>
-          <w:type w:val="bbPlcHdr"/>
-        </w:types>
-        <w:behaviors>
-          <w:behavior w:val="content"/>
-        </w:behaviors>
-        <w:guid w:val="{B144E5B9-8B76-467D-B5BD-1581828954FA}"/>
-      </w:docPartPr>
-      <w:docPartBody>
-        <w:p>
-          <w:pPr>
-            <w:pStyle w:val="B606B745B30A4BB6AFFBEAAF706A6AB1"/>
-          </w:pPr>
-          <w:r>
-            <w:rPr>
-              <w:rStyle w:val="PlaceholderText"/>
-            </w:rPr>
-            <w:t>Click or tap here to enter text.</w:t>
-          </w:r>
-        </w:p>
-      </w:docPartBody>
-    </w:docPart>
-    <w:docPart>
-      <w:docPartPr>
-        <w:name w:val="673F436B94CF4567860E2A36BD38D920"/>
-        <w:category>
-          <w:name w:val="General"/>
-          <w:gallery w:val="placeholder"/>
-        </w:category>
-        <w:types>
-          <w:type w:val="bbPlcHdr"/>
-        </w:types>
-        <w:behaviors>
-          <w:behavior w:val="content"/>
-        </w:behaviors>
-        <w:guid w:val="{26246537-294E-4B67-8C51-D8515C9764B6}"/>
-      </w:docPartPr>
-      <w:docPartBody>
-        <w:p>
-          <w:pPr>
-            <w:pStyle w:val="673F436B94CF4567860E2A36BD38D920"/>
-          </w:pPr>
-          <w:r>
-            <w:rPr>
-              <w:rStyle w:val="PlaceholderText"/>
-            </w:rPr>
-            <w:t>Click or tap here to enter text.</w:t>
-          </w:r>
-        </w:p>
-      </w:docPartBody>
-    </w:docPart>
-    <w:docPart>
-      <w:docPartPr>
-        <w:name w:val="897CFE31E68842D19ABB83BFD0B6A6F7"/>
-        <w:category>
-          <w:name w:val="General"/>
-          <w:gallery w:val="placeholder"/>
-        </w:category>
-        <w:types>
-          <w:type w:val="bbPlcHdr"/>
-        </w:types>
-        <w:behaviors>
-          <w:behavior w:val="content"/>
-        </w:behaviors>
-        <w:guid w:val="{7E3A36D8-BDD3-4562-AB66-4E56682BE8BE}"/>
-      </w:docPartPr>
-      <w:docPartBody>
-        <w:p>
-          <w:pPr>
-            <w:pStyle w:val="897CFE31E68842D19ABB83BFD0B6A6F7"/>
-          </w:pPr>
-          <w:r>
-            <w:rPr>
-              <w:rStyle w:val="PlaceholderText"/>
-            </w:rPr>
-            <w:t>Click or tap here to enter text.</w:t>
-          </w:r>
-        </w:p>
-      </w:docPartBody>
-    </w:docPart>
-    <w:docPart>
-      <w:docPartPr>
-        <w:name w:val="598CA6281D054F7CA828EEA48C18E975"/>
-        <w:category>
-          <w:name w:val="General"/>
-          <w:gallery w:val="placeholder"/>
-        </w:category>
-        <w:types>
-          <w:type w:val="bbPlcHdr"/>
-        </w:types>
-        <w:behaviors>
-          <w:behavior w:val="content"/>
-        </w:behaviors>
-        <w:guid w:val="{C096A53E-BDCD-49E8-AEF4-6F8C7FF2D75B}"/>
-      </w:docPartPr>
-      <w:docPartBody>
-        <w:p>
-          <w:pPr>
-            <w:pStyle w:val="598CA6281D054F7CA828EEA48C18E975"/>
-          </w:pPr>
-          <w:r>
-            <w:rPr>
-              <w:rStyle w:val="PlaceholderText"/>
-            </w:rPr>
-            <w:t>Click or tap here to enter text.</w:t>
-          </w:r>
-        </w:p>
-      </w:docPartBody>
-    </w:docPart>
-    <w:docPart>
-      <w:docPartPr>
         <w:name w:val="877C9E1E8FDA43799D714B01EF51E63E"/>
         <w:category>
           <w:name w:val="General"/>
@@ -29936,6 +28421,348 @@
         </w:p>
       </w:docPartBody>
     </w:docPart>
+    <w:docPart>
+      <w:docPartPr>
+        <w:name w:val="F8D7330F1A154789BB58214485941BBC"/>
+        <w:category>
+          <w:name w:val="General"/>
+          <w:gallery w:val="placeholder"/>
+        </w:category>
+        <w:types>
+          <w:type w:val="bbPlcHdr"/>
+        </w:types>
+        <w:behaviors>
+          <w:behavior w:val="content"/>
+        </w:behaviors>
+        <w:guid w:val="{04BE44AA-A120-4D73-9158-1C22B244283D}"/>
+      </w:docPartPr>
+      <w:docPartBody>
+        <w:p>
+          <w:pPr>
+            <w:pStyle w:val="F8D7330F1A154789BB58214485941BBC"/>
+          </w:pPr>
+          <w:r>
+            <w:rPr>
+              <w:rStyle w:val="PlaceholderText"/>
+            </w:rPr>
+            <w:t>Click or tap here to enter text.</w:t>
+          </w:r>
+        </w:p>
+      </w:docPartBody>
+    </w:docPart>
+    <w:docPart>
+      <w:docPartPr>
+        <w:name w:val="1038909A4407452FABC6A274CD1579D4"/>
+        <w:category>
+          <w:name w:val="General"/>
+          <w:gallery w:val="placeholder"/>
+        </w:category>
+        <w:types>
+          <w:type w:val="bbPlcHdr"/>
+        </w:types>
+        <w:behaviors>
+          <w:behavior w:val="content"/>
+        </w:behaviors>
+        <w:guid w:val="{52DED2F8-3C22-4774-8042-24053C4BA51C}"/>
+      </w:docPartPr>
+      <w:docPartBody>
+        <w:p>
+          <w:pPr>
+            <w:pStyle w:val="1038909A4407452FABC6A274CD1579D4"/>
+          </w:pPr>
+          <w:r>
+            <w:rPr>
+              <w:rStyle w:val="PlaceholderText"/>
+            </w:rPr>
+            <w:t>Click or tap here to enter text.</w:t>
+          </w:r>
+        </w:p>
+      </w:docPartBody>
+    </w:docPart>
+    <w:docPart>
+      <w:docPartPr>
+        <w:name w:val="6E7CBBD928CB4A858F3815B698C0F039"/>
+        <w:category>
+          <w:name w:val="General"/>
+          <w:gallery w:val="placeholder"/>
+        </w:category>
+        <w:types>
+          <w:type w:val="bbPlcHdr"/>
+        </w:types>
+        <w:behaviors>
+          <w:behavior w:val="content"/>
+        </w:behaviors>
+        <w:guid w:val="{733FA9BF-FA6A-452E-BC31-C21B851BC50D}"/>
+      </w:docPartPr>
+      <w:docPartBody>
+        <w:p>
+          <w:pPr>
+            <w:pStyle w:val="6E7CBBD928CB4A858F3815B698C0F039"/>
+          </w:pPr>
+          <w:r>
+            <w:rPr>
+              <w:rStyle w:val="PlaceholderText"/>
+            </w:rPr>
+            <w:t>Click or tap here to enter text.</w:t>
+          </w:r>
+        </w:p>
+      </w:docPartBody>
+    </w:docPart>
+    <w:docPart>
+      <w:docPartPr>
+        <w:name w:val="911C3E68178C420E84C1E2AA0F1C4ADD"/>
+        <w:category>
+          <w:name w:val="General"/>
+          <w:gallery w:val="placeholder"/>
+        </w:category>
+        <w:types>
+          <w:type w:val="bbPlcHdr"/>
+        </w:types>
+        <w:behaviors>
+          <w:behavior w:val="content"/>
+        </w:behaviors>
+        <w:guid w:val="{CC7AC89C-07EE-46BE-831A-5A6FEC085232}"/>
+      </w:docPartPr>
+      <w:docPartBody>
+        <w:p>
+          <w:pPr>
+            <w:pStyle w:val="911C3E68178C420E84C1E2AA0F1C4ADD"/>
+          </w:pPr>
+          <w:r>
+            <w:rPr>
+              <w:rStyle w:val="PlaceholderText"/>
+            </w:rPr>
+            <w:t>Click or tap here to enter text.</w:t>
+          </w:r>
+        </w:p>
+      </w:docPartBody>
+    </w:docPart>
+    <w:docPart>
+      <w:docPartPr>
+        <w:name w:val="BB8062A908A74D3EA7B17D5C878398F9"/>
+        <w:category>
+          <w:name w:val="General"/>
+          <w:gallery w:val="placeholder"/>
+        </w:category>
+        <w:types>
+          <w:type w:val="bbPlcHdr"/>
+        </w:types>
+        <w:behaviors>
+          <w:behavior w:val="content"/>
+        </w:behaviors>
+        <w:guid w:val="{A99BB7B6-A771-4505-A870-7D369C9B03DE}"/>
+      </w:docPartPr>
+      <w:docPartBody>
+        <w:p>
+          <w:pPr>
+            <w:pStyle w:val="BB8062A908A74D3EA7B17D5C878398F9"/>
+          </w:pPr>
+          <w:r>
+            <w:rPr>
+              <w:rStyle w:val="PlaceholderText"/>
+            </w:rPr>
+            <w:t>Click or tap here to enter text.</w:t>
+          </w:r>
+        </w:p>
+      </w:docPartBody>
+    </w:docPart>
+    <w:docPart>
+      <w:docPartPr>
+        <w:name w:val="6B0FB293E8144938A12D51E7DE901AB9"/>
+        <w:category>
+          <w:name w:val="General"/>
+          <w:gallery w:val="placeholder"/>
+        </w:category>
+        <w:types>
+          <w:type w:val="bbPlcHdr"/>
+        </w:types>
+        <w:behaviors>
+          <w:behavior w:val="content"/>
+        </w:behaviors>
+        <w:guid w:val="{11A66C0B-2238-4ACA-8032-38901D86EECA}"/>
+      </w:docPartPr>
+      <w:docPartBody>
+        <w:p>
+          <w:pPr>
+            <w:pStyle w:val="6B0FB293E8144938A12D51E7DE901AB9"/>
+          </w:pPr>
+          <w:r>
+            <w:rPr>
+              <w:rStyle w:val="PlaceholderText"/>
+            </w:rPr>
+            <w:t>Click or tap here to enter text.</w:t>
+          </w:r>
+        </w:p>
+      </w:docPartBody>
+    </w:docPart>
+    <w:docPart>
+      <w:docPartPr>
+        <w:name w:val="AD6D87747FEB4F72A26AE9878F6D5DE4"/>
+        <w:category>
+          <w:name w:val="General"/>
+          <w:gallery w:val="placeholder"/>
+        </w:category>
+        <w:types>
+          <w:type w:val="bbPlcHdr"/>
+        </w:types>
+        <w:behaviors>
+          <w:behavior w:val="content"/>
+        </w:behaviors>
+        <w:guid w:val="{5B93B111-F861-4F34-B1FA-18210D964853}"/>
+      </w:docPartPr>
+      <w:docPartBody>
+        <w:p>
+          <w:pPr>
+            <w:pStyle w:val="AD6D87747FEB4F72A26AE9878F6D5DE4"/>
+          </w:pPr>
+          <w:r>
+            <w:rPr>
+              <w:rStyle w:val="PlaceholderText"/>
+            </w:rPr>
+            <w:t>Click or tap here to enter text.</w:t>
+          </w:r>
+        </w:p>
+      </w:docPartBody>
+    </w:docPart>
+    <w:docPart>
+      <w:docPartPr>
+        <w:name w:val="0AC0980365734280A1B50EC0E36E035C"/>
+        <w:category>
+          <w:name w:val="General"/>
+          <w:gallery w:val="placeholder"/>
+        </w:category>
+        <w:types>
+          <w:type w:val="bbPlcHdr"/>
+        </w:types>
+        <w:behaviors>
+          <w:behavior w:val="content"/>
+        </w:behaviors>
+        <w:guid w:val="{9F052156-F59B-4F4C-8955-37B37868410B}"/>
+      </w:docPartPr>
+      <w:docPartBody>
+        <w:p>
+          <w:pPr>
+            <w:pStyle w:val="0AC0980365734280A1B50EC0E36E035C"/>
+          </w:pPr>
+          <w:r>
+            <w:rPr>
+              <w:rStyle w:val="PlaceholderText"/>
+            </w:rPr>
+            <w:t>Click or tap here to enter text.</w:t>
+          </w:r>
+        </w:p>
+      </w:docPartBody>
+    </w:docPart>
+    <w:docPart>
+      <w:docPartPr>
+        <w:name w:val="DAA4F244079E4E7B82DC636DF07F8454"/>
+        <w:category>
+          <w:name w:val="General"/>
+          <w:gallery w:val="placeholder"/>
+        </w:category>
+        <w:types>
+          <w:type w:val="bbPlcHdr"/>
+        </w:types>
+        <w:behaviors>
+          <w:behavior w:val="content"/>
+        </w:behaviors>
+        <w:guid w:val="{65969AAC-710C-4A6B-9153-CA15AD80156A}"/>
+      </w:docPartPr>
+      <w:docPartBody>
+        <w:p>
+          <w:pPr>
+            <w:pStyle w:val="DAA4F244079E4E7B82DC636DF07F8454"/>
+          </w:pPr>
+          <w:r>
+            <w:rPr>
+              <w:rStyle w:val="PlaceholderText"/>
+            </w:rPr>
+            <w:t>Click or tap here to enter text.</w:t>
+          </w:r>
+        </w:p>
+      </w:docPartBody>
+    </w:docPart>
+    <w:docPart>
+      <w:docPartPr>
+        <w:name w:val="514C5F88F00446B0AB2216F3C9BC168A"/>
+        <w:category>
+          <w:name w:val="General"/>
+          <w:gallery w:val="placeholder"/>
+        </w:category>
+        <w:types>
+          <w:type w:val="bbPlcHdr"/>
+        </w:types>
+        <w:behaviors>
+          <w:behavior w:val="content"/>
+        </w:behaviors>
+        <w:guid w:val="{FB453D49-1DDD-4B9C-8312-004E29E5886E}"/>
+      </w:docPartPr>
+      <w:docPartBody>
+        <w:p>
+          <w:pPr>
+            <w:pStyle w:val="514C5F88F00446B0AB2216F3C9BC168A"/>
+          </w:pPr>
+          <w:r>
+            <w:rPr>
+              <w:rStyle w:val="PlaceholderText"/>
+            </w:rPr>
+            <w:t>Click or tap here to enter text.</w:t>
+          </w:r>
+        </w:p>
+      </w:docPartBody>
+    </w:docPart>
+    <w:docPart>
+      <w:docPartPr>
+        <w:name w:val="DefaultPlaceholder_-1854013435"/>
+        <w:category>
+          <w:name w:val="General"/>
+          <w:gallery w:val="placeholder"/>
+        </w:category>
+        <w:types>
+          <w:type w:val="bbPlcHdr"/>
+        </w:types>
+        <w:behaviors>
+          <w:behavior w:val="content"/>
+        </w:behaviors>
+        <w:guid w:val="{9470F87D-6688-4C94-93A1-AA589DD3F2FD}"/>
+      </w:docPartPr>
+      <w:docPartBody>
+        <w:p>
+          <w:r>
+            <w:rPr>
+              <w:rStyle w:val="PlaceholderText"/>
+            </w:rPr>
+            <w:t>Enter any content that you want to repeat, including other content controls. You can also insert this control around table rows in order to repeat parts of a table.</w:t>
+          </w:r>
+        </w:p>
+      </w:docPartBody>
+    </w:docPart>
+    <w:docPart>
+      <w:docPartPr>
+        <w:name w:val="C36FB64F63A641808853E15DA19EC5FD"/>
+        <w:category>
+          <w:name w:val="General"/>
+          <w:gallery w:val="placeholder"/>
+        </w:category>
+        <w:types>
+          <w:type w:val="bbPlcHdr"/>
+        </w:types>
+        <w:behaviors>
+          <w:behavior w:val="content"/>
+        </w:behaviors>
+        <w:guid w:val="{0A272F94-4FF6-41AB-8F5C-F08F60CB9990}"/>
+      </w:docPartPr>
+      <w:docPartBody>
+        <w:p>
+          <w:r>
+            <w:rPr>
+              <w:rStyle w:val="PlaceholderText"/>
+            </w:rPr>
+            <w:t>Sales_Line: Insert any data item you want to repeat.</w:t>
+          </w:r>
+        </w:p>
+      </w:docPartBody>
+    </w:docPart>
   </w:docParts>
 </w:glossaryDocument>
 </file>
@@ -30005,13 +28832,6 @@
     <w:pitch w:val="variable"/>
     <w:sig w:usb0="00000003" w:usb1="10000000" w:usb2="00000000" w:usb3="00000000" w:csb0="80000001" w:csb1="00000000"/>
   </w:font>
-  <w:font w:name="Bahnschrift Light">
-    <w:panose1 w:val="020B0502040204020203"/>
-    <w:charset w:val="00"/>
-    <w:family w:val="swiss"/>
-    <w:pitch w:val="variable"/>
-    <w:sig w:usb0="A00002C7" w:usb1="00000002" w:usb2="00000000" w:usb3="00000000" w:csb0="0000019F" w:csb1="00000000"/>
-  </w:font>
   <w:font w:name="Aptos">
     <w:charset w:val="00"/>
     <w:family w:val="swiss"/>
@@ -30056,6 +28876,7 @@
     <w:rsid w:val="00231FB4"/>
     <w:rsid w:val="002778B4"/>
     <w:rsid w:val="002E6A0C"/>
+    <w:rsid w:val="00302AF9"/>
     <w:rsid w:val="003A640E"/>
     <w:rsid w:val="003D710A"/>
     <w:rsid w:val="00415CA4"/>
@@ -30068,6 +28889,7 @@
     <w:rsid w:val="0061775E"/>
     <w:rsid w:val="00620087"/>
     <w:rsid w:val="00644E4D"/>
+    <w:rsid w:val="006629FD"/>
     <w:rsid w:val="00665B59"/>
     <w:rsid w:val="00687658"/>
     <w:rsid w:val="00763018"/>
@@ -30090,11 +28912,15 @@
     <w:rsid w:val="00B91F01"/>
     <w:rsid w:val="00BB372D"/>
     <w:rsid w:val="00C204CD"/>
+    <w:rsid w:val="00C80686"/>
     <w:rsid w:val="00D16405"/>
     <w:rsid w:val="00D64085"/>
     <w:rsid w:val="00D96F3B"/>
+    <w:rsid w:val="00DB7D39"/>
     <w:rsid w:val="00DF3F95"/>
+    <w:rsid w:val="00E541E8"/>
     <w:rsid w:val="00EA48E4"/>
+    <w:rsid w:val="00F1194C"/>
     <w:rsid w:val="00F55F7F"/>
     <w:rsid w:val="00F65A48"/>
     <w:rsid w:val="00F93E5E"/>
@@ -30556,227 +29382,83 @@
     <w:basedOn w:val="DefaultParagraphFont"/>
     <w:uiPriority w:val="99"/>
     <w:semiHidden/>
-    <w:rsid w:val="008136BF"/>
+    <w:rsid w:val="00E541E8"/>
     <w:rPr>
       <w:color w:val="666666"/>
       <w:sz w:val="16"/>
     </w:rPr>
   </w:style>
-  <w:style w:type="paragraph" w:customStyle="1" w:styleId="2FE1E7DBE28A4E8D9A02605FFECD4D78">
-    <w:name w:val="2FE1E7DBE28A4E8D9A02605FFECD4D78"/>
-    <w:rsid w:val="005169C9"/>
-  </w:style>
-  <w:style w:type="paragraph" w:customStyle="1" w:styleId="EE5BEDE9772E4D3D9243CABB91DA4ACF">
-    <w:name w:val="EE5BEDE9772E4D3D9243CABB91DA4ACF"/>
-    <w:rsid w:val="005169C9"/>
-  </w:style>
-  <w:style w:type="paragraph" w:customStyle="1" w:styleId="8F76A981C07A438EBC817642841EAE02">
-    <w:name w:val="8F76A981C07A438EBC817642841EAE02"/>
-    <w:rsid w:val="005169C9"/>
-  </w:style>
-  <w:style w:type="paragraph" w:customStyle="1" w:styleId="869C3AFCEC044BAC9E417B743AF74953">
-    <w:name w:val="869C3AFCEC044BAC9E417B743AF74953"/>
-    <w:rsid w:val="005169C9"/>
-  </w:style>
-  <w:style w:type="paragraph" w:customStyle="1" w:styleId="815CCABD3D6542188ACD3611B2E571CA">
-    <w:name w:val="815CCABD3D6542188ACD3611B2E571CA"/>
-    <w:rsid w:val="005169C9"/>
-  </w:style>
-  <w:style w:type="paragraph" w:customStyle="1" w:styleId="0EF0F2CCBEB84094ABE44820C04EF326">
-    <w:name w:val="0EF0F2CCBEB84094ABE44820C04EF326"/>
-    <w:rsid w:val="005169C9"/>
-  </w:style>
-  <w:style w:type="paragraph" w:customStyle="1" w:styleId="EF09299251A34A5FA525051C163015A3">
-    <w:name w:val="EF09299251A34A5FA525051C163015A3"/>
-    <w:rsid w:val="005169C9"/>
-  </w:style>
-  <w:style w:type="paragraph" w:customStyle="1" w:styleId="C04621805D834167913DFDE84E972868">
-    <w:name w:val="C04621805D834167913DFDE84E972868"/>
-    <w:rsid w:val="005169C9"/>
-  </w:style>
-  <w:style w:type="paragraph" w:customStyle="1" w:styleId="AA401204244F4B1799F50625725643AF">
-    <w:name w:val="AA401204244F4B1799F50625725643AF"/>
-    <w:rsid w:val="005169C9"/>
-  </w:style>
-  <w:style w:type="paragraph" w:customStyle="1" w:styleId="48A3ACF6A5B749C9A394ED05DCCAA08E">
-    <w:name w:val="48A3ACF6A5B749C9A394ED05DCCAA08E"/>
-    <w:rsid w:val="005169C9"/>
-  </w:style>
-  <w:style w:type="paragraph" w:customStyle="1" w:styleId="864D086858DC404DB41CF521AA61B788">
-    <w:name w:val="864D086858DC404DB41CF521AA61B788"/>
-    <w:rsid w:val="005169C9"/>
-  </w:style>
-  <w:style w:type="paragraph" w:customStyle="1" w:styleId="90FFBB3246F3494D959B67CF2DD2EC46">
-    <w:name w:val="90FFBB3246F3494D959B67CF2DD2EC46"/>
-    <w:rsid w:val="005169C9"/>
-  </w:style>
-  <w:style w:type="paragraph" w:customStyle="1" w:styleId="655EC4BE13CC4F8AA72A3D4BC4711517">
-    <w:name w:val="655EC4BE13CC4F8AA72A3D4BC4711517"/>
-    <w:rsid w:val="005169C9"/>
-  </w:style>
-  <w:style w:type="paragraph" w:customStyle="1" w:styleId="A431D8AEF44E403C95551614823D64F9">
-    <w:name w:val="A431D8AEF44E403C95551614823D64F9"/>
-    <w:rsid w:val="005169C9"/>
-  </w:style>
-  <w:style w:type="paragraph" w:customStyle="1" w:styleId="26424A0B3206406BBAE8CEF6ED609EB8">
-    <w:name w:val="26424A0B3206406BBAE8CEF6ED609EB8"/>
-    <w:rsid w:val="005169C9"/>
-  </w:style>
-  <w:style w:type="paragraph" w:customStyle="1" w:styleId="87C40E88C3ED4F7396B9CE734D8B8244">
-    <w:name w:val="87C40E88C3ED4F7396B9CE734D8B8244"/>
-    <w:rsid w:val="005169C9"/>
-  </w:style>
-  <w:style w:type="paragraph" w:customStyle="1" w:styleId="74B1B063A19F4C399073BA15241636CE">
-    <w:name w:val="74B1B063A19F4C399073BA15241636CE"/>
-    <w:rsid w:val="005169C9"/>
-  </w:style>
-  <w:style w:type="paragraph" w:customStyle="1" w:styleId="898A78423E094227B360A760879108E2">
-    <w:name w:val="898A78423E094227B360A760879108E2"/>
-    <w:rsid w:val="005169C9"/>
-  </w:style>
-  <w:style w:type="paragraph" w:customStyle="1" w:styleId="53D2AACE8C79412488A6EB195DAD9C04">
-    <w:name w:val="53D2AACE8C79412488A6EB195DAD9C04"/>
-    <w:rsid w:val="005169C9"/>
-  </w:style>
-  <w:style w:type="paragraph" w:customStyle="1" w:styleId="79CF8EBF19A84204992A55A6691B7203">
-    <w:name w:val="79CF8EBF19A84204992A55A6691B7203"/>
-    <w:rsid w:val="005169C9"/>
-  </w:style>
-  <w:style w:type="paragraph" w:customStyle="1" w:styleId="94DF3C38AE5343D39AF723ADB59007A9">
-    <w:name w:val="94DF3C38AE5343D39AF723ADB59007A9"/>
-    <w:rsid w:val="005169C9"/>
-  </w:style>
-  <w:style w:type="paragraph" w:customStyle="1" w:styleId="83347B08555348CF8EA87ECA73A2CCA7">
-    <w:name w:val="83347B08555348CF8EA87ECA73A2CCA7"/>
-    <w:rsid w:val="005169C9"/>
-  </w:style>
-  <w:style w:type="paragraph" w:customStyle="1" w:styleId="BFDE1786E5AF429480DA160151C3CC27">
-    <w:name w:val="BFDE1786E5AF429480DA160151C3CC27"/>
-    <w:rsid w:val="005169C9"/>
-  </w:style>
-  <w:style w:type="paragraph" w:customStyle="1" w:styleId="9F7FA6372E734447B8223E3A7BEC74F2">
-    <w:name w:val="9F7FA6372E734447B8223E3A7BEC74F2"/>
-    <w:rsid w:val="005169C9"/>
-  </w:style>
-  <w:style w:type="paragraph" w:customStyle="1" w:styleId="70133AD24F3641B783EBB2AFD6A5884A">
-    <w:name w:val="70133AD24F3641B783EBB2AFD6A5884A"/>
-    <w:rsid w:val="005169C9"/>
-  </w:style>
-  <w:style w:type="paragraph" w:customStyle="1" w:styleId="B2EEF435B0784C11A0A53E9CB276C640">
-    <w:name w:val="B2EEF435B0784C11A0A53E9CB276C640"/>
-    <w:rsid w:val="005169C9"/>
-  </w:style>
-  <w:style w:type="paragraph" w:customStyle="1" w:styleId="7170DF06094D469A8B22FD23A7AC75BA">
-    <w:name w:val="7170DF06094D469A8B22FD23A7AC75BA"/>
-    <w:rsid w:val="005169C9"/>
-  </w:style>
-  <w:style w:type="paragraph" w:customStyle="1" w:styleId="701CEBD826694D289446CA1B8C22E6FB">
-    <w:name w:val="701CEBD826694D289446CA1B8C22E6FB"/>
-    <w:rsid w:val="008136BF"/>
-  </w:style>
-  <w:style w:type="paragraph" w:customStyle="1" w:styleId="0F2795C311884DAC9F09BD1BFE1380D1">
-    <w:name w:val="0F2795C311884DAC9F09BD1BFE1380D1"/>
-    <w:rsid w:val="008136BF"/>
-  </w:style>
-  <w:style w:type="paragraph" w:customStyle="1" w:styleId="D5F831F0EE4B464892D4794322E4E9C9">
-    <w:name w:val="D5F831F0EE4B464892D4794322E4E9C9"/>
-    <w:rsid w:val="008136BF"/>
-  </w:style>
-  <w:style w:type="paragraph" w:customStyle="1" w:styleId="6AE7BD6AA5104329AE44B4F59EB95013">
-    <w:name w:val="6AE7BD6AA5104329AE44B4F59EB95013"/>
-    <w:rsid w:val="008136BF"/>
-  </w:style>
-  <w:style w:type="paragraph" w:customStyle="1" w:styleId="D2D3572044144DF7BFBCDFE5D8955B8A">
-    <w:name w:val="D2D3572044144DF7BFBCDFE5D8955B8A"/>
-    <w:rsid w:val="008136BF"/>
-  </w:style>
-  <w:style w:type="paragraph" w:customStyle="1" w:styleId="F531060F36D24E73A4FDEEE8F857C538">
-    <w:name w:val="F531060F36D24E73A4FDEEE8F857C538"/>
-    <w:rsid w:val="008136BF"/>
-  </w:style>
-  <w:style w:type="paragraph" w:customStyle="1" w:styleId="9A4820DCA79E48ECADF17BEBE80AA085">
-    <w:name w:val="9A4820DCA79E48ECADF17BEBE80AA085"/>
-    <w:rsid w:val="008136BF"/>
-  </w:style>
-  <w:style w:type="paragraph" w:customStyle="1" w:styleId="900DFA58E5A545859DD3F47DD19D5E14">
-    <w:name w:val="900DFA58E5A545859DD3F47DD19D5E14"/>
-    <w:rsid w:val="008136BF"/>
-  </w:style>
-  <w:style w:type="paragraph" w:customStyle="1" w:styleId="77B6F7174629497280AEBD6CFDBADC2C">
-    <w:name w:val="77B6F7174629497280AEBD6CFDBADC2C"/>
-    <w:rsid w:val="008136BF"/>
-  </w:style>
-  <w:style w:type="paragraph" w:customStyle="1" w:styleId="2FE397FBF562466D840C1DDCDDCACC09">
-    <w:name w:val="2FE397FBF562466D840C1DDCDDCACC09"/>
-    <w:rsid w:val="008136BF"/>
-  </w:style>
-  <w:style w:type="paragraph" w:customStyle="1" w:styleId="3F8F56F064944DFB97AEBB303DA3B32F">
-    <w:name w:val="3F8F56F064944DFB97AEBB303DA3B32F"/>
-    <w:rsid w:val="008136BF"/>
-  </w:style>
-  <w:style w:type="paragraph" w:customStyle="1" w:styleId="4B16F458B18E41A8A0A4BF570082AFA0">
-    <w:name w:val="4B16F458B18E41A8A0A4BF570082AFA0"/>
-    <w:rsid w:val="008136BF"/>
-  </w:style>
-  <w:style w:type="paragraph" w:customStyle="1" w:styleId="CAAB9F12558C40C995850A60F3C4C6DB">
-    <w:name w:val="CAAB9F12558C40C995850A60F3C4C6DB"/>
-    <w:rsid w:val="008136BF"/>
-  </w:style>
-  <w:style w:type="paragraph" w:customStyle="1" w:styleId="5F14E20ADF274DECBF2BD31907E6902B">
-    <w:name w:val="5F14E20ADF274DECBF2BD31907E6902B"/>
-    <w:rsid w:val="008136BF"/>
-  </w:style>
-  <w:style w:type="paragraph" w:customStyle="1" w:styleId="42D4F5EA361549F788272FDD8C268210">
-    <w:name w:val="42D4F5EA361549F788272FDD8C268210"/>
-    <w:rsid w:val="008136BF"/>
-  </w:style>
-  <w:style w:type="paragraph" w:customStyle="1" w:styleId="0198B14053FC4CEBB4A31474C9C58714">
-    <w:name w:val="0198B14053FC4CEBB4A31474C9C58714"/>
-    <w:rsid w:val="008136BF"/>
-  </w:style>
-  <w:style w:type="paragraph" w:customStyle="1" w:styleId="774E480AB09A496690E5650CB4D6619D">
-    <w:name w:val="774E480AB09A496690E5650CB4D6619D"/>
-    <w:rsid w:val="008136BF"/>
-  </w:style>
-  <w:style w:type="paragraph" w:customStyle="1" w:styleId="D47D59C14A1648A8902859BA13EB86A1">
-    <w:name w:val="D47D59C14A1648A8902859BA13EB86A1"/>
-    <w:rsid w:val="008136BF"/>
-  </w:style>
-  <w:style w:type="paragraph" w:customStyle="1" w:styleId="CB5134B179BD4363BDFA02B716B15551">
-    <w:name w:val="CB5134B179BD4363BDFA02B716B15551"/>
-    <w:rsid w:val="008136BF"/>
-  </w:style>
-  <w:style w:type="paragraph" w:customStyle="1" w:styleId="66914786EC254255A8FEF8B43D909AB3">
-    <w:name w:val="66914786EC254255A8FEF8B43D909AB3"/>
-    <w:rsid w:val="008136BF"/>
-  </w:style>
-  <w:style w:type="paragraph" w:customStyle="1" w:styleId="1A4B9E804B884385A9C49624F08B15D4">
-    <w:name w:val="1A4B9E804B884385A9C49624F08B15D4"/>
-    <w:rsid w:val="008136BF"/>
-  </w:style>
-  <w:style w:type="paragraph" w:customStyle="1" w:styleId="92BD024FBD3A41BA9EDB5CFF720BA91B">
-    <w:name w:val="92BD024FBD3A41BA9EDB5CFF720BA91B"/>
-    <w:rsid w:val="008136BF"/>
-  </w:style>
-  <w:style w:type="paragraph" w:customStyle="1" w:styleId="13C20F0CAC6540E79A429F061B4F3117">
-    <w:name w:val="13C20F0CAC6540E79A429F061B4F3117"/>
-    <w:rsid w:val="008136BF"/>
-  </w:style>
-  <w:style w:type="paragraph" w:customStyle="1" w:styleId="D1ED53869EED4CC6B96F0369B3795D89">
-    <w:name w:val="D1ED53869EED4CC6B96F0369B3795D89"/>
-    <w:rsid w:val="008136BF"/>
-  </w:style>
-  <w:style w:type="paragraph" w:customStyle="1" w:styleId="99155E96CD674606ABCD10A2B88BA780">
-    <w:name w:val="99155E96CD674606ABCD10A2B88BA780"/>
-    <w:rsid w:val="008136BF"/>
-  </w:style>
-  <w:style w:type="paragraph" w:customStyle="1" w:styleId="BC044D7F674F4974AD528CE873AB812F">
-    <w:name w:val="BC044D7F674F4974AD528CE873AB812F"/>
-    <w:rsid w:val="008136BF"/>
-  </w:style>
-  <w:style w:type="paragraph" w:customStyle="1" w:styleId="4E58D9EA1592473CB42AA92679579E22">
-    <w:name w:val="4E58D9EA1592473CB42AA92679579E22"/>
-    <w:rsid w:val="008136BF"/>
+  <w:style w:type="paragraph" w:customStyle="1" w:styleId="5A94DA2DF8FF4DBBA4F5077FC12FCAF4">
+    <w:name w:val="5A94DA2DF8FF4DBBA4F5077FC12FCAF4"/>
+    <w:rsid w:val="00E541E8"/>
+  </w:style>
+  <w:style w:type="paragraph" w:customStyle="1" w:styleId="DD02849391E14575A7FF2E95E19C0DAB">
+    <w:name w:val="DD02849391E14575A7FF2E95E19C0DAB"/>
+    <w:rsid w:val="00E541E8"/>
+  </w:style>
+  <w:style w:type="paragraph" w:customStyle="1" w:styleId="51E1284AA13942DF91B9FB307A8583B3">
+    <w:name w:val="51E1284AA13942DF91B9FB307A8583B3"/>
+    <w:rsid w:val="00E541E8"/>
+  </w:style>
+  <w:style w:type="paragraph" w:customStyle="1" w:styleId="A8A85ACDB28C49CD9C39A210C7EDBC2E">
+    <w:name w:val="A8A85ACDB28C49CD9C39A210C7EDBC2E"/>
+    <w:rsid w:val="00E541E8"/>
+  </w:style>
+  <w:style w:type="paragraph" w:customStyle="1" w:styleId="4DB9CCA796DC4213B72B0933F8CC9DD4">
+    <w:name w:val="4DB9CCA796DC4213B72B0933F8CC9DD4"/>
+    <w:rsid w:val="00E541E8"/>
+  </w:style>
+  <w:style w:type="paragraph" w:customStyle="1" w:styleId="A2988A33D4B54B5E948AF920FD4C5F5F">
+    <w:name w:val="A2988A33D4B54B5E948AF920FD4C5F5F"/>
+    <w:rsid w:val="00E541E8"/>
+  </w:style>
+  <w:style w:type="paragraph" w:customStyle="1" w:styleId="EA98E22FA3A146E7A88F28911BBD66AF">
+    <w:name w:val="EA98E22FA3A146E7A88F28911BBD66AF"/>
+    <w:rsid w:val="00E541E8"/>
+  </w:style>
+  <w:style w:type="paragraph" w:customStyle="1" w:styleId="9CEC9B675FB44171BC1F295FC8347393">
+    <w:name w:val="9CEC9B675FB44171BC1F295FC8347393"/>
+    <w:rsid w:val="00E541E8"/>
+  </w:style>
+  <w:style w:type="paragraph" w:customStyle="1" w:styleId="5C717AEAF9F54DF6BF4DE6768033ADC9">
+    <w:name w:val="5C717AEAF9F54DF6BF4DE6768033ADC9"/>
+    <w:rsid w:val="00E541E8"/>
+  </w:style>
+  <w:style w:type="paragraph" w:customStyle="1" w:styleId="F0E973BE839F43B4BCBAB258365329E4">
+    <w:name w:val="F0E973BE839F43B4BCBAB258365329E4"/>
+    <w:rsid w:val="00E541E8"/>
+  </w:style>
+  <w:style w:type="paragraph" w:customStyle="1" w:styleId="28188AE9E8B64BB6BB428430DFF897B8">
+    <w:name w:val="28188AE9E8B64BB6BB428430DFF897B8"/>
+    <w:rsid w:val="00E541E8"/>
+  </w:style>
+  <w:style w:type="paragraph" w:customStyle="1" w:styleId="3FF00743AA284B0E8F160D86710AF6EB">
+    <w:name w:val="3FF00743AA284B0E8F160D86710AF6EB"/>
+    <w:rsid w:val="00E541E8"/>
+  </w:style>
+  <w:style w:type="paragraph" w:customStyle="1" w:styleId="D077636947C44EBDA736EA45B2354535">
+    <w:name w:val="D077636947C44EBDA736EA45B2354535"/>
+    <w:rsid w:val="00E541E8"/>
+  </w:style>
+  <w:style w:type="paragraph" w:customStyle="1" w:styleId="B4FFBAD990D048C290CFE9BB6451F6FE">
+    <w:name w:val="B4FFBAD990D048C290CFE9BB6451F6FE"/>
+    <w:rsid w:val="00E541E8"/>
+  </w:style>
+  <w:style w:type="paragraph" w:customStyle="1" w:styleId="5CD3AD2906D64D6E8685EA233546EBC0">
+    <w:name w:val="5CD3AD2906D64D6E8685EA233546EBC0"/>
+    <w:rsid w:val="00E541E8"/>
+  </w:style>
+  <w:style w:type="paragraph" w:customStyle="1" w:styleId="400581866F524AD68FC48E1AC1FBB391">
+    <w:name w:val="400581866F524AD68FC48E1AC1FBB391"/>
+    <w:rsid w:val="00E541E8"/>
+  </w:style>
+  <w:style w:type="paragraph" w:customStyle="1" w:styleId="4BFD73A50CD64029A8B62A09F1BFDD57">
+    <w:name w:val="4BFD73A50CD64029A8B62A09F1BFDD57"/>
+    <w:rsid w:val="00E541E8"/>
+  </w:style>
+  <w:style w:type="paragraph" w:customStyle="1" w:styleId="E751540634784DD0BD35011AF0EEA6A2">
+    <w:name w:val="E751540634784DD0BD35011AF0EEA6A2"/>
+    <w:rsid w:val="00E541E8"/>
   </w:style>
   <w:style w:type="paragraph" w:customStyle="1" w:styleId="76CA3A99484D49388901EC11CE01811A">
     <w:name w:val="76CA3A99484D49388901EC11CE01811A"/>
@@ -30830,50 +29512,6 @@
     <w:name w:val="FC010AF4439344D9BAF1B07320293DEC"/>
     <w:rsid w:val="008136BF"/>
   </w:style>
-  <w:style w:type="paragraph" w:customStyle="1" w:styleId="C5694F9B35E64F85B1B8C9332354F53A">
-    <w:name w:val="C5694F9B35E64F85B1B8C9332354F53A"/>
-    <w:rsid w:val="008136BF"/>
-  </w:style>
-  <w:style w:type="paragraph" w:customStyle="1" w:styleId="6CD426790E154188B50424D9482B8ECC">
-    <w:name w:val="6CD426790E154188B50424D9482B8ECC"/>
-    <w:rsid w:val="008136BF"/>
-  </w:style>
-  <w:style w:type="paragraph" w:customStyle="1" w:styleId="525177B48B4E426FAAD31FFEB6F456A7">
-    <w:name w:val="525177B48B4E426FAAD31FFEB6F456A7"/>
-    <w:rsid w:val="008136BF"/>
-  </w:style>
-  <w:style w:type="paragraph" w:customStyle="1" w:styleId="8FF530DCF1ED45A1806AD94C3E76A1B0">
-    <w:name w:val="8FF530DCF1ED45A1806AD94C3E76A1B0"/>
-    <w:rsid w:val="008136BF"/>
-  </w:style>
-  <w:style w:type="paragraph" w:customStyle="1" w:styleId="280963AE838449118B667FEAE8BD71EF">
-    <w:name w:val="280963AE838449118B667FEAE8BD71EF"/>
-    <w:rsid w:val="008136BF"/>
-  </w:style>
-  <w:style w:type="paragraph" w:customStyle="1" w:styleId="55512A58E9EE48DDADC1466E585D34D2">
-    <w:name w:val="55512A58E9EE48DDADC1466E585D34D2"/>
-    <w:rsid w:val="008136BF"/>
-  </w:style>
-  <w:style w:type="paragraph" w:customStyle="1" w:styleId="141D7BC00BC1463E8B78EEDED3CF387C">
-    <w:name w:val="141D7BC00BC1463E8B78EEDED3CF387C"/>
-    <w:rsid w:val="008136BF"/>
-  </w:style>
-  <w:style w:type="paragraph" w:customStyle="1" w:styleId="B606B745B30A4BB6AFFBEAAF706A6AB1">
-    <w:name w:val="B606B745B30A4BB6AFFBEAAF706A6AB1"/>
-    <w:rsid w:val="008136BF"/>
-  </w:style>
-  <w:style w:type="paragraph" w:customStyle="1" w:styleId="673F436B94CF4567860E2A36BD38D920">
-    <w:name w:val="673F436B94CF4567860E2A36BD38D920"/>
-    <w:rsid w:val="008136BF"/>
-  </w:style>
-  <w:style w:type="paragraph" w:customStyle="1" w:styleId="897CFE31E68842D19ABB83BFD0B6A6F7">
-    <w:name w:val="897CFE31E68842D19ABB83BFD0B6A6F7"/>
-    <w:rsid w:val="008136BF"/>
-  </w:style>
-  <w:style w:type="paragraph" w:customStyle="1" w:styleId="598CA6281D054F7CA828EEA48C18E975">
-    <w:name w:val="598CA6281D054F7CA828EEA48C18E975"/>
-    <w:rsid w:val="008136BF"/>
-  </w:style>
   <w:style w:type="paragraph" w:customStyle="1" w:styleId="877C9E1E8FDA43799D714B01EF51E63E">
     <w:name w:val="877C9E1E8FDA43799D714B01EF51E63E"/>
     <w:rsid w:val="008136BF"/>
@@ -30885,6 +29523,46 @@
   <w:style w:type="paragraph" w:customStyle="1" w:styleId="9A844983FFE744C7A07FBD914DADD485">
     <w:name w:val="9A844983FFE744C7A07FBD914DADD485"/>
     <w:rsid w:val="008136BF"/>
+  </w:style>
+  <w:style w:type="paragraph" w:customStyle="1" w:styleId="F8D7330F1A154789BB58214485941BBC">
+    <w:name w:val="F8D7330F1A154789BB58214485941BBC"/>
+    <w:rsid w:val="00F1194C"/>
+  </w:style>
+  <w:style w:type="paragraph" w:customStyle="1" w:styleId="1038909A4407452FABC6A274CD1579D4">
+    <w:name w:val="1038909A4407452FABC6A274CD1579D4"/>
+    <w:rsid w:val="00F1194C"/>
+  </w:style>
+  <w:style w:type="paragraph" w:customStyle="1" w:styleId="6E7CBBD928CB4A858F3815B698C0F039">
+    <w:name w:val="6E7CBBD928CB4A858F3815B698C0F039"/>
+    <w:rsid w:val="00F1194C"/>
+  </w:style>
+  <w:style w:type="paragraph" w:customStyle="1" w:styleId="911C3E68178C420E84C1E2AA0F1C4ADD">
+    <w:name w:val="911C3E68178C420E84C1E2AA0F1C4ADD"/>
+    <w:rsid w:val="00F1194C"/>
+  </w:style>
+  <w:style w:type="paragraph" w:customStyle="1" w:styleId="BB8062A908A74D3EA7B17D5C878398F9">
+    <w:name w:val="BB8062A908A74D3EA7B17D5C878398F9"/>
+    <w:rsid w:val="00F1194C"/>
+  </w:style>
+  <w:style w:type="paragraph" w:customStyle="1" w:styleId="6B0FB293E8144938A12D51E7DE901AB9">
+    <w:name w:val="6B0FB293E8144938A12D51E7DE901AB9"/>
+    <w:rsid w:val="00F1194C"/>
+  </w:style>
+  <w:style w:type="paragraph" w:customStyle="1" w:styleId="AD6D87747FEB4F72A26AE9878F6D5DE4">
+    <w:name w:val="AD6D87747FEB4F72A26AE9878F6D5DE4"/>
+    <w:rsid w:val="00F1194C"/>
+  </w:style>
+  <w:style w:type="paragraph" w:customStyle="1" w:styleId="0AC0980365734280A1B50EC0E36E035C">
+    <w:name w:val="0AC0980365734280A1B50EC0E36E035C"/>
+    <w:rsid w:val="00F1194C"/>
+  </w:style>
+  <w:style w:type="paragraph" w:customStyle="1" w:styleId="DAA4F244079E4E7B82DC636DF07F8454">
+    <w:name w:val="DAA4F244079E4E7B82DC636DF07F8454"/>
+    <w:rsid w:val="00F1194C"/>
+  </w:style>
+  <w:style w:type="paragraph" w:customStyle="1" w:styleId="514C5F88F00446B0AB2216F3C9BC168A">
+    <w:name w:val="514C5F88F00446B0AB2216F3C9BC168A"/>
+    <w:rsid w:val="00F1194C"/>
   </w:style>
 </w:styles>
 </file>
